--- a/4-质量管理/流程制度规范类文件/SFKJ-ITSS-0406-运维服务沟通管理制度.docx
+++ b/4-质量管理/流程制度规范类文件/SFKJ-ITSS-0406-运维服务沟通管理制度.docx
@@ -1,11 +1,10 @@
 
 <file path=word/document.xml><?xml version="1.0" encoding="utf-8"?>
-<w:document xmlns:wpc="http://schemas.microsoft.com/office/word/2010/wordprocessingCanvas" xmlns:mc="http://schemas.openxmlformats.org/markup-compatibility/2006" xmlns:o="urn:schemas-microsoft-com:office:office" xmlns:r="http://schemas.openxmlformats.org/officeDocument/2006/relationships" xmlns:m="http://schemas.openxmlformats.org/officeDocument/2006/math" xmlns:v="urn:schemas-microsoft-com:vml" xmlns:wp14="http://schemas.microsoft.com/office/word/2010/wordprocessingDrawing" xmlns:wp="http://schemas.openxmlformats.org/drawingml/2006/wordprocessingDrawing" xmlns:w10="urn:schemas-microsoft-com:office:word" xmlns:w="http://schemas.openxmlformats.org/wordprocessingml/2006/main" xmlns:w14="http://schemas.microsoft.com/office/word/2010/wordml" xmlns:w15="http://schemas.microsoft.com/office/word/2012/wordml" xmlns:wne="http://schemas.microsoft.com/office/word/2006/wordml" xmlns:wpg="http://schemas.microsoft.com/office/word/2010/wordprocessingGroup" xmlns:wpi="http://schemas.microsoft.com/office/word/2010/wordprocessingInk" xmlns:wps="http://schemas.microsoft.com/office/word/2010/wordprocessingShape" mc:Ignorable="w14 w15 wp14">
-  <!-- Generated by Aspose.Words for .NET 13.3.0.1 -->
+<w:document xmlns:wpc="http://schemas.microsoft.com/office/word/2010/wordprocessingCanvas" xmlns:cx="http://schemas.microsoft.com/office/drawing/2014/chartex" xmlns:cx1="http://schemas.microsoft.com/office/drawing/2015/9/8/chartex" xmlns:cx2="http://schemas.microsoft.com/office/drawing/2015/10/21/chartex" xmlns:cx3="http://schemas.microsoft.com/office/drawing/2016/5/9/chartex" xmlns:cx4="http://schemas.microsoft.com/office/drawing/2016/5/10/chartex" xmlns:cx5="http://schemas.microsoft.com/office/drawing/2016/5/11/chartex" xmlns:cx6="http://schemas.microsoft.com/office/drawing/2016/5/12/chartex" xmlns:cx7="http://schemas.microsoft.com/office/drawing/2016/5/13/chartex" xmlns:cx8="http://schemas.microsoft.com/office/drawing/2016/5/14/chartex" xmlns:mc="http://schemas.openxmlformats.org/markup-compatibility/2006" xmlns:o="urn:schemas-microsoft-com:office:office" xmlns:r="http://schemas.openxmlformats.org/officeDocument/2006/relationships" xmlns:m="http://schemas.openxmlformats.org/officeDocument/2006/math" xmlns:v="urn:schemas-microsoft-com:vml" xmlns:wp14="http://schemas.microsoft.com/office/word/2010/wordprocessingDrawing" xmlns:wp="http://schemas.openxmlformats.org/drawingml/2006/wordprocessingDrawing" xmlns:w="http://schemas.openxmlformats.org/wordprocessingml/2006/main" xmlns:w14="http://schemas.microsoft.com/office/word/2010/wordml" xmlns:w10="urn:schemas-microsoft-com:office:word" xmlns:w15="http://schemas.microsoft.com/office/word/2012/wordml" xmlns:wpg="http://schemas.microsoft.com/office/word/2010/wordprocessingGroup" xmlns:wpi="http://schemas.microsoft.com/office/word/2010/wordprocessingInk" xmlns:wne="http://schemas.microsoft.com/office/word/2006/wordml" xmlns:wps="http://schemas.microsoft.com/office/word/2010/wordprocessingShape" xmlns:wpsCustomData="http://www.wps.cn/officeDocument/2013/wpsCustomData" mc:Ignorable="w14 w15 wp14">
   <w:body>
     <w:p>
       <w:pPr>
-        <w:pStyle w:val="a"/>
+        <w:pStyle w:val="26"/>
         <w:keepLines w:val="0"/>
         <w:pageBreakBefore w:val="0"/>
         <w:widowControl w:val="0"/>
@@ -37,7 +36,7 @@
     </w:p>
     <w:p>
       <w:pPr>
-        <w:pStyle w:val="a0"/>
+        <w:pStyle w:val="27"/>
         <w:keepLines w:val="0"/>
         <w:pageBreakBefore w:val="0"/>
         <w:widowControl w:val="0"/>
@@ -67,17 +66,18 @@
     </w:p>
     <w:tbl>
       <w:tblPr>
-        <w:tblStyle w:val="TableGrid"/>
+        <w:tblStyle w:val="23"/>
         <w:tblW w:w="8522" w:type="dxa"/>
         <w:jc w:val="center"/>
         <w:tblBorders>
-          <w:top w:val="nil"/>
-          <w:left w:val="nil"/>
-          <w:bottom w:val="nil"/>
-          <w:right w:val="nil"/>
-          <w:insideH w:val="nil"/>
-          <w:insideV w:val="nil"/>
+          <w:top w:val="none" w:color="auto" w:sz="0" w:space="0"/>
+          <w:left w:val="none" w:color="auto" w:sz="0" w:space="0"/>
+          <w:bottom w:val="none" w:color="auto" w:sz="0" w:space="0"/>
+          <w:right w:val="none" w:color="auto" w:sz="0" w:space="0"/>
+          <w:insideH w:val="none" w:color="auto" w:sz="0" w:space="0"/>
+          <w:insideV w:val="none" w:color="auto" w:sz="0" w:space="0"/>
         </w:tblBorders>
+        <w:tblLayout w:type="autofit"/>
         <w:tblCellMar>
           <w:top w:w="0" w:type="dxa"/>
           <w:left w:w="108" w:type="dxa"/>
@@ -93,15 +93,13 @@
       </w:tblGrid>
       <w:tr>
         <w:tblPrEx>
-          <w:tblW w:w="8522" w:type="dxa"/>
-          <w:jc w:val="center"/>
           <w:tblBorders>
-            <w:top w:val="nil"/>
-            <w:left w:val="nil"/>
-            <w:bottom w:val="nil"/>
-            <w:right w:val="nil"/>
-            <w:insideH w:val="nil"/>
-            <w:insideV w:val="nil"/>
+            <w:top w:val="none" w:color="auto" w:sz="0" w:space="0"/>
+            <w:left w:val="none" w:color="auto" w:sz="0" w:space="0"/>
+            <w:bottom w:val="none" w:color="auto" w:sz="0" w:space="0"/>
+            <w:right w:val="none" w:color="auto" w:sz="0" w:space="0"/>
+            <w:insideH w:val="none" w:color="auto" w:sz="0" w:space="0"/>
+            <w:insideV w:val="none" w:color="auto" w:sz="0" w:space="0"/>
           </w:tblBorders>
           <w:tblCellMar>
             <w:top w:w="0" w:type="dxa"/>
@@ -111,7 +109,7 @@
           </w:tblCellMar>
         </w:tblPrEx>
         <w:trPr>
-          <w:trHeight w:val="0"/>
+          <w:trHeight w:val="0" w:hRule="atLeast"/>
           <w:tblHeader/>
           <w:jc w:val="center"/>
         </w:trPr>
@@ -119,8 +117,8 @@
           <w:tcPr>
             <w:tcW w:w="1824" w:type="dxa"/>
             <w:tcBorders>
-              <w:top w:val="single" w:sz="4" w:space="0" w:color="auto"/>
-              <w:left w:val="single" w:sz="4" w:space="0" w:color="auto"/>
+              <w:top w:val="single" w:color="auto" w:sz="4" w:space="0"/>
+              <w:left w:val="single" w:color="auto" w:sz="4" w:space="0"/>
               <w:bottom w:val="nil"/>
               <w:right w:val="nil"/>
             </w:tcBorders>
@@ -165,8 +163,8 @@
           <w:tcPr>
             <w:tcW w:w="3090" w:type="dxa"/>
             <w:tcBorders>
-              <w:top w:val="single" w:sz="4" w:space="0" w:color="auto"/>
-              <w:left w:val="single" w:sz="4" w:space="0" w:color="auto"/>
+              <w:top w:val="single" w:color="auto" w:sz="4" w:space="0"/>
+              <w:left w:val="single" w:color="auto" w:sz="4" w:space="0"/>
               <w:bottom w:val="nil"/>
               <w:right w:val="nil"/>
             </w:tcBorders>
@@ -210,8 +208,8 @@
           <w:tcPr>
             <w:tcW w:w="1824" w:type="dxa"/>
             <w:tcBorders>
-              <w:top w:val="single" w:sz="4" w:space="0" w:color="auto"/>
-              <w:left w:val="single" w:sz="4" w:space="0" w:color="auto"/>
+              <w:top w:val="single" w:color="auto" w:sz="4" w:space="0"/>
+              <w:left w:val="single" w:color="auto" w:sz="4" w:space="0"/>
               <w:bottom w:val="nil"/>
               <w:right w:val="nil"/>
             </w:tcBorders>
@@ -256,10 +254,10 @@
           <w:tcPr>
             <w:tcW w:w="1784" w:type="dxa"/>
             <w:tcBorders>
-              <w:top w:val="single" w:sz="4" w:space="0" w:color="auto"/>
-              <w:left w:val="single" w:sz="4" w:space="0" w:color="auto"/>
+              <w:top w:val="single" w:color="auto" w:sz="4" w:space="0"/>
+              <w:left w:val="single" w:color="auto" w:sz="4" w:space="0"/>
               <w:bottom w:val="nil"/>
-              <w:right w:val="single" w:sz="4" w:space="0" w:color="auto"/>
+              <w:right w:val="single" w:color="auto" w:sz="4" w:space="0"/>
             </w:tcBorders>
             <w:tcMar>
               <w:top w:w="-1" w:type="dxa"/>
@@ -300,8 +298,14 @@
       </w:tr>
       <w:tr>
         <w:tblPrEx>
-          <w:tblW w:w="8522" w:type="dxa"/>
-          <w:jc w:val="center"/>
+          <w:tblBorders>
+            <w:top w:val="none" w:color="auto" w:sz="0" w:space="0"/>
+            <w:left w:val="none" w:color="auto" w:sz="0" w:space="0"/>
+            <w:bottom w:val="none" w:color="auto" w:sz="0" w:space="0"/>
+            <w:right w:val="none" w:color="auto" w:sz="0" w:space="0"/>
+            <w:insideH w:val="none" w:color="auto" w:sz="0" w:space="0"/>
+            <w:insideV w:val="none" w:color="auto" w:sz="0" w:space="0"/>
+          </w:tblBorders>
           <w:tblCellMar>
             <w:top w:w="0" w:type="dxa"/>
             <w:left w:w="108" w:type="dxa"/>
@@ -310,7 +314,7 @@
           </w:tblCellMar>
         </w:tblPrEx>
         <w:trPr>
-          <w:trHeight w:val="0"/>
+          <w:trHeight w:val="0" w:hRule="atLeast"/>
           <w:tblHeader/>
           <w:jc w:val="center"/>
         </w:trPr>
@@ -318,8 +322,8 @@
           <w:tcPr>
             <w:tcW w:w="1824" w:type="dxa"/>
             <w:tcBorders>
-              <w:top w:val="single" w:sz="4" w:space="0" w:color="auto"/>
-              <w:left w:val="single" w:sz="4" w:space="0" w:color="auto"/>
+              <w:top w:val="single" w:color="auto" w:sz="4" w:space="0"/>
+              <w:left w:val="single" w:color="auto" w:sz="4" w:space="0"/>
               <w:bottom w:val="nil"/>
               <w:right w:val="nil"/>
             </w:tcBorders>
@@ -364,8 +368,8 @@
           <w:tcPr>
             <w:tcW w:w="3090" w:type="dxa"/>
             <w:tcBorders>
-              <w:top w:val="single" w:sz="4" w:space="0" w:color="auto"/>
-              <w:left w:val="single" w:sz="4" w:space="0" w:color="auto"/>
+              <w:top w:val="single" w:color="auto" w:sz="4" w:space="0"/>
+              <w:left w:val="single" w:color="auto" w:sz="4" w:space="0"/>
               <w:bottom w:val="nil"/>
               <w:right w:val="nil"/>
             </w:tcBorders>
@@ -409,8 +413,8 @@
           <w:tcPr>
             <w:tcW w:w="1824" w:type="dxa"/>
             <w:tcBorders>
-              <w:top w:val="single" w:sz="4" w:space="0" w:color="auto"/>
-              <w:left w:val="single" w:sz="4" w:space="0" w:color="auto"/>
+              <w:top w:val="single" w:color="auto" w:sz="4" w:space="0"/>
+              <w:left w:val="single" w:color="auto" w:sz="4" w:space="0"/>
               <w:bottom w:val="nil"/>
               <w:right w:val="nil"/>
             </w:tcBorders>
@@ -455,10 +459,10 @@
           <w:tcPr>
             <w:tcW w:w="1784" w:type="dxa"/>
             <w:tcBorders>
-              <w:top w:val="single" w:sz="4" w:space="0" w:color="auto"/>
-              <w:left w:val="single" w:sz="4" w:space="0" w:color="auto"/>
+              <w:top w:val="single" w:color="auto" w:sz="4" w:space="0"/>
+              <w:left w:val="single" w:color="auto" w:sz="4" w:space="0"/>
               <w:bottom w:val="nil"/>
-              <w:right w:val="single" w:sz="4" w:space="0" w:color="auto"/>
+              <w:right w:val="single" w:color="auto" w:sz="4" w:space="0"/>
             </w:tcBorders>
             <w:tcMar>
               <w:top w:w="-1" w:type="dxa"/>
@@ -499,8 +503,14 @@
       </w:tr>
       <w:tr>
         <w:tblPrEx>
-          <w:tblW w:w="8522" w:type="dxa"/>
-          <w:jc w:val="center"/>
+          <w:tblBorders>
+            <w:top w:val="none" w:color="auto" w:sz="0" w:space="0"/>
+            <w:left w:val="none" w:color="auto" w:sz="0" w:space="0"/>
+            <w:bottom w:val="none" w:color="auto" w:sz="0" w:space="0"/>
+            <w:right w:val="none" w:color="auto" w:sz="0" w:space="0"/>
+            <w:insideH w:val="none" w:color="auto" w:sz="0" w:space="0"/>
+            <w:insideV w:val="none" w:color="auto" w:sz="0" w:space="0"/>
+          </w:tblBorders>
           <w:tblCellMar>
             <w:top w:w="0" w:type="dxa"/>
             <w:left w:w="108" w:type="dxa"/>
@@ -509,7 +519,7 @@
           </w:tblCellMar>
         </w:tblPrEx>
         <w:trPr>
-          <w:trHeight w:val="0"/>
+          <w:trHeight w:val="0" w:hRule="atLeast"/>
           <w:tblHeader/>
           <w:jc w:val="center"/>
         </w:trPr>
@@ -517,8 +527,8 @@
           <w:tcPr>
             <w:tcW w:w="1824" w:type="dxa"/>
             <w:tcBorders>
-              <w:top w:val="single" w:sz="4" w:space="0" w:color="auto"/>
-              <w:left w:val="single" w:sz="4" w:space="0" w:color="auto"/>
+              <w:top w:val="single" w:color="auto" w:sz="4" w:space="0"/>
+              <w:left w:val="single" w:color="auto" w:sz="4" w:space="0"/>
               <w:bottom w:val="nil"/>
               <w:right w:val="nil"/>
             </w:tcBorders>
@@ -563,8 +573,8 @@
           <w:tcPr>
             <w:tcW w:w="3090" w:type="dxa"/>
             <w:tcBorders>
-              <w:top w:val="single" w:sz="4" w:space="0" w:color="auto"/>
-              <w:left w:val="single" w:sz="4" w:space="0" w:color="auto"/>
+              <w:top w:val="single" w:color="auto" w:sz="4" w:space="0"/>
+              <w:left w:val="single" w:color="auto" w:sz="4" w:space="0"/>
               <w:bottom w:val="nil"/>
               <w:right w:val="nil"/>
             </w:tcBorders>
@@ -608,8 +618,8 @@
           <w:tcPr>
             <w:tcW w:w="1824" w:type="dxa"/>
             <w:tcBorders>
-              <w:top w:val="single" w:sz="4" w:space="0" w:color="auto"/>
-              <w:left w:val="single" w:sz="4" w:space="0" w:color="auto"/>
+              <w:top w:val="single" w:color="auto" w:sz="4" w:space="0"/>
+              <w:left w:val="single" w:color="auto" w:sz="4" w:space="0"/>
               <w:bottom w:val="nil"/>
               <w:right w:val="nil"/>
             </w:tcBorders>
@@ -654,10 +664,10 @@
           <w:tcPr>
             <w:tcW w:w="1784" w:type="dxa"/>
             <w:tcBorders>
-              <w:top w:val="single" w:sz="4" w:space="0" w:color="auto"/>
-              <w:left w:val="single" w:sz="4" w:space="0" w:color="auto"/>
+              <w:top w:val="single" w:color="auto" w:sz="4" w:space="0"/>
+              <w:left w:val="single" w:color="auto" w:sz="4" w:space="0"/>
               <w:bottom w:val="nil"/>
-              <w:right w:val="single" w:sz="4" w:space="0" w:color="auto"/>
+              <w:right w:val="single" w:color="auto" w:sz="4" w:space="0"/>
             </w:tcBorders>
             <w:tcMar>
               <w:top w:w="-1" w:type="dxa"/>
@@ -698,8 +708,14 @@
       </w:tr>
       <w:tr>
         <w:tblPrEx>
-          <w:tblW w:w="8522" w:type="dxa"/>
-          <w:jc w:val="center"/>
+          <w:tblBorders>
+            <w:top w:val="none" w:color="auto" w:sz="0" w:space="0"/>
+            <w:left w:val="none" w:color="auto" w:sz="0" w:space="0"/>
+            <w:bottom w:val="none" w:color="auto" w:sz="0" w:space="0"/>
+            <w:right w:val="none" w:color="auto" w:sz="0" w:space="0"/>
+            <w:insideH w:val="none" w:color="auto" w:sz="0" w:space="0"/>
+            <w:insideV w:val="none" w:color="auto" w:sz="0" w:space="0"/>
+          </w:tblBorders>
           <w:tblCellMar>
             <w:top w:w="0" w:type="dxa"/>
             <w:left w:w="108" w:type="dxa"/>
@@ -708,7 +724,7 @@
           </w:tblCellMar>
         </w:tblPrEx>
         <w:trPr>
-          <w:trHeight w:val="0"/>
+          <w:trHeight w:val="0" w:hRule="atLeast"/>
           <w:tblHeader/>
           <w:jc w:val="center"/>
         </w:trPr>
@@ -716,8 +732,8 @@
           <w:tcPr>
             <w:tcW w:w="1824" w:type="dxa"/>
             <w:tcBorders>
-              <w:top w:val="single" w:sz="4" w:space="0" w:color="auto"/>
-              <w:left w:val="single" w:sz="4" w:space="0" w:color="auto"/>
+              <w:top w:val="single" w:color="auto" w:sz="4" w:space="0"/>
+              <w:left w:val="single" w:color="auto" w:sz="4" w:space="0"/>
               <w:bottom w:val="nil"/>
               <w:right w:val="nil"/>
             </w:tcBorders>
@@ -762,8 +778,8 @@
           <w:tcPr>
             <w:tcW w:w="3090" w:type="dxa"/>
             <w:tcBorders>
-              <w:top w:val="single" w:sz="4" w:space="0" w:color="auto"/>
-              <w:left w:val="single" w:sz="4" w:space="0" w:color="auto"/>
+              <w:top w:val="single" w:color="auto" w:sz="4" w:space="0"/>
+              <w:left w:val="single" w:color="auto" w:sz="4" w:space="0"/>
               <w:bottom w:val="nil"/>
               <w:right w:val="nil"/>
             </w:tcBorders>
@@ -807,8 +823,8 @@
           <w:tcPr>
             <w:tcW w:w="1824" w:type="dxa"/>
             <w:tcBorders>
-              <w:top w:val="single" w:sz="4" w:space="0" w:color="auto"/>
-              <w:left w:val="single" w:sz="4" w:space="0" w:color="auto"/>
+              <w:top w:val="single" w:color="auto" w:sz="4" w:space="0"/>
+              <w:left w:val="single" w:color="auto" w:sz="4" w:space="0"/>
               <w:bottom w:val="nil"/>
               <w:right w:val="nil"/>
             </w:tcBorders>
@@ -853,10 +869,10 @@
           <w:tcPr>
             <w:tcW w:w="1784" w:type="dxa"/>
             <w:tcBorders>
-              <w:top w:val="single" w:sz="4" w:space="0" w:color="auto"/>
-              <w:left w:val="single" w:sz="4" w:space="0" w:color="auto"/>
+              <w:top w:val="single" w:color="auto" w:sz="4" w:space="0"/>
+              <w:left w:val="single" w:color="auto" w:sz="4" w:space="0"/>
               <w:bottom w:val="nil"/>
-              <w:right w:val="single" w:sz="4" w:space="0" w:color="auto"/>
+              <w:right w:val="single" w:color="auto" w:sz="4" w:space="0"/>
             </w:tcBorders>
             <w:tcMar>
               <w:top w:w="-1" w:type="dxa"/>
@@ -897,8 +913,14 @@
       </w:tr>
       <w:tr>
         <w:tblPrEx>
-          <w:tblW w:w="8522" w:type="dxa"/>
-          <w:jc w:val="center"/>
+          <w:tblBorders>
+            <w:top w:val="none" w:color="auto" w:sz="0" w:space="0"/>
+            <w:left w:val="none" w:color="auto" w:sz="0" w:space="0"/>
+            <w:bottom w:val="none" w:color="auto" w:sz="0" w:space="0"/>
+            <w:right w:val="none" w:color="auto" w:sz="0" w:space="0"/>
+            <w:insideH w:val="none" w:color="auto" w:sz="0" w:space="0"/>
+            <w:insideV w:val="none" w:color="auto" w:sz="0" w:space="0"/>
+          </w:tblBorders>
           <w:tblCellMar>
             <w:top w:w="0" w:type="dxa"/>
             <w:left w:w="108" w:type="dxa"/>
@@ -907,7 +929,7 @@
           </w:tblCellMar>
         </w:tblPrEx>
         <w:trPr>
-          <w:trHeight w:val="0"/>
+          <w:trHeight w:val="0" w:hRule="atLeast"/>
           <w:tblHeader/>
           <w:jc w:val="center"/>
         </w:trPr>
@@ -915,9 +937,9 @@
           <w:tcPr>
             <w:tcW w:w="1824" w:type="dxa"/>
             <w:tcBorders>
-              <w:top w:val="single" w:sz="4" w:space="0" w:color="auto"/>
-              <w:left w:val="single" w:sz="4" w:space="0" w:color="auto"/>
-              <w:bottom w:val="single" w:sz="4" w:space="0" w:color="auto"/>
+              <w:top w:val="single" w:color="auto" w:sz="4" w:space="0"/>
+              <w:left w:val="single" w:color="auto" w:sz="4" w:space="0"/>
+              <w:bottom w:val="single" w:color="auto" w:sz="4" w:space="0"/>
               <w:right w:val="nil"/>
             </w:tcBorders>
             <w:shd w:val="clear" w:color="auto" w:fill="AEAAAA" w:themeFill="background2" w:themeFillShade="BF"/>
@@ -961,9 +983,9 @@
           <w:tcPr>
             <w:tcW w:w="3090" w:type="dxa"/>
             <w:tcBorders>
-              <w:top w:val="single" w:sz="4" w:space="0" w:color="auto"/>
-              <w:left w:val="single" w:sz="4" w:space="0" w:color="auto"/>
-              <w:bottom w:val="single" w:sz="4" w:space="0" w:color="auto"/>
+              <w:top w:val="single" w:color="auto" w:sz="4" w:space="0"/>
+              <w:left w:val="single" w:color="auto" w:sz="4" w:space="0"/>
+              <w:bottom w:val="single" w:color="auto" w:sz="4" w:space="0"/>
               <w:right w:val="nil"/>
             </w:tcBorders>
             <w:tcMar>
@@ -1006,9 +1028,9 @@
           <w:tcPr>
             <w:tcW w:w="1824" w:type="dxa"/>
             <w:tcBorders>
-              <w:top w:val="single" w:sz="4" w:space="0" w:color="auto"/>
-              <w:left w:val="single" w:sz="4" w:space="0" w:color="auto"/>
-              <w:bottom w:val="single" w:sz="4" w:space="0" w:color="auto"/>
+              <w:top w:val="single" w:color="auto" w:sz="4" w:space="0"/>
+              <w:left w:val="single" w:color="auto" w:sz="4" w:space="0"/>
+              <w:bottom w:val="single" w:color="auto" w:sz="4" w:space="0"/>
               <w:right w:val="nil"/>
             </w:tcBorders>
             <w:shd w:val="clear" w:color="auto" w:fill="AEAAAA" w:themeFill="background2" w:themeFillShade="BF"/>
@@ -1052,10 +1074,10 @@
           <w:tcPr>
             <w:tcW w:w="1784" w:type="dxa"/>
             <w:tcBorders>
-              <w:top w:val="single" w:sz="4" w:space="0" w:color="auto"/>
-              <w:left w:val="single" w:sz="4" w:space="0" w:color="auto"/>
-              <w:bottom w:val="single" w:sz="4" w:space="0" w:color="auto"/>
-              <w:right w:val="single" w:sz="4" w:space="0" w:color="auto"/>
+              <w:top w:val="single" w:color="auto" w:sz="4" w:space="0"/>
+              <w:left w:val="single" w:color="auto" w:sz="4" w:space="0"/>
+              <w:bottom w:val="single" w:color="auto" w:sz="4" w:space="0"/>
+              <w:right w:val="single" w:color="auto" w:sz="4" w:space="0"/>
             </w:tcBorders>
             <w:tcMar>
               <w:top w:w="-1" w:type="dxa"/>
@@ -1125,7 +1147,7 @@
     </w:p>
     <w:p>
       <w:pPr>
-        <w:pStyle w:val="a1"/>
+        <w:pStyle w:val="31"/>
         <w:keepLines w:val="0"/>
         <w:pageBreakBefore w:val="0"/>
         <w:widowControl w:val="0"/>
@@ -1159,17 +1181,18 @@
     </w:p>
     <w:tbl>
       <w:tblPr>
-        <w:tblStyle w:val="TableGrid"/>
+        <w:tblStyle w:val="23"/>
         <w:tblW w:w="8519" w:type="dxa"/>
         <w:jc w:val="center"/>
         <w:tblBorders>
-          <w:top w:val="nil"/>
-          <w:left w:val="nil"/>
-          <w:bottom w:val="nil"/>
-          <w:right w:val="nil"/>
-          <w:insideH w:val="nil"/>
-          <w:insideV w:val="nil"/>
+          <w:top w:val="none" w:color="auto" w:sz="0" w:space="0"/>
+          <w:left w:val="none" w:color="auto" w:sz="0" w:space="0"/>
+          <w:bottom w:val="none" w:color="auto" w:sz="0" w:space="0"/>
+          <w:right w:val="none" w:color="auto" w:sz="0" w:space="0"/>
+          <w:insideH w:val="none" w:color="auto" w:sz="0" w:space="0"/>
+          <w:insideV w:val="none" w:color="auto" w:sz="0" w:space="0"/>
         </w:tblBorders>
+        <w:tblLayout w:type="autofit"/>
         <w:tblCellMar>
           <w:top w:w="0" w:type="dxa"/>
           <w:left w:w="108" w:type="dxa"/>
@@ -1186,15 +1209,13 @@
       </w:tblGrid>
       <w:tr>
         <w:tblPrEx>
-          <w:tblW w:w="8519" w:type="dxa"/>
-          <w:jc w:val="center"/>
           <w:tblBorders>
-            <w:top w:val="nil"/>
-            <w:left w:val="nil"/>
-            <w:bottom w:val="nil"/>
-            <w:right w:val="nil"/>
-            <w:insideH w:val="nil"/>
-            <w:insideV w:val="nil"/>
+            <w:top w:val="none" w:color="auto" w:sz="0" w:space="0"/>
+            <w:left w:val="none" w:color="auto" w:sz="0" w:space="0"/>
+            <w:bottom w:val="none" w:color="auto" w:sz="0" w:space="0"/>
+            <w:right w:val="none" w:color="auto" w:sz="0" w:space="0"/>
+            <w:insideH w:val="none" w:color="auto" w:sz="0" w:space="0"/>
+            <w:insideV w:val="none" w:color="auto" w:sz="0" w:space="0"/>
           </w:tblBorders>
           <w:tblCellMar>
             <w:top w:w="0" w:type="dxa"/>
@@ -1204,7 +1225,7 @@
           </w:tblCellMar>
         </w:tblPrEx>
         <w:trPr>
-          <w:trHeight w:val="0"/>
+          <w:trHeight w:val="0" w:hRule="atLeast"/>
           <w:tblHeader/>
           <w:jc w:val="center"/>
         </w:trPr>
@@ -1212,8 +1233,8 @@
           <w:tcPr>
             <w:tcW w:w="0" w:type="auto"/>
             <w:tcBorders>
-              <w:top w:val="single" w:sz="12" w:space="0" w:color="auto"/>
-              <w:left w:val="single" w:sz="12" w:space="0" w:color="auto"/>
+              <w:top w:val="single" w:color="auto" w:sz="12" w:space="0"/>
+              <w:left w:val="single" w:color="auto" w:sz="12" w:space="0"/>
               <w:bottom w:val="nil"/>
               <w:right w:val="nil"/>
             </w:tcBorders>
@@ -1240,12 +1261,12 @@
               <w:adjustRightInd w:val="0"/>
               <w:snapToGrid w:val="0"/>
               <w:spacing w:line="240" w:lineRule="auto"/>
-              <w:ind w:left="0" w:right="0" w:firstLine="0" w:leftChars="0" w:rightChars="0" w:firstLineChars="0"/>
+              <w:ind w:left="0" w:leftChars="0" w:right="0" w:rightChars="0" w:firstLine="0" w:firstLineChars="0"/>
               <w:jc w:val="center"/>
               <w:textAlignment w:val="baseline"/>
               <w:rPr>
-                <w:rStyle w:val="Strong"/>
-                <w:rFonts w:ascii="微软雅黑" w:eastAsia="微软雅黑" w:hAnsi="微软雅黑" w:cs="微软雅黑" w:hint="default"/>
+                <w:rStyle w:val="25"/>
+                <w:rFonts w:hint="default" w:ascii="微软雅黑" w:hAnsi="微软雅黑" w:eastAsia="微软雅黑" w:cs="微软雅黑"/>
                 <w:b/>
                 <w:bCs/>
                 <w:i w:val="0"/>
@@ -1263,8 +1284,8 @@
             </w:pPr>
             <w:r>
               <w:rPr>
-                <w:rStyle w:val="Strong"/>
-                <w:rFonts w:ascii="微软雅黑" w:eastAsia="微软雅黑" w:hAnsi="微软雅黑" w:cs="微软雅黑" w:hint="eastAsia"/>
+                <w:rStyle w:val="25"/>
+                <w:rFonts w:hint="eastAsia" w:ascii="微软雅黑" w:hAnsi="微软雅黑" w:eastAsia="微软雅黑" w:cs="微软雅黑"/>
                 <w:b/>
                 <w:bCs/>
                 <w:i w:val="0"/>
@@ -1287,8 +1308,8 @@
           <w:tcPr>
             <w:tcW w:w="0" w:type="auto"/>
             <w:tcBorders>
-              <w:top w:val="single" w:sz="12" w:space="0" w:color="auto"/>
-              <w:left w:val="single" w:sz="4" w:space="0" w:color="auto"/>
+              <w:top w:val="single" w:color="auto" w:sz="12" w:space="0"/>
+              <w:left w:val="single" w:color="auto" w:sz="4" w:space="0"/>
               <w:bottom w:val="nil"/>
               <w:right w:val="nil"/>
             </w:tcBorders>
@@ -1315,12 +1336,12 @@
               <w:adjustRightInd w:val="0"/>
               <w:snapToGrid w:val="0"/>
               <w:spacing w:line="240" w:lineRule="auto"/>
-              <w:ind w:left="0" w:right="0" w:firstLine="0" w:leftChars="0" w:rightChars="0" w:firstLineChars="0"/>
+              <w:ind w:left="0" w:leftChars="0" w:right="0" w:rightChars="0" w:firstLine="0" w:firstLineChars="0"/>
               <w:jc w:val="center"/>
               <w:textAlignment w:val="baseline"/>
               <w:rPr>
-                <w:rStyle w:val="Strong"/>
-                <w:rFonts w:ascii="微软雅黑" w:eastAsia="微软雅黑" w:hAnsi="微软雅黑" w:cs="微软雅黑" w:hint="default"/>
+                <w:rStyle w:val="25"/>
+                <w:rFonts w:hint="default" w:ascii="微软雅黑" w:hAnsi="微软雅黑" w:eastAsia="微软雅黑" w:cs="微软雅黑"/>
                 <w:b/>
                 <w:bCs/>
                 <w:i w:val="0"/>
@@ -1338,8 +1359,8 @@
             </w:pPr>
             <w:r>
               <w:rPr>
-                <w:rStyle w:val="Strong"/>
-                <w:rFonts w:ascii="微软雅黑" w:eastAsia="微软雅黑" w:hAnsi="微软雅黑" w:cs="微软雅黑" w:hint="eastAsia"/>
+                <w:rStyle w:val="25"/>
+                <w:rFonts w:hint="eastAsia" w:ascii="微软雅黑" w:hAnsi="微软雅黑" w:eastAsia="微软雅黑" w:cs="微软雅黑"/>
                 <w:b/>
                 <w:bCs/>
                 <w:i w:val="0"/>
@@ -1362,8 +1383,8 @@
           <w:tcPr>
             <w:tcW w:w="0" w:type="auto"/>
             <w:tcBorders>
-              <w:top w:val="single" w:sz="12" w:space="0" w:color="auto"/>
-              <w:left w:val="single" w:sz="4" w:space="0" w:color="auto"/>
+              <w:top w:val="single" w:color="auto" w:sz="12" w:space="0"/>
+              <w:left w:val="single" w:color="auto" w:sz="4" w:space="0"/>
               <w:bottom w:val="nil"/>
               <w:right w:val="nil"/>
             </w:tcBorders>
@@ -1390,12 +1411,12 @@
               <w:adjustRightInd w:val="0"/>
               <w:snapToGrid w:val="0"/>
               <w:spacing w:line="240" w:lineRule="auto"/>
-              <w:ind w:left="0" w:right="0" w:firstLine="0" w:leftChars="0" w:rightChars="0" w:firstLineChars="0"/>
+              <w:ind w:left="0" w:leftChars="0" w:right="0" w:rightChars="0" w:firstLine="0" w:firstLineChars="0"/>
               <w:jc w:val="center"/>
               <w:textAlignment w:val="baseline"/>
               <w:rPr>
-                <w:rStyle w:val="Strong"/>
-                <w:rFonts w:ascii="微软雅黑" w:eastAsia="微软雅黑" w:hAnsi="微软雅黑" w:cs="微软雅黑" w:hint="default"/>
+                <w:rStyle w:val="25"/>
+                <w:rFonts w:hint="default" w:ascii="微软雅黑" w:hAnsi="微软雅黑" w:eastAsia="微软雅黑" w:cs="微软雅黑"/>
                 <w:b/>
                 <w:bCs/>
                 <w:i w:val="0"/>
@@ -1413,8 +1434,8 @@
             </w:pPr>
             <w:r>
               <w:rPr>
-                <w:rStyle w:val="Strong"/>
-                <w:rFonts w:ascii="微软雅黑" w:eastAsia="微软雅黑" w:hAnsi="微软雅黑" w:cs="微软雅黑" w:hint="eastAsia"/>
+                <w:rStyle w:val="25"/>
+                <w:rFonts w:hint="eastAsia" w:ascii="微软雅黑" w:hAnsi="微软雅黑" w:eastAsia="微软雅黑" w:cs="微软雅黑"/>
                 <w:b/>
                 <w:bCs/>
                 <w:i w:val="0"/>
@@ -1437,8 +1458,8 @@
           <w:tcPr>
             <w:tcW w:w="0" w:type="auto"/>
             <w:tcBorders>
-              <w:top w:val="single" w:sz="12" w:space="0" w:color="auto"/>
-              <w:left w:val="single" w:sz="4" w:space="0" w:color="auto"/>
+              <w:top w:val="single" w:color="auto" w:sz="12" w:space="0"/>
+              <w:left w:val="single" w:color="auto" w:sz="4" w:space="0"/>
               <w:bottom w:val="nil"/>
               <w:right w:val="nil"/>
             </w:tcBorders>
@@ -1465,12 +1486,12 @@
               <w:adjustRightInd w:val="0"/>
               <w:snapToGrid w:val="0"/>
               <w:spacing w:line="240" w:lineRule="auto"/>
-              <w:ind w:left="0" w:right="0" w:firstLine="0" w:leftChars="0" w:rightChars="0" w:firstLineChars="0"/>
+              <w:ind w:left="0" w:leftChars="0" w:right="0" w:rightChars="0" w:firstLine="0" w:firstLineChars="0"/>
               <w:jc w:val="center"/>
               <w:textAlignment w:val="baseline"/>
               <w:rPr>
-                <w:rStyle w:val="Strong"/>
-                <w:rFonts w:ascii="微软雅黑" w:eastAsia="微软雅黑" w:hAnsi="微软雅黑" w:cs="微软雅黑" w:hint="default"/>
+                <w:rStyle w:val="25"/>
+                <w:rFonts w:hint="default" w:ascii="微软雅黑" w:hAnsi="微软雅黑" w:eastAsia="微软雅黑" w:cs="微软雅黑"/>
                 <w:b/>
                 <w:bCs/>
                 <w:i w:val="0"/>
@@ -1488,8 +1509,8 @@
             </w:pPr>
             <w:r>
               <w:rPr>
-                <w:rStyle w:val="Strong"/>
-                <w:rFonts w:ascii="微软雅黑" w:eastAsia="微软雅黑" w:hAnsi="微软雅黑" w:cs="微软雅黑" w:hint="eastAsia"/>
+                <w:rStyle w:val="25"/>
+                <w:rFonts w:hint="eastAsia" w:ascii="微软雅黑" w:hAnsi="微软雅黑" w:eastAsia="微软雅黑" w:cs="微软雅黑"/>
                 <w:b/>
                 <w:bCs/>
                 <w:i w:val="0"/>
@@ -1512,10 +1533,10 @@
           <w:tcPr>
             <w:tcW w:w="1205" w:type="dxa"/>
             <w:tcBorders>
-              <w:top w:val="single" w:sz="12" w:space="0" w:color="auto"/>
-              <w:left w:val="single" w:sz="4" w:space="0" w:color="auto"/>
+              <w:top w:val="single" w:color="auto" w:sz="12" w:space="0"/>
+              <w:left w:val="single" w:color="auto" w:sz="4" w:space="0"/>
               <w:bottom w:val="nil"/>
-              <w:right w:val="single" w:sz="12" w:space="0" w:color="auto"/>
+              <w:right w:val="single" w:color="auto" w:sz="12" w:space="0"/>
             </w:tcBorders>
             <w:tcMar>
               <w:top w:w="-1" w:type="dxa"/>
@@ -1540,12 +1561,12 @@
               <w:adjustRightInd w:val="0"/>
               <w:snapToGrid w:val="0"/>
               <w:spacing w:line="240" w:lineRule="auto"/>
-              <w:ind w:left="0" w:right="0" w:firstLine="0" w:leftChars="0" w:rightChars="0" w:firstLineChars="0"/>
+              <w:ind w:left="0" w:leftChars="0" w:right="0" w:rightChars="0" w:firstLine="0" w:firstLineChars="0"/>
               <w:jc w:val="center"/>
               <w:textAlignment w:val="baseline"/>
               <w:rPr>
-                <w:rStyle w:val="Strong"/>
-                <w:rFonts w:ascii="微软雅黑" w:eastAsia="微软雅黑" w:hAnsi="微软雅黑" w:cs="微软雅黑" w:hint="default"/>
+                <w:rStyle w:val="25"/>
+                <w:rFonts w:hint="default" w:ascii="微软雅黑" w:hAnsi="微软雅黑" w:eastAsia="微软雅黑" w:cs="微软雅黑"/>
                 <w:b/>
                 <w:bCs/>
                 <w:i w:val="0"/>
@@ -1563,8 +1584,8 @@
             </w:pPr>
             <w:r>
               <w:rPr>
-                <w:rStyle w:val="Strong"/>
-                <w:rFonts w:ascii="微软雅黑" w:eastAsia="微软雅黑" w:hAnsi="微软雅黑" w:cs="微软雅黑" w:hint="eastAsia"/>
+                <w:rStyle w:val="25"/>
+                <w:rFonts w:hint="eastAsia" w:ascii="微软雅黑" w:hAnsi="微软雅黑" w:eastAsia="微软雅黑" w:cs="微软雅黑"/>
                 <w:b/>
                 <w:bCs/>
                 <w:i w:val="0"/>
@@ -1586,8 +1607,14 @@
       </w:tr>
       <w:tr>
         <w:tblPrEx>
-          <w:tblW w:w="8519" w:type="dxa"/>
-          <w:jc w:val="center"/>
+          <w:tblBorders>
+            <w:top w:val="none" w:color="auto" w:sz="0" w:space="0"/>
+            <w:left w:val="none" w:color="auto" w:sz="0" w:space="0"/>
+            <w:bottom w:val="none" w:color="auto" w:sz="0" w:space="0"/>
+            <w:right w:val="none" w:color="auto" w:sz="0" w:space="0"/>
+            <w:insideH w:val="none" w:color="auto" w:sz="0" w:space="0"/>
+            <w:insideV w:val="none" w:color="auto" w:sz="0" w:space="0"/>
+          </w:tblBorders>
           <w:tblCellMar>
             <w:top w:w="0" w:type="dxa"/>
             <w:left w:w="108" w:type="dxa"/>
@@ -1596,15 +1623,15 @@
           </w:tblCellMar>
         </w:tblPrEx>
         <w:trPr>
-          <w:trHeight w:val="0"/>
+          <w:trHeight w:val="0" w:hRule="atLeast"/>
           <w:jc w:val="center"/>
         </w:trPr>
         <w:tc>
           <w:tcPr>
             <w:tcW w:w="0" w:type="auto"/>
             <w:tcBorders>
-              <w:top w:val="single" w:sz="4" w:space="0" w:color="auto"/>
-              <w:left w:val="single" w:sz="12" w:space="0" w:color="auto"/>
+              <w:top w:val="single" w:color="auto" w:sz="4" w:space="0"/>
+              <w:left w:val="single" w:color="auto" w:sz="12" w:space="0"/>
               <w:bottom w:val="nil"/>
               <w:right w:val="nil"/>
             </w:tcBorders>
@@ -1631,12 +1658,12 @@
               <w:adjustRightInd w:val="0"/>
               <w:snapToGrid w:val="0"/>
               <w:spacing w:line="240" w:lineRule="auto"/>
-              <w:ind w:left="0" w:right="0" w:firstLine="0" w:leftChars="0" w:rightChars="0" w:firstLineChars="0"/>
+              <w:ind w:left="0" w:leftChars="0" w:right="0" w:rightChars="0" w:firstLine="0" w:firstLineChars="0"/>
               <w:jc w:val="center"/>
               <w:textAlignment w:val="baseline"/>
               <w:rPr>
-                <w:rStyle w:val="Strong"/>
-                <w:rFonts w:ascii="微软雅黑" w:eastAsia="微软雅黑" w:hAnsi="微软雅黑" w:cs="微软雅黑" w:hint="default"/>
+                <w:rStyle w:val="25"/>
+                <w:rFonts w:hint="default" w:ascii="微软雅黑" w:hAnsi="微软雅黑" w:eastAsia="微软雅黑" w:cs="微软雅黑"/>
                 <w:b w:val="0"/>
                 <w:bCs/>
                 <w:i w:val="0"/>
@@ -1654,8 +1681,8 @@
             </w:pPr>
             <w:r>
               <w:rPr>
-                <w:rStyle w:val="Strong"/>
-                <w:rFonts w:ascii="微软雅黑" w:eastAsia="微软雅黑" w:hAnsi="微软雅黑" w:cs="微软雅黑" w:hint="eastAsia"/>
+                <w:rStyle w:val="25"/>
+                <w:rFonts w:hint="eastAsia" w:ascii="微软雅黑" w:hAnsi="微软雅黑" w:eastAsia="微软雅黑" w:cs="微软雅黑"/>
                 <w:b w:val="0"/>
                 <w:bCs/>
                 <w:i w:val="0"/>
@@ -1673,8 +1700,8 @@
             </w:r>
             <w:r>
               <w:rPr>
-                <w:rStyle w:val="Strong"/>
-                <w:rFonts w:ascii="微软雅黑" w:eastAsia="微软雅黑" w:hAnsi="微软雅黑" w:cs="微软雅黑" w:hint="eastAsia"/>
+                <w:rStyle w:val="25"/>
+                <w:rFonts w:hint="eastAsia" w:ascii="微软雅黑" w:hAnsi="微软雅黑" w:eastAsia="微软雅黑" w:cs="微软雅黑"/>
                 <w:b w:val="0"/>
                 <w:bCs/>
                 <w:i w:val="0"/>
@@ -1697,8 +1724,8 @@
           <w:tcPr>
             <w:tcW w:w="0" w:type="auto"/>
             <w:tcBorders>
-              <w:top w:val="single" w:sz="4" w:space="0" w:color="auto"/>
-              <w:left w:val="single" w:sz="4" w:space="0" w:color="auto"/>
+              <w:top w:val="single" w:color="auto" w:sz="4" w:space="0"/>
+              <w:left w:val="single" w:color="auto" w:sz="4" w:space="0"/>
               <w:bottom w:val="nil"/>
               <w:right w:val="nil"/>
             </w:tcBorders>
@@ -1725,12 +1752,12 @@
               <w:adjustRightInd w:val="0"/>
               <w:snapToGrid w:val="0"/>
               <w:spacing w:line="240" w:lineRule="auto"/>
-              <w:ind w:left="0" w:right="0" w:firstLine="0" w:leftChars="0" w:rightChars="0" w:firstLineChars="0"/>
+              <w:ind w:left="0" w:leftChars="0" w:right="0" w:rightChars="0" w:firstLine="0" w:firstLineChars="0"/>
               <w:jc w:val="center"/>
               <w:textAlignment w:val="baseline"/>
               <w:rPr>
-                <w:rStyle w:val="Strong"/>
-                <w:rFonts w:ascii="微软雅黑" w:eastAsia="微软雅黑" w:hAnsi="微软雅黑" w:cs="微软雅黑" w:hint="default"/>
+                <w:rStyle w:val="25"/>
+                <w:rFonts w:hint="default" w:ascii="微软雅黑" w:hAnsi="微软雅黑" w:eastAsia="微软雅黑" w:cs="微软雅黑"/>
                 <w:b w:val="0"/>
                 <w:bCs/>
                 <w:i w:val="0"/>
@@ -1748,8 +1775,8 @@
             </w:pPr>
             <w:r>
               <w:rPr>
-                <w:rStyle w:val="Strong"/>
-                <w:rFonts w:ascii="微软雅黑" w:eastAsia="微软雅黑" w:hAnsi="微软雅黑" w:cs="微软雅黑" w:hint="eastAsia"/>
+                <w:rStyle w:val="25"/>
+                <w:rFonts w:hint="eastAsia" w:ascii="微软雅黑" w:hAnsi="微软雅黑" w:eastAsia="微软雅黑" w:cs="微软雅黑"/>
                 <w:b w:val="0"/>
                 <w:bCs/>
                 <w:i w:val="0"/>
@@ -1772,8 +1799,8 @@
           <w:tcPr>
             <w:tcW w:w="0" w:type="auto"/>
             <w:tcBorders>
-              <w:top w:val="single" w:sz="4" w:space="0" w:color="auto"/>
-              <w:left w:val="single" w:sz="4" w:space="0" w:color="auto"/>
+              <w:top w:val="single" w:color="auto" w:sz="4" w:space="0"/>
+              <w:left w:val="single" w:color="auto" w:sz="4" w:space="0"/>
               <w:bottom w:val="nil"/>
               <w:right w:val="nil"/>
             </w:tcBorders>
@@ -1800,12 +1827,12 @@
               <w:adjustRightInd w:val="0"/>
               <w:snapToGrid w:val="0"/>
               <w:spacing w:line="240" w:lineRule="auto"/>
-              <w:ind w:left="0" w:right="0" w:firstLine="0" w:leftChars="0" w:rightChars="0" w:firstLineChars="0"/>
+              <w:ind w:left="0" w:leftChars="0" w:right="0" w:rightChars="0" w:firstLine="0" w:firstLineChars="0"/>
               <w:jc w:val="center"/>
               <w:textAlignment w:val="baseline"/>
               <w:rPr>
-                <w:rStyle w:val="Strong"/>
-                <w:rFonts w:ascii="微软雅黑" w:eastAsia="微软雅黑" w:hAnsi="微软雅黑" w:cs="微软雅黑" w:hint="default"/>
+                <w:rStyle w:val="25"/>
+                <w:rFonts w:hint="default" w:ascii="微软雅黑" w:hAnsi="微软雅黑" w:eastAsia="微软雅黑" w:cs="微软雅黑"/>
                 <w:b w:val="0"/>
                 <w:bCs/>
                 <w:i w:val="0"/>
@@ -1823,8 +1850,8 @@
             </w:pPr>
             <w:r>
               <w:rPr>
-                <w:rStyle w:val="Strong"/>
-                <w:rFonts w:ascii="微软雅黑" w:eastAsia="微软雅黑" w:hAnsi="微软雅黑" w:cs="微软雅黑" w:hint="eastAsia"/>
+                <w:rStyle w:val="25"/>
+                <w:rFonts w:hint="eastAsia" w:ascii="微软雅黑" w:hAnsi="微软雅黑" w:eastAsia="微软雅黑" w:cs="微软雅黑"/>
                 <w:b w:val="0"/>
                 <w:bCs/>
                 <w:i w:val="0"/>
@@ -1847,8 +1874,8 @@
           <w:tcPr>
             <w:tcW w:w="0" w:type="auto"/>
             <w:tcBorders>
-              <w:top w:val="single" w:sz="4" w:space="0" w:color="auto"/>
-              <w:left w:val="single" w:sz="4" w:space="0" w:color="auto"/>
+              <w:top w:val="single" w:color="auto" w:sz="4" w:space="0"/>
+              <w:left w:val="single" w:color="auto" w:sz="4" w:space="0"/>
               <w:bottom w:val="nil"/>
               <w:right w:val="nil"/>
             </w:tcBorders>
@@ -1875,12 +1902,12 @@
               <w:adjustRightInd w:val="0"/>
               <w:snapToGrid w:val="0"/>
               <w:spacing w:line="240" w:lineRule="auto"/>
-              <w:ind w:left="0" w:right="0" w:firstLine="0" w:leftChars="0" w:rightChars="0" w:firstLineChars="0"/>
+              <w:ind w:left="0" w:leftChars="0" w:right="0" w:rightChars="0" w:firstLine="0" w:firstLineChars="0"/>
               <w:jc w:val="center"/>
               <w:textAlignment w:val="baseline"/>
               <w:rPr>
-                <w:rStyle w:val="Strong"/>
-                <w:rFonts w:ascii="微软雅黑" w:eastAsia="微软雅黑" w:hAnsi="微软雅黑" w:cs="微软雅黑" w:hint="default"/>
+                <w:rStyle w:val="25"/>
+                <w:rFonts w:hint="default" w:ascii="微软雅黑" w:hAnsi="微软雅黑" w:eastAsia="微软雅黑" w:cs="微软雅黑"/>
                 <w:b w:val="0"/>
                 <w:bCs/>
                 <w:i w:val="0"/>
@@ -1898,8 +1925,8 @@
             </w:pPr>
             <w:r>
               <w:rPr>
-                <w:rStyle w:val="Strong"/>
-                <w:rFonts w:ascii="微软雅黑" w:eastAsia="微软雅黑" w:hAnsi="微软雅黑" w:cs="微软雅黑" w:hint="eastAsia"/>
+                <w:rStyle w:val="25"/>
+                <w:rFonts w:hint="eastAsia" w:ascii="微软雅黑" w:hAnsi="微软雅黑" w:eastAsia="微软雅黑" w:cs="微软雅黑"/>
                 <w:b w:val="0"/>
                 <w:bCs/>
                 <w:i w:val="0"/>
@@ -1922,10 +1949,10 @@
           <w:tcPr>
             <w:tcW w:w="1205" w:type="dxa"/>
             <w:tcBorders>
-              <w:top w:val="single" w:sz="4" w:space="0" w:color="auto"/>
-              <w:left w:val="single" w:sz="4" w:space="0" w:color="auto"/>
+              <w:top w:val="single" w:color="auto" w:sz="4" w:space="0"/>
+              <w:left w:val="single" w:color="auto" w:sz="4" w:space="0"/>
               <w:bottom w:val="nil"/>
-              <w:right w:val="single" w:sz="12" w:space="0" w:color="auto"/>
+              <w:right w:val="single" w:color="auto" w:sz="12" w:space="0"/>
             </w:tcBorders>
             <w:tcMar>
               <w:top w:w="-1" w:type="dxa"/>
@@ -1950,12 +1977,12 @@
               <w:adjustRightInd w:val="0"/>
               <w:snapToGrid w:val="0"/>
               <w:spacing w:line="240" w:lineRule="auto"/>
-              <w:ind w:left="0" w:right="0" w:firstLine="0" w:leftChars="0" w:rightChars="0" w:firstLineChars="0"/>
+              <w:ind w:left="0" w:leftChars="0" w:right="0" w:rightChars="0" w:firstLine="0" w:firstLineChars="0"/>
               <w:jc w:val="center"/>
               <w:textAlignment w:val="baseline"/>
               <w:rPr>
-                <w:rStyle w:val="Strong"/>
-                <w:rFonts w:ascii="微软雅黑" w:eastAsia="微软雅黑" w:hAnsi="微软雅黑" w:cs="微软雅黑" w:hint="default"/>
+                <w:rStyle w:val="25"/>
+                <w:rFonts w:hint="default" w:ascii="微软雅黑" w:hAnsi="微软雅黑" w:eastAsia="微软雅黑" w:cs="微软雅黑"/>
                 <w:b w:val="0"/>
                 <w:bCs/>
                 <w:i w:val="0"/>
@@ -1976,8 +2003,14 @@
       </w:tr>
       <w:tr>
         <w:tblPrEx>
-          <w:tblW w:w="8519" w:type="dxa"/>
-          <w:jc w:val="center"/>
+          <w:tblBorders>
+            <w:top w:val="none" w:color="auto" w:sz="0" w:space="0"/>
+            <w:left w:val="none" w:color="auto" w:sz="0" w:space="0"/>
+            <w:bottom w:val="none" w:color="auto" w:sz="0" w:space="0"/>
+            <w:right w:val="none" w:color="auto" w:sz="0" w:space="0"/>
+            <w:insideH w:val="none" w:color="auto" w:sz="0" w:space="0"/>
+            <w:insideV w:val="none" w:color="auto" w:sz="0" w:space="0"/>
+          </w:tblBorders>
           <w:tblCellMar>
             <w:top w:w="0" w:type="dxa"/>
             <w:left w:w="108" w:type="dxa"/>
@@ -1986,15 +2019,15 @@
           </w:tblCellMar>
         </w:tblPrEx>
         <w:trPr>
-          <w:trHeight w:val="0"/>
+          <w:trHeight w:val="0" w:hRule="atLeast"/>
           <w:jc w:val="center"/>
         </w:trPr>
         <w:tc>
           <w:tcPr>
             <w:tcW w:w="0" w:type="auto"/>
             <w:tcBorders>
-              <w:top w:val="single" w:sz="4" w:space="0" w:color="auto"/>
-              <w:left w:val="single" w:sz="12" w:space="0" w:color="auto"/>
+              <w:top w:val="single" w:color="auto" w:sz="4" w:space="0"/>
+              <w:left w:val="single" w:color="auto" w:sz="12" w:space="0"/>
               <w:bottom w:val="nil"/>
               <w:right w:val="nil"/>
             </w:tcBorders>
@@ -2021,12 +2054,12 @@
               <w:adjustRightInd w:val="0"/>
               <w:snapToGrid w:val="0"/>
               <w:spacing w:line="240" w:lineRule="auto"/>
-              <w:ind w:left="0" w:right="0" w:firstLine="0" w:leftChars="0" w:rightChars="0" w:firstLineChars="0"/>
+              <w:ind w:left="0" w:leftChars="0" w:right="0" w:rightChars="0" w:firstLine="0" w:firstLineChars="0"/>
               <w:jc w:val="center"/>
               <w:textAlignment w:val="baseline"/>
               <w:rPr>
-                <w:rStyle w:val="Strong"/>
-                <w:rFonts w:ascii="微软雅黑" w:eastAsia="微软雅黑" w:hAnsi="微软雅黑" w:cs="微软雅黑" w:hint="default"/>
+                <w:rStyle w:val="25"/>
+                <w:rFonts w:hint="default" w:ascii="微软雅黑" w:hAnsi="微软雅黑" w:eastAsia="微软雅黑" w:cs="微软雅黑"/>
                 <w:b w:val="0"/>
                 <w:bCs/>
                 <w:i w:val="0"/>
@@ -2048,8 +2081,8 @@
           <w:tcPr>
             <w:tcW w:w="0" w:type="auto"/>
             <w:tcBorders>
-              <w:top w:val="single" w:sz="4" w:space="0" w:color="auto"/>
-              <w:left w:val="single" w:sz="4" w:space="0" w:color="auto"/>
+              <w:top w:val="single" w:color="auto" w:sz="4" w:space="0"/>
+              <w:left w:val="single" w:color="auto" w:sz="4" w:space="0"/>
               <w:bottom w:val="nil"/>
               <w:right w:val="nil"/>
             </w:tcBorders>
@@ -2076,12 +2109,12 @@
               <w:adjustRightInd w:val="0"/>
               <w:snapToGrid w:val="0"/>
               <w:spacing w:line="240" w:lineRule="auto"/>
-              <w:ind w:left="0" w:right="0" w:firstLine="0" w:leftChars="0" w:rightChars="0" w:firstLineChars="0"/>
+              <w:ind w:left="0" w:leftChars="0" w:right="0" w:rightChars="0" w:firstLine="0" w:firstLineChars="0"/>
               <w:jc w:val="center"/>
               <w:textAlignment w:val="baseline"/>
               <w:rPr>
-                <w:rStyle w:val="Strong"/>
-                <w:rFonts w:ascii="微软雅黑" w:eastAsia="微软雅黑" w:hAnsi="微软雅黑" w:cs="微软雅黑" w:hint="default"/>
+                <w:rStyle w:val="25"/>
+                <w:rFonts w:hint="default" w:ascii="微软雅黑" w:hAnsi="微软雅黑" w:eastAsia="微软雅黑" w:cs="微软雅黑"/>
                 <w:b w:val="0"/>
                 <w:bCs/>
                 <w:i w:val="0"/>
@@ -2103,8 +2136,8 @@
           <w:tcPr>
             <w:tcW w:w="0" w:type="auto"/>
             <w:tcBorders>
-              <w:top w:val="single" w:sz="4" w:space="0" w:color="auto"/>
-              <w:left w:val="single" w:sz="4" w:space="0" w:color="auto"/>
+              <w:top w:val="single" w:color="auto" w:sz="4" w:space="0"/>
+              <w:left w:val="single" w:color="auto" w:sz="4" w:space="0"/>
               <w:bottom w:val="nil"/>
               <w:right w:val="nil"/>
             </w:tcBorders>
@@ -2131,12 +2164,12 @@
               <w:adjustRightInd w:val="0"/>
               <w:snapToGrid w:val="0"/>
               <w:spacing w:line="240" w:lineRule="auto"/>
-              <w:ind w:left="0" w:right="0" w:firstLine="0" w:leftChars="0" w:rightChars="0" w:firstLineChars="0"/>
+              <w:ind w:left="0" w:leftChars="0" w:right="0" w:rightChars="0" w:firstLine="0" w:firstLineChars="0"/>
               <w:jc w:val="center"/>
               <w:textAlignment w:val="baseline"/>
               <w:rPr>
-                <w:rStyle w:val="Strong"/>
-                <w:rFonts w:ascii="微软雅黑" w:eastAsia="微软雅黑" w:hAnsi="微软雅黑" w:cs="微软雅黑" w:hint="default"/>
+                <w:rStyle w:val="25"/>
+                <w:rFonts w:hint="default" w:ascii="微软雅黑" w:hAnsi="微软雅黑" w:eastAsia="微软雅黑" w:cs="微软雅黑"/>
                 <w:b w:val="0"/>
                 <w:bCs/>
                 <w:i w:val="0"/>
@@ -2158,8 +2191,8 @@
           <w:tcPr>
             <w:tcW w:w="0" w:type="auto"/>
             <w:tcBorders>
-              <w:top w:val="single" w:sz="4" w:space="0" w:color="auto"/>
-              <w:left w:val="single" w:sz="4" w:space="0" w:color="auto"/>
+              <w:top w:val="single" w:color="auto" w:sz="4" w:space="0"/>
+              <w:left w:val="single" w:color="auto" w:sz="4" w:space="0"/>
               <w:bottom w:val="nil"/>
               <w:right w:val="nil"/>
             </w:tcBorders>
@@ -2186,12 +2219,12 @@
               <w:adjustRightInd w:val="0"/>
               <w:snapToGrid w:val="0"/>
               <w:spacing w:line="240" w:lineRule="auto"/>
-              <w:ind w:left="0" w:right="0" w:firstLine="0" w:leftChars="0" w:rightChars="0" w:firstLineChars="0"/>
+              <w:ind w:left="0" w:leftChars="0" w:right="0" w:rightChars="0" w:firstLine="0" w:firstLineChars="0"/>
               <w:jc w:val="center"/>
               <w:textAlignment w:val="baseline"/>
               <w:rPr>
-                <w:rStyle w:val="Strong"/>
-                <w:rFonts w:ascii="微软雅黑" w:eastAsia="微软雅黑" w:hAnsi="微软雅黑" w:cs="微软雅黑" w:hint="default"/>
+                <w:rStyle w:val="25"/>
+                <w:rFonts w:hint="default" w:ascii="微软雅黑" w:hAnsi="微软雅黑" w:eastAsia="微软雅黑" w:cs="微软雅黑"/>
                 <w:b w:val="0"/>
                 <w:bCs/>
                 <w:i w:val="0"/>
@@ -2213,10 +2246,10 @@
           <w:tcPr>
             <w:tcW w:w="1205" w:type="dxa"/>
             <w:tcBorders>
-              <w:top w:val="single" w:sz="4" w:space="0" w:color="auto"/>
-              <w:left w:val="single" w:sz="4" w:space="0" w:color="auto"/>
+              <w:top w:val="single" w:color="auto" w:sz="4" w:space="0"/>
+              <w:left w:val="single" w:color="auto" w:sz="4" w:space="0"/>
               <w:bottom w:val="nil"/>
-              <w:right w:val="single" w:sz="12" w:space="0" w:color="auto"/>
+              <w:right w:val="single" w:color="auto" w:sz="12" w:space="0"/>
             </w:tcBorders>
             <w:tcMar>
               <w:top w:w="-1" w:type="dxa"/>
@@ -2241,12 +2274,12 @@
               <w:adjustRightInd w:val="0"/>
               <w:snapToGrid w:val="0"/>
               <w:spacing w:line="240" w:lineRule="auto"/>
-              <w:ind w:left="0" w:right="0" w:firstLine="0" w:leftChars="0" w:rightChars="0" w:firstLineChars="0"/>
+              <w:ind w:left="0" w:leftChars="0" w:right="0" w:rightChars="0" w:firstLine="0" w:firstLineChars="0"/>
               <w:jc w:val="center"/>
               <w:textAlignment w:val="baseline"/>
               <w:rPr>
-                <w:rStyle w:val="Strong"/>
-                <w:rFonts w:ascii="微软雅黑" w:eastAsia="微软雅黑" w:hAnsi="微软雅黑" w:cs="微软雅黑" w:hint="default"/>
+                <w:rStyle w:val="25"/>
+                <w:rFonts w:hint="default" w:ascii="微软雅黑" w:hAnsi="微软雅黑" w:eastAsia="微软雅黑" w:cs="微软雅黑"/>
                 <w:b w:val="0"/>
                 <w:bCs/>
                 <w:i w:val="0"/>
@@ -2267,8 +2300,14 @@
       </w:tr>
       <w:tr>
         <w:tblPrEx>
-          <w:tblW w:w="8519" w:type="dxa"/>
-          <w:jc w:val="center"/>
+          <w:tblBorders>
+            <w:top w:val="none" w:color="auto" w:sz="0" w:space="0"/>
+            <w:left w:val="none" w:color="auto" w:sz="0" w:space="0"/>
+            <w:bottom w:val="none" w:color="auto" w:sz="0" w:space="0"/>
+            <w:right w:val="none" w:color="auto" w:sz="0" w:space="0"/>
+            <w:insideH w:val="none" w:color="auto" w:sz="0" w:space="0"/>
+            <w:insideV w:val="none" w:color="auto" w:sz="0" w:space="0"/>
+          </w:tblBorders>
           <w:tblCellMar>
             <w:top w:w="0" w:type="dxa"/>
             <w:left w:w="108" w:type="dxa"/>
@@ -2277,15 +2316,15 @@
           </w:tblCellMar>
         </w:tblPrEx>
         <w:trPr>
-          <w:trHeight w:val="0"/>
+          <w:trHeight w:val="0" w:hRule="atLeast"/>
           <w:jc w:val="center"/>
         </w:trPr>
         <w:tc>
           <w:tcPr>
             <w:tcW w:w="0" w:type="auto"/>
             <w:tcBorders>
-              <w:top w:val="single" w:sz="4" w:space="0" w:color="auto"/>
-              <w:left w:val="single" w:sz="12" w:space="0" w:color="auto"/>
+              <w:top w:val="single" w:color="auto" w:sz="4" w:space="0"/>
+              <w:left w:val="single" w:color="auto" w:sz="12" w:space="0"/>
               <w:bottom w:val="nil"/>
               <w:right w:val="nil"/>
             </w:tcBorders>
@@ -2312,12 +2351,12 @@
               <w:adjustRightInd w:val="0"/>
               <w:snapToGrid w:val="0"/>
               <w:spacing w:line="240" w:lineRule="auto"/>
-              <w:ind w:left="0" w:right="0" w:firstLine="0" w:leftChars="0" w:rightChars="0" w:firstLineChars="0"/>
+              <w:ind w:left="0" w:leftChars="0" w:right="0" w:rightChars="0" w:firstLine="0" w:firstLineChars="0"/>
               <w:jc w:val="center"/>
               <w:textAlignment w:val="baseline"/>
               <w:rPr>
-                <w:rStyle w:val="Strong"/>
-                <w:rFonts w:ascii="微软雅黑" w:eastAsia="微软雅黑" w:hAnsi="微软雅黑" w:cs="微软雅黑" w:hint="default"/>
+                <w:rStyle w:val="25"/>
+                <w:rFonts w:hint="default" w:ascii="微软雅黑" w:hAnsi="微软雅黑" w:eastAsia="微软雅黑" w:cs="微软雅黑"/>
                 <w:b w:val="0"/>
                 <w:bCs/>
                 <w:i w:val="0"/>
@@ -2339,8 +2378,8 @@
           <w:tcPr>
             <w:tcW w:w="0" w:type="auto"/>
             <w:tcBorders>
-              <w:top w:val="single" w:sz="4" w:space="0" w:color="auto"/>
-              <w:left w:val="single" w:sz="4" w:space="0" w:color="auto"/>
+              <w:top w:val="single" w:color="auto" w:sz="4" w:space="0"/>
+              <w:left w:val="single" w:color="auto" w:sz="4" w:space="0"/>
               <w:bottom w:val="nil"/>
               <w:right w:val="nil"/>
             </w:tcBorders>
@@ -2367,12 +2406,12 @@
               <w:adjustRightInd w:val="0"/>
               <w:snapToGrid w:val="0"/>
               <w:spacing w:line="240" w:lineRule="auto"/>
-              <w:ind w:left="0" w:right="0" w:firstLine="0" w:leftChars="0" w:rightChars="0" w:firstLineChars="0"/>
+              <w:ind w:left="0" w:leftChars="0" w:right="0" w:rightChars="0" w:firstLine="0" w:firstLineChars="0"/>
               <w:jc w:val="center"/>
               <w:textAlignment w:val="baseline"/>
               <w:rPr>
-                <w:rStyle w:val="Strong"/>
-                <w:rFonts w:ascii="微软雅黑" w:eastAsia="微软雅黑" w:hAnsi="微软雅黑" w:cs="微软雅黑" w:hint="default"/>
+                <w:rStyle w:val="25"/>
+                <w:rFonts w:hint="default" w:ascii="微软雅黑" w:hAnsi="微软雅黑" w:eastAsia="微软雅黑" w:cs="微软雅黑"/>
                 <w:b w:val="0"/>
                 <w:bCs/>
                 <w:i w:val="0"/>
@@ -2394,8 +2433,8 @@
           <w:tcPr>
             <w:tcW w:w="0" w:type="auto"/>
             <w:tcBorders>
-              <w:top w:val="single" w:sz="4" w:space="0" w:color="auto"/>
-              <w:left w:val="single" w:sz="4" w:space="0" w:color="auto"/>
+              <w:top w:val="single" w:color="auto" w:sz="4" w:space="0"/>
+              <w:left w:val="single" w:color="auto" w:sz="4" w:space="0"/>
               <w:bottom w:val="nil"/>
               <w:right w:val="nil"/>
             </w:tcBorders>
@@ -2422,12 +2461,12 @@
               <w:adjustRightInd w:val="0"/>
               <w:snapToGrid w:val="0"/>
               <w:spacing w:line="240" w:lineRule="auto"/>
-              <w:ind w:left="0" w:right="0" w:firstLine="0" w:leftChars="0" w:rightChars="0" w:firstLineChars="0"/>
+              <w:ind w:left="0" w:leftChars="0" w:right="0" w:rightChars="0" w:firstLine="0" w:firstLineChars="0"/>
               <w:jc w:val="center"/>
               <w:textAlignment w:val="baseline"/>
               <w:rPr>
-                <w:rStyle w:val="Strong"/>
-                <w:rFonts w:ascii="微软雅黑" w:eastAsia="微软雅黑" w:hAnsi="微软雅黑" w:cs="微软雅黑" w:hint="default"/>
+                <w:rStyle w:val="25"/>
+                <w:rFonts w:hint="default" w:ascii="微软雅黑" w:hAnsi="微软雅黑" w:eastAsia="微软雅黑" w:cs="微软雅黑"/>
                 <w:b w:val="0"/>
                 <w:bCs/>
                 <w:i w:val="0"/>
@@ -2449,8 +2488,8 @@
           <w:tcPr>
             <w:tcW w:w="0" w:type="auto"/>
             <w:tcBorders>
-              <w:top w:val="single" w:sz="4" w:space="0" w:color="auto"/>
-              <w:left w:val="single" w:sz="4" w:space="0" w:color="auto"/>
+              <w:top w:val="single" w:color="auto" w:sz="4" w:space="0"/>
+              <w:left w:val="single" w:color="auto" w:sz="4" w:space="0"/>
               <w:bottom w:val="nil"/>
               <w:right w:val="nil"/>
             </w:tcBorders>
@@ -2477,12 +2516,12 @@
               <w:adjustRightInd w:val="0"/>
               <w:snapToGrid w:val="0"/>
               <w:spacing w:line="240" w:lineRule="auto"/>
-              <w:ind w:left="0" w:right="0" w:firstLine="0" w:leftChars="0" w:rightChars="0" w:firstLineChars="0"/>
+              <w:ind w:left="0" w:leftChars="0" w:right="0" w:rightChars="0" w:firstLine="0" w:firstLineChars="0"/>
               <w:jc w:val="center"/>
               <w:textAlignment w:val="baseline"/>
               <w:rPr>
-                <w:rStyle w:val="Strong"/>
-                <w:rFonts w:ascii="微软雅黑" w:eastAsia="微软雅黑" w:hAnsi="微软雅黑" w:cs="微软雅黑" w:hint="default"/>
+                <w:rStyle w:val="25"/>
+                <w:rFonts w:hint="default" w:ascii="微软雅黑" w:hAnsi="微软雅黑" w:eastAsia="微软雅黑" w:cs="微软雅黑"/>
                 <w:b w:val="0"/>
                 <w:bCs/>
                 <w:i w:val="0"/>
@@ -2504,10 +2543,10 @@
           <w:tcPr>
             <w:tcW w:w="1205" w:type="dxa"/>
             <w:tcBorders>
-              <w:top w:val="single" w:sz="4" w:space="0" w:color="auto"/>
-              <w:left w:val="single" w:sz="4" w:space="0" w:color="auto"/>
+              <w:top w:val="single" w:color="auto" w:sz="4" w:space="0"/>
+              <w:left w:val="single" w:color="auto" w:sz="4" w:space="0"/>
               <w:bottom w:val="nil"/>
-              <w:right w:val="single" w:sz="12" w:space="0" w:color="auto"/>
+              <w:right w:val="single" w:color="auto" w:sz="12" w:space="0"/>
             </w:tcBorders>
             <w:tcMar>
               <w:top w:w="-1" w:type="dxa"/>
@@ -2532,12 +2571,12 @@
               <w:adjustRightInd w:val="0"/>
               <w:snapToGrid w:val="0"/>
               <w:spacing w:line="240" w:lineRule="auto"/>
-              <w:ind w:left="0" w:right="0" w:firstLine="0" w:leftChars="0" w:rightChars="0" w:firstLineChars="0"/>
+              <w:ind w:left="0" w:leftChars="0" w:right="0" w:rightChars="0" w:firstLine="0" w:firstLineChars="0"/>
               <w:jc w:val="center"/>
               <w:textAlignment w:val="baseline"/>
               <w:rPr>
-                <w:rStyle w:val="Strong"/>
-                <w:rFonts w:ascii="微软雅黑" w:eastAsia="微软雅黑" w:hAnsi="微软雅黑" w:cs="微软雅黑" w:hint="default"/>
+                <w:rStyle w:val="25"/>
+                <w:rFonts w:hint="default" w:ascii="微软雅黑" w:hAnsi="微软雅黑" w:eastAsia="微软雅黑" w:cs="微软雅黑"/>
                 <w:b w:val="0"/>
                 <w:bCs/>
                 <w:i w:val="0"/>
@@ -2558,8 +2597,14 @@
       </w:tr>
       <w:tr>
         <w:tblPrEx>
-          <w:tblW w:w="8519" w:type="dxa"/>
-          <w:jc w:val="center"/>
+          <w:tblBorders>
+            <w:top w:val="none" w:color="auto" w:sz="0" w:space="0"/>
+            <w:left w:val="none" w:color="auto" w:sz="0" w:space="0"/>
+            <w:bottom w:val="none" w:color="auto" w:sz="0" w:space="0"/>
+            <w:right w:val="none" w:color="auto" w:sz="0" w:space="0"/>
+            <w:insideH w:val="none" w:color="auto" w:sz="0" w:space="0"/>
+            <w:insideV w:val="none" w:color="auto" w:sz="0" w:space="0"/>
+          </w:tblBorders>
           <w:tblCellMar>
             <w:top w:w="0" w:type="dxa"/>
             <w:left w:w="108" w:type="dxa"/>
@@ -2568,16 +2613,16 @@
           </w:tblCellMar>
         </w:tblPrEx>
         <w:trPr>
-          <w:trHeight w:val="0"/>
+          <w:trHeight w:val="0" w:hRule="atLeast"/>
           <w:jc w:val="center"/>
         </w:trPr>
         <w:tc>
           <w:tcPr>
             <w:tcW w:w="1621" w:type="dxa"/>
             <w:tcBorders>
-              <w:top w:val="single" w:sz="4" w:space="0" w:color="auto"/>
-              <w:left w:val="single" w:sz="12" w:space="0" w:color="auto"/>
-              <w:bottom w:val="single" w:sz="12" w:space="0" w:color="auto"/>
+              <w:top w:val="single" w:color="auto" w:sz="4" w:space="0"/>
+              <w:left w:val="single" w:color="auto" w:sz="12" w:space="0"/>
+              <w:bottom w:val="single" w:color="auto" w:sz="12" w:space="0"/>
               <w:right w:val="nil"/>
             </w:tcBorders>
             <w:tcMar>
@@ -2603,12 +2648,12 @@
               <w:adjustRightInd w:val="0"/>
               <w:snapToGrid w:val="0"/>
               <w:spacing w:line="240" w:lineRule="auto"/>
-              <w:ind w:left="0" w:right="0" w:firstLine="0" w:leftChars="0" w:rightChars="0" w:firstLineChars="0"/>
+              <w:ind w:left="0" w:leftChars="0" w:right="0" w:rightChars="0" w:firstLine="0" w:firstLineChars="0"/>
               <w:jc w:val="center"/>
               <w:textAlignment w:val="baseline"/>
               <w:rPr>
-                <w:rStyle w:val="Strong"/>
-                <w:rFonts w:ascii="微软雅黑" w:eastAsia="微软雅黑" w:hAnsi="微软雅黑" w:cs="微软雅黑" w:hint="default"/>
+                <w:rStyle w:val="25"/>
+                <w:rFonts w:hint="default" w:ascii="微软雅黑" w:hAnsi="微软雅黑" w:eastAsia="微软雅黑" w:cs="微软雅黑"/>
                 <w:b w:val="0"/>
                 <w:bCs/>
                 <w:i w:val="0"/>
@@ -2630,9 +2675,9 @@
           <w:tcPr>
             <w:tcW w:w="2036" w:type="dxa"/>
             <w:tcBorders>
-              <w:top w:val="single" w:sz="4" w:space="0" w:color="auto"/>
-              <w:left w:val="single" w:sz="4" w:space="0" w:color="auto"/>
-              <w:bottom w:val="single" w:sz="12" w:space="0" w:color="auto"/>
+              <w:top w:val="single" w:color="auto" w:sz="4" w:space="0"/>
+              <w:left w:val="single" w:color="auto" w:sz="4" w:space="0"/>
+              <w:bottom w:val="single" w:color="auto" w:sz="12" w:space="0"/>
               <w:right w:val="nil"/>
             </w:tcBorders>
             <w:tcMar>
@@ -2658,12 +2703,12 @@
               <w:adjustRightInd w:val="0"/>
               <w:snapToGrid w:val="0"/>
               <w:spacing w:line="240" w:lineRule="auto"/>
-              <w:ind w:left="0" w:right="0" w:firstLine="0" w:leftChars="0" w:rightChars="0" w:firstLineChars="0"/>
+              <w:ind w:left="0" w:leftChars="0" w:right="0" w:rightChars="0" w:firstLine="0" w:firstLineChars="0"/>
               <w:jc w:val="center"/>
               <w:textAlignment w:val="baseline"/>
               <w:rPr>
-                <w:rStyle w:val="Strong"/>
-                <w:rFonts w:ascii="微软雅黑" w:eastAsia="微软雅黑" w:hAnsi="微软雅黑" w:cs="微软雅黑" w:hint="default"/>
+                <w:rStyle w:val="25"/>
+                <w:rFonts w:hint="default" w:ascii="微软雅黑" w:hAnsi="微软雅黑" w:eastAsia="微软雅黑" w:cs="微软雅黑"/>
                 <w:b w:val="0"/>
                 <w:bCs/>
                 <w:i w:val="0"/>
@@ -2685,9 +2730,9 @@
           <w:tcPr>
             <w:tcW w:w="1621" w:type="dxa"/>
             <w:tcBorders>
-              <w:top w:val="single" w:sz="4" w:space="0" w:color="auto"/>
-              <w:left w:val="single" w:sz="4" w:space="0" w:color="auto"/>
-              <w:bottom w:val="single" w:sz="12" w:space="0" w:color="auto"/>
+              <w:top w:val="single" w:color="auto" w:sz="4" w:space="0"/>
+              <w:left w:val="single" w:color="auto" w:sz="4" w:space="0"/>
+              <w:bottom w:val="single" w:color="auto" w:sz="12" w:space="0"/>
               <w:right w:val="nil"/>
             </w:tcBorders>
             <w:tcMar>
@@ -2713,12 +2758,12 @@
               <w:adjustRightInd w:val="0"/>
               <w:snapToGrid w:val="0"/>
               <w:spacing w:line="240" w:lineRule="auto"/>
-              <w:ind w:left="0" w:right="0" w:firstLine="0" w:leftChars="0" w:rightChars="0" w:firstLineChars="0"/>
+              <w:ind w:left="0" w:leftChars="0" w:right="0" w:rightChars="0" w:firstLine="0" w:firstLineChars="0"/>
               <w:jc w:val="center"/>
               <w:textAlignment w:val="baseline"/>
               <w:rPr>
-                <w:rStyle w:val="Strong"/>
-                <w:rFonts w:ascii="微软雅黑" w:eastAsia="微软雅黑" w:hAnsi="微软雅黑" w:cs="微软雅黑" w:hint="default"/>
+                <w:rStyle w:val="25"/>
+                <w:rFonts w:hint="default" w:ascii="微软雅黑" w:hAnsi="微软雅黑" w:eastAsia="微软雅黑" w:cs="微软雅黑"/>
                 <w:b w:val="0"/>
                 <w:bCs/>
                 <w:i w:val="0"/>
@@ -2740,9 +2785,9 @@
           <w:tcPr>
             <w:tcW w:w="2036" w:type="dxa"/>
             <w:tcBorders>
-              <w:top w:val="single" w:sz="4" w:space="0" w:color="auto"/>
-              <w:left w:val="single" w:sz="4" w:space="0" w:color="auto"/>
-              <w:bottom w:val="single" w:sz="12" w:space="0" w:color="auto"/>
+              <w:top w:val="single" w:color="auto" w:sz="4" w:space="0"/>
+              <w:left w:val="single" w:color="auto" w:sz="4" w:space="0"/>
+              <w:bottom w:val="single" w:color="auto" w:sz="12" w:space="0"/>
               <w:right w:val="nil"/>
             </w:tcBorders>
             <w:tcMar>
@@ -2768,12 +2813,12 @@
               <w:adjustRightInd w:val="0"/>
               <w:snapToGrid w:val="0"/>
               <w:spacing w:line="240" w:lineRule="auto"/>
-              <w:ind w:left="0" w:right="0" w:firstLine="0" w:leftChars="0" w:rightChars="0" w:firstLineChars="0"/>
+              <w:ind w:left="0" w:leftChars="0" w:right="0" w:rightChars="0" w:firstLine="0" w:firstLineChars="0"/>
               <w:jc w:val="center"/>
               <w:textAlignment w:val="baseline"/>
               <w:rPr>
-                <w:rStyle w:val="Strong"/>
-                <w:rFonts w:ascii="微软雅黑" w:eastAsia="微软雅黑" w:hAnsi="微软雅黑" w:cs="微软雅黑" w:hint="default"/>
+                <w:rStyle w:val="25"/>
+                <w:rFonts w:hint="default" w:ascii="微软雅黑" w:hAnsi="微软雅黑" w:eastAsia="微软雅黑" w:cs="微软雅黑"/>
                 <w:b w:val="0"/>
                 <w:bCs/>
                 <w:i w:val="0"/>
@@ -2795,10 +2840,10 @@
           <w:tcPr>
             <w:tcW w:w="1205" w:type="dxa"/>
             <w:tcBorders>
-              <w:top w:val="single" w:sz="4" w:space="0" w:color="auto"/>
-              <w:left w:val="single" w:sz="4" w:space="0" w:color="auto"/>
-              <w:bottom w:val="single" w:sz="12" w:space="0" w:color="auto"/>
-              <w:right w:val="single" w:sz="12" w:space="0" w:color="auto"/>
+              <w:top w:val="single" w:color="auto" w:sz="4" w:space="0"/>
+              <w:left w:val="single" w:color="auto" w:sz="4" w:space="0"/>
+              <w:bottom w:val="single" w:color="auto" w:sz="12" w:space="0"/>
+              <w:right w:val="single" w:color="auto" w:sz="12" w:space="0"/>
             </w:tcBorders>
             <w:tcMar>
               <w:top w:w="-1" w:type="dxa"/>
@@ -2823,12 +2868,12 @@
               <w:adjustRightInd w:val="0"/>
               <w:snapToGrid w:val="0"/>
               <w:spacing w:line="240" w:lineRule="auto"/>
-              <w:ind w:left="0" w:right="0" w:firstLine="0" w:leftChars="0" w:rightChars="0" w:firstLineChars="0"/>
+              <w:ind w:left="0" w:leftChars="0" w:right="0" w:rightChars="0" w:firstLine="0" w:firstLineChars="0"/>
               <w:jc w:val="center"/>
               <w:textAlignment w:val="baseline"/>
               <w:rPr>
-                <w:rStyle w:val="Strong"/>
-                <w:rFonts w:ascii="微软雅黑" w:eastAsia="微软雅黑" w:hAnsi="微软雅黑" w:cs="微软雅黑" w:hint="default"/>
+                <w:rStyle w:val="25"/>
+                <w:rFonts w:hint="default" w:ascii="微软雅黑" w:hAnsi="微软雅黑" w:eastAsia="微软雅黑" w:cs="微软雅黑"/>
                 <w:b w:val="0"/>
                 <w:bCs/>
                 <w:i w:val="0"/>
@@ -2866,8 +2911,8 @@
       </w:pPr>
       <w:r>
         <w:rPr>
-          <w:rStyle w:val="Strong"/>
-          <w:rFonts w:ascii="微软雅黑" w:eastAsia="微软雅黑" w:hAnsi="微软雅黑" w:cs="微软雅黑" w:hint="default"/>
+          <w:rStyle w:val="25"/>
+          <w:rFonts w:hint="default" w:ascii="微软雅黑" w:hAnsi="微软雅黑" w:eastAsia="微软雅黑" w:cs="微软雅黑"/>
           <w:b w:val="0"/>
           <w:bCs/>
           <w:i w:val="0"/>
@@ -2887,7 +2932,7 @@
     <w:sdt>
       <w:sdtPr>
         <w:rPr>
-          <w:rFonts w:ascii="宋体" w:eastAsia="宋体" w:hAnsi="宋体" w:cs="Arial"/>
+          <w:rFonts w:ascii="宋体" w:hAnsi="宋体" w:eastAsia="宋体" w:cs="Arial"/>
           <w:snapToGrid w:val="0"/>
           <w:color w:val="000000"/>
           <w:kern w:val="0"/>
@@ -2903,7 +2948,7 @@
       </w:sdtPr>
       <w:sdtEndPr>
         <w:rPr>
-          <w:rFonts w:ascii="宋体" w:eastAsia="宋体" w:hAnsi="宋体" w:cs="Arial"/>
+          <w:rFonts w:ascii="宋体" w:hAnsi="宋体" w:eastAsia="宋体" w:cs="Arial"/>
           <w:snapToGrid w:val="0"/>
           <w:color w:val="000000"/>
           <w:kern w:val="0"/>
@@ -2916,12 +2961,12 @@
         <w:p>
           <w:pPr>
             <w:spacing w:before="0" w:beforeLines="0" w:after="0" w:afterLines="0" w:line="240" w:lineRule="auto"/>
-            <w:ind w:left="0" w:right="0" w:firstLine="0" w:leftChars="0" w:rightChars="0" w:firstLineChars="0"/>
+            <w:ind w:left="0" w:leftChars="0" w:right="0" w:rightChars="0" w:firstLine="0" w:firstLineChars="0"/>
             <w:jc w:val="center"/>
           </w:pPr>
           <w:r>
             <w:rPr>
-              <w:rFonts w:ascii="宋体" w:eastAsia="宋体" w:hAnsi="宋体"/>
+              <w:rFonts w:ascii="宋体" w:hAnsi="宋体" w:eastAsia="宋体"/>
               <w:sz w:val="21"/>
             </w:rPr>
             <w:t>目录</w:t>
@@ -2929,7 +2974,7 @@
         </w:p>
         <w:p>
           <w:pPr>
-            <w:pStyle w:val="TOC1"/>
+            <w:pStyle w:val="16"/>
             <w:tabs>
               <w:tab w:val="right" w:leader="dot" w:pos="8306"/>
             </w:tabs>
@@ -2983,7 +3028,7 @@
         </w:p>
         <w:p>
           <w:pPr>
-            <w:pStyle w:val="TOC1"/>
+            <w:pStyle w:val="16"/>
             <w:tabs>
               <w:tab w:val="right" w:leader="dot" w:pos="8306"/>
             </w:tabs>
@@ -3028,7 +3073,7 @@
         </w:p>
         <w:p>
           <w:pPr>
-            <w:pStyle w:val="TOC1"/>
+            <w:pStyle w:val="16"/>
             <w:tabs>
               <w:tab w:val="right" w:leader="dot" w:pos="8306"/>
             </w:tabs>
@@ -3073,7 +3118,7 @@
         </w:p>
         <w:p>
           <w:pPr>
-            <w:pStyle w:val="TOC2"/>
+            <w:pStyle w:val="18"/>
             <w:tabs>
               <w:tab w:val="right" w:leader="dot" w:pos="8306"/>
             </w:tabs>
@@ -3118,7 +3163,7 @@
         </w:p>
         <w:p>
           <w:pPr>
-            <w:pStyle w:val="TOC2"/>
+            <w:pStyle w:val="18"/>
             <w:tabs>
               <w:tab w:val="right" w:leader="dot" w:pos="8306"/>
             </w:tabs>
@@ -3163,7 +3208,7 @@
         </w:p>
         <w:p>
           <w:pPr>
-            <w:pStyle w:val="TOC2"/>
+            <w:pStyle w:val="18"/>
             <w:tabs>
               <w:tab w:val="right" w:leader="dot" w:pos="8306"/>
             </w:tabs>
@@ -3208,7 +3253,7 @@
         </w:p>
         <w:p>
           <w:pPr>
-            <w:pStyle w:val="TOC2"/>
+            <w:pStyle w:val="18"/>
             <w:tabs>
               <w:tab w:val="right" w:leader="dot" w:pos="8306"/>
             </w:tabs>
@@ -3253,7 +3298,7 @@
         </w:p>
         <w:p>
           <w:pPr>
-            <w:pStyle w:val="TOC2"/>
+            <w:pStyle w:val="18"/>
             <w:tabs>
               <w:tab w:val="right" w:leader="dot" w:pos="8306"/>
             </w:tabs>
@@ -3298,7 +3343,7 @@
         </w:p>
         <w:p>
           <w:pPr>
-            <w:pStyle w:val="TOC1"/>
+            <w:pStyle w:val="16"/>
             <w:tabs>
               <w:tab w:val="right" w:leader="dot" w:pos="8306"/>
             </w:tabs>
@@ -3343,7 +3388,7 @@
         </w:p>
         <w:p>
           <w:pPr>
-            <w:pStyle w:val="TOC1"/>
+            <w:pStyle w:val="16"/>
             <w:tabs>
               <w:tab w:val="right" w:leader="dot" w:pos="8306"/>
             </w:tabs>
@@ -3388,7 +3433,7 @@
         </w:p>
         <w:p>
           <w:pPr>
-            <w:pStyle w:val="TOC1"/>
+            <w:pStyle w:val="16"/>
             <w:tabs>
               <w:tab w:val="right" w:leader="dot" w:pos="8306"/>
             </w:tabs>
@@ -3433,7 +3478,7 @@
         </w:p>
         <w:p>
           <w:pPr>
-            <w:pStyle w:val="TOC1"/>
+            <w:pStyle w:val="16"/>
             <w:tabs>
               <w:tab w:val="right" w:leader="dot" w:pos="8306"/>
             </w:tabs>
@@ -3478,7 +3523,7 @@
         </w:p>
         <w:p>
           <w:pPr>
-            <w:pStyle w:val="TOC2"/>
+            <w:pStyle w:val="18"/>
             <w:tabs>
               <w:tab w:val="right" w:leader="dot" w:pos="8306"/>
             </w:tabs>
@@ -3523,7 +3568,7 @@
         </w:p>
         <w:p>
           <w:pPr>
-            <w:pStyle w:val="TOC2"/>
+            <w:pStyle w:val="18"/>
             <w:tabs>
               <w:tab w:val="right" w:leader="dot" w:pos="8306"/>
             </w:tabs>
@@ -3568,7 +3613,7 @@
         </w:p>
         <w:p>
           <w:pPr>
-            <w:pStyle w:val="TOC2"/>
+            <w:pStyle w:val="18"/>
             <w:tabs>
               <w:tab w:val="right" w:leader="dot" w:pos="8306"/>
             </w:tabs>
@@ -3613,7 +3658,7 @@
         </w:p>
         <w:p>
           <w:pPr>
-            <w:pStyle w:val="TOC2"/>
+            <w:pStyle w:val="18"/>
             <w:tabs>
               <w:tab w:val="right" w:leader="dot" w:pos="8306"/>
             </w:tabs>
@@ -3658,7 +3703,7 @@
         </w:p>
         <w:p>
           <w:pPr>
-            <w:pStyle w:val="TOC2"/>
+            <w:pStyle w:val="18"/>
             <w:tabs>
               <w:tab w:val="right" w:leader="dot" w:pos="8306"/>
             </w:tabs>
@@ -3703,7 +3748,7 @@
         </w:p>
         <w:p>
           <w:pPr>
-            <w:pStyle w:val="TOC1"/>
+            <w:pStyle w:val="16"/>
             <w:tabs>
               <w:tab w:val="right" w:leader="dot" w:pos="8306"/>
             </w:tabs>
@@ -3757,7 +3802,7 @@
       <w:pPr>
         <w:jc w:val="center"/>
         <w:rPr>
-          <w:rFonts w:eastAsia="宋体" w:hint="eastAsia"/>
+          <w:rFonts w:hint="eastAsia" w:eastAsia="宋体"/>
           <w:lang w:val="en-US" w:eastAsia="zh-CN"/>
         </w:rPr>
       </w:pPr>
@@ -3771,7 +3816,7 @@
     </w:p>
     <w:p>
       <w:pPr>
-        <w:pStyle w:val="TableofFigures"/>
+        <w:pStyle w:val="17"/>
         <w:tabs>
           <w:tab w:val="right" w:leader="dot" w:pos="8306"/>
         </w:tabs>
@@ -3780,7 +3825,7 @@
         <w:fldChar w:fldCharType="begin"/>
       </w:r>
       <w:r>
-        <w:instrText>TOC \h \c "表"</w:instrText>
+        <w:instrText xml:space="preserve">TOC \h \c "表"</w:instrText>
       </w:r>
       <w:r>
         <w:fldChar w:fldCharType="separate"/>
@@ -3849,7 +3894,7 @@
     </w:p>
     <w:p>
       <w:pPr>
-        <w:pStyle w:val="TableofFigures"/>
+        <w:pStyle w:val="17"/>
         <w:tabs>
           <w:tab w:val="right" w:leader="dot" w:pos="8306"/>
         </w:tabs>
@@ -3918,7 +3963,7 @@
     </w:p>
     <w:p>
       <w:pPr>
-        <w:pStyle w:val="TableofFigures"/>
+        <w:pStyle w:val="17"/>
         <w:tabs>
           <w:tab w:val="right" w:leader="dot" w:pos="8306"/>
         </w:tabs>
@@ -3987,7 +4032,7 @@
     </w:p>
     <w:p>
       <w:pPr>
-        <w:pStyle w:val="TableofFigures"/>
+        <w:pStyle w:val="17"/>
         <w:tabs>
           <w:tab w:val="right" w:leader="dot" w:pos="8306"/>
         </w:tabs>
@@ -4096,15 +4141,15 @@
     </w:p>
     <w:p>
       <w:pPr>
-        <w:pStyle w:val="1"/>
+        <w:pStyle w:val="30"/>
         <w:bidi w:val="0"/>
         <w:rPr>
           <w:rFonts w:hint="default"/>
           <w:lang w:val="en-US" w:eastAsia="zh-CN"/>
         </w:rPr>
       </w:pPr>
-      <w:bookmarkStart w:id="1" w:name="_Toc20165"/>
-      <w:bookmarkStart w:id="2" w:name="_Toc8521"/>
+      <w:bookmarkStart w:id="1" w:name="_Toc8521"/>
+      <w:bookmarkStart w:id="2" w:name="_Toc20165"/>
       <w:r>
         <w:rPr>
           <w:rFonts w:hint="default"/>
@@ -4117,7 +4162,7 @@
     </w:p>
     <w:p>
       <w:pPr>
-        <w:pStyle w:val="a1"/>
+        <w:pStyle w:val="31"/>
         <w:bidi w:val="0"/>
         <w:rPr>
           <w:rFonts w:hint="default"/>
@@ -4134,7 +4179,7 @@
     </w:p>
     <w:p>
       <w:pPr>
-        <w:pStyle w:val="1"/>
+        <w:pStyle w:val="30"/>
         <w:bidi w:val="0"/>
         <w:rPr>
           <w:rFonts w:hint="default"/>
@@ -4155,7 +4200,7 @@
     </w:p>
     <w:p>
       <w:pPr>
-        <w:pStyle w:val="a1"/>
+        <w:pStyle w:val="31"/>
         <w:bidi w:val="0"/>
         <w:rPr>
           <w:rFonts w:hint="default"/>
@@ -4172,7 +4217,7 @@
     </w:p>
     <w:p>
       <w:pPr>
-        <w:pStyle w:val="1"/>
+        <w:pStyle w:val="30"/>
         <w:bidi w:val="0"/>
         <w:rPr>
           <w:rFonts w:hint="default"/>
@@ -4193,7 +4238,7 @@
     </w:p>
     <w:p>
       <w:pPr>
-        <w:pStyle w:val="2"/>
+        <w:pStyle w:val="32"/>
         <w:bidi w:val="0"/>
         <w:rPr>
           <w:rFonts w:hint="default"/>
@@ -4214,7 +4259,7 @@
     </w:p>
     <w:p>
       <w:pPr>
-        <w:pStyle w:val="a1"/>
+        <w:pStyle w:val="31"/>
         <w:keepLines w:val="0"/>
         <w:pageBreakBefore w:val="0"/>
         <w:widowControl w:val="0"/>
@@ -4248,7 +4293,7 @@
     </w:p>
     <w:p>
       <w:pPr>
-        <w:pStyle w:val="a1"/>
+        <w:pStyle w:val="31"/>
         <w:keepLines w:val="0"/>
         <w:pageBreakBefore w:val="0"/>
         <w:widowControl w:val="0"/>
@@ -4282,7 +4327,7 @@
     </w:p>
     <w:p>
       <w:pPr>
-        <w:pStyle w:val="a1"/>
+        <w:pStyle w:val="31"/>
         <w:keepLines w:val="0"/>
         <w:pageBreakBefore w:val="0"/>
         <w:widowControl w:val="0"/>
@@ -4316,15 +4361,15 @@
     </w:p>
     <w:p>
       <w:pPr>
-        <w:pStyle w:val="2"/>
+        <w:pStyle w:val="32"/>
         <w:bidi w:val="0"/>
         <w:rPr>
           <w:rFonts w:hint="default"/>
           <w:lang w:val="en-US" w:eastAsia="zh-CN"/>
         </w:rPr>
       </w:pPr>
-      <w:bookmarkStart w:id="9" w:name="_Toc18109"/>
-      <w:bookmarkStart w:id="10" w:name="_Toc12529"/>
+      <w:bookmarkStart w:id="9" w:name="_Toc12529"/>
+      <w:bookmarkStart w:id="10" w:name="_Toc18109"/>
       <w:r>
         <w:rPr>
           <w:rFonts w:hint="default"/>
@@ -4337,7 +4382,7 @@
     </w:p>
     <w:p>
       <w:pPr>
-        <w:pStyle w:val="a1"/>
+        <w:pStyle w:val="31"/>
         <w:keepLines w:val="0"/>
         <w:pageBreakBefore w:val="0"/>
         <w:widowControl w:val="0"/>
@@ -4371,7 +4416,7 @@
     </w:p>
     <w:p>
       <w:pPr>
-        <w:pStyle w:val="a1"/>
+        <w:pStyle w:val="31"/>
         <w:keepLines w:val="0"/>
         <w:pageBreakBefore w:val="0"/>
         <w:widowControl w:val="0"/>
@@ -4405,7 +4450,7 @@
     </w:p>
     <w:p>
       <w:pPr>
-        <w:pStyle w:val="a1"/>
+        <w:pStyle w:val="31"/>
         <w:keepLines w:val="0"/>
         <w:pageBreakBefore w:val="0"/>
         <w:widowControl w:val="0"/>
@@ -4439,7 +4484,7 @@
     </w:p>
     <w:p>
       <w:pPr>
-        <w:pStyle w:val="a1"/>
+        <w:pStyle w:val="31"/>
         <w:keepLines w:val="0"/>
         <w:pageBreakBefore w:val="0"/>
         <w:widowControl w:val="0"/>
@@ -4473,7 +4518,7 @@
     </w:p>
     <w:p>
       <w:pPr>
-        <w:pStyle w:val="a1"/>
+        <w:pStyle w:val="31"/>
         <w:keepLines w:val="0"/>
         <w:pageBreakBefore w:val="0"/>
         <w:widowControl w:val="0"/>
@@ -4507,15 +4552,15 @@
     </w:p>
     <w:p>
       <w:pPr>
-        <w:pStyle w:val="2"/>
+        <w:pStyle w:val="32"/>
         <w:bidi w:val="0"/>
         <w:rPr>
           <w:rFonts w:hint="default"/>
           <w:lang w:val="en-US" w:eastAsia="zh-CN"/>
         </w:rPr>
       </w:pPr>
-      <w:bookmarkStart w:id="11" w:name="_Toc9409"/>
-      <w:bookmarkStart w:id="12" w:name="_Toc11176"/>
+      <w:bookmarkStart w:id="11" w:name="_Toc11176"/>
+      <w:bookmarkStart w:id="12" w:name="_Toc9409"/>
       <w:r>
         <w:rPr>
           <w:rFonts w:hint="default"/>
@@ -4528,7 +4573,7 @@
     </w:p>
     <w:p>
       <w:pPr>
-        <w:pStyle w:val="a1"/>
+        <w:pStyle w:val="31"/>
         <w:keepLines w:val="0"/>
         <w:pageBreakBefore w:val="0"/>
         <w:widowControl w:val="0"/>
@@ -4562,7 +4607,7 @@
     </w:p>
     <w:p>
       <w:pPr>
-        <w:pStyle w:val="a1"/>
+        <w:pStyle w:val="31"/>
         <w:keepLines w:val="0"/>
         <w:pageBreakBefore w:val="0"/>
         <w:widowControl w:val="0"/>
@@ -4596,7 +4641,7 @@
     </w:p>
     <w:p>
       <w:pPr>
-        <w:pStyle w:val="a1"/>
+        <w:pStyle w:val="31"/>
         <w:keepLines w:val="0"/>
         <w:pageBreakBefore w:val="0"/>
         <w:widowControl w:val="0"/>
@@ -4630,7 +4675,7 @@
     </w:p>
     <w:p>
       <w:pPr>
-        <w:pStyle w:val="a1"/>
+        <w:pStyle w:val="31"/>
         <w:keepLines w:val="0"/>
         <w:pageBreakBefore w:val="0"/>
         <w:widowControl w:val="0"/>
@@ -4664,7 +4709,7 @@
     </w:p>
     <w:p>
       <w:pPr>
-        <w:pStyle w:val="a1"/>
+        <w:pStyle w:val="31"/>
         <w:keepLines w:val="0"/>
         <w:pageBreakBefore w:val="0"/>
         <w:widowControl w:val="0"/>
@@ -4698,7 +4743,7 @@
     </w:p>
     <w:p>
       <w:pPr>
-        <w:pStyle w:val="a1"/>
+        <w:pStyle w:val="31"/>
         <w:keepLines w:val="0"/>
         <w:pageBreakBefore w:val="0"/>
         <w:widowControl w:val="0"/>
@@ -4732,7 +4777,7 @@
     </w:p>
     <w:p>
       <w:pPr>
-        <w:pStyle w:val="a1"/>
+        <w:pStyle w:val="31"/>
         <w:keepLines w:val="0"/>
         <w:pageBreakBefore w:val="0"/>
         <w:widowControl w:val="0"/>
@@ -4766,7 +4811,7 @@
     </w:p>
     <w:p>
       <w:pPr>
-        <w:pStyle w:val="2"/>
+        <w:pStyle w:val="32"/>
         <w:bidi w:val="0"/>
         <w:rPr>
           <w:rFonts w:hint="default"/>
@@ -4787,7 +4832,7 @@
     </w:p>
     <w:p>
       <w:pPr>
-        <w:pStyle w:val="a1"/>
+        <w:pStyle w:val="31"/>
         <w:keepLines w:val="0"/>
         <w:pageBreakBefore w:val="0"/>
         <w:widowControl w:val="0"/>
@@ -4821,7 +4866,7 @@
     </w:p>
     <w:p>
       <w:pPr>
-        <w:pStyle w:val="a1"/>
+        <w:pStyle w:val="31"/>
         <w:keepLines w:val="0"/>
         <w:pageBreakBefore w:val="0"/>
         <w:widowControl w:val="0"/>
@@ -4855,7 +4900,7 @@
     </w:p>
     <w:p>
       <w:pPr>
-        <w:pStyle w:val="a1"/>
+        <w:pStyle w:val="31"/>
         <w:keepLines w:val="0"/>
         <w:pageBreakBefore w:val="0"/>
         <w:widowControl w:val="0"/>
@@ -4889,15 +4934,15 @@
     </w:p>
     <w:p>
       <w:pPr>
-        <w:pStyle w:val="2"/>
+        <w:pStyle w:val="32"/>
         <w:bidi w:val="0"/>
         <w:rPr>
           <w:rFonts w:hint="default"/>
           <w:lang w:val="en-US" w:eastAsia="zh-CN"/>
         </w:rPr>
       </w:pPr>
-      <w:bookmarkStart w:id="15" w:name="_Toc28801"/>
-      <w:bookmarkStart w:id="16" w:name="_Toc5371"/>
+      <w:bookmarkStart w:id="15" w:name="_Toc5371"/>
+      <w:bookmarkStart w:id="16" w:name="_Toc28801"/>
       <w:r>
         <w:rPr>
           <w:rFonts w:hint="default"/>
@@ -4910,7 +4955,7 @@
     </w:p>
     <w:p>
       <w:pPr>
-        <w:pStyle w:val="a1"/>
+        <w:pStyle w:val="31"/>
         <w:keepLines w:val="0"/>
         <w:pageBreakBefore w:val="0"/>
         <w:widowControl w:val="0"/>
@@ -4944,7 +4989,7 @@
     </w:p>
     <w:p>
       <w:pPr>
-        <w:pStyle w:val="a1"/>
+        <w:pStyle w:val="31"/>
         <w:keepLines w:val="0"/>
         <w:pageBreakBefore w:val="0"/>
         <w:widowControl w:val="0"/>
@@ -4978,7 +5023,7 @@
     </w:p>
     <w:p>
       <w:pPr>
-        <w:pStyle w:val="a1"/>
+        <w:pStyle w:val="31"/>
         <w:keepLines w:val="0"/>
         <w:pageBreakBefore w:val="0"/>
         <w:widowControl w:val="0"/>
@@ -5012,7 +5057,7 @@
     </w:p>
     <w:p>
       <w:pPr>
-        <w:pStyle w:val="a1"/>
+        <w:pStyle w:val="31"/>
         <w:keepLines w:val="0"/>
         <w:pageBreakBefore w:val="0"/>
         <w:widowControl w:val="0"/>
@@ -5046,7 +5091,7 @@
     </w:p>
     <w:p>
       <w:pPr>
-        <w:pStyle w:val="a1"/>
+        <w:pStyle w:val="31"/>
         <w:keepLines w:val="0"/>
         <w:pageBreakBefore w:val="0"/>
         <w:widowControl w:val="0"/>
@@ -5080,7 +5125,7 @@
     </w:p>
     <w:p>
       <w:pPr>
-        <w:pStyle w:val="1"/>
+        <w:pStyle w:val="30"/>
         <w:bidi w:val="0"/>
         <w:rPr>
           <w:rFonts w:hint="default"/>
@@ -5101,7 +5146,7 @@
     </w:p>
     <w:p>
       <w:pPr>
-        <w:pStyle w:val="a1"/>
+        <w:pStyle w:val="31"/>
         <w:keepLines w:val="0"/>
         <w:pageBreakBefore w:val="0"/>
         <w:widowControl w:val="0"/>
@@ -5142,7 +5187,7 @@
     </w:p>
     <w:p>
       <w:pPr>
-        <w:pStyle w:val="a1"/>
+        <w:pStyle w:val="31"/>
         <w:keepNext w:val="0"/>
         <w:keepLines w:val="0"/>
         <w:pageBreakBefore w:val="0"/>
@@ -5192,7 +5237,7 @@
           <w:rFonts w:hint="eastAsia"/>
           <w:lang w:val="en-US" w:eastAsia="zh-CN"/>
         </w:rPr>
-        <w:instrText>"柴_标题1"\n</w:instrText>
+        <w:instrText xml:space="preserve">"柴_标题1"\n</w:instrText>
       </w:r>
       <w:r>
         <w:instrText xml:space="preserve"> \s</w:instrText>
@@ -5209,7 +5254,7 @@
           <w:rFonts w:hint="eastAsia"/>
           <w:lang w:val="en-US" w:eastAsia="zh-CN"/>
         </w:rPr>
-        <w:instrText>* Charformat</w:instrText>
+        <w:instrText xml:space="preserve">* Charformat</w:instrText>
       </w:r>
       <w:r>
         <w:rPr>
@@ -5286,18 +5331,19 @@
     </w:p>
     <w:tbl>
       <w:tblPr>
-        <w:tblStyle w:val="TableNormal"/>
+        <w:tblStyle w:val="22"/>
         <w:tblW w:w="8522" w:type="dxa"/>
         <w:jc w:val="center"/>
         <w:tblBorders>
-          <w:top w:val="nil"/>
-          <w:left w:val="nil"/>
-          <w:bottom w:val="nil"/>
-          <w:right w:val="nil"/>
-          <w:insideH w:val="nil"/>
-          <w:insideV w:val="nil"/>
+          <w:top w:val="none" w:color="auto" w:sz="0" w:space="0"/>
+          <w:left w:val="none" w:color="auto" w:sz="0" w:space="0"/>
+          <w:bottom w:val="none" w:color="auto" w:sz="0" w:space="0"/>
+          <w:right w:val="none" w:color="auto" w:sz="0" w:space="0"/>
+          <w:insideH w:val="none" w:color="auto" w:sz="0" w:space="0"/>
+          <w:insideV w:val="none" w:color="auto" w:sz="0" w:space="0"/>
         </w:tblBorders>
         <w:shd w:val="clear" w:color="auto" w:fill="auto"/>
+        <w:tblLayout w:type="autofit"/>
         <w:tblCellMar>
           <w:top w:w="15" w:type="dxa"/>
           <w:left w:w="15" w:type="dxa"/>
@@ -5312,17 +5358,14 @@
       </w:tblGrid>
       <w:tr>
         <w:tblPrEx>
-          <w:tblW w:w="8522" w:type="dxa"/>
-          <w:jc w:val="center"/>
           <w:tblBorders>
-            <w:top w:val="nil"/>
-            <w:left w:val="nil"/>
-            <w:bottom w:val="nil"/>
-            <w:right w:val="nil"/>
-            <w:insideH w:val="nil"/>
-            <w:insideV w:val="nil"/>
+            <w:top w:val="none" w:color="auto" w:sz="0" w:space="0"/>
+            <w:left w:val="none" w:color="auto" w:sz="0" w:space="0"/>
+            <w:bottom w:val="none" w:color="auto" w:sz="0" w:space="0"/>
+            <w:right w:val="none" w:color="auto" w:sz="0" w:space="0"/>
+            <w:insideH w:val="none" w:color="auto" w:sz="0" w:space="0"/>
+            <w:insideV w:val="none" w:color="auto" w:sz="0" w:space="0"/>
           </w:tblBorders>
-          <w:shd w:val="clear" w:color="auto" w:fill="auto"/>
           <w:tblCellMar>
             <w:top w:w="15" w:type="dxa"/>
             <w:left w:w="15" w:type="dxa"/>
@@ -5331,7 +5374,7 @@
           </w:tblCellMar>
         </w:tblPrEx>
         <w:trPr>
-          <w:trHeight w:val="0"/>
+          <w:trHeight w:val="0" w:hRule="atLeast"/>
           <w:tblHeader/>
           <w:jc w:val="center"/>
         </w:trPr>
@@ -5339,8 +5382,8 @@
           <w:tcPr>
             <w:tcW w:w="1147" w:type="dxa"/>
             <w:tcBorders>
-              <w:top w:val="single" w:sz="12" w:space="0" w:color="auto"/>
-              <w:left w:val="single" w:sz="12" w:space="0" w:color="auto"/>
+              <w:top w:val="single" w:color="auto" w:sz="12" w:space="0"/>
+              <w:left w:val="single" w:color="auto" w:sz="12" w:space="0"/>
               <w:bottom w:val="nil"/>
               <w:right w:val="nil"/>
             </w:tcBorders>
@@ -5361,10 +5404,10 @@
               <w:suppressLineNumbers w:val="0"/>
               <w:snapToGrid w:val="0"/>
               <w:spacing w:line="240" w:lineRule="auto"/>
-              <w:ind w:left="0" w:right="0" w:firstLine="0" w:leftChars="0" w:rightChars="0" w:firstLineChars="0"/>
+              <w:ind w:left="0" w:leftChars="0" w:right="0" w:rightChars="0" w:firstLine="0" w:firstLineChars="0"/>
               <w:jc w:val="center"/>
               <w:rPr>
-                <w:rFonts w:ascii="Segoe UI" w:eastAsia="Segoe UI" w:hAnsi="Segoe UI" w:cs="Segoe UI"/>
+                <w:rFonts w:ascii="Segoe UI" w:hAnsi="Segoe UI" w:eastAsia="Segoe UI" w:cs="Segoe UI"/>
                 <w:b/>
                 <w:i w:val="0"/>
                 <w:iCs w:val="0"/>
@@ -5377,7 +5420,7 @@
             </w:pPr>
             <w:r>
               <w:rPr>
-                <w:rFonts w:ascii="Segoe UI" w:eastAsia="Segoe UI" w:hAnsi="Segoe UI" w:cs="Segoe UI" w:hint="default"/>
+                <w:rFonts w:hint="default" w:ascii="Segoe UI" w:hAnsi="Segoe UI" w:eastAsia="Segoe UI" w:cs="Segoe UI"/>
                 <w:b/>
                 <w:i w:val="0"/>
                 <w:iCs w:val="0"/>
@@ -5398,8 +5441,8 @@
           <w:tcPr>
             <w:tcW w:w="4952" w:type="dxa"/>
             <w:tcBorders>
-              <w:top w:val="single" w:sz="12" w:space="0" w:color="auto"/>
-              <w:left w:val="single" w:sz="4" w:space="0" w:color="auto"/>
+              <w:top w:val="single" w:color="auto" w:sz="12" w:space="0"/>
+              <w:left w:val="single" w:color="auto" w:sz="4" w:space="0"/>
               <w:bottom w:val="nil"/>
               <w:right w:val="nil"/>
             </w:tcBorders>
@@ -5420,10 +5463,10 @@
               <w:suppressLineNumbers w:val="0"/>
               <w:snapToGrid w:val="0"/>
               <w:spacing w:line="240" w:lineRule="auto"/>
-              <w:ind w:left="0" w:right="0" w:firstLine="0" w:leftChars="0" w:rightChars="0" w:firstLineChars="0"/>
+              <w:ind w:left="0" w:leftChars="0" w:right="0" w:rightChars="0" w:firstLine="0" w:firstLineChars="0"/>
               <w:jc w:val="center"/>
               <w:rPr>
-                <w:rFonts w:ascii="Segoe UI" w:eastAsia="Segoe UI" w:hAnsi="Segoe UI" w:cs="Segoe UI" w:hint="default"/>
+                <w:rFonts w:hint="default" w:ascii="Segoe UI" w:hAnsi="Segoe UI" w:eastAsia="Segoe UI" w:cs="Segoe UI"/>
                 <w:b/>
                 <w:i w:val="0"/>
                 <w:iCs w:val="0"/>
@@ -5436,7 +5479,7 @@
             </w:pPr>
             <w:r>
               <w:rPr>
-                <w:rFonts w:ascii="Segoe UI" w:eastAsia="Segoe UI" w:hAnsi="Segoe UI" w:cs="Segoe UI" w:hint="default"/>
+                <w:rFonts w:hint="default" w:ascii="Segoe UI" w:hAnsi="Segoe UI" w:eastAsia="Segoe UI" w:cs="Segoe UI"/>
                 <w:b/>
                 <w:i w:val="0"/>
                 <w:iCs w:val="0"/>
@@ -5457,10 +5500,10 @@
           <w:tcPr>
             <w:tcW w:w="2423" w:type="dxa"/>
             <w:tcBorders>
-              <w:top w:val="single" w:sz="12" w:space="0" w:color="auto"/>
-              <w:left w:val="single" w:sz="4" w:space="0" w:color="auto"/>
+              <w:top w:val="single" w:color="auto" w:sz="12" w:space="0"/>
+              <w:left w:val="single" w:color="auto" w:sz="4" w:space="0"/>
               <w:bottom w:val="nil"/>
-              <w:right w:val="single" w:sz="12" w:space="0" w:color="auto"/>
+              <w:right w:val="single" w:color="auto" w:sz="12" w:space="0"/>
             </w:tcBorders>
             <w:shd w:val="clear" w:color="auto" w:fill="auto"/>
             <w:tcMar>
@@ -5479,10 +5522,10 @@
               <w:suppressLineNumbers w:val="0"/>
               <w:snapToGrid w:val="0"/>
               <w:spacing w:line="240" w:lineRule="auto"/>
-              <w:ind w:left="0" w:right="0" w:firstLine="0" w:leftChars="0" w:rightChars="0" w:firstLineChars="0"/>
+              <w:ind w:left="0" w:leftChars="0" w:right="0" w:rightChars="0" w:firstLine="0" w:firstLineChars="0"/>
               <w:jc w:val="center"/>
               <w:rPr>
-                <w:rFonts w:ascii="Segoe UI" w:eastAsia="Segoe UI" w:hAnsi="Segoe UI" w:cs="Segoe UI" w:hint="default"/>
+                <w:rFonts w:hint="default" w:ascii="Segoe UI" w:hAnsi="Segoe UI" w:eastAsia="Segoe UI" w:cs="Segoe UI"/>
                 <w:b/>
                 <w:i w:val="0"/>
                 <w:iCs w:val="0"/>
@@ -5495,7 +5538,7 @@
             </w:pPr>
             <w:r>
               <w:rPr>
-                <w:rFonts w:ascii="Segoe UI" w:eastAsia="Segoe UI" w:hAnsi="Segoe UI" w:cs="Segoe UI" w:hint="default"/>
+                <w:rFonts w:hint="default" w:ascii="Segoe UI" w:hAnsi="Segoe UI" w:eastAsia="Segoe UI" w:cs="Segoe UI"/>
                 <w:b/>
                 <w:i w:val="0"/>
                 <w:iCs w:val="0"/>
@@ -5515,8 +5558,14 @@
       </w:tr>
       <w:tr>
         <w:tblPrEx>
-          <w:tblW w:w="8522" w:type="dxa"/>
-          <w:jc w:val="center"/>
+          <w:tblBorders>
+            <w:top w:val="none" w:color="auto" w:sz="0" w:space="0"/>
+            <w:left w:val="none" w:color="auto" w:sz="0" w:space="0"/>
+            <w:bottom w:val="none" w:color="auto" w:sz="0" w:space="0"/>
+            <w:right w:val="none" w:color="auto" w:sz="0" w:space="0"/>
+            <w:insideH w:val="none" w:color="auto" w:sz="0" w:space="0"/>
+            <w:insideV w:val="none" w:color="auto" w:sz="0" w:space="0"/>
+          </w:tblBorders>
           <w:shd w:val="clear" w:color="auto" w:fill="auto"/>
           <w:tblCellMar>
             <w:top w:w="15" w:type="dxa"/>
@@ -5526,15 +5575,15 @@
           </w:tblCellMar>
         </w:tblPrEx>
         <w:trPr>
-          <w:trHeight w:val="0"/>
+          <w:trHeight w:val="0" w:hRule="atLeast"/>
           <w:jc w:val="center"/>
         </w:trPr>
         <w:tc>
           <w:tcPr>
             <w:tcW w:w="1147" w:type="dxa"/>
             <w:tcBorders>
-              <w:top w:val="single" w:sz="4" w:space="0" w:color="auto"/>
-              <w:left w:val="single" w:sz="12" w:space="0" w:color="auto"/>
+              <w:top w:val="single" w:color="auto" w:sz="4" w:space="0"/>
+              <w:left w:val="single" w:color="auto" w:sz="12" w:space="0"/>
               <w:bottom w:val="nil"/>
               <w:right w:val="nil"/>
             </w:tcBorders>
@@ -5555,10 +5604,10 @@
               <w:suppressLineNumbers w:val="0"/>
               <w:snapToGrid w:val="0"/>
               <w:spacing w:line="240" w:lineRule="auto"/>
-              <w:ind w:left="0" w:right="0" w:firstLine="0" w:leftChars="0" w:rightChars="0" w:firstLineChars="0"/>
+              <w:ind w:left="0" w:leftChars="0" w:right="0" w:rightChars="0" w:firstLine="0" w:firstLineChars="0"/>
               <w:jc w:val="center"/>
               <w:rPr>
-                <w:rFonts w:ascii="Segoe UI" w:eastAsia="Segoe UI" w:hAnsi="Segoe UI" w:cs="Segoe UI" w:hint="default"/>
+                <w:rFonts w:hint="default" w:ascii="Segoe UI" w:hAnsi="Segoe UI" w:eastAsia="Segoe UI" w:cs="Segoe UI"/>
                 <w:i w:val="0"/>
                 <w:iCs w:val="0"/>
                 <w:caps w:val="0"/>
@@ -5570,8 +5619,8 @@
             </w:pPr>
             <w:r>
               <w:rPr>
-                <w:rStyle w:val="Strong"/>
-                <w:rFonts w:ascii="Segoe UI" w:eastAsia="Segoe UI" w:hAnsi="Segoe UI" w:cs="Segoe UI" w:hint="default"/>
+                <w:rStyle w:val="25"/>
+                <w:rFonts w:hint="default" w:ascii="Segoe UI" w:hAnsi="Segoe UI" w:eastAsia="Segoe UI" w:cs="Segoe UI"/>
                 <w:b/>
                 <w:bCs/>
                 <w:i w:val="0"/>
@@ -5593,8 +5642,8 @@
           <w:tcPr>
             <w:tcW w:w="4952" w:type="dxa"/>
             <w:tcBorders>
-              <w:top w:val="single" w:sz="4" w:space="0" w:color="auto"/>
-              <w:left w:val="single" w:sz="4" w:space="0" w:color="auto"/>
+              <w:top w:val="single" w:color="auto" w:sz="4" w:space="0"/>
+              <w:left w:val="single" w:color="auto" w:sz="4" w:space="0"/>
               <w:bottom w:val="nil"/>
               <w:right w:val="nil"/>
             </w:tcBorders>
@@ -5615,10 +5664,10 @@
               <w:suppressLineNumbers w:val="0"/>
               <w:snapToGrid w:val="0"/>
               <w:spacing w:line="240" w:lineRule="auto"/>
-              <w:ind w:left="0" w:right="0" w:firstLine="0" w:leftChars="0" w:rightChars="0" w:firstLineChars="0"/>
+              <w:ind w:left="0" w:leftChars="0" w:right="0" w:rightChars="0" w:firstLine="0" w:firstLineChars="0"/>
               <w:jc w:val="center"/>
               <w:rPr>
-                <w:rFonts w:ascii="Segoe UI" w:eastAsia="Segoe UI" w:hAnsi="Segoe UI" w:cs="Segoe UI" w:hint="default"/>
+                <w:rFonts w:hint="default" w:ascii="Segoe UI" w:hAnsi="Segoe UI" w:eastAsia="Segoe UI" w:cs="Segoe UI"/>
                 <w:i w:val="0"/>
                 <w:iCs w:val="0"/>
                 <w:caps w:val="0"/>
@@ -5630,7 +5679,7 @@
             </w:pPr>
             <w:r>
               <w:rPr>
-                <w:rFonts w:ascii="Segoe UI" w:eastAsia="Segoe UI" w:hAnsi="Segoe UI" w:cs="Segoe UI" w:hint="default"/>
+                <w:rFonts w:hint="default" w:ascii="Segoe UI" w:hAnsi="Segoe UI" w:eastAsia="Segoe UI" w:cs="Segoe UI"/>
                 <w:i w:val="0"/>
                 <w:iCs w:val="0"/>
                 <w:caps w:val="0"/>
@@ -5650,10 +5699,10 @@
           <w:tcPr>
             <w:tcW w:w="2423" w:type="dxa"/>
             <w:tcBorders>
-              <w:top w:val="single" w:sz="4" w:space="0" w:color="auto"/>
-              <w:left w:val="single" w:sz="4" w:space="0" w:color="auto"/>
+              <w:top w:val="single" w:color="auto" w:sz="4" w:space="0"/>
+              <w:left w:val="single" w:color="auto" w:sz="4" w:space="0"/>
               <w:bottom w:val="nil"/>
-              <w:right w:val="single" w:sz="12" w:space="0" w:color="auto"/>
+              <w:right w:val="single" w:color="auto" w:sz="12" w:space="0"/>
             </w:tcBorders>
             <w:shd w:val="clear" w:color="auto" w:fill="auto"/>
             <w:tcMar>
@@ -5672,10 +5721,10 @@
               <w:suppressLineNumbers w:val="0"/>
               <w:snapToGrid w:val="0"/>
               <w:spacing w:line="240" w:lineRule="auto"/>
-              <w:ind w:left="0" w:right="0" w:firstLine="0" w:leftChars="0" w:rightChars="0" w:firstLineChars="0"/>
+              <w:ind w:left="0" w:leftChars="0" w:right="0" w:rightChars="0" w:firstLine="0" w:firstLineChars="0"/>
               <w:jc w:val="left"/>
               <w:rPr>
-                <w:rFonts w:ascii="Segoe UI" w:eastAsia="Segoe UI" w:hAnsi="Segoe UI" w:cs="Segoe UI" w:hint="default"/>
+                <w:rFonts w:hint="default" w:ascii="Segoe UI" w:hAnsi="Segoe UI" w:eastAsia="Segoe UI" w:cs="Segoe UI"/>
                 <w:i w:val="0"/>
                 <w:iCs w:val="0"/>
                 <w:caps w:val="0"/>
@@ -5687,7 +5736,7 @@
             </w:pPr>
             <w:r>
               <w:rPr>
-                <w:rFonts w:ascii="Segoe UI" w:eastAsia="Segoe UI" w:hAnsi="Segoe UI" w:cs="Segoe UI" w:hint="default"/>
+                <w:rFonts w:hint="default" w:ascii="Segoe UI" w:hAnsi="Segoe UI" w:eastAsia="Segoe UI" w:cs="Segoe UI"/>
                 <w:i w:val="0"/>
                 <w:iCs w:val="0"/>
                 <w:caps w:val="0"/>
@@ -5706,8 +5755,14 @@
       </w:tr>
       <w:tr>
         <w:tblPrEx>
-          <w:tblW w:w="8522" w:type="dxa"/>
-          <w:jc w:val="center"/>
+          <w:tblBorders>
+            <w:top w:val="none" w:color="auto" w:sz="0" w:space="0"/>
+            <w:left w:val="none" w:color="auto" w:sz="0" w:space="0"/>
+            <w:bottom w:val="none" w:color="auto" w:sz="0" w:space="0"/>
+            <w:right w:val="none" w:color="auto" w:sz="0" w:space="0"/>
+            <w:insideH w:val="none" w:color="auto" w:sz="0" w:space="0"/>
+            <w:insideV w:val="none" w:color="auto" w:sz="0" w:space="0"/>
+          </w:tblBorders>
           <w:shd w:val="clear" w:color="auto" w:fill="auto"/>
           <w:tblCellMar>
             <w:top w:w="15" w:type="dxa"/>
@@ -5717,15 +5772,15 @@
           </w:tblCellMar>
         </w:tblPrEx>
         <w:trPr>
-          <w:trHeight w:val="0"/>
+          <w:trHeight w:val="0" w:hRule="atLeast"/>
           <w:jc w:val="center"/>
         </w:trPr>
         <w:tc>
           <w:tcPr>
             <w:tcW w:w="1147" w:type="dxa"/>
             <w:tcBorders>
-              <w:top w:val="single" w:sz="4" w:space="0" w:color="auto"/>
-              <w:left w:val="single" w:sz="12" w:space="0" w:color="auto"/>
+              <w:top w:val="single" w:color="auto" w:sz="4" w:space="0"/>
+              <w:left w:val="single" w:color="auto" w:sz="12" w:space="0"/>
               <w:bottom w:val="nil"/>
               <w:right w:val="nil"/>
             </w:tcBorders>
@@ -5746,10 +5801,10 @@
               <w:suppressLineNumbers w:val="0"/>
               <w:snapToGrid w:val="0"/>
               <w:spacing w:line="240" w:lineRule="auto"/>
-              <w:ind w:left="0" w:right="0" w:firstLine="0" w:leftChars="0" w:rightChars="0" w:firstLineChars="0"/>
+              <w:ind w:left="0" w:leftChars="0" w:right="0" w:rightChars="0" w:firstLine="0" w:firstLineChars="0"/>
               <w:jc w:val="center"/>
               <w:rPr>
-                <w:rFonts w:ascii="Segoe UI" w:eastAsia="Segoe UI" w:hAnsi="Segoe UI" w:cs="Segoe UI" w:hint="default"/>
+                <w:rFonts w:hint="default" w:ascii="Segoe UI" w:hAnsi="Segoe UI" w:eastAsia="Segoe UI" w:cs="Segoe UI"/>
                 <w:i w:val="0"/>
                 <w:iCs w:val="0"/>
                 <w:caps w:val="0"/>
@@ -5761,8 +5816,8 @@
             </w:pPr>
             <w:r>
               <w:rPr>
-                <w:rStyle w:val="Strong"/>
-                <w:rFonts w:ascii="Segoe UI" w:eastAsia="Segoe UI" w:hAnsi="Segoe UI" w:cs="Segoe UI" w:hint="default"/>
+                <w:rStyle w:val="25"/>
+                <w:rFonts w:hint="default" w:ascii="Segoe UI" w:hAnsi="Segoe UI" w:eastAsia="Segoe UI" w:cs="Segoe UI"/>
                 <w:b/>
                 <w:bCs/>
                 <w:i w:val="0"/>
@@ -5784,8 +5839,8 @@
           <w:tcPr>
             <w:tcW w:w="4952" w:type="dxa"/>
             <w:tcBorders>
-              <w:top w:val="single" w:sz="4" w:space="0" w:color="auto"/>
-              <w:left w:val="single" w:sz="4" w:space="0" w:color="auto"/>
+              <w:top w:val="single" w:color="auto" w:sz="4" w:space="0"/>
+              <w:left w:val="single" w:color="auto" w:sz="4" w:space="0"/>
               <w:bottom w:val="nil"/>
               <w:right w:val="nil"/>
             </w:tcBorders>
@@ -5806,10 +5861,10 @@
               <w:suppressLineNumbers w:val="0"/>
               <w:snapToGrid w:val="0"/>
               <w:spacing w:line="240" w:lineRule="auto"/>
-              <w:ind w:left="0" w:right="0" w:firstLine="0" w:leftChars="0" w:rightChars="0" w:firstLineChars="0"/>
+              <w:ind w:left="0" w:leftChars="0" w:right="0" w:rightChars="0" w:firstLine="0" w:firstLineChars="0"/>
               <w:jc w:val="center"/>
               <w:rPr>
-                <w:rFonts w:ascii="Segoe UI" w:eastAsia="Segoe UI" w:hAnsi="Segoe UI" w:cs="Segoe UI" w:hint="default"/>
+                <w:rFonts w:hint="default" w:ascii="Segoe UI" w:hAnsi="Segoe UI" w:eastAsia="Segoe UI" w:cs="Segoe UI"/>
                 <w:i w:val="0"/>
                 <w:iCs w:val="0"/>
                 <w:caps w:val="0"/>
@@ -5821,7 +5876,7 @@
             </w:pPr>
             <w:r>
               <w:rPr>
-                <w:rFonts w:ascii="Segoe UI" w:eastAsia="Segoe UI" w:hAnsi="Segoe UI" w:cs="Segoe UI" w:hint="default"/>
+                <w:rFonts w:hint="default" w:ascii="Segoe UI" w:hAnsi="Segoe UI" w:eastAsia="Segoe UI" w:cs="Segoe UI"/>
                 <w:i w:val="0"/>
                 <w:iCs w:val="0"/>
                 <w:caps w:val="0"/>
@@ -5841,10 +5896,10 @@
           <w:tcPr>
             <w:tcW w:w="2423" w:type="dxa"/>
             <w:tcBorders>
-              <w:top w:val="single" w:sz="4" w:space="0" w:color="auto"/>
-              <w:left w:val="single" w:sz="4" w:space="0" w:color="auto"/>
+              <w:top w:val="single" w:color="auto" w:sz="4" w:space="0"/>
+              <w:left w:val="single" w:color="auto" w:sz="4" w:space="0"/>
               <w:bottom w:val="nil"/>
-              <w:right w:val="single" w:sz="12" w:space="0" w:color="auto"/>
+              <w:right w:val="single" w:color="auto" w:sz="12" w:space="0"/>
             </w:tcBorders>
             <w:shd w:val="clear" w:color="auto" w:fill="auto"/>
             <w:tcMar>
@@ -5863,10 +5918,10 @@
               <w:suppressLineNumbers w:val="0"/>
               <w:snapToGrid w:val="0"/>
               <w:spacing w:line="240" w:lineRule="auto"/>
-              <w:ind w:left="0" w:right="0" w:firstLine="0" w:leftChars="0" w:rightChars="0" w:firstLineChars="0"/>
+              <w:ind w:left="0" w:leftChars="0" w:right="0" w:rightChars="0" w:firstLine="0" w:firstLineChars="0"/>
               <w:jc w:val="left"/>
               <w:rPr>
-                <w:rFonts w:ascii="Segoe UI" w:eastAsia="Segoe UI" w:hAnsi="Segoe UI" w:cs="Segoe UI" w:hint="default"/>
+                <w:rFonts w:hint="default" w:ascii="Segoe UI" w:hAnsi="Segoe UI" w:eastAsia="Segoe UI" w:cs="Segoe UI"/>
                 <w:i w:val="0"/>
                 <w:iCs w:val="0"/>
                 <w:caps w:val="0"/>
@@ -5878,7 +5933,7 @@
             </w:pPr>
             <w:r>
               <w:rPr>
-                <w:rFonts w:ascii="Segoe UI" w:eastAsia="Segoe UI" w:hAnsi="Segoe UI" w:cs="Segoe UI" w:hint="default"/>
+                <w:rFonts w:hint="default" w:ascii="Segoe UI" w:hAnsi="Segoe UI" w:eastAsia="Segoe UI" w:cs="Segoe UI"/>
                 <w:i w:val="0"/>
                 <w:iCs w:val="0"/>
                 <w:caps w:val="0"/>
@@ -5897,8 +5952,14 @@
       </w:tr>
       <w:tr>
         <w:tblPrEx>
-          <w:tblW w:w="8522" w:type="dxa"/>
-          <w:jc w:val="center"/>
+          <w:tblBorders>
+            <w:top w:val="none" w:color="auto" w:sz="0" w:space="0"/>
+            <w:left w:val="none" w:color="auto" w:sz="0" w:space="0"/>
+            <w:bottom w:val="none" w:color="auto" w:sz="0" w:space="0"/>
+            <w:right w:val="none" w:color="auto" w:sz="0" w:space="0"/>
+            <w:insideH w:val="none" w:color="auto" w:sz="0" w:space="0"/>
+            <w:insideV w:val="none" w:color="auto" w:sz="0" w:space="0"/>
+          </w:tblBorders>
           <w:shd w:val="clear" w:color="auto" w:fill="auto"/>
           <w:tblCellMar>
             <w:top w:w="15" w:type="dxa"/>
@@ -5908,15 +5969,15 @@
           </w:tblCellMar>
         </w:tblPrEx>
         <w:trPr>
-          <w:trHeight w:val="0"/>
+          <w:trHeight w:val="0" w:hRule="atLeast"/>
           <w:jc w:val="center"/>
         </w:trPr>
         <w:tc>
           <w:tcPr>
             <w:tcW w:w="1147" w:type="dxa"/>
             <w:tcBorders>
-              <w:top w:val="single" w:sz="4" w:space="0" w:color="auto"/>
-              <w:left w:val="single" w:sz="12" w:space="0" w:color="auto"/>
+              <w:top w:val="single" w:color="auto" w:sz="4" w:space="0"/>
+              <w:left w:val="single" w:color="auto" w:sz="12" w:space="0"/>
               <w:bottom w:val="nil"/>
               <w:right w:val="nil"/>
             </w:tcBorders>
@@ -5937,10 +5998,10 @@
               <w:suppressLineNumbers w:val="0"/>
               <w:snapToGrid w:val="0"/>
               <w:spacing w:line="240" w:lineRule="auto"/>
-              <w:ind w:left="0" w:right="0" w:firstLine="0" w:leftChars="0" w:rightChars="0" w:firstLineChars="0"/>
+              <w:ind w:left="0" w:leftChars="0" w:right="0" w:rightChars="0" w:firstLine="0" w:firstLineChars="0"/>
               <w:jc w:val="center"/>
               <w:rPr>
-                <w:rFonts w:ascii="Segoe UI" w:eastAsia="Segoe UI" w:hAnsi="Segoe UI" w:cs="Segoe UI" w:hint="default"/>
+                <w:rFonts w:hint="default" w:ascii="Segoe UI" w:hAnsi="Segoe UI" w:eastAsia="Segoe UI" w:cs="Segoe UI"/>
                 <w:i w:val="0"/>
                 <w:iCs w:val="0"/>
                 <w:caps w:val="0"/>
@@ -5952,8 +6013,8 @@
             </w:pPr>
             <w:r>
               <w:rPr>
-                <w:rStyle w:val="Strong"/>
-                <w:rFonts w:ascii="Segoe UI" w:eastAsia="Segoe UI" w:hAnsi="Segoe UI" w:cs="Segoe UI" w:hint="default"/>
+                <w:rStyle w:val="25"/>
+                <w:rFonts w:hint="default" w:ascii="Segoe UI" w:hAnsi="Segoe UI" w:eastAsia="Segoe UI" w:cs="Segoe UI"/>
                 <w:b/>
                 <w:bCs/>
                 <w:i w:val="0"/>
@@ -5975,8 +6036,8 @@
           <w:tcPr>
             <w:tcW w:w="4952" w:type="dxa"/>
             <w:tcBorders>
-              <w:top w:val="single" w:sz="4" w:space="0" w:color="auto"/>
-              <w:left w:val="single" w:sz="4" w:space="0" w:color="auto"/>
+              <w:top w:val="single" w:color="auto" w:sz="4" w:space="0"/>
+              <w:left w:val="single" w:color="auto" w:sz="4" w:space="0"/>
               <w:bottom w:val="nil"/>
               <w:right w:val="nil"/>
             </w:tcBorders>
@@ -5997,10 +6058,10 @@
               <w:suppressLineNumbers w:val="0"/>
               <w:snapToGrid w:val="0"/>
               <w:spacing w:line="240" w:lineRule="auto"/>
-              <w:ind w:left="0" w:right="0" w:firstLine="0" w:leftChars="0" w:rightChars="0" w:firstLineChars="0"/>
+              <w:ind w:left="0" w:leftChars="0" w:right="0" w:rightChars="0" w:firstLine="0" w:firstLineChars="0"/>
               <w:jc w:val="center"/>
               <w:rPr>
-                <w:rFonts w:ascii="Segoe UI" w:eastAsia="Segoe UI" w:hAnsi="Segoe UI" w:cs="Segoe UI" w:hint="default"/>
+                <w:rFonts w:hint="default" w:ascii="Segoe UI" w:hAnsi="Segoe UI" w:eastAsia="Segoe UI" w:cs="Segoe UI"/>
                 <w:i w:val="0"/>
                 <w:iCs w:val="0"/>
                 <w:caps w:val="0"/>
@@ -6012,7 +6073,7 @@
             </w:pPr>
             <w:r>
               <w:rPr>
-                <w:rFonts w:ascii="Segoe UI" w:eastAsia="Segoe UI" w:hAnsi="Segoe UI" w:cs="Segoe UI" w:hint="default"/>
+                <w:rFonts w:hint="default" w:ascii="Segoe UI" w:hAnsi="Segoe UI" w:eastAsia="Segoe UI" w:cs="Segoe UI"/>
                 <w:i w:val="0"/>
                 <w:iCs w:val="0"/>
                 <w:caps w:val="0"/>
@@ -6032,10 +6093,10 @@
           <w:tcPr>
             <w:tcW w:w="2423" w:type="dxa"/>
             <w:tcBorders>
-              <w:top w:val="single" w:sz="4" w:space="0" w:color="auto"/>
-              <w:left w:val="single" w:sz="4" w:space="0" w:color="auto"/>
+              <w:top w:val="single" w:color="auto" w:sz="4" w:space="0"/>
+              <w:left w:val="single" w:color="auto" w:sz="4" w:space="0"/>
               <w:bottom w:val="nil"/>
-              <w:right w:val="single" w:sz="12" w:space="0" w:color="auto"/>
+              <w:right w:val="single" w:color="auto" w:sz="12" w:space="0"/>
             </w:tcBorders>
             <w:shd w:val="clear" w:color="auto" w:fill="auto"/>
             <w:tcMar>
@@ -6054,10 +6115,10 @@
               <w:suppressLineNumbers w:val="0"/>
               <w:snapToGrid w:val="0"/>
               <w:spacing w:line="240" w:lineRule="auto"/>
-              <w:ind w:left="0" w:right="0" w:firstLine="0" w:leftChars="0" w:rightChars="0" w:firstLineChars="0"/>
+              <w:ind w:left="0" w:leftChars="0" w:right="0" w:rightChars="0" w:firstLine="0" w:firstLineChars="0"/>
               <w:jc w:val="left"/>
               <w:rPr>
-                <w:rFonts w:ascii="Segoe UI" w:eastAsia="Segoe UI" w:hAnsi="Segoe UI" w:cs="Segoe UI" w:hint="default"/>
+                <w:rFonts w:hint="default" w:ascii="Segoe UI" w:hAnsi="Segoe UI" w:eastAsia="Segoe UI" w:cs="Segoe UI"/>
                 <w:i w:val="0"/>
                 <w:iCs w:val="0"/>
                 <w:caps w:val="0"/>
@@ -6069,7 +6130,7 @@
             </w:pPr>
             <w:r>
               <w:rPr>
-                <w:rFonts w:ascii="Segoe UI" w:eastAsia="Segoe UI" w:hAnsi="Segoe UI" w:cs="Segoe UI" w:hint="default"/>
+                <w:rFonts w:hint="default" w:ascii="Segoe UI" w:hAnsi="Segoe UI" w:eastAsia="Segoe UI" w:cs="Segoe UI"/>
                 <w:i w:val="0"/>
                 <w:iCs w:val="0"/>
                 <w:caps w:val="0"/>
@@ -6088,9 +6149,14 @@
       </w:tr>
       <w:tr>
         <w:tblPrEx>
-          <w:tblW w:w="8522" w:type="dxa"/>
-          <w:jc w:val="center"/>
-          <w:shd w:val="clear" w:color="auto" w:fill="auto"/>
+          <w:tblBorders>
+            <w:top w:val="none" w:color="auto" w:sz="0" w:space="0"/>
+            <w:left w:val="none" w:color="auto" w:sz="0" w:space="0"/>
+            <w:bottom w:val="none" w:color="auto" w:sz="0" w:space="0"/>
+            <w:right w:val="none" w:color="auto" w:sz="0" w:space="0"/>
+            <w:insideH w:val="none" w:color="auto" w:sz="0" w:space="0"/>
+            <w:insideV w:val="none" w:color="auto" w:sz="0" w:space="0"/>
+          </w:tblBorders>
           <w:tblCellMar>
             <w:top w:w="15" w:type="dxa"/>
             <w:left w:w="15" w:type="dxa"/>
@@ -6099,15 +6165,15 @@
           </w:tblCellMar>
         </w:tblPrEx>
         <w:trPr>
-          <w:trHeight w:val="0"/>
+          <w:trHeight w:val="0" w:hRule="atLeast"/>
           <w:jc w:val="center"/>
         </w:trPr>
         <w:tc>
           <w:tcPr>
             <w:tcW w:w="1147" w:type="dxa"/>
             <w:tcBorders>
-              <w:top w:val="single" w:sz="4" w:space="0" w:color="auto"/>
-              <w:left w:val="single" w:sz="12" w:space="0" w:color="auto"/>
+              <w:top w:val="single" w:color="auto" w:sz="4" w:space="0"/>
+              <w:left w:val="single" w:color="auto" w:sz="12" w:space="0"/>
               <w:bottom w:val="nil"/>
               <w:right w:val="nil"/>
             </w:tcBorders>
@@ -6128,10 +6194,10 @@
               <w:suppressLineNumbers w:val="0"/>
               <w:snapToGrid w:val="0"/>
               <w:spacing w:line="240" w:lineRule="auto"/>
-              <w:ind w:left="0" w:right="0" w:firstLine="0" w:leftChars="0" w:rightChars="0" w:firstLineChars="0"/>
+              <w:ind w:left="0" w:leftChars="0" w:right="0" w:rightChars="0" w:firstLine="0" w:firstLineChars="0"/>
               <w:jc w:val="center"/>
               <w:rPr>
-                <w:rFonts w:ascii="Segoe UI" w:eastAsia="Segoe UI" w:hAnsi="Segoe UI" w:cs="Segoe UI" w:hint="default"/>
+                <w:rFonts w:hint="default" w:ascii="Segoe UI" w:hAnsi="Segoe UI" w:eastAsia="Segoe UI" w:cs="Segoe UI"/>
                 <w:i w:val="0"/>
                 <w:iCs w:val="0"/>
                 <w:caps w:val="0"/>
@@ -6143,8 +6209,8 @@
             </w:pPr>
             <w:r>
               <w:rPr>
-                <w:rStyle w:val="Strong"/>
-                <w:rFonts w:ascii="Segoe UI" w:eastAsia="Segoe UI" w:hAnsi="Segoe UI" w:cs="Segoe UI" w:hint="default"/>
+                <w:rStyle w:val="25"/>
+                <w:rFonts w:hint="default" w:ascii="Segoe UI" w:hAnsi="Segoe UI" w:eastAsia="Segoe UI" w:cs="Segoe UI"/>
                 <w:b/>
                 <w:bCs/>
                 <w:i w:val="0"/>
@@ -6166,8 +6232,8 @@
           <w:tcPr>
             <w:tcW w:w="4952" w:type="dxa"/>
             <w:tcBorders>
-              <w:top w:val="single" w:sz="4" w:space="0" w:color="auto"/>
-              <w:left w:val="single" w:sz="4" w:space="0" w:color="auto"/>
+              <w:top w:val="single" w:color="auto" w:sz="4" w:space="0"/>
+              <w:left w:val="single" w:color="auto" w:sz="4" w:space="0"/>
               <w:bottom w:val="nil"/>
               <w:right w:val="nil"/>
             </w:tcBorders>
@@ -6188,10 +6254,10 @@
               <w:suppressLineNumbers w:val="0"/>
               <w:snapToGrid w:val="0"/>
               <w:spacing w:line="240" w:lineRule="auto"/>
-              <w:ind w:left="0" w:right="0" w:firstLine="0" w:leftChars="0" w:rightChars="0" w:firstLineChars="0"/>
+              <w:ind w:left="0" w:leftChars="0" w:right="0" w:rightChars="0" w:firstLine="0" w:firstLineChars="0"/>
               <w:jc w:val="center"/>
               <w:rPr>
-                <w:rFonts w:ascii="Segoe UI" w:eastAsia="Segoe UI" w:hAnsi="Segoe UI" w:cs="Segoe UI" w:hint="default"/>
+                <w:rFonts w:hint="default" w:ascii="Segoe UI" w:hAnsi="Segoe UI" w:eastAsia="Segoe UI" w:cs="Segoe UI"/>
                 <w:i w:val="0"/>
                 <w:iCs w:val="0"/>
                 <w:caps w:val="0"/>
@@ -6203,7 +6269,7 @@
             </w:pPr>
             <w:r>
               <w:rPr>
-                <w:rFonts w:ascii="Segoe UI" w:eastAsia="Segoe UI" w:hAnsi="Segoe UI" w:cs="Segoe UI" w:hint="default"/>
+                <w:rFonts w:hint="default" w:ascii="Segoe UI" w:hAnsi="Segoe UI" w:eastAsia="Segoe UI" w:cs="Segoe UI"/>
                 <w:i w:val="0"/>
                 <w:iCs w:val="0"/>
                 <w:caps w:val="0"/>
@@ -6223,10 +6289,10 @@
           <w:tcPr>
             <w:tcW w:w="2423" w:type="dxa"/>
             <w:tcBorders>
-              <w:top w:val="single" w:sz="4" w:space="0" w:color="auto"/>
-              <w:left w:val="single" w:sz="4" w:space="0" w:color="auto"/>
+              <w:top w:val="single" w:color="auto" w:sz="4" w:space="0"/>
+              <w:left w:val="single" w:color="auto" w:sz="4" w:space="0"/>
               <w:bottom w:val="nil"/>
-              <w:right w:val="single" w:sz="12" w:space="0" w:color="auto"/>
+              <w:right w:val="single" w:color="auto" w:sz="12" w:space="0"/>
             </w:tcBorders>
             <w:shd w:val="clear" w:color="auto" w:fill="auto"/>
             <w:tcMar>
@@ -6245,10 +6311,10 @@
               <w:suppressLineNumbers w:val="0"/>
               <w:snapToGrid w:val="0"/>
               <w:spacing w:line="240" w:lineRule="auto"/>
-              <w:ind w:left="0" w:right="0" w:firstLine="0" w:leftChars="0" w:rightChars="0" w:firstLineChars="0"/>
+              <w:ind w:left="0" w:leftChars="0" w:right="0" w:rightChars="0" w:firstLine="0" w:firstLineChars="0"/>
               <w:jc w:val="left"/>
               <w:rPr>
-                <w:rFonts w:ascii="Segoe UI" w:eastAsia="Segoe UI" w:hAnsi="Segoe UI" w:cs="Segoe UI" w:hint="default"/>
+                <w:rFonts w:hint="default" w:ascii="Segoe UI" w:hAnsi="Segoe UI" w:eastAsia="Segoe UI" w:cs="Segoe UI"/>
                 <w:i w:val="0"/>
                 <w:iCs w:val="0"/>
                 <w:caps w:val="0"/>
@@ -6260,7 +6326,7 @@
             </w:pPr>
             <w:r>
               <w:rPr>
-                <w:rFonts w:ascii="Segoe UI" w:eastAsia="Segoe UI" w:hAnsi="Segoe UI" w:cs="Segoe UI" w:hint="default"/>
+                <w:rFonts w:hint="default" w:ascii="Segoe UI" w:hAnsi="Segoe UI" w:eastAsia="Segoe UI" w:cs="Segoe UI"/>
                 <w:i w:val="0"/>
                 <w:iCs w:val="0"/>
                 <w:caps w:val="0"/>
@@ -6279,8 +6345,14 @@
       </w:tr>
       <w:tr>
         <w:tblPrEx>
-          <w:tblW w:w="8522" w:type="dxa"/>
-          <w:jc w:val="center"/>
+          <w:tblBorders>
+            <w:top w:val="none" w:color="auto" w:sz="0" w:space="0"/>
+            <w:left w:val="none" w:color="auto" w:sz="0" w:space="0"/>
+            <w:bottom w:val="none" w:color="auto" w:sz="0" w:space="0"/>
+            <w:right w:val="none" w:color="auto" w:sz="0" w:space="0"/>
+            <w:insideH w:val="none" w:color="auto" w:sz="0" w:space="0"/>
+            <w:insideV w:val="none" w:color="auto" w:sz="0" w:space="0"/>
+          </w:tblBorders>
           <w:shd w:val="clear" w:color="auto" w:fill="auto"/>
           <w:tblCellMar>
             <w:top w:w="15" w:type="dxa"/>
@@ -6290,15 +6362,15 @@
           </w:tblCellMar>
         </w:tblPrEx>
         <w:trPr>
-          <w:trHeight w:val="0"/>
+          <w:trHeight w:val="0" w:hRule="atLeast"/>
           <w:jc w:val="center"/>
         </w:trPr>
         <w:tc>
           <w:tcPr>
             <w:tcW w:w="1147" w:type="dxa"/>
             <w:tcBorders>
-              <w:top w:val="single" w:sz="4" w:space="0" w:color="auto"/>
-              <w:left w:val="single" w:sz="12" w:space="0" w:color="auto"/>
+              <w:top w:val="single" w:color="auto" w:sz="4" w:space="0"/>
+              <w:left w:val="single" w:color="auto" w:sz="12" w:space="0"/>
               <w:bottom w:val="nil"/>
               <w:right w:val="nil"/>
             </w:tcBorders>
@@ -6319,10 +6391,10 @@
               <w:suppressLineNumbers w:val="0"/>
               <w:snapToGrid w:val="0"/>
               <w:spacing w:line="240" w:lineRule="auto"/>
-              <w:ind w:left="0" w:right="0" w:firstLine="0" w:leftChars="0" w:rightChars="0" w:firstLineChars="0"/>
+              <w:ind w:left="0" w:leftChars="0" w:right="0" w:rightChars="0" w:firstLine="0" w:firstLineChars="0"/>
               <w:jc w:val="center"/>
               <w:rPr>
-                <w:rFonts w:ascii="Segoe UI" w:eastAsia="Segoe UI" w:hAnsi="Segoe UI" w:cs="Segoe UI" w:hint="default"/>
+                <w:rFonts w:hint="default" w:ascii="Segoe UI" w:hAnsi="Segoe UI" w:eastAsia="Segoe UI" w:cs="Segoe UI"/>
                 <w:i w:val="0"/>
                 <w:iCs w:val="0"/>
                 <w:caps w:val="0"/>
@@ -6334,8 +6406,8 @@
             </w:pPr>
             <w:r>
               <w:rPr>
-                <w:rStyle w:val="Strong"/>
-                <w:rFonts w:ascii="Segoe UI" w:eastAsia="Segoe UI" w:hAnsi="Segoe UI" w:cs="Segoe UI" w:hint="default"/>
+                <w:rStyle w:val="25"/>
+                <w:rFonts w:hint="default" w:ascii="Segoe UI" w:hAnsi="Segoe UI" w:eastAsia="Segoe UI" w:cs="Segoe UI"/>
                 <w:b/>
                 <w:bCs/>
                 <w:i w:val="0"/>
@@ -6357,8 +6429,8 @@
           <w:tcPr>
             <w:tcW w:w="4952" w:type="dxa"/>
             <w:tcBorders>
-              <w:top w:val="single" w:sz="4" w:space="0" w:color="auto"/>
-              <w:left w:val="single" w:sz="4" w:space="0" w:color="auto"/>
+              <w:top w:val="single" w:color="auto" w:sz="4" w:space="0"/>
+              <w:left w:val="single" w:color="auto" w:sz="4" w:space="0"/>
               <w:bottom w:val="nil"/>
               <w:right w:val="nil"/>
             </w:tcBorders>
@@ -6379,10 +6451,10 @@
               <w:suppressLineNumbers w:val="0"/>
               <w:snapToGrid w:val="0"/>
               <w:spacing w:line="240" w:lineRule="auto"/>
-              <w:ind w:left="0" w:right="0" w:firstLine="0" w:leftChars="0" w:rightChars="0" w:firstLineChars="0"/>
+              <w:ind w:left="0" w:leftChars="0" w:right="0" w:rightChars="0" w:firstLine="0" w:firstLineChars="0"/>
               <w:jc w:val="center"/>
               <w:rPr>
-                <w:rFonts w:ascii="Segoe UI" w:eastAsia="Segoe UI" w:hAnsi="Segoe UI" w:cs="Segoe UI" w:hint="default"/>
+                <w:rFonts w:hint="default" w:ascii="Segoe UI" w:hAnsi="Segoe UI" w:eastAsia="Segoe UI" w:cs="Segoe UI"/>
                 <w:i w:val="0"/>
                 <w:iCs w:val="0"/>
                 <w:caps w:val="0"/>
@@ -6394,7 +6466,7 @@
             </w:pPr>
             <w:r>
               <w:rPr>
-                <w:rFonts w:ascii="Segoe UI" w:eastAsia="Segoe UI" w:hAnsi="Segoe UI" w:cs="Segoe UI" w:hint="default"/>
+                <w:rFonts w:hint="default" w:ascii="Segoe UI" w:hAnsi="Segoe UI" w:eastAsia="Segoe UI" w:cs="Segoe UI"/>
                 <w:i w:val="0"/>
                 <w:iCs w:val="0"/>
                 <w:caps w:val="0"/>
@@ -6414,10 +6486,10 @@
           <w:tcPr>
             <w:tcW w:w="2423" w:type="dxa"/>
             <w:tcBorders>
-              <w:top w:val="single" w:sz="4" w:space="0" w:color="auto"/>
-              <w:left w:val="single" w:sz="4" w:space="0" w:color="auto"/>
+              <w:top w:val="single" w:color="auto" w:sz="4" w:space="0"/>
+              <w:left w:val="single" w:color="auto" w:sz="4" w:space="0"/>
               <w:bottom w:val="nil"/>
-              <w:right w:val="single" w:sz="12" w:space="0" w:color="auto"/>
+              <w:right w:val="single" w:color="auto" w:sz="12" w:space="0"/>
             </w:tcBorders>
             <w:shd w:val="clear" w:color="auto" w:fill="auto"/>
             <w:tcMar>
@@ -6436,10 +6508,10 @@
               <w:suppressLineNumbers w:val="0"/>
               <w:snapToGrid w:val="0"/>
               <w:spacing w:line="240" w:lineRule="auto"/>
-              <w:ind w:left="0" w:right="0" w:firstLine="0" w:leftChars="0" w:rightChars="0" w:firstLineChars="0"/>
+              <w:ind w:left="0" w:leftChars="0" w:right="0" w:rightChars="0" w:firstLine="0" w:firstLineChars="0"/>
               <w:jc w:val="left"/>
               <w:rPr>
-                <w:rFonts w:ascii="Segoe UI" w:eastAsia="Segoe UI" w:hAnsi="Segoe UI" w:cs="Segoe UI" w:hint="default"/>
+                <w:rFonts w:hint="default" w:ascii="Segoe UI" w:hAnsi="Segoe UI" w:eastAsia="Segoe UI" w:cs="Segoe UI"/>
                 <w:i w:val="0"/>
                 <w:iCs w:val="0"/>
                 <w:caps w:val="0"/>
@@ -6451,7 +6523,7 @@
             </w:pPr>
             <w:r>
               <w:rPr>
-                <w:rFonts w:ascii="Segoe UI" w:eastAsia="Segoe UI" w:hAnsi="Segoe UI" w:cs="Segoe UI" w:hint="default"/>
+                <w:rFonts w:hint="default" w:ascii="Segoe UI" w:hAnsi="Segoe UI" w:eastAsia="Segoe UI" w:cs="Segoe UI"/>
                 <w:i w:val="0"/>
                 <w:iCs w:val="0"/>
                 <w:caps w:val="0"/>
@@ -6470,8 +6542,14 @@
       </w:tr>
       <w:tr>
         <w:tblPrEx>
-          <w:tblW w:w="8522" w:type="dxa"/>
-          <w:jc w:val="center"/>
+          <w:tblBorders>
+            <w:top w:val="none" w:color="auto" w:sz="0" w:space="0"/>
+            <w:left w:val="none" w:color="auto" w:sz="0" w:space="0"/>
+            <w:bottom w:val="none" w:color="auto" w:sz="0" w:space="0"/>
+            <w:right w:val="none" w:color="auto" w:sz="0" w:space="0"/>
+            <w:insideH w:val="none" w:color="auto" w:sz="0" w:space="0"/>
+            <w:insideV w:val="none" w:color="auto" w:sz="0" w:space="0"/>
+          </w:tblBorders>
           <w:shd w:val="clear" w:color="auto" w:fill="auto"/>
           <w:tblCellMar>
             <w:top w:w="15" w:type="dxa"/>
@@ -6481,15 +6559,15 @@
           </w:tblCellMar>
         </w:tblPrEx>
         <w:trPr>
-          <w:trHeight w:val="0"/>
+          <w:trHeight w:val="0" w:hRule="atLeast"/>
           <w:jc w:val="center"/>
         </w:trPr>
         <w:tc>
           <w:tcPr>
             <w:tcW w:w="1147" w:type="dxa"/>
             <w:tcBorders>
-              <w:top w:val="single" w:sz="4" w:space="0" w:color="auto"/>
-              <w:left w:val="single" w:sz="12" w:space="0" w:color="auto"/>
+              <w:top w:val="single" w:color="auto" w:sz="4" w:space="0"/>
+              <w:left w:val="single" w:color="auto" w:sz="12" w:space="0"/>
               <w:bottom w:val="nil"/>
               <w:right w:val="nil"/>
             </w:tcBorders>
@@ -6510,10 +6588,10 @@
               <w:suppressLineNumbers w:val="0"/>
               <w:snapToGrid w:val="0"/>
               <w:spacing w:line="240" w:lineRule="auto"/>
-              <w:ind w:left="0" w:right="0" w:firstLine="0" w:leftChars="0" w:rightChars="0" w:firstLineChars="0"/>
+              <w:ind w:left="0" w:leftChars="0" w:right="0" w:rightChars="0" w:firstLine="0" w:firstLineChars="0"/>
               <w:jc w:val="center"/>
               <w:rPr>
-                <w:rFonts w:ascii="Segoe UI" w:eastAsia="Segoe UI" w:hAnsi="Segoe UI" w:cs="Segoe UI" w:hint="default"/>
+                <w:rFonts w:hint="default" w:ascii="Segoe UI" w:hAnsi="Segoe UI" w:eastAsia="Segoe UI" w:cs="Segoe UI"/>
                 <w:i w:val="0"/>
                 <w:iCs w:val="0"/>
                 <w:caps w:val="0"/>
@@ -6525,8 +6603,8 @@
             </w:pPr>
             <w:r>
               <w:rPr>
-                <w:rStyle w:val="Strong"/>
-                <w:rFonts w:ascii="Segoe UI" w:eastAsia="Segoe UI" w:hAnsi="Segoe UI" w:cs="Segoe UI" w:hint="default"/>
+                <w:rStyle w:val="25"/>
+                <w:rFonts w:hint="default" w:ascii="Segoe UI" w:hAnsi="Segoe UI" w:eastAsia="Segoe UI" w:cs="Segoe UI"/>
                 <w:b/>
                 <w:bCs/>
                 <w:i w:val="0"/>
@@ -6548,8 +6626,8 @@
           <w:tcPr>
             <w:tcW w:w="4952" w:type="dxa"/>
             <w:tcBorders>
-              <w:top w:val="single" w:sz="4" w:space="0" w:color="auto"/>
-              <w:left w:val="single" w:sz="4" w:space="0" w:color="auto"/>
+              <w:top w:val="single" w:color="auto" w:sz="4" w:space="0"/>
+              <w:left w:val="single" w:color="auto" w:sz="4" w:space="0"/>
               <w:bottom w:val="nil"/>
               <w:right w:val="nil"/>
             </w:tcBorders>
@@ -6570,10 +6648,10 @@
               <w:suppressLineNumbers w:val="0"/>
               <w:snapToGrid w:val="0"/>
               <w:spacing w:line="240" w:lineRule="auto"/>
-              <w:ind w:left="0" w:right="0" w:firstLine="0" w:leftChars="0" w:rightChars="0" w:firstLineChars="0"/>
+              <w:ind w:left="0" w:leftChars="0" w:right="0" w:rightChars="0" w:firstLine="0" w:firstLineChars="0"/>
               <w:jc w:val="center"/>
               <w:rPr>
-                <w:rFonts w:ascii="Segoe UI" w:eastAsia="Segoe UI" w:hAnsi="Segoe UI" w:cs="Segoe UI" w:hint="default"/>
+                <w:rFonts w:hint="default" w:ascii="Segoe UI" w:hAnsi="Segoe UI" w:eastAsia="Segoe UI" w:cs="Segoe UI"/>
                 <w:i w:val="0"/>
                 <w:iCs w:val="0"/>
                 <w:caps w:val="0"/>
@@ -6585,7 +6663,7 @@
             </w:pPr>
             <w:r>
               <w:rPr>
-                <w:rFonts w:ascii="Segoe UI" w:eastAsia="Segoe UI" w:hAnsi="Segoe UI" w:cs="Segoe UI" w:hint="default"/>
+                <w:rFonts w:hint="default" w:ascii="Segoe UI" w:hAnsi="Segoe UI" w:eastAsia="Segoe UI" w:cs="Segoe UI"/>
                 <w:i w:val="0"/>
                 <w:iCs w:val="0"/>
                 <w:caps w:val="0"/>
@@ -6605,10 +6683,10 @@
           <w:tcPr>
             <w:tcW w:w="2423" w:type="dxa"/>
             <w:tcBorders>
-              <w:top w:val="single" w:sz="4" w:space="0" w:color="auto"/>
-              <w:left w:val="single" w:sz="4" w:space="0" w:color="auto"/>
+              <w:top w:val="single" w:color="auto" w:sz="4" w:space="0"/>
+              <w:left w:val="single" w:color="auto" w:sz="4" w:space="0"/>
               <w:bottom w:val="nil"/>
-              <w:right w:val="single" w:sz="12" w:space="0" w:color="auto"/>
+              <w:right w:val="single" w:color="auto" w:sz="12" w:space="0"/>
             </w:tcBorders>
             <w:shd w:val="clear" w:color="auto" w:fill="auto"/>
             <w:tcMar>
@@ -6627,10 +6705,10 @@
               <w:suppressLineNumbers w:val="0"/>
               <w:snapToGrid w:val="0"/>
               <w:spacing w:line="240" w:lineRule="auto"/>
-              <w:ind w:left="0" w:right="0" w:firstLine="0" w:leftChars="0" w:rightChars="0" w:firstLineChars="0"/>
+              <w:ind w:left="0" w:leftChars="0" w:right="0" w:rightChars="0" w:firstLine="0" w:firstLineChars="0"/>
               <w:jc w:val="left"/>
               <w:rPr>
-                <w:rFonts w:ascii="Segoe UI" w:eastAsia="Segoe UI" w:hAnsi="Segoe UI" w:cs="Segoe UI" w:hint="default"/>
+                <w:rFonts w:hint="default" w:ascii="Segoe UI" w:hAnsi="Segoe UI" w:eastAsia="Segoe UI" w:cs="Segoe UI"/>
                 <w:i w:val="0"/>
                 <w:iCs w:val="0"/>
                 <w:caps w:val="0"/>
@@ -6642,7 +6720,7 @@
             </w:pPr>
             <w:r>
               <w:rPr>
-                <w:rFonts w:ascii="Segoe UI" w:eastAsia="Segoe UI" w:hAnsi="Segoe UI" w:cs="Segoe UI" w:hint="default"/>
+                <w:rFonts w:hint="default" w:ascii="Segoe UI" w:hAnsi="Segoe UI" w:eastAsia="Segoe UI" w:cs="Segoe UI"/>
                 <w:i w:val="0"/>
                 <w:iCs w:val="0"/>
                 <w:caps w:val="0"/>
@@ -6661,8 +6739,14 @@
       </w:tr>
       <w:tr>
         <w:tblPrEx>
-          <w:tblW w:w="8522" w:type="dxa"/>
-          <w:jc w:val="center"/>
+          <w:tblBorders>
+            <w:top w:val="none" w:color="auto" w:sz="0" w:space="0"/>
+            <w:left w:val="none" w:color="auto" w:sz="0" w:space="0"/>
+            <w:bottom w:val="none" w:color="auto" w:sz="0" w:space="0"/>
+            <w:right w:val="none" w:color="auto" w:sz="0" w:space="0"/>
+            <w:insideH w:val="none" w:color="auto" w:sz="0" w:space="0"/>
+            <w:insideV w:val="none" w:color="auto" w:sz="0" w:space="0"/>
+          </w:tblBorders>
           <w:shd w:val="clear" w:color="auto" w:fill="auto"/>
           <w:tblCellMar>
             <w:top w:w="15" w:type="dxa"/>
@@ -6672,16 +6756,16 @@
           </w:tblCellMar>
         </w:tblPrEx>
         <w:trPr>
-          <w:trHeight w:val="0"/>
+          <w:trHeight w:val="0" w:hRule="atLeast"/>
           <w:jc w:val="center"/>
         </w:trPr>
         <w:tc>
           <w:tcPr>
             <w:tcW w:w="1147" w:type="dxa"/>
             <w:tcBorders>
-              <w:top w:val="single" w:sz="4" w:space="0" w:color="auto"/>
-              <w:left w:val="single" w:sz="12" w:space="0" w:color="auto"/>
-              <w:bottom w:val="single" w:sz="12" w:space="0" w:color="auto"/>
+              <w:top w:val="single" w:color="auto" w:sz="4" w:space="0"/>
+              <w:left w:val="single" w:color="auto" w:sz="12" w:space="0"/>
+              <w:bottom w:val="single" w:color="auto" w:sz="12" w:space="0"/>
               <w:right w:val="nil"/>
             </w:tcBorders>
             <w:shd w:val="clear" w:color="auto" w:fill="auto"/>
@@ -6701,10 +6785,10 @@
               <w:suppressLineNumbers w:val="0"/>
               <w:snapToGrid w:val="0"/>
               <w:spacing w:line="240" w:lineRule="auto"/>
-              <w:ind w:left="0" w:right="0" w:firstLine="0" w:leftChars="0" w:rightChars="0" w:firstLineChars="0"/>
+              <w:ind w:left="0" w:leftChars="0" w:right="0" w:rightChars="0" w:firstLine="0" w:firstLineChars="0"/>
               <w:jc w:val="center"/>
               <w:rPr>
-                <w:rFonts w:ascii="Segoe UI" w:eastAsia="Segoe UI" w:hAnsi="Segoe UI" w:cs="Segoe UI" w:hint="default"/>
+                <w:rFonts w:hint="default" w:ascii="Segoe UI" w:hAnsi="Segoe UI" w:eastAsia="Segoe UI" w:cs="Segoe UI"/>
                 <w:i w:val="0"/>
                 <w:iCs w:val="0"/>
                 <w:caps w:val="0"/>
@@ -6716,8 +6800,8 @@
             </w:pPr>
             <w:r>
               <w:rPr>
-                <w:rStyle w:val="Strong"/>
-                <w:rFonts w:ascii="Segoe UI" w:eastAsia="Segoe UI" w:hAnsi="Segoe UI" w:cs="Segoe UI" w:hint="default"/>
+                <w:rStyle w:val="25"/>
+                <w:rFonts w:hint="default" w:ascii="Segoe UI" w:hAnsi="Segoe UI" w:eastAsia="Segoe UI" w:cs="Segoe UI"/>
                 <w:b/>
                 <w:bCs/>
                 <w:i w:val="0"/>
@@ -6739,9 +6823,9 @@
           <w:tcPr>
             <w:tcW w:w="4952" w:type="dxa"/>
             <w:tcBorders>
-              <w:top w:val="single" w:sz="4" w:space="0" w:color="auto"/>
-              <w:left w:val="single" w:sz="4" w:space="0" w:color="auto"/>
-              <w:bottom w:val="single" w:sz="12" w:space="0" w:color="auto"/>
+              <w:top w:val="single" w:color="auto" w:sz="4" w:space="0"/>
+              <w:left w:val="single" w:color="auto" w:sz="4" w:space="0"/>
+              <w:bottom w:val="single" w:color="auto" w:sz="12" w:space="0"/>
               <w:right w:val="nil"/>
             </w:tcBorders>
             <w:shd w:val="clear" w:color="auto" w:fill="auto"/>
@@ -6761,10 +6845,10 @@
               <w:suppressLineNumbers w:val="0"/>
               <w:snapToGrid w:val="0"/>
               <w:spacing w:line="240" w:lineRule="auto"/>
-              <w:ind w:left="0" w:right="0" w:firstLine="0" w:leftChars="0" w:rightChars="0" w:firstLineChars="0"/>
+              <w:ind w:left="0" w:leftChars="0" w:right="0" w:rightChars="0" w:firstLine="0" w:firstLineChars="0"/>
               <w:jc w:val="center"/>
               <w:rPr>
-                <w:rFonts w:ascii="Segoe UI" w:eastAsia="Segoe UI" w:hAnsi="Segoe UI" w:cs="Segoe UI" w:hint="default"/>
+                <w:rFonts w:hint="default" w:ascii="Segoe UI" w:hAnsi="Segoe UI" w:eastAsia="Segoe UI" w:cs="Segoe UI"/>
                 <w:i w:val="0"/>
                 <w:iCs w:val="0"/>
                 <w:caps w:val="0"/>
@@ -6776,7 +6860,7 @@
             </w:pPr>
             <w:r>
               <w:rPr>
-                <w:rFonts w:ascii="Segoe UI" w:eastAsia="Segoe UI" w:hAnsi="Segoe UI" w:cs="Segoe UI" w:hint="default"/>
+                <w:rFonts w:hint="default" w:ascii="Segoe UI" w:hAnsi="Segoe UI" w:eastAsia="Segoe UI" w:cs="Segoe UI"/>
                 <w:i w:val="0"/>
                 <w:iCs w:val="0"/>
                 <w:caps w:val="0"/>
@@ -6796,10 +6880,10 @@
           <w:tcPr>
             <w:tcW w:w="2423" w:type="dxa"/>
             <w:tcBorders>
-              <w:top w:val="single" w:sz="4" w:space="0" w:color="auto"/>
-              <w:left w:val="single" w:sz="4" w:space="0" w:color="auto"/>
-              <w:bottom w:val="single" w:sz="12" w:space="0" w:color="auto"/>
-              <w:right w:val="single" w:sz="12" w:space="0" w:color="auto"/>
+              <w:top w:val="single" w:color="auto" w:sz="4" w:space="0"/>
+              <w:left w:val="single" w:color="auto" w:sz="4" w:space="0"/>
+              <w:bottom w:val="single" w:color="auto" w:sz="12" w:space="0"/>
+              <w:right w:val="single" w:color="auto" w:sz="12" w:space="0"/>
             </w:tcBorders>
             <w:shd w:val="clear" w:color="auto" w:fill="auto"/>
             <w:tcMar>
@@ -6818,10 +6902,10 @@
               <w:suppressLineNumbers w:val="0"/>
               <w:snapToGrid w:val="0"/>
               <w:spacing w:line="240" w:lineRule="auto"/>
-              <w:ind w:left="0" w:right="0" w:firstLine="0" w:leftChars="0" w:rightChars="0" w:firstLineChars="0"/>
+              <w:ind w:left="0" w:leftChars="0" w:right="0" w:rightChars="0" w:firstLine="0" w:firstLineChars="0"/>
               <w:jc w:val="left"/>
               <w:rPr>
-                <w:rFonts w:ascii="Segoe UI" w:eastAsia="Segoe UI" w:hAnsi="Segoe UI" w:cs="Segoe UI" w:hint="default"/>
+                <w:rFonts w:hint="default" w:ascii="Segoe UI" w:hAnsi="Segoe UI" w:eastAsia="Segoe UI" w:cs="Segoe UI"/>
                 <w:i w:val="0"/>
                 <w:iCs w:val="0"/>
                 <w:caps w:val="0"/>
@@ -6833,7 +6917,7 @@
             </w:pPr>
             <w:r>
               <w:rPr>
-                <w:rFonts w:ascii="Segoe UI" w:eastAsia="Segoe UI" w:hAnsi="Segoe UI" w:cs="Segoe UI" w:hint="default"/>
+                <w:rFonts w:hint="default" w:ascii="Segoe UI" w:hAnsi="Segoe UI" w:eastAsia="Segoe UI" w:cs="Segoe UI"/>
                 <w:i w:val="0"/>
                 <w:iCs w:val="0"/>
                 <w:caps w:val="0"/>
@@ -6853,15 +6937,15 @@
     </w:tbl>
     <w:p>
       <w:pPr>
-        <w:pStyle w:val="1"/>
+        <w:pStyle w:val="30"/>
         <w:bidi w:val="0"/>
         <w:rPr>
           <w:rFonts w:hint="default"/>
           <w:lang w:val="en-US" w:eastAsia="zh-CN"/>
         </w:rPr>
       </w:pPr>
-      <w:bookmarkStart w:id="20" w:name="_Toc31181"/>
-      <w:bookmarkStart w:id="21" w:name="_Toc19139"/>
+      <w:bookmarkStart w:id="20" w:name="_Toc19139"/>
+      <w:bookmarkStart w:id="21" w:name="_Toc31181"/>
       <w:r>
         <w:rPr>
           <w:rFonts w:hint="default"/>
@@ -6874,7 +6958,7 @@
     </w:p>
     <w:p>
       <w:pPr>
-        <w:pStyle w:val="a1"/>
+        <w:pStyle w:val="31"/>
         <w:keepLines w:val="0"/>
         <w:pageBreakBefore w:val="0"/>
         <w:widowControl w:val="0"/>
@@ -6915,7 +6999,7 @@
     </w:p>
     <w:p>
       <w:pPr>
-        <w:pStyle w:val="a1"/>
+        <w:pStyle w:val="31"/>
         <w:keepNext w:val="0"/>
         <w:keepLines w:val="0"/>
         <w:pageBreakBefore w:val="0"/>
@@ -6965,7 +7049,7 @@
           <w:rFonts w:hint="eastAsia"/>
           <w:lang w:val="en-US" w:eastAsia="zh-CN"/>
         </w:rPr>
-        <w:instrText>"柴_标题1"\n</w:instrText>
+        <w:instrText xml:space="preserve">"柴_标题1"\n</w:instrText>
       </w:r>
       <w:r>
         <w:instrText xml:space="preserve"> \s</w:instrText>
@@ -6982,7 +7066,7 @@
           <w:rFonts w:hint="eastAsia"/>
           <w:lang w:val="en-US" w:eastAsia="zh-CN"/>
         </w:rPr>
-        <w:instrText>* Charformat</w:instrText>
+        <w:instrText xml:space="preserve">* Charformat</w:instrText>
       </w:r>
       <w:r>
         <w:rPr>
@@ -7059,18 +7143,19 @@
     </w:p>
     <w:tbl>
       <w:tblPr>
-        <w:tblStyle w:val="TableNormal"/>
+        <w:tblStyle w:val="22"/>
         <w:tblW w:w="8522" w:type="dxa"/>
         <w:jc w:val="center"/>
         <w:tblBorders>
-          <w:top w:val="nil"/>
-          <w:left w:val="nil"/>
-          <w:bottom w:val="nil"/>
-          <w:right w:val="nil"/>
-          <w:insideH w:val="nil"/>
-          <w:insideV w:val="nil"/>
+          <w:top w:val="none" w:color="auto" w:sz="0" w:space="0"/>
+          <w:left w:val="none" w:color="auto" w:sz="0" w:space="0"/>
+          <w:bottom w:val="none" w:color="auto" w:sz="0" w:space="0"/>
+          <w:right w:val="none" w:color="auto" w:sz="0" w:space="0"/>
+          <w:insideH w:val="none" w:color="auto" w:sz="0" w:space="0"/>
+          <w:insideV w:val="none" w:color="auto" w:sz="0" w:space="0"/>
         </w:tblBorders>
         <w:shd w:val="clear" w:color="auto" w:fill="auto"/>
+        <w:tblLayout w:type="autofit"/>
         <w:tblCellMar>
           <w:top w:w="15" w:type="dxa"/>
           <w:left w:w="15" w:type="dxa"/>
@@ -7085,15 +7170,13 @@
       </w:tblGrid>
       <w:tr>
         <w:tblPrEx>
-          <w:tblW w:w="8522" w:type="dxa"/>
-          <w:jc w:val="center"/>
           <w:tblBorders>
-            <w:top w:val="nil"/>
-            <w:left w:val="nil"/>
-            <w:bottom w:val="nil"/>
-            <w:right w:val="nil"/>
-            <w:insideH w:val="nil"/>
-            <w:insideV w:val="nil"/>
+            <w:top w:val="none" w:color="auto" w:sz="0" w:space="0"/>
+            <w:left w:val="none" w:color="auto" w:sz="0" w:space="0"/>
+            <w:bottom w:val="none" w:color="auto" w:sz="0" w:space="0"/>
+            <w:right w:val="none" w:color="auto" w:sz="0" w:space="0"/>
+            <w:insideH w:val="none" w:color="auto" w:sz="0" w:space="0"/>
+            <w:insideV w:val="none" w:color="auto" w:sz="0" w:space="0"/>
           </w:tblBorders>
           <w:shd w:val="clear" w:color="auto" w:fill="auto"/>
           <w:tblCellMar>
@@ -7104,7 +7187,7 @@
           </w:tblCellMar>
         </w:tblPrEx>
         <w:trPr>
-          <w:trHeight w:val="0"/>
+          <w:trHeight w:val="0" w:hRule="atLeast"/>
           <w:tblHeader/>
           <w:jc w:val="center"/>
         </w:trPr>
@@ -7112,8 +7195,8 @@
           <w:tcPr>
             <w:tcW w:w="1537" w:type="dxa"/>
             <w:tcBorders>
-              <w:top w:val="single" w:sz="12" w:space="0" w:color="auto"/>
-              <w:left w:val="single" w:sz="12" w:space="0" w:color="auto"/>
+              <w:top w:val="single" w:color="auto" w:sz="12" w:space="0"/>
+              <w:left w:val="single" w:color="auto" w:sz="12" w:space="0"/>
               <w:bottom w:val="nil"/>
               <w:right w:val="nil"/>
             </w:tcBorders>
@@ -7134,10 +7217,10 @@
               <w:suppressLineNumbers w:val="0"/>
               <w:snapToGrid w:val="0"/>
               <w:spacing w:line="240" w:lineRule="auto"/>
-              <w:ind w:left="0" w:right="0" w:firstLine="0" w:leftChars="0" w:rightChars="0" w:firstLineChars="0"/>
+              <w:ind w:left="0" w:leftChars="0" w:right="0" w:rightChars="0" w:firstLine="0" w:firstLineChars="0"/>
               <w:jc w:val="center"/>
               <w:rPr>
-                <w:rFonts w:ascii="Segoe UI" w:eastAsia="Segoe UI" w:hAnsi="Segoe UI" w:cs="Segoe UI"/>
+                <w:rFonts w:ascii="Segoe UI" w:hAnsi="Segoe UI" w:eastAsia="Segoe UI" w:cs="Segoe UI"/>
                 <w:b/>
                 <w:i w:val="0"/>
                 <w:iCs w:val="0"/>
@@ -7150,7 +7233,7 @@
             </w:pPr>
             <w:r>
               <w:rPr>
-                <w:rFonts w:ascii="Segoe UI" w:eastAsia="Segoe UI" w:hAnsi="Segoe UI" w:cs="Segoe UI" w:hint="default"/>
+                <w:rFonts w:hint="default" w:ascii="Segoe UI" w:hAnsi="Segoe UI" w:eastAsia="Segoe UI" w:cs="Segoe UI"/>
                 <w:b/>
                 <w:i w:val="0"/>
                 <w:iCs w:val="0"/>
@@ -7171,8 +7254,8 @@
           <w:tcPr>
             <w:tcW w:w="5071" w:type="dxa"/>
             <w:tcBorders>
-              <w:top w:val="single" w:sz="12" w:space="0" w:color="auto"/>
-              <w:left w:val="single" w:sz="4" w:space="0" w:color="auto"/>
+              <w:top w:val="single" w:color="auto" w:sz="12" w:space="0"/>
+              <w:left w:val="single" w:color="auto" w:sz="4" w:space="0"/>
               <w:bottom w:val="nil"/>
               <w:right w:val="nil"/>
             </w:tcBorders>
@@ -7193,10 +7276,10 @@
               <w:suppressLineNumbers w:val="0"/>
               <w:snapToGrid w:val="0"/>
               <w:spacing w:line="240" w:lineRule="auto"/>
-              <w:ind w:left="0" w:right="0" w:firstLine="0" w:leftChars="0" w:rightChars="0" w:firstLineChars="0"/>
+              <w:ind w:left="0" w:leftChars="0" w:right="0" w:rightChars="0" w:firstLine="0" w:firstLineChars="0"/>
               <w:jc w:val="center"/>
               <w:rPr>
-                <w:rFonts w:ascii="Segoe UI" w:eastAsia="Segoe UI" w:hAnsi="Segoe UI" w:cs="Segoe UI" w:hint="default"/>
+                <w:rFonts w:hint="default" w:ascii="Segoe UI" w:hAnsi="Segoe UI" w:eastAsia="Segoe UI" w:cs="Segoe UI"/>
                 <w:b/>
                 <w:i w:val="0"/>
                 <w:iCs w:val="0"/>
@@ -7209,7 +7292,7 @@
             </w:pPr>
             <w:r>
               <w:rPr>
-                <w:rFonts w:ascii="Segoe UI" w:eastAsia="Segoe UI" w:hAnsi="Segoe UI" w:cs="Segoe UI" w:hint="default"/>
+                <w:rFonts w:hint="default" w:ascii="Segoe UI" w:hAnsi="Segoe UI" w:eastAsia="Segoe UI" w:cs="Segoe UI"/>
                 <w:b/>
                 <w:i w:val="0"/>
                 <w:iCs w:val="0"/>
@@ -7230,10 +7313,10 @@
           <w:tcPr>
             <w:tcW w:w="1914" w:type="dxa"/>
             <w:tcBorders>
-              <w:top w:val="single" w:sz="12" w:space="0" w:color="auto"/>
-              <w:left w:val="single" w:sz="4" w:space="0" w:color="auto"/>
+              <w:top w:val="single" w:color="auto" w:sz="12" w:space="0"/>
+              <w:left w:val="single" w:color="auto" w:sz="4" w:space="0"/>
               <w:bottom w:val="nil"/>
-              <w:right w:val="single" w:sz="12" w:space="0" w:color="auto"/>
+              <w:right w:val="single" w:color="auto" w:sz="12" w:space="0"/>
             </w:tcBorders>
             <w:shd w:val="clear" w:color="auto" w:fill="auto"/>
             <w:tcMar>
@@ -7252,10 +7335,10 @@
               <w:suppressLineNumbers w:val="0"/>
               <w:snapToGrid w:val="0"/>
               <w:spacing w:line="240" w:lineRule="auto"/>
-              <w:ind w:left="0" w:right="0" w:firstLine="0" w:leftChars="0" w:rightChars="0" w:firstLineChars="0"/>
+              <w:ind w:left="0" w:leftChars="0" w:right="0" w:rightChars="0" w:firstLine="0" w:firstLineChars="0"/>
               <w:jc w:val="center"/>
               <w:rPr>
-                <w:rFonts w:ascii="Segoe UI" w:eastAsia="Segoe UI" w:hAnsi="Segoe UI" w:cs="Segoe UI" w:hint="default"/>
+                <w:rFonts w:hint="default" w:ascii="Segoe UI" w:hAnsi="Segoe UI" w:eastAsia="Segoe UI" w:cs="Segoe UI"/>
                 <w:b/>
                 <w:i w:val="0"/>
                 <w:iCs w:val="0"/>
@@ -7268,7 +7351,7 @@
             </w:pPr>
             <w:r>
               <w:rPr>
-                <w:rFonts w:ascii="Segoe UI" w:eastAsia="Segoe UI" w:hAnsi="Segoe UI" w:cs="Segoe UI" w:hint="default"/>
+                <w:rFonts w:hint="default" w:ascii="Segoe UI" w:hAnsi="Segoe UI" w:eastAsia="Segoe UI" w:cs="Segoe UI"/>
                 <w:b/>
                 <w:i w:val="0"/>
                 <w:iCs w:val="0"/>
@@ -7288,8 +7371,14 @@
       </w:tr>
       <w:tr>
         <w:tblPrEx>
-          <w:tblW w:w="8522" w:type="dxa"/>
-          <w:jc w:val="center"/>
+          <w:tblBorders>
+            <w:top w:val="none" w:color="auto" w:sz="0" w:space="0"/>
+            <w:left w:val="none" w:color="auto" w:sz="0" w:space="0"/>
+            <w:bottom w:val="none" w:color="auto" w:sz="0" w:space="0"/>
+            <w:right w:val="none" w:color="auto" w:sz="0" w:space="0"/>
+            <w:insideH w:val="none" w:color="auto" w:sz="0" w:space="0"/>
+            <w:insideV w:val="none" w:color="auto" w:sz="0" w:space="0"/>
+          </w:tblBorders>
           <w:shd w:val="clear" w:color="auto" w:fill="auto"/>
           <w:tblCellMar>
             <w:top w:w="15" w:type="dxa"/>
@@ -7299,15 +7388,15 @@
           </w:tblCellMar>
         </w:tblPrEx>
         <w:trPr>
-          <w:trHeight w:val="0"/>
+          <w:trHeight w:val="0" w:hRule="atLeast"/>
           <w:jc w:val="center"/>
         </w:trPr>
         <w:tc>
           <w:tcPr>
             <w:tcW w:w="1537" w:type="dxa"/>
             <w:tcBorders>
-              <w:top w:val="single" w:sz="4" w:space="0" w:color="auto"/>
-              <w:left w:val="single" w:sz="12" w:space="0" w:color="auto"/>
+              <w:top w:val="single" w:color="auto" w:sz="4" w:space="0"/>
+              <w:left w:val="single" w:color="auto" w:sz="12" w:space="0"/>
               <w:bottom w:val="nil"/>
               <w:right w:val="nil"/>
             </w:tcBorders>
@@ -7328,10 +7417,10 @@
               <w:suppressLineNumbers w:val="0"/>
               <w:snapToGrid w:val="0"/>
               <w:spacing w:line="240" w:lineRule="auto"/>
-              <w:ind w:left="0" w:right="0" w:firstLine="0" w:leftChars="0" w:rightChars="0" w:firstLineChars="0"/>
+              <w:ind w:left="0" w:leftChars="0" w:right="0" w:rightChars="0" w:firstLine="0" w:firstLineChars="0"/>
               <w:jc w:val="center"/>
               <w:rPr>
-                <w:rFonts w:ascii="Segoe UI" w:eastAsia="Segoe UI" w:hAnsi="Segoe UI" w:cs="Segoe UI" w:hint="default"/>
+                <w:rFonts w:hint="default" w:ascii="Segoe UI" w:hAnsi="Segoe UI" w:eastAsia="Segoe UI" w:cs="Segoe UI"/>
                 <w:i w:val="0"/>
                 <w:iCs w:val="0"/>
                 <w:caps w:val="0"/>
@@ -7343,8 +7432,8 @@
             </w:pPr>
             <w:r>
               <w:rPr>
-                <w:rStyle w:val="Strong"/>
-                <w:rFonts w:ascii="Segoe UI" w:eastAsia="Segoe UI" w:hAnsi="Segoe UI" w:cs="Segoe UI" w:hint="default"/>
+                <w:rStyle w:val="25"/>
+                <w:rFonts w:hint="default" w:ascii="Segoe UI" w:hAnsi="Segoe UI" w:eastAsia="Segoe UI" w:cs="Segoe UI"/>
                 <w:b/>
                 <w:bCs/>
                 <w:i w:val="0"/>
@@ -7366,8 +7455,8 @@
           <w:tcPr>
             <w:tcW w:w="5071" w:type="dxa"/>
             <w:tcBorders>
-              <w:top w:val="single" w:sz="4" w:space="0" w:color="auto"/>
-              <w:left w:val="single" w:sz="4" w:space="0" w:color="auto"/>
+              <w:top w:val="single" w:color="auto" w:sz="4" w:space="0"/>
+              <w:left w:val="single" w:color="auto" w:sz="4" w:space="0"/>
               <w:bottom w:val="nil"/>
               <w:right w:val="nil"/>
             </w:tcBorders>
@@ -7388,10 +7477,10 @@
               <w:suppressLineNumbers w:val="0"/>
               <w:snapToGrid w:val="0"/>
               <w:spacing w:line="240" w:lineRule="auto"/>
-              <w:ind w:left="0" w:right="0" w:firstLine="0" w:leftChars="0" w:rightChars="0" w:firstLineChars="0"/>
+              <w:ind w:left="0" w:leftChars="0" w:right="0" w:rightChars="0" w:firstLine="0" w:firstLineChars="0"/>
               <w:jc w:val="left"/>
               <w:rPr>
-                <w:rFonts w:ascii="Segoe UI" w:eastAsia="Segoe UI" w:hAnsi="Segoe UI" w:cs="Segoe UI" w:hint="default"/>
+                <w:rFonts w:hint="default" w:ascii="Segoe UI" w:hAnsi="Segoe UI" w:eastAsia="Segoe UI" w:cs="Segoe UI"/>
                 <w:i w:val="0"/>
                 <w:iCs w:val="0"/>
                 <w:caps w:val="0"/>
@@ -7403,7 +7492,7 @@
             </w:pPr>
             <w:r>
               <w:rPr>
-                <w:rFonts w:ascii="Segoe UI" w:eastAsia="Segoe UI" w:hAnsi="Segoe UI" w:cs="Segoe UI" w:hint="default"/>
+                <w:rFonts w:hint="default" w:ascii="Segoe UI" w:hAnsi="Segoe UI" w:eastAsia="Segoe UI" w:cs="Segoe UI"/>
                 <w:i w:val="0"/>
                 <w:iCs w:val="0"/>
                 <w:caps w:val="0"/>
@@ -7423,10 +7512,10 @@
           <w:tcPr>
             <w:tcW w:w="1914" w:type="dxa"/>
             <w:tcBorders>
-              <w:top w:val="single" w:sz="4" w:space="0" w:color="auto"/>
-              <w:left w:val="single" w:sz="4" w:space="0" w:color="auto"/>
+              <w:top w:val="single" w:color="auto" w:sz="4" w:space="0"/>
+              <w:left w:val="single" w:color="auto" w:sz="4" w:space="0"/>
               <w:bottom w:val="nil"/>
-              <w:right w:val="single" w:sz="12" w:space="0" w:color="auto"/>
+              <w:right w:val="single" w:color="auto" w:sz="12" w:space="0"/>
             </w:tcBorders>
             <w:shd w:val="clear" w:color="auto" w:fill="auto"/>
             <w:tcMar>
@@ -7445,10 +7534,10 @@
               <w:suppressLineNumbers w:val="0"/>
               <w:snapToGrid w:val="0"/>
               <w:spacing w:line="240" w:lineRule="auto"/>
-              <w:ind w:left="0" w:right="0" w:firstLine="0" w:leftChars="0" w:rightChars="0" w:firstLineChars="0"/>
+              <w:ind w:left="0" w:leftChars="0" w:right="0" w:rightChars="0" w:firstLine="0" w:firstLineChars="0"/>
               <w:jc w:val="left"/>
               <w:rPr>
-                <w:rFonts w:ascii="Segoe UI" w:eastAsia="Segoe UI" w:hAnsi="Segoe UI" w:cs="Segoe UI" w:hint="default"/>
+                <w:rFonts w:hint="default" w:ascii="Segoe UI" w:hAnsi="Segoe UI" w:eastAsia="Segoe UI" w:cs="Segoe UI"/>
                 <w:i w:val="0"/>
                 <w:iCs w:val="0"/>
                 <w:caps w:val="0"/>
@@ -7460,7 +7549,7 @@
             </w:pPr>
             <w:r>
               <w:rPr>
-                <w:rFonts w:ascii="Segoe UI" w:eastAsia="Segoe UI" w:hAnsi="Segoe UI" w:cs="Segoe UI" w:hint="default"/>
+                <w:rFonts w:hint="default" w:ascii="Segoe UI" w:hAnsi="Segoe UI" w:eastAsia="Segoe UI" w:cs="Segoe UI"/>
                 <w:i w:val="0"/>
                 <w:iCs w:val="0"/>
                 <w:caps w:val="0"/>
@@ -7479,8 +7568,14 @@
       </w:tr>
       <w:tr>
         <w:tblPrEx>
-          <w:tblW w:w="8522" w:type="dxa"/>
-          <w:jc w:val="center"/>
+          <w:tblBorders>
+            <w:top w:val="none" w:color="auto" w:sz="0" w:space="0"/>
+            <w:left w:val="none" w:color="auto" w:sz="0" w:space="0"/>
+            <w:bottom w:val="none" w:color="auto" w:sz="0" w:space="0"/>
+            <w:right w:val="none" w:color="auto" w:sz="0" w:space="0"/>
+            <w:insideH w:val="none" w:color="auto" w:sz="0" w:space="0"/>
+            <w:insideV w:val="none" w:color="auto" w:sz="0" w:space="0"/>
+          </w:tblBorders>
           <w:shd w:val="clear" w:color="auto" w:fill="auto"/>
           <w:tblCellMar>
             <w:top w:w="15" w:type="dxa"/>
@@ -7490,15 +7585,15 @@
           </w:tblCellMar>
         </w:tblPrEx>
         <w:trPr>
-          <w:trHeight w:val="0"/>
+          <w:trHeight w:val="0" w:hRule="atLeast"/>
           <w:jc w:val="center"/>
         </w:trPr>
         <w:tc>
           <w:tcPr>
             <w:tcW w:w="1537" w:type="dxa"/>
             <w:tcBorders>
-              <w:top w:val="single" w:sz="4" w:space="0" w:color="auto"/>
-              <w:left w:val="single" w:sz="12" w:space="0" w:color="auto"/>
+              <w:top w:val="single" w:color="auto" w:sz="4" w:space="0"/>
+              <w:left w:val="single" w:color="auto" w:sz="12" w:space="0"/>
               <w:bottom w:val="nil"/>
               <w:right w:val="nil"/>
             </w:tcBorders>
@@ -7519,10 +7614,10 @@
               <w:suppressLineNumbers w:val="0"/>
               <w:snapToGrid w:val="0"/>
               <w:spacing w:line="240" w:lineRule="auto"/>
-              <w:ind w:left="0" w:right="0" w:firstLine="0" w:leftChars="0" w:rightChars="0" w:firstLineChars="0"/>
+              <w:ind w:left="0" w:leftChars="0" w:right="0" w:rightChars="0" w:firstLine="0" w:firstLineChars="0"/>
               <w:jc w:val="center"/>
               <w:rPr>
-                <w:rFonts w:ascii="Segoe UI" w:eastAsia="Segoe UI" w:hAnsi="Segoe UI" w:cs="Segoe UI" w:hint="default"/>
+                <w:rFonts w:hint="default" w:ascii="Segoe UI" w:hAnsi="Segoe UI" w:eastAsia="Segoe UI" w:cs="Segoe UI"/>
                 <w:i w:val="0"/>
                 <w:iCs w:val="0"/>
                 <w:caps w:val="0"/>
@@ -7534,8 +7629,8 @@
             </w:pPr>
             <w:r>
               <w:rPr>
-                <w:rStyle w:val="Strong"/>
-                <w:rFonts w:ascii="Segoe UI" w:eastAsia="Segoe UI" w:hAnsi="Segoe UI" w:cs="Segoe UI" w:hint="default"/>
+                <w:rStyle w:val="25"/>
+                <w:rFonts w:hint="default" w:ascii="Segoe UI" w:hAnsi="Segoe UI" w:eastAsia="Segoe UI" w:cs="Segoe UI"/>
                 <w:b/>
                 <w:bCs/>
                 <w:i w:val="0"/>
@@ -7557,8 +7652,8 @@
           <w:tcPr>
             <w:tcW w:w="5071" w:type="dxa"/>
             <w:tcBorders>
-              <w:top w:val="single" w:sz="4" w:space="0" w:color="auto"/>
-              <w:left w:val="single" w:sz="4" w:space="0" w:color="auto"/>
+              <w:top w:val="single" w:color="auto" w:sz="4" w:space="0"/>
+              <w:left w:val="single" w:color="auto" w:sz="4" w:space="0"/>
               <w:bottom w:val="nil"/>
               <w:right w:val="nil"/>
             </w:tcBorders>
@@ -7579,10 +7674,10 @@
               <w:suppressLineNumbers w:val="0"/>
               <w:snapToGrid w:val="0"/>
               <w:spacing w:line="240" w:lineRule="auto"/>
-              <w:ind w:left="0" w:right="0" w:firstLine="0" w:leftChars="0" w:rightChars="0" w:firstLineChars="0"/>
+              <w:ind w:left="0" w:leftChars="0" w:right="0" w:rightChars="0" w:firstLine="0" w:firstLineChars="0"/>
               <w:jc w:val="left"/>
               <w:rPr>
-                <w:rFonts w:ascii="Segoe UI" w:eastAsia="Segoe UI" w:hAnsi="Segoe UI" w:cs="Segoe UI" w:hint="default"/>
+                <w:rFonts w:hint="default" w:ascii="Segoe UI" w:hAnsi="Segoe UI" w:eastAsia="Segoe UI" w:cs="Segoe UI"/>
                 <w:i w:val="0"/>
                 <w:iCs w:val="0"/>
                 <w:caps w:val="0"/>
@@ -7594,7 +7689,7 @@
             </w:pPr>
             <w:r>
               <w:rPr>
-                <w:rFonts w:ascii="Segoe UI" w:eastAsia="Segoe UI" w:hAnsi="Segoe UI" w:cs="Segoe UI" w:hint="default"/>
+                <w:rFonts w:hint="default" w:ascii="Segoe UI" w:hAnsi="Segoe UI" w:eastAsia="Segoe UI" w:cs="Segoe UI"/>
                 <w:i w:val="0"/>
                 <w:iCs w:val="0"/>
                 <w:caps w:val="0"/>
@@ -7614,10 +7709,10 @@
           <w:tcPr>
             <w:tcW w:w="1914" w:type="dxa"/>
             <w:tcBorders>
-              <w:top w:val="single" w:sz="4" w:space="0" w:color="auto"/>
-              <w:left w:val="single" w:sz="4" w:space="0" w:color="auto"/>
+              <w:top w:val="single" w:color="auto" w:sz="4" w:space="0"/>
+              <w:left w:val="single" w:color="auto" w:sz="4" w:space="0"/>
               <w:bottom w:val="nil"/>
-              <w:right w:val="single" w:sz="12" w:space="0" w:color="auto"/>
+              <w:right w:val="single" w:color="auto" w:sz="12" w:space="0"/>
             </w:tcBorders>
             <w:shd w:val="clear" w:color="auto" w:fill="auto"/>
             <w:tcMar>
@@ -7636,10 +7731,10 @@
               <w:suppressLineNumbers w:val="0"/>
               <w:snapToGrid w:val="0"/>
               <w:spacing w:line="240" w:lineRule="auto"/>
-              <w:ind w:left="0" w:right="0" w:firstLine="0" w:leftChars="0" w:rightChars="0" w:firstLineChars="0"/>
+              <w:ind w:left="0" w:leftChars="0" w:right="0" w:rightChars="0" w:firstLine="0" w:firstLineChars="0"/>
               <w:jc w:val="left"/>
               <w:rPr>
-                <w:rFonts w:ascii="Segoe UI" w:eastAsia="Segoe UI" w:hAnsi="Segoe UI" w:cs="Segoe UI" w:hint="default"/>
+                <w:rFonts w:hint="default" w:ascii="Segoe UI" w:hAnsi="Segoe UI" w:eastAsia="Segoe UI" w:cs="Segoe UI"/>
                 <w:i w:val="0"/>
                 <w:iCs w:val="0"/>
                 <w:caps w:val="0"/>
@@ -7651,7 +7746,7 @@
             </w:pPr>
             <w:r>
               <w:rPr>
-                <w:rFonts w:ascii="Segoe UI" w:eastAsia="Segoe UI" w:hAnsi="Segoe UI" w:cs="Segoe UI" w:hint="default"/>
+                <w:rFonts w:hint="default" w:ascii="Segoe UI" w:hAnsi="Segoe UI" w:eastAsia="Segoe UI" w:cs="Segoe UI"/>
                 <w:i w:val="0"/>
                 <w:iCs w:val="0"/>
                 <w:caps w:val="0"/>
@@ -7670,8 +7765,14 @@
       </w:tr>
       <w:tr>
         <w:tblPrEx>
-          <w:tblW w:w="8522" w:type="dxa"/>
-          <w:jc w:val="center"/>
+          <w:tblBorders>
+            <w:top w:val="none" w:color="auto" w:sz="0" w:space="0"/>
+            <w:left w:val="none" w:color="auto" w:sz="0" w:space="0"/>
+            <w:bottom w:val="none" w:color="auto" w:sz="0" w:space="0"/>
+            <w:right w:val="none" w:color="auto" w:sz="0" w:space="0"/>
+            <w:insideH w:val="none" w:color="auto" w:sz="0" w:space="0"/>
+            <w:insideV w:val="none" w:color="auto" w:sz="0" w:space="0"/>
+          </w:tblBorders>
           <w:shd w:val="clear" w:color="auto" w:fill="auto"/>
           <w:tblCellMar>
             <w:top w:w="15" w:type="dxa"/>
@@ -7681,15 +7782,15 @@
           </w:tblCellMar>
         </w:tblPrEx>
         <w:trPr>
-          <w:trHeight w:val="0"/>
+          <w:trHeight w:val="0" w:hRule="atLeast"/>
           <w:jc w:val="center"/>
         </w:trPr>
         <w:tc>
           <w:tcPr>
             <w:tcW w:w="1537" w:type="dxa"/>
             <w:tcBorders>
-              <w:top w:val="single" w:sz="4" w:space="0" w:color="auto"/>
-              <w:left w:val="single" w:sz="12" w:space="0" w:color="auto"/>
+              <w:top w:val="single" w:color="auto" w:sz="4" w:space="0"/>
+              <w:left w:val="single" w:color="auto" w:sz="12" w:space="0"/>
               <w:bottom w:val="nil"/>
               <w:right w:val="nil"/>
             </w:tcBorders>
@@ -7710,10 +7811,10 @@
               <w:suppressLineNumbers w:val="0"/>
               <w:snapToGrid w:val="0"/>
               <w:spacing w:line="240" w:lineRule="auto"/>
-              <w:ind w:left="0" w:right="0" w:firstLine="0" w:leftChars="0" w:rightChars="0" w:firstLineChars="0"/>
+              <w:ind w:left="0" w:leftChars="0" w:right="0" w:rightChars="0" w:firstLine="0" w:firstLineChars="0"/>
               <w:jc w:val="center"/>
               <w:rPr>
-                <w:rFonts w:ascii="Segoe UI" w:eastAsia="Segoe UI" w:hAnsi="Segoe UI" w:cs="Segoe UI" w:hint="default"/>
+                <w:rFonts w:hint="default" w:ascii="Segoe UI" w:hAnsi="Segoe UI" w:eastAsia="Segoe UI" w:cs="Segoe UI"/>
                 <w:i w:val="0"/>
                 <w:iCs w:val="0"/>
                 <w:caps w:val="0"/>
@@ -7725,8 +7826,8 @@
             </w:pPr>
             <w:r>
               <w:rPr>
-                <w:rStyle w:val="Strong"/>
-                <w:rFonts w:ascii="Segoe UI" w:eastAsia="Segoe UI" w:hAnsi="Segoe UI" w:cs="Segoe UI" w:hint="default"/>
+                <w:rStyle w:val="25"/>
+                <w:rFonts w:hint="default" w:ascii="Segoe UI" w:hAnsi="Segoe UI" w:eastAsia="Segoe UI" w:cs="Segoe UI"/>
                 <w:b/>
                 <w:bCs/>
                 <w:i w:val="0"/>
@@ -7748,8 +7849,8 @@
           <w:tcPr>
             <w:tcW w:w="5071" w:type="dxa"/>
             <w:tcBorders>
-              <w:top w:val="single" w:sz="4" w:space="0" w:color="auto"/>
-              <w:left w:val="single" w:sz="4" w:space="0" w:color="auto"/>
+              <w:top w:val="single" w:color="auto" w:sz="4" w:space="0"/>
+              <w:left w:val="single" w:color="auto" w:sz="4" w:space="0"/>
               <w:bottom w:val="nil"/>
               <w:right w:val="nil"/>
             </w:tcBorders>
@@ -7770,10 +7871,10 @@
               <w:suppressLineNumbers w:val="0"/>
               <w:snapToGrid w:val="0"/>
               <w:spacing w:line="240" w:lineRule="auto"/>
-              <w:ind w:left="0" w:right="0" w:firstLine="0" w:leftChars="0" w:rightChars="0" w:firstLineChars="0"/>
+              <w:ind w:left="0" w:leftChars="0" w:right="0" w:rightChars="0" w:firstLine="0" w:firstLineChars="0"/>
               <w:jc w:val="left"/>
               <w:rPr>
-                <w:rFonts w:ascii="Segoe UI" w:eastAsia="Segoe UI" w:hAnsi="Segoe UI" w:cs="Segoe UI" w:hint="default"/>
+                <w:rFonts w:hint="default" w:ascii="Segoe UI" w:hAnsi="Segoe UI" w:eastAsia="Segoe UI" w:cs="Segoe UI"/>
                 <w:i w:val="0"/>
                 <w:iCs w:val="0"/>
                 <w:caps w:val="0"/>
@@ -7785,7 +7886,7 @@
             </w:pPr>
             <w:r>
               <w:rPr>
-                <w:rFonts w:ascii="Segoe UI" w:eastAsia="Segoe UI" w:hAnsi="Segoe UI" w:cs="Segoe UI" w:hint="default"/>
+                <w:rFonts w:hint="default" w:ascii="Segoe UI" w:hAnsi="Segoe UI" w:eastAsia="Segoe UI" w:cs="Segoe UI"/>
                 <w:i w:val="0"/>
                 <w:iCs w:val="0"/>
                 <w:caps w:val="0"/>
@@ -7805,10 +7906,10 @@
           <w:tcPr>
             <w:tcW w:w="1914" w:type="dxa"/>
             <w:tcBorders>
-              <w:top w:val="single" w:sz="4" w:space="0" w:color="auto"/>
-              <w:left w:val="single" w:sz="4" w:space="0" w:color="auto"/>
+              <w:top w:val="single" w:color="auto" w:sz="4" w:space="0"/>
+              <w:left w:val="single" w:color="auto" w:sz="4" w:space="0"/>
               <w:bottom w:val="nil"/>
-              <w:right w:val="single" w:sz="12" w:space="0" w:color="auto"/>
+              <w:right w:val="single" w:color="auto" w:sz="12" w:space="0"/>
             </w:tcBorders>
             <w:shd w:val="clear" w:color="auto" w:fill="auto"/>
             <w:tcMar>
@@ -7827,10 +7928,10 @@
               <w:suppressLineNumbers w:val="0"/>
               <w:snapToGrid w:val="0"/>
               <w:spacing w:line="240" w:lineRule="auto"/>
-              <w:ind w:left="0" w:right="0" w:firstLine="0" w:leftChars="0" w:rightChars="0" w:firstLineChars="0"/>
+              <w:ind w:left="0" w:leftChars="0" w:right="0" w:rightChars="0" w:firstLine="0" w:firstLineChars="0"/>
               <w:jc w:val="left"/>
               <w:rPr>
-                <w:rFonts w:ascii="Segoe UI" w:eastAsia="Segoe UI" w:hAnsi="Segoe UI" w:cs="Segoe UI" w:hint="default"/>
+                <w:rFonts w:hint="default" w:ascii="Segoe UI" w:hAnsi="Segoe UI" w:eastAsia="Segoe UI" w:cs="Segoe UI"/>
                 <w:i w:val="0"/>
                 <w:iCs w:val="0"/>
                 <w:caps w:val="0"/>
@@ -7842,7 +7943,7 @@
             </w:pPr>
             <w:r>
               <w:rPr>
-                <w:rFonts w:ascii="Segoe UI" w:eastAsia="Segoe UI" w:hAnsi="Segoe UI" w:cs="Segoe UI" w:hint="default"/>
+                <w:rFonts w:hint="default" w:ascii="Segoe UI" w:hAnsi="Segoe UI" w:eastAsia="Segoe UI" w:cs="Segoe UI"/>
                 <w:i w:val="0"/>
                 <w:iCs w:val="0"/>
                 <w:caps w:val="0"/>
@@ -7861,8 +7962,14 @@
       </w:tr>
       <w:tr>
         <w:tblPrEx>
-          <w:tblW w:w="8522" w:type="dxa"/>
-          <w:jc w:val="center"/>
+          <w:tblBorders>
+            <w:top w:val="none" w:color="auto" w:sz="0" w:space="0"/>
+            <w:left w:val="none" w:color="auto" w:sz="0" w:space="0"/>
+            <w:bottom w:val="none" w:color="auto" w:sz="0" w:space="0"/>
+            <w:right w:val="none" w:color="auto" w:sz="0" w:space="0"/>
+            <w:insideH w:val="none" w:color="auto" w:sz="0" w:space="0"/>
+            <w:insideV w:val="none" w:color="auto" w:sz="0" w:space="0"/>
+          </w:tblBorders>
           <w:shd w:val="clear" w:color="auto" w:fill="auto"/>
           <w:tblCellMar>
             <w:top w:w="15" w:type="dxa"/>
@@ -7872,15 +7979,15 @@
           </w:tblCellMar>
         </w:tblPrEx>
         <w:trPr>
-          <w:trHeight w:val="0"/>
+          <w:trHeight w:val="0" w:hRule="atLeast"/>
           <w:jc w:val="center"/>
         </w:trPr>
         <w:tc>
           <w:tcPr>
             <w:tcW w:w="1537" w:type="dxa"/>
             <w:tcBorders>
-              <w:top w:val="single" w:sz="4" w:space="0" w:color="auto"/>
-              <w:left w:val="single" w:sz="12" w:space="0" w:color="auto"/>
+              <w:top w:val="single" w:color="auto" w:sz="4" w:space="0"/>
+              <w:left w:val="single" w:color="auto" w:sz="12" w:space="0"/>
               <w:bottom w:val="nil"/>
               <w:right w:val="nil"/>
             </w:tcBorders>
@@ -7901,10 +8008,10 @@
               <w:suppressLineNumbers w:val="0"/>
               <w:snapToGrid w:val="0"/>
               <w:spacing w:line="240" w:lineRule="auto"/>
-              <w:ind w:left="0" w:right="0" w:firstLine="0" w:leftChars="0" w:rightChars="0" w:firstLineChars="0"/>
+              <w:ind w:left="0" w:leftChars="0" w:right="0" w:rightChars="0" w:firstLine="0" w:firstLineChars="0"/>
               <w:jc w:val="center"/>
               <w:rPr>
-                <w:rFonts w:ascii="Segoe UI" w:eastAsia="Segoe UI" w:hAnsi="Segoe UI" w:cs="Segoe UI" w:hint="default"/>
+                <w:rFonts w:hint="default" w:ascii="Segoe UI" w:hAnsi="Segoe UI" w:eastAsia="Segoe UI" w:cs="Segoe UI"/>
                 <w:i w:val="0"/>
                 <w:iCs w:val="0"/>
                 <w:caps w:val="0"/>
@@ -7916,8 +8023,8 @@
             </w:pPr>
             <w:r>
               <w:rPr>
-                <w:rStyle w:val="Strong"/>
-                <w:rFonts w:ascii="Segoe UI" w:eastAsia="Segoe UI" w:hAnsi="Segoe UI" w:cs="Segoe UI" w:hint="default"/>
+                <w:rStyle w:val="25"/>
+                <w:rFonts w:hint="default" w:ascii="Segoe UI" w:hAnsi="Segoe UI" w:eastAsia="Segoe UI" w:cs="Segoe UI"/>
                 <w:b/>
                 <w:bCs/>
                 <w:i w:val="0"/>
@@ -7939,8 +8046,8 @@
           <w:tcPr>
             <w:tcW w:w="5071" w:type="dxa"/>
             <w:tcBorders>
-              <w:top w:val="single" w:sz="4" w:space="0" w:color="auto"/>
-              <w:left w:val="single" w:sz="4" w:space="0" w:color="auto"/>
+              <w:top w:val="single" w:color="auto" w:sz="4" w:space="0"/>
+              <w:left w:val="single" w:color="auto" w:sz="4" w:space="0"/>
               <w:bottom w:val="nil"/>
               <w:right w:val="nil"/>
             </w:tcBorders>
@@ -7961,10 +8068,10 @@
               <w:suppressLineNumbers w:val="0"/>
               <w:snapToGrid w:val="0"/>
               <w:spacing w:line="240" w:lineRule="auto"/>
-              <w:ind w:left="0" w:right="0" w:firstLine="0" w:leftChars="0" w:rightChars="0" w:firstLineChars="0"/>
+              <w:ind w:left="0" w:leftChars="0" w:right="0" w:rightChars="0" w:firstLine="0" w:firstLineChars="0"/>
               <w:jc w:val="left"/>
               <w:rPr>
-                <w:rFonts w:ascii="Segoe UI" w:eastAsia="Segoe UI" w:hAnsi="Segoe UI" w:cs="Segoe UI" w:hint="default"/>
+                <w:rFonts w:hint="default" w:ascii="Segoe UI" w:hAnsi="Segoe UI" w:eastAsia="Segoe UI" w:cs="Segoe UI"/>
                 <w:i w:val="0"/>
                 <w:iCs w:val="0"/>
                 <w:caps w:val="0"/>
@@ -7976,7 +8083,7 @@
             </w:pPr>
             <w:r>
               <w:rPr>
-                <w:rFonts w:ascii="Segoe UI" w:eastAsia="Segoe UI" w:hAnsi="Segoe UI" w:cs="Segoe UI" w:hint="default"/>
+                <w:rFonts w:hint="default" w:ascii="Segoe UI" w:hAnsi="Segoe UI" w:eastAsia="Segoe UI" w:cs="Segoe UI"/>
                 <w:i w:val="0"/>
                 <w:iCs w:val="0"/>
                 <w:caps w:val="0"/>
@@ -7996,10 +8103,10 @@
           <w:tcPr>
             <w:tcW w:w="1914" w:type="dxa"/>
             <w:tcBorders>
-              <w:top w:val="single" w:sz="4" w:space="0" w:color="auto"/>
-              <w:left w:val="single" w:sz="4" w:space="0" w:color="auto"/>
+              <w:top w:val="single" w:color="auto" w:sz="4" w:space="0"/>
+              <w:left w:val="single" w:color="auto" w:sz="4" w:space="0"/>
               <w:bottom w:val="nil"/>
-              <w:right w:val="single" w:sz="12" w:space="0" w:color="auto"/>
+              <w:right w:val="single" w:color="auto" w:sz="12" w:space="0"/>
             </w:tcBorders>
             <w:shd w:val="clear" w:color="auto" w:fill="auto"/>
             <w:tcMar>
@@ -8018,10 +8125,10 @@
               <w:suppressLineNumbers w:val="0"/>
               <w:snapToGrid w:val="0"/>
               <w:spacing w:line="240" w:lineRule="auto"/>
-              <w:ind w:left="0" w:right="0" w:firstLine="0" w:leftChars="0" w:rightChars="0" w:firstLineChars="0"/>
+              <w:ind w:left="0" w:leftChars="0" w:right="0" w:rightChars="0" w:firstLine="0" w:firstLineChars="0"/>
               <w:jc w:val="left"/>
               <w:rPr>
-                <w:rFonts w:ascii="Segoe UI" w:eastAsia="Segoe UI" w:hAnsi="Segoe UI" w:cs="Segoe UI" w:hint="default"/>
+                <w:rFonts w:hint="default" w:ascii="Segoe UI" w:hAnsi="Segoe UI" w:eastAsia="Segoe UI" w:cs="Segoe UI"/>
                 <w:i w:val="0"/>
                 <w:iCs w:val="0"/>
                 <w:caps w:val="0"/>
@@ -8034,7 +8141,7 @@
             </w:pPr>
             <w:r>
               <w:rPr>
-                <w:rFonts w:ascii="Segoe UI" w:eastAsia="Segoe UI" w:hAnsi="Segoe UI" w:cs="Segoe UI" w:hint="default"/>
+                <w:rFonts w:hint="default" w:ascii="Segoe UI" w:hAnsi="Segoe UI" w:eastAsia="Segoe UI" w:cs="Segoe UI"/>
                 <w:i w:val="0"/>
                 <w:iCs w:val="0"/>
                 <w:caps w:val="0"/>
@@ -8050,7 +8157,7 @@
             </w:r>
             <w:r>
               <w:rPr>
-                <w:rFonts w:ascii="Segoe UI" w:eastAsia="Segoe UI" w:hAnsi="Segoe UI" w:cs="Segoe UI" w:hint="eastAsia"/>
+                <w:rFonts w:hint="eastAsia" w:ascii="Segoe UI" w:hAnsi="Segoe UI" w:eastAsia="Segoe UI" w:cs="Segoe UI"/>
                 <w:i w:val="0"/>
                 <w:iCs w:val="0"/>
                 <w:caps w:val="0"/>
@@ -8069,8 +8176,14 @@
       </w:tr>
       <w:tr>
         <w:tblPrEx>
-          <w:tblW w:w="8522" w:type="dxa"/>
-          <w:jc w:val="center"/>
+          <w:tblBorders>
+            <w:top w:val="none" w:color="auto" w:sz="0" w:space="0"/>
+            <w:left w:val="none" w:color="auto" w:sz="0" w:space="0"/>
+            <w:bottom w:val="none" w:color="auto" w:sz="0" w:space="0"/>
+            <w:right w:val="none" w:color="auto" w:sz="0" w:space="0"/>
+            <w:insideH w:val="none" w:color="auto" w:sz="0" w:space="0"/>
+            <w:insideV w:val="none" w:color="auto" w:sz="0" w:space="0"/>
+          </w:tblBorders>
           <w:shd w:val="clear" w:color="auto" w:fill="auto"/>
           <w:tblCellMar>
             <w:top w:w="15" w:type="dxa"/>
@@ -8080,16 +8193,16 @@
           </w:tblCellMar>
         </w:tblPrEx>
         <w:trPr>
-          <w:trHeight w:val="0"/>
+          <w:trHeight w:val="0" w:hRule="atLeast"/>
           <w:jc w:val="center"/>
         </w:trPr>
         <w:tc>
           <w:tcPr>
             <w:tcW w:w="1537" w:type="dxa"/>
             <w:tcBorders>
-              <w:top w:val="single" w:sz="4" w:space="0" w:color="auto"/>
-              <w:left w:val="single" w:sz="12" w:space="0" w:color="auto"/>
-              <w:bottom w:val="single" w:sz="12" w:space="0" w:color="auto"/>
+              <w:top w:val="single" w:color="auto" w:sz="4" w:space="0"/>
+              <w:left w:val="single" w:color="auto" w:sz="12" w:space="0"/>
+              <w:bottom w:val="single" w:color="auto" w:sz="12" w:space="0"/>
               <w:right w:val="nil"/>
             </w:tcBorders>
             <w:shd w:val="clear" w:color="auto" w:fill="auto"/>
@@ -8109,10 +8222,10 @@
               <w:suppressLineNumbers w:val="0"/>
               <w:snapToGrid w:val="0"/>
               <w:spacing w:line="240" w:lineRule="auto"/>
-              <w:ind w:left="0" w:right="0" w:firstLine="0" w:leftChars="0" w:rightChars="0" w:firstLineChars="0"/>
+              <w:ind w:left="0" w:leftChars="0" w:right="0" w:rightChars="0" w:firstLine="0" w:firstLineChars="0"/>
               <w:jc w:val="center"/>
               <w:rPr>
-                <w:rFonts w:ascii="Segoe UI" w:eastAsia="Segoe UI" w:hAnsi="Segoe UI" w:cs="Segoe UI" w:hint="default"/>
+                <w:rFonts w:hint="default" w:ascii="Segoe UI" w:hAnsi="Segoe UI" w:eastAsia="Segoe UI" w:cs="Segoe UI"/>
                 <w:i w:val="0"/>
                 <w:iCs w:val="0"/>
                 <w:caps w:val="0"/>
@@ -8124,8 +8237,8 @@
             </w:pPr>
             <w:r>
               <w:rPr>
-                <w:rStyle w:val="Strong"/>
-                <w:rFonts w:ascii="Segoe UI" w:eastAsia="Segoe UI" w:hAnsi="Segoe UI" w:cs="Segoe UI" w:hint="default"/>
+                <w:rStyle w:val="25"/>
+                <w:rFonts w:hint="default" w:ascii="Segoe UI" w:hAnsi="Segoe UI" w:eastAsia="Segoe UI" w:cs="Segoe UI"/>
                 <w:b/>
                 <w:bCs/>
                 <w:i w:val="0"/>
@@ -8147,9 +8260,9 @@
           <w:tcPr>
             <w:tcW w:w="5071" w:type="dxa"/>
             <w:tcBorders>
-              <w:top w:val="single" w:sz="4" w:space="0" w:color="auto"/>
-              <w:left w:val="single" w:sz="4" w:space="0" w:color="auto"/>
-              <w:bottom w:val="single" w:sz="12" w:space="0" w:color="auto"/>
+              <w:top w:val="single" w:color="auto" w:sz="4" w:space="0"/>
+              <w:left w:val="single" w:color="auto" w:sz="4" w:space="0"/>
+              <w:bottom w:val="single" w:color="auto" w:sz="12" w:space="0"/>
               <w:right w:val="nil"/>
             </w:tcBorders>
             <w:shd w:val="clear" w:color="auto" w:fill="auto"/>
@@ -8169,10 +8282,10 @@
               <w:suppressLineNumbers w:val="0"/>
               <w:snapToGrid w:val="0"/>
               <w:spacing w:line="240" w:lineRule="auto"/>
-              <w:ind w:left="0" w:right="0" w:firstLine="0" w:leftChars="0" w:rightChars="0" w:firstLineChars="0"/>
+              <w:ind w:left="0" w:leftChars="0" w:right="0" w:rightChars="0" w:firstLine="0" w:firstLineChars="0"/>
               <w:jc w:val="left"/>
               <w:rPr>
-                <w:rFonts w:ascii="Segoe UI" w:eastAsia="Segoe UI" w:hAnsi="Segoe UI" w:cs="Segoe UI" w:hint="default"/>
+                <w:rFonts w:hint="default" w:ascii="Segoe UI" w:hAnsi="Segoe UI" w:eastAsia="Segoe UI" w:cs="Segoe UI"/>
                 <w:i w:val="0"/>
                 <w:iCs w:val="0"/>
                 <w:caps w:val="0"/>
@@ -8184,7 +8297,7 @@
             </w:pPr>
             <w:r>
               <w:rPr>
-                <w:rFonts w:ascii="Segoe UI" w:eastAsia="Segoe UI" w:hAnsi="Segoe UI" w:cs="Segoe UI" w:hint="default"/>
+                <w:rFonts w:hint="default" w:ascii="Segoe UI" w:hAnsi="Segoe UI" w:eastAsia="Segoe UI" w:cs="Segoe UI"/>
                 <w:i w:val="0"/>
                 <w:iCs w:val="0"/>
                 <w:caps w:val="0"/>
@@ -8204,10 +8317,10 @@
           <w:tcPr>
             <w:tcW w:w="1914" w:type="dxa"/>
             <w:tcBorders>
-              <w:top w:val="single" w:sz="4" w:space="0" w:color="auto"/>
-              <w:left w:val="single" w:sz="4" w:space="0" w:color="auto"/>
-              <w:bottom w:val="single" w:sz="12" w:space="0" w:color="auto"/>
-              <w:right w:val="single" w:sz="12" w:space="0" w:color="auto"/>
+              <w:top w:val="single" w:color="auto" w:sz="4" w:space="0"/>
+              <w:left w:val="single" w:color="auto" w:sz="4" w:space="0"/>
+              <w:bottom w:val="single" w:color="auto" w:sz="12" w:space="0"/>
+              <w:right w:val="single" w:color="auto" w:sz="12" w:space="0"/>
             </w:tcBorders>
             <w:shd w:val="clear" w:color="auto" w:fill="auto"/>
             <w:tcMar>
@@ -8226,10 +8339,10 @@
               <w:suppressLineNumbers w:val="0"/>
               <w:snapToGrid w:val="0"/>
               <w:spacing w:line="240" w:lineRule="auto"/>
-              <w:ind w:left="0" w:right="0" w:firstLine="0" w:leftChars="0" w:rightChars="0" w:firstLineChars="0"/>
+              <w:ind w:left="0" w:leftChars="0" w:right="0" w:rightChars="0" w:firstLine="0" w:firstLineChars="0"/>
               <w:jc w:val="left"/>
               <w:rPr>
-                <w:rFonts w:ascii="Segoe UI" w:eastAsia="Segoe UI" w:hAnsi="Segoe UI" w:cs="Segoe UI" w:hint="default"/>
+                <w:rFonts w:hint="default" w:ascii="Segoe UI" w:hAnsi="Segoe UI" w:eastAsia="Segoe UI" w:cs="Segoe UI"/>
                 <w:i w:val="0"/>
                 <w:iCs w:val="0"/>
                 <w:caps w:val="0"/>
@@ -8241,7 +8354,7 @@
             </w:pPr>
             <w:r>
               <w:rPr>
-                <w:rFonts w:ascii="Segoe UI" w:eastAsia="Segoe UI" w:hAnsi="Segoe UI" w:cs="Segoe UI" w:hint="default"/>
+                <w:rFonts w:hint="default" w:ascii="Segoe UI" w:hAnsi="Segoe UI" w:eastAsia="Segoe UI" w:cs="Segoe UI"/>
                 <w:i w:val="0"/>
                 <w:iCs w:val="0"/>
                 <w:caps w:val="0"/>
@@ -8261,7 +8374,7 @@
     </w:tbl>
     <w:p>
       <w:pPr>
-        <w:pStyle w:val="1"/>
+        <w:pStyle w:val="30"/>
         <w:bidi w:val="0"/>
         <w:rPr>
           <w:rFonts w:hint="default"/>
@@ -8282,7 +8395,7 @@
     </w:p>
     <w:p>
       <w:pPr>
-        <w:pStyle w:val="a1"/>
+        <w:pStyle w:val="31"/>
         <w:keepNext w:val="0"/>
         <w:keepLines w:val="0"/>
         <w:pageBreakBefore w:val="0"/>
@@ -8332,7 +8445,7 @@
           <w:rFonts w:hint="eastAsia"/>
           <w:lang w:val="en-US" w:eastAsia="zh-CN"/>
         </w:rPr>
-        <w:instrText>"柴_标题1"\n</w:instrText>
+        <w:instrText xml:space="preserve">"柴_标题1"\n</w:instrText>
       </w:r>
       <w:r>
         <w:instrText xml:space="preserve"> \s</w:instrText>
@@ -8349,7 +8462,7 @@
           <w:rFonts w:hint="eastAsia"/>
           <w:lang w:val="en-US" w:eastAsia="zh-CN"/>
         </w:rPr>
-        <w:instrText>* Charformat</w:instrText>
+        <w:instrText xml:space="preserve">* Charformat</w:instrText>
       </w:r>
       <w:r>
         <w:rPr>
@@ -8426,18 +8539,19 @@
     </w:p>
     <w:tbl>
       <w:tblPr>
-        <w:tblStyle w:val="TableNormal"/>
+        <w:tblStyle w:val="22"/>
         <w:tblW w:w="8522" w:type="dxa"/>
         <w:jc w:val="center"/>
         <w:tblBorders>
-          <w:top w:val="nil"/>
-          <w:left w:val="nil"/>
-          <w:bottom w:val="nil"/>
-          <w:right w:val="nil"/>
-          <w:insideH w:val="nil"/>
-          <w:insideV w:val="nil"/>
+          <w:top w:val="none" w:color="auto" w:sz="0" w:space="0"/>
+          <w:left w:val="none" w:color="auto" w:sz="0" w:space="0"/>
+          <w:bottom w:val="none" w:color="auto" w:sz="0" w:space="0"/>
+          <w:right w:val="none" w:color="auto" w:sz="0" w:space="0"/>
+          <w:insideH w:val="none" w:color="auto" w:sz="0" w:space="0"/>
+          <w:insideV w:val="none" w:color="auto" w:sz="0" w:space="0"/>
         </w:tblBorders>
         <w:shd w:val="clear" w:color="auto" w:fill="auto"/>
+        <w:tblLayout w:type="autofit"/>
         <w:tblCellMar>
           <w:top w:w="15" w:type="dxa"/>
           <w:left w:w="15" w:type="dxa"/>
@@ -8452,15 +8566,13 @@
       </w:tblGrid>
       <w:tr>
         <w:tblPrEx>
-          <w:tblW w:w="8522" w:type="dxa"/>
-          <w:jc w:val="center"/>
           <w:tblBorders>
-            <w:top w:val="nil"/>
-            <w:left w:val="nil"/>
-            <w:bottom w:val="nil"/>
-            <w:right w:val="nil"/>
-            <w:insideH w:val="nil"/>
-            <w:insideV w:val="nil"/>
+            <w:top w:val="none" w:color="auto" w:sz="0" w:space="0"/>
+            <w:left w:val="none" w:color="auto" w:sz="0" w:space="0"/>
+            <w:bottom w:val="none" w:color="auto" w:sz="0" w:space="0"/>
+            <w:right w:val="none" w:color="auto" w:sz="0" w:space="0"/>
+            <w:insideH w:val="none" w:color="auto" w:sz="0" w:space="0"/>
+            <w:insideV w:val="none" w:color="auto" w:sz="0" w:space="0"/>
           </w:tblBorders>
           <w:shd w:val="clear" w:color="auto" w:fill="auto"/>
           <w:tblCellMar>
@@ -8471,7 +8583,7 @@
           </w:tblCellMar>
         </w:tblPrEx>
         <w:trPr>
-          <w:trHeight w:val="0"/>
+          <w:trHeight w:val="0" w:hRule="atLeast"/>
           <w:tblHeader/>
           <w:jc w:val="center"/>
         </w:trPr>
@@ -8479,8 +8591,8 @@
           <w:tcPr>
             <w:tcW w:w="1147" w:type="dxa"/>
             <w:tcBorders>
-              <w:top w:val="single" w:sz="12" w:space="0" w:color="auto"/>
-              <w:left w:val="single" w:sz="12" w:space="0" w:color="auto"/>
+              <w:top w:val="single" w:color="auto" w:sz="12" w:space="0"/>
+              <w:left w:val="single" w:color="auto" w:sz="12" w:space="0"/>
               <w:bottom w:val="nil"/>
               <w:right w:val="nil"/>
             </w:tcBorders>
@@ -8501,10 +8613,10 @@
               <w:suppressLineNumbers w:val="0"/>
               <w:snapToGrid w:val="0"/>
               <w:spacing w:line="240" w:lineRule="auto"/>
-              <w:ind w:left="0" w:right="0" w:firstLine="0" w:leftChars="0" w:rightChars="0" w:firstLineChars="0"/>
+              <w:ind w:left="0" w:leftChars="0" w:right="0" w:rightChars="0" w:firstLine="0" w:firstLineChars="0"/>
               <w:jc w:val="center"/>
               <w:rPr>
-                <w:rFonts w:ascii="Segoe UI" w:eastAsia="Segoe UI" w:hAnsi="Segoe UI" w:cs="Segoe UI"/>
+                <w:rFonts w:ascii="Segoe UI" w:hAnsi="Segoe UI" w:eastAsia="Segoe UI" w:cs="Segoe UI"/>
                 <w:b/>
                 <w:i w:val="0"/>
                 <w:iCs w:val="0"/>
@@ -8517,7 +8629,7 @@
             </w:pPr>
             <w:r>
               <w:rPr>
-                <w:rFonts w:ascii="Segoe UI" w:eastAsia="Segoe UI" w:hAnsi="Segoe UI" w:cs="Segoe UI" w:hint="default"/>
+                <w:rFonts w:hint="default" w:ascii="Segoe UI" w:hAnsi="Segoe UI" w:eastAsia="Segoe UI" w:cs="Segoe UI"/>
                 <w:b/>
                 <w:i w:val="0"/>
                 <w:iCs w:val="0"/>
@@ -8538,8 +8650,8 @@
           <w:tcPr>
             <w:tcW w:w="5334" w:type="dxa"/>
             <w:tcBorders>
-              <w:top w:val="single" w:sz="12" w:space="0" w:color="auto"/>
-              <w:left w:val="single" w:sz="4" w:space="0" w:color="auto"/>
+              <w:top w:val="single" w:color="auto" w:sz="12" w:space="0"/>
+              <w:left w:val="single" w:color="auto" w:sz="4" w:space="0"/>
               <w:bottom w:val="nil"/>
               <w:right w:val="nil"/>
             </w:tcBorders>
@@ -8560,10 +8672,10 @@
               <w:suppressLineNumbers w:val="0"/>
               <w:snapToGrid w:val="0"/>
               <w:spacing w:line="240" w:lineRule="auto"/>
-              <w:ind w:left="0" w:right="0" w:firstLine="0" w:leftChars="0" w:rightChars="0" w:firstLineChars="0"/>
+              <w:ind w:left="0" w:leftChars="0" w:right="0" w:rightChars="0" w:firstLine="0" w:firstLineChars="0"/>
               <w:jc w:val="center"/>
               <w:rPr>
-                <w:rFonts w:ascii="Segoe UI" w:eastAsia="Segoe UI" w:hAnsi="Segoe UI" w:cs="Segoe UI" w:hint="default"/>
+                <w:rFonts w:hint="default" w:ascii="Segoe UI" w:hAnsi="Segoe UI" w:eastAsia="Segoe UI" w:cs="Segoe UI"/>
                 <w:b/>
                 <w:i w:val="0"/>
                 <w:iCs w:val="0"/>
@@ -8576,7 +8688,7 @@
             </w:pPr>
             <w:r>
               <w:rPr>
-                <w:rFonts w:ascii="Segoe UI" w:eastAsia="Segoe UI" w:hAnsi="Segoe UI" w:cs="Segoe UI" w:hint="default"/>
+                <w:rFonts w:hint="default" w:ascii="Segoe UI" w:hAnsi="Segoe UI" w:eastAsia="Segoe UI" w:cs="Segoe UI"/>
                 <w:b/>
                 <w:i w:val="0"/>
                 <w:iCs w:val="0"/>
@@ -8597,10 +8709,10 @@
           <w:tcPr>
             <w:tcW w:w="2041" w:type="dxa"/>
             <w:tcBorders>
-              <w:top w:val="single" w:sz="12" w:space="0" w:color="auto"/>
-              <w:left w:val="single" w:sz="4" w:space="0" w:color="auto"/>
+              <w:top w:val="single" w:color="auto" w:sz="12" w:space="0"/>
+              <w:left w:val="single" w:color="auto" w:sz="4" w:space="0"/>
               <w:bottom w:val="nil"/>
-              <w:right w:val="single" w:sz="12" w:space="0" w:color="auto"/>
+              <w:right w:val="single" w:color="auto" w:sz="12" w:space="0"/>
             </w:tcBorders>
             <w:shd w:val="clear" w:color="auto" w:fill="auto"/>
             <w:tcMar>
@@ -8619,10 +8731,10 @@
               <w:suppressLineNumbers w:val="0"/>
               <w:snapToGrid w:val="0"/>
               <w:spacing w:line="240" w:lineRule="auto"/>
-              <w:ind w:left="0" w:right="0" w:firstLine="0" w:leftChars="0" w:rightChars="0" w:firstLineChars="0"/>
+              <w:ind w:left="0" w:leftChars="0" w:right="0" w:rightChars="0" w:firstLine="0" w:firstLineChars="0"/>
               <w:jc w:val="center"/>
               <w:rPr>
-                <w:rFonts w:ascii="Segoe UI" w:eastAsia="Segoe UI" w:hAnsi="Segoe UI" w:cs="Segoe UI" w:hint="default"/>
+                <w:rFonts w:hint="default" w:ascii="Segoe UI" w:hAnsi="Segoe UI" w:eastAsia="Segoe UI" w:cs="Segoe UI"/>
                 <w:b/>
                 <w:i w:val="0"/>
                 <w:iCs w:val="0"/>
@@ -8635,7 +8747,7 @@
             </w:pPr>
             <w:r>
               <w:rPr>
-                <w:rFonts w:ascii="Segoe UI" w:eastAsia="Segoe UI" w:hAnsi="Segoe UI" w:cs="Segoe UI" w:hint="default"/>
+                <w:rFonts w:hint="default" w:ascii="Segoe UI" w:hAnsi="Segoe UI" w:eastAsia="Segoe UI" w:cs="Segoe UI"/>
                 <w:b/>
                 <w:i w:val="0"/>
                 <w:iCs w:val="0"/>
@@ -8655,8 +8767,14 @@
       </w:tr>
       <w:tr>
         <w:tblPrEx>
-          <w:tblW w:w="8522" w:type="dxa"/>
-          <w:jc w:val="center"/>
+          <w:tblBorders>
+            <w:top w:val="none" w:color="auto" w:sz="0" w:space="0"/>
+            <w:left w:val="none" w:color="auto" w:sz="0" w:space="0"/>
+            <w:bottom w:val="none" w:color="auto" w:sz="0" w:space="0"/>
+            <w:right w:val="none" w:color="auto" w:sz="0" w:space="0"/>
+            <w:insideH w:val="none" w:color="auto" w:sz="0" w:space="0"/>
+            <w:insideV w:val="none" w:color="auto" w:sz="0" w:space="0"/>
+          </w:tblBorders>
           <w:shd w:val="clear" w:color="auto" w:fill="auto"/>
           <w:tblCellMar>
             <w:top w:w="15" w:type="dxa"/>
@@ -8666,15 +8784,15 @@
           </w:tblCellMar>
         </w:tblPrEx>
         <w:trPr>
-          <w:trHeight w:val="0"/>
+          <w:trHeight w:val="0" w:hRule="atLeast"/>
           <w:jc w:val="center"/>
         </w:trPr>
         <w:tc>
           <w:tcPr>
             <w:tcW w:w="1147" w:type="dxa"/>
             <w:tcBorders>
-              <w:top w:val="single" w:sz="4" w:space="0" w:color="auto"/>
-              <w:left w:val="single" w:sz="12" w:space="0" w:color="auto"/>
+              <w:top w:val="single" w:color="auto" w:sz="4" w:space="0"/>
+              <w:left w:val="single" w:color="auto" w:sz="12" w:space="0"/>
               <w:bottom w:val="nil"/>
               <w:right w:val="nil"/>
             </w:tcBorders>
@@ -8695,10 +8813,10 @@
               <w:suppressLineNumbers w:val="0"/>
               <w:snapToGrid w:val="0"/>
               <w:spacing w:line="240" w:lineRule="auto"/>
-              <w:ind w:left="0" w:right="0" w:firstLine="0" w:leftChars="0" w:rightChars="0" w:firstLineChars="0"/>
+              <w:ind w:left="0" w:leftChars="0" w:right="0" w:rightChars="0" w:firstLine="0" w:firstLineChars="0"/>
               <w:jc w:val="center"/>
               <w:rPr>
-                <w:rFonts w:ascii="Segoe UI" w:eastAsia="Segoe UI" w:hAnsi="Segoe UI" w:cs="Segoe UI" w:hint="default"/>
+                <w:rFonts w:hint="default" w:ascii="Segoe UI" w:hAnsi="Segoe UI" w:eastAsia="Segoe UI" w:cs="Segoe UI"/>
                 <w:i w:val="0"/>
                 <w:iCs w:val="0"/>
                 <w:caps w:val="0"/>
@@ -8710,8 +8828,8 @@
             </w:pPr>
             <w:r>
               <w:rPr>
-                <w:rStyle w:val="Strong"/>
-                <w:rFonts w:ascii="Segoe UI" w:eastAsia="Segoe UI" w:hAnsi="Segoe UI" w:cs="Segoe UI" w:hint="default"/>
+                <w:rStyle w:val="25"/>
+                <w:rFonts w:hint="default" w:ascii="Segoe UI" w:hAnsi="Segoe UI" w:eastAsia="Segoe UI" w:cs="Segoe UI"/>
                 <w:b/>
                 <w:bCs/>
                 <w:i w:val="0"/>
@@ -8733,8 +8851,8 @@
           <w:tcPr>
             <w:tcW w:w="5334" w:type="dxa"/>
             <w:tcBorders>
-              <w:top w:val="single" w:sz="4" w:space="0" w:color="auto"/>
-              <w:left w:val="single" w:sz="4" w:space="0" w:color="auto"/>
+              <w:top w:val="single" w:color="auto" w:sz="4" w:space="0"/>
+              <w:left w:val="single" w:color="auto" w:sz="4" w:space="0"/>
               <w:bottom w:val="nil"/>
               <w:right w:val="nil"/>
             </w:tcBorders>
@@ -8755,10 +8873,10 @@
               <w:suppressLineNumbers w:val="0"/>
               <w:snapToGrid w:val="0"/>
               <w:spacing w:line="240" w:lineRule="auto"/>
-              <w:ind w:left="0" w:right="0" w:firstLine="0" w:leftChars="0" w:rightChars="0" w:firstLineChars="0"/>
+              <w:ind w:left="0" w:leftChars="0" w:right="0" w:rightChars="0" w:firstLine="0" w:firstLineChars="0"/>
               <w:jc w:val="center"/>
               <w:rPr>
-                <w:rFonts w:ascii="Segoe UI" w:eastAsia="Segoe UI" w:hAnsi="Segoe UI" w:cs="Segoe UI" w:hint="default"/>
+                <w:rFonts w:hint="default" w:ascii="Segoe UI" w:hAnsi="Segoe UI" w:eastAsia="Segoe UI" w:cs="Segoe UI"/>
                 <w:i w:val="0"/>
                 <w:iCs w:val="0"/>
                 <w:caps w:val="0"/>
@@ -8770,7 +8888,7 @@
             </w:pPr>
             <w:r>
               <w:rPr>
-                <w:rFonts w:ascii="Segoe UI" w:eastAsia="Segoe UI" w:hAnsi="Segoe UI" w:cs="Segoe UI" w:hint="default"/>
+                <w:rFonts w:hint="default" w:ascii="Segoe UI" w:hAnsi="Segoe UI" w:eastAsia="Segoe UI" w:cs="Segoe UI"/>
                 <w:i w:val="0"/>
                 <w:iCs w:val="0"/>
                 <w:caps w:val="0"/>
@@ -8790,10 +8908,10 @@
           <w:tcPr>
             <w:tcW w:w="2041" w:type="dxa"/>
             <w:tcBorders>
-              <w:top w:val="single" w:sz="4" w:space="0" w:color="auto"/>
-              <w:left w:val="single" w:sz="4" w:space="0" w:color="auto"/>
+              <w:top w:val="single" w:color="auto" w:sz="4" w:space="0"/>
+              <w:left w:val="single" w:color="auto" w:sz="4" w:space="0"/>
               <w:bottom w:val="nil"/>
-              <w:right w:val="single" w:sz="12" w:space="0" w:color="auto"/>
+              <w:right w:val="single" w:color="auto" w:sz="12" w:space="0"/>
             </w:tcBorders>
             <w:shd w:val="clear" w:color="auto" w:fill="auto"/>
             <w:tcMar>
@@ -8812,10 +8930,10 @@
               <w:suppressLineNumbers w:val="0"/>
               <w:snapToGrid w:val="0"/>
               <w:spacing w:line="240" w:lineRule="auto"/>
-              <w:ind w:left="0" w:right="0" w:firstLine="0" w:leftChars="0" w:rightChars="0" w:firstLineChars="0"/>
+              <w:ind w:left="0" w:leftChars="0" w:right="0" w:rightChars="0" w:firstLine="0" w:firstLineChars="0"/>
               <w:jc w:val="left"/>
               <w:rPr>
-                <w:rFonts w:ascii="Segoe UI" w:eastAsia="Segoe UI" w:hAnsi="Segoe UI" w:cs="Segoe UI" w:hint="default"/>
+                <w:rFonts w:hint="default" w:ascii="Segoe UI" w:hAnsi="Segoe UI" w:eastAsia="Segoe UI" w:cs="Segoe UI"/>
                 <w:i w:val="0"/>
                 <w:iCs w:val="0"/>
                 <w:caps w:val="0"/>
@@ -8827,7 +8945,7 @@
             </w:pPr>
             <w:r>
               <w:rPr>
-                <w:rFonts w:ascii="Segoe UI" w:eastAsia="Segoe UI" w:hAnsi="Segoe UI" w:cs="Segoe UI" w:hint="default"/>
+                <w:rFonts w:hint="default" w:ascii="Segoe UI" w:hAnsi="Segoe UI" w:eastAsia="Segoe UI" w:cs="Segoe UI"/>
                 <w:i w:val="0"/>
                 <w:iCs w:val="0"/>
                 <w:caps w:val="0"/>
@@ -8846,8 +8964,14 @@
       </w:tr>
       <w:tr>
         <w:tblPrEx>
-          <w:tblW w:w="8522" w:type="dxa"/>
-          <w:jc w:val="center"/>
+          <w:tblBorders>
+            <w:top w:val="none" w:color="auto" w:sz="0" w:space="0"/>
+            <w:left w:val="none" w:color="auto" w:sz="0" w:space="0"/>
+            <w:bottom w:val="none" w:color="auto" w:sz="0" w:space="0"/>
+            <w:right w:val="none" w:color="auto" w:sz="0" w:space="0"/>
+            <w:insideH w:val="none" w:color="auto" w:sz="0" w:space="0"/>
+            <w:insideV w:val="none" w:color="auto" w:sz="0" w:space="0"/>
+          </w:tblBorders>
           <w:shd w:val="clear" w:color="auto" w:fill="auto"/>
           <w:tblCellMar>
             <w:top w:w="15" w:type="dxa"/>
@@ -8857,15 +8981,15 @@
           </w:tblCellMar>
         </w:tblPrEx>
         <w:trPr>
-          <w:trHeight w:val="0"/>
+          <w:trHeight w:val="0" w:hRule="atLeast"/>
           <w:jc w:val="center"/>
         </w:trPr>
         <w:tc>
           <w:tcPr>
             <w:tcW w:w="1147" w:type="dxa"/>
             <w:tcBorders>
-              <w:top w:val="single" w:sz="4" w:space="0" w:color="auto"/>
-              <w:left w:val="single" w:sz="12" w:space="0" w:color="auto"/>
+              <w:top w:val="single" w:color="auto" w:sz="4" w:space="0"/>
+              <w:left w:val="single" w:color="auto" w:sz="12" w:space="0"/>
               <w:bottom w:val="nil"/>
               <w:right w:val="nil"/>
             </w:tcBorders>
@@ -8886,10 +9010,10 @@
               <w:suppressLineNumbers w:val="0"/>
               <w:snapToGrid w:val="0"/>
               <w:spacing w:line="240" w:lineRule="auto"/>
-              <w:ind w:left="0" w:right="0" w:firstLine="0" w:leftChars="0" w:rightChars="0" w:firstLineChars="0"/>
+              <w:ind w:left="0" w:leftChars="0" w:right="0" w:rightChars="0" w:firstLine="0" w:firstLineChars="0"/>
               <w:jc w:val="center"/>
               <w:rPr>
-                <w:rFonts w:ascii="Segoe UI" w:eastAsia="Segoe UI" w:hAnsi="Segoe UI" w:cs="Segoe UI" w:hint="default"/>
+                <w:rFonts w:hint="default" w:ascii="Segoe UI" w:hAnsi="Segoe UI" w:eastAsia="Segoe UI" w:cs="Segoe UI"/>
                 <w:i w:val="0"/>
                 <w:iCs w:val="0"/>
                 <w:caps w:val="0"/>
@@ -8901,8 +9025,8 @@
             </w:pPr>
             <w:r>
               <w:rPr>
-                <w:rStyle w:val="Strong"/>
-                <w:rFonts w:ascii="Segoe UI" w:eastAsia="Segoe UI" w:hAnsi="Segoe UI" w:cs="Segoe UI" w:hint="default"/>
+                <w:rStyle w:val="25"/>
+                <w:rFonts w:hint="default" w:ascii="Segoe UI" w:hAnsi="Segoe UI" w:eastAsia="Segoe UI" w:cs="Segoe UI"/>
                 <w:b/>
                 <w:bCs/>
                 <w:i w:val="0"/>
@@ -8924,8 +9048,8 @@
           <w:tcPr>
             <w:tcW w:w="5334" w:type="dxa"/>
             <w:tcBorders>
-              <w:top w:val="single" w:sz="4" w:space="0" w:color="auto"/>
-              <w:left w:val="single" w:sz="4" w:space="0" w:color="auto"/>
+              <w:top w:val="single" w:color="auto" w:sz="4" w:space="0"/>
+              <w:left w:val="single" w:color="auto" w:sz="4" w:space="0"/>
               <w:bottom w:val="nil"/>
               <w:right w:val="nil"/>
             </w:tcBorders>
@@ -8946,10 +9070,10 @@
               <w:suppressLineNumbers w:val="0"/>
               <w:snapToGrid w:val="0"/>
               <w:spacing w:line="240" w:lineRule="auto"/>
-              <w:ind w:left="0" w:right="0" w:firstLine="0" w:leftChars="0" w:rightChars="0" w:firstLineChars="0"/>
+              <w:ind w:left="0" w:leftChars="0" w:right="0" w:rightChars="0" w:firstLine="0" w:firstLineChars="0"/>
               <w:jc w:val="center"/>
               <w:rPr>
-                <w:rFonts w:ascii="Segoe UI" w:eastAsia="Segoe UI" w:hAnsi="Segoe UI" w:cs="Segoe UI" w:hint="default"/>
+                <w:rFonts w:hint="default" w:ascii="Segoe UI" w:hAnsi="Segoe UI" w:eastAsia="Segoe UI" w:cs="Segoe UI"/>
                 <w:i w:val="0"/>
                 <w:iCs w:val="0"/>
                 <w:caps w:val="0"/>
@@ -8961,7 +9085,7 @@
             </w:pPr>
             <w:r>
               <w:rPr>
-                <w:rFonts w:ascii="Segoe UI" w:eastAsia="Segoe UI" w:hAnsi="Segoe UI" w:cs="Segoe UI" w:hint="default"/>
+                <w:rFonts w:hint="default" w:ascii="Segoe UI" w:hAnsi="Segoe UI" w:eastAsia="Segoe UI" w:cs="Segoe UI"/>
                 <w:i w:val="0"/>
                 <w:iCs w:val="0"/>
                 <w:caps w:val="0"/>
@@ -8981,10 +9105,10 @@
           <w:tcPr>
             <w:tcW w:w="2041" w:type="dxa"/>
             <w:tcBorders>
-              <w:top w:val="single" w:sz="4" w:space="0" w:color="auto"/>
-              <w:left w:val="single" w:sz="4" w:space="0" w:color="auto"/>
+              <w:top w:val="single" w:color="auto" w:sz="4" w:space="0"/>
+              <w:left w:val="single" w:color="auto" w:sz="4" w:space="0"/>
               <w:bottom w:val="nil"/>
-              <w:right w:val="single" w:sz="12" w:space="0" w:color="auto"/>
+              <w:right w:val="single" w:color="auto" w:sz="12" w:space="0"/>
             </w:tcBorders>
             <w:shd w:val="clear" w:color="auto" w:fill="auto"/>
             <w:tcMar>
@@ -9003,10 +9127,10 @@
               <w:suppressLineNumbers w:val="0"/>
               <w:snapToGrid w:val="0"/>
               <w:spacing w:line="240" w:lineRule="auto"/>
-              <w:ind w:left="0" w:right="0" w:firstLine="0" w:leftChars="0" w:rightChars="0" w:firstLineChars="0"/>
+              <w:ind w:left="0" w:leftChars="0" w:right="0" w:rightChars="0" w:firstLine="0" w:firstLineChars="0"/>
               <w:jc w:val="left"/>
               <w:rPr>
-                <w:rFonts w:ascii="Segoe UI" w:eastAsia="Segoe UI" w:hAnsi="Segoe UI" w:cs="Segoe UI" w:hint="default"/>
+                <w:rFonts w:hint="default" w:ascii="Segoe UI" w:hAnsi="Segoe UI" w:eastAsia="Segoe UI" w:cs="Segoe UI"/>
                 <w:i w:val="0"/>
                 <w:iCs w:val="0"/>
                 <w:caps w:val="0"/>
@@ -9018,7 +9142,7 @@
             </w:pPr>
             <w:r>
               <w:rPr>
-                <w:rFonts w:ascii="Segoe UI" w:eastAsia="Segoe UI" w:hAnsi="Segoe UI" w:cs="Segoe UI" w:hint="default"/>
+                <w:rFonts w:hint="default" w:ascii="Segoe UI" w:hAnsi="Segoe UI" w:eastAsia="Segoe UI" w:cs="Segoe UI"/>
                 <w:i w:val="0"/>
                 <w:iCs w:val="0"/>
                 <w:caps w:val="0"/>
@@ -9037,8 +9161,14 @@
       </w:tr>
       <w:tr>
         <w:tblPrEx>
-          <w:tblW w:w="8522" w:type="dxa"/>
-          <w:jc w:val="center"/>
+          <w:tblBorders>
+            <w:top w:val="none" w:color="auto" w:sz="0" w:space="0"/>
+            <w:left w:val="none" w:color="auto" w:sz="0" w:space="0"/>
+            <w:bottom w:val="none" w:color="auto" w:sz="0" w:space="0"/>
+            <w:right w:val="none" w:color="auto" w:sz="0" w:space="0"/>
+            <w:insideH w:val="none" w:color="auto" w:sz="0" w:space="0"/>
+            <w:insideV w:val="none" w:color="auto" w:sz="0" w:space="0"/>
+          </w:tblBorders>
           <w:shd w:val="clear" w:color="auto" w:fill="auto"/>
           <w:tblCellMar>
             <w:top w:w="15" w:type="dxa"/>
@@ -9048,15 +9178,15 @@
           </w:tblCellMar>
         </w:tblPrEx>
         <w:trPr>
-          <w:trHeight w:val="0"/>
+          <w:trHeight w:val="0" w:hRule="atLeast"/>
           <w:jc w:val="center"/>
         </w:trPr>
         <w:tc>
           <w:tcPr>
             <w:tcW w:w="1147" w:type="dxa"/>
             <w:tcBorders>
-              <w:top w:val="single" w:sz="4" w:space="0" w:color="auto"/>
-              <w:left w:val="single" w:sz="12" w:space="0" w:color="auto"/>
+              <w:top w:val="single" w:color="auto" w:sz="4" w:space="0"/>
+              <w:left w:val="single" w:color="auto" w:sz="12" w:space="0"/>
               <w:bottom w:val="nil"/>
               <w:right w:val="nil"/>
             </w:tcBorders>
@@ -9077,10 +9207,10 @@
               <w:suppressLineNumbers w:val="0"/>
               <w:snapToGrid w:val="0"/>
               <w:spacing w:line="240" w:lineRule="auto"/>
-              <w:ind w:left="0" w:right="0" w:firstLine="0" w:leftChars="0" w:rightChars="0" w:firstLineChars="0"/>
+              <w:ind w:left="0" w:leftChars="0" w:right="0" w:rightChars="0" w:firstLine="0" w:firstLineChars="0"/>
               <w:jc w:val="center"/>
               <w:rPr>
-                <w:rFonts w:ascii="Segoe UI" w:eastAsia="Segoe UI" w:hAnsi="Segoe UI" w:cs="Segoe UI" w:hint="default"/>
+                <w:rFonts w:hint="default" w:ascii="Segoe UI" w:hAnsi="Segoe UI" w:eastAsia="Segoe UI" w:cs="Segoe UI"/>
                 <w:i w:val="0"/>
                 <w:iCs w:val="0"/>
                 <w:caps w:val="0"/>
@@ -9092,8 +9222,8 @@
             </w:pPr>
             <w:r>
               <w:rPr>
-                <w:rStyle w:val="Strong"/>
-                <w:rFonts w:ascii="Segoe UI" w:eastAsia="Segoe UI" w:hAnsi="Segoe UI" w:cs="Segoe UI" w:hint="default"/>
+                <w:rStyle w:val="25"/>
+                <w:rFonts w:hint="default" w:ascii="Segoe UI" w:hAnsi="Segoe UI" w:eastAsia="Segoe UI" w:cs="Segoe UI"/>
                 <w:b/>
                 <w:bCs/>
                 <w:i w:val="0"/>
@@ -9115,8 +9245,8 @@
           <w:tcPr>
             <w:tcW w:w="5334" w:type="dxa"/>
             <w:tcBorders>
-              <w:top w:val="single" w:sz="4" w:space="0" w:color="auto"/>
-              <w:left w:val="single" w:sz="4" w:space="0" w:color="auto"/>
+              <w:top w:val="single" w:color="auto" w:sz="4" w:space="0"/>
+              <w:left w:val="single" w:color="auto" w:sz="4" w:space="0"/>
               <w:bottom w:val="nil"/>
               <w:right w:val="nil"/>
             </w:tcBorders>
@@ -9137,10 +9267,10 @@
               <w:suppressLineNumbers w:val="0"/>
               <w:snapToGrid w:val="0"/>
               <w:spacing w:line="240" w:lineRule="auto"/>
-              <w:ind w:left="0" w:right="0" w:firstLine="0" w:leftChars="0" w:rightChars="0" w:firstLineChars="0"/>
+              <w:ind w:left="0" w:leftChars="0" w:right="0" w:rightChars="0" w:firstLine="0" w:firstLineChars="0"/>
               <w:jc w:val="center"/>
               <w:rPr>
-                <w:rFonts w:ascii="Segoe UI" w:eastAsia="Segoe UI" w:hAnsi="Segoe UI" w:cs="Segoe UI" w:hint="default"/>
+                <w:rFonts w:hint="default" w:ascii="Segoe UI" w:hAnsi="Segoe UI" w:eastAsia="Segoe UI" w:cs="Segoe UI"/>
                 <w:i w:val="0"/>
                 <w:iCs w:val="0"/>
                 <w:caps w:val="0"/>
@@ -9152,7 +9282,7 @@
             </w:pPr>
             <w:r>
               <w:rPr>
-                <w:rFonts w:ascii="Segoe UI" w:eastAsia="Segoe UI" w:hAnsi="Segoe UI" w:cs="Segoe UI" w:hint="default"/>
+                <w:rFonts w:hint="default" w:ascii="Segoe UI" w:hAnsi="Segoe UI" w:eastAsia="Segoe UI" w:cs="Segoe UI"/>
                 <w:i w:val="0"/>
                 <w:iCs w:val="0"/>
                 <w:caps w:val="0"/>
@@ -9172,10 +9302,10 @@
           <w:tcPr>
             <w:tcW w:w="2041" w:type="dxa"/>
             <w:tcBorders>
-              <w:top w:val="single" w:sz="4" w:space="0" w:color="auto"/>
-              <w:left w:val="single" w:sz="4" w:space="0" w:color="auto"/>
+              <w:top w:val="single" w:color="auto" w:sz="4" w:space="0"/>
+              <w:left w:val="single" w:color="auto" w:sz="4" w:space="0"/>
               <w:bottom w:val="nil"/>
-              <w:right w:val="single" w:sz="12" w:space="0" w:color="auto"/>
+              <w:right w:val="single" w:color="auto" w:sz="12" w:space="0"/>
             </w:tcBorders>
             <w:shd w:val="clear" w:color="auto" w:fill="auto"/>
             <w:tcMar>
@@ -9194,10 +9324,10 @@
               <w:suppressLineNumbers w:val="0"/>
               <w:snapToGrid w:val="0"/>
               <w:spacing w:line="240" w:lineRule="auto"/>
-              <w:ind w:left="0" w:right="0" w:firstLine="0" w:leftChars="0" w:rightChars="0" w:firstLineChars="0"/>
+              <w:ind w:left="0" w:leftChars="0" w:right="0" w:rightChars="0" w:firstLine="0" w:firstLineChars="0"/>
               <w:jc w:val="left"/>
               <w:rPr>
-                <w:rFonts w:ascii="Segoe UI" w:eastAsia="Segoe UI" w:hAnsi="Segoe UI" w:cs="Segoe UI" w:hint="default"/>
+                <w:rFonts w:hint="default" w:ascii="Segoe UI" w:hAnsi="Segoe UI" w:eastAsia="Segoe UI" w:cs="Segoe UI"/>
                 <w:i w:val="0"/>
                 <w:iCs w:val="0"/>
                 <w:caps w:val="0"/>
@@ -9209,7 +9339,7 @@
             </w:pPr>
             <w:r>
               <w:rPr>
-                <w:rFonts w:ascii="Segoe UI" w:eastAsia="Segoe UI" w:hAnsi="Segoe UI" w:cs="Segoe UI" w:hint="default"/>
+                <w:rFonts w:hint="default" w:ascii="Segoe UI" w:hAnsi="Segoe UI" w:eastAsia="Segoe UI" w:cs="Segoe UI"/>
                 <w:i w:val="0"/>
                 <w:iCs w:val="0"/>
                 <w:caps w:val="0"/>
@@ -9228,8 +9358,14 @@
       </w:tr>
       <w:tr>
         <w:tblPrEx>
-          <w:tblW w:w="8522" w:type="dxa"/>
-          <w:jc w:val="center"/>
+          <w:tblBorders>
+            <w:top w:val="none" w:color="auto" w:sz="0" w:space="0"/>
+            <w:left w:val="none" w:color="auto" w:sz="0" w:space="0"/>
+            <w:bottom w:val="none" w:color="auto" w:sz="0" w:space="0"/>
+            <w:right w:val="none" w:color="auto" w:sz="0" w:space="0"/>
+            <w:insideH w:val="none" w:color="auto" w:sz="0" w:space="0"/>
+            <w:insideV w:val="none" w:color="auto" w:sz="0" w:space="0"/>
+          </w:tblBorders>
           <w:shd w:val="clear" w:color="auto" w:fill="auto"/>
           <w:tblCellMar>
             <w:top w:w="15" w:type="dxa"/>
@@ -9239,15 +9375,15 @@
           </w:tblCellMar>
         </w:tblPrEx>
         <w:trPr>
-          <w:trHeight w:val="0"/>
+          <w:trHeight w:val="0" w:hRule="atLeast"/>
           <w:jc w:val="center"/>
         </w:trPr>
         <w:tc>
           <w:tcPr>
             <w:tcW w:w="1147" w:type="dxa"/>
             <w:tcBorders>
-              <w:top w:val="single" w:sz="4" w:space="0" w:color="auto"/>
-              <w:left w:val="single" w:sz="12" w:space="0" w:color="auto"/>
+              <w:top w:val="single" w:color="auto" w:sz="4" w:space="0"/>
+              <w:left w:val="single" w:color="auto" w:sz="12" w:space="0"/>
               <w:bottom w:val="nil"/>
               <w:right w:val="nil"/>
             </w:tcBorders>
@@ -9268,10 +9404,10 @@
               <w:suppressLineNumbers w:val="0"/>
               <w:snapToGrid w:val="0"/>
               <w:spacing w:line="240" w:lineRule="auto"/>
-              <w:ind w:left="0" w:right="0" w:firstLine="0" w:leftChars="0" w:rightChars="0" w:firstLineChars="0"/>
+              <w:ind w:left="0" w:leftChars="0" w:right="0" w:rightChars="0" w:firstLine="0" w:firstLineChars="0"/>
               <w:jc w:val="center"/>
               <w:rPr>
-                <w:rFonts w:ascii="Segoe UI" w:eastAsia="Segoe UI" w:hAnsi="Segoe UI" w:cs="Segoe UI" w:hint="default"/>
+                <w:rFonts w:hint="default" w:ascii="Segoe UI" w:hAnsi="Segoe UI" w:eastAsia="Segoe UI" w:cs="Segoe UI"/>
                 <w:i w:val="0"/>
                 <w:iCs w:val="0"/>
                 <w:caps w:val="0"/>
@@ -9283,8 +9419,8 @@
             </w:pPr>
             <w:r>
               <w:rPr>
-                <w:rStyle w:val="Strong"/>
-                <w:rFonts w:ascii="Segoe UI" w:eastAsia="Segoe UI" w:hAnsi="Segoe UI" w:cs="Segoe UI" w:hint="default"/>
+                <w:rStyle w:val="25"/>
+                <w:rFonts w:hint="default" w:ascii="Segoe UI" w:hAnsi="Segoe UI" w:eastAsia="Segoe UI" w:cs="Segoe UI"/>
                 <w:b/>
                 <w:bCs/>
                 <w:i w:val="0"/>
@@ -9306,8 +9442,8 @@
           <w:tcPr>
             <w:tcW w:w="5334" w:type="dxa"/>
             <w:tcBorders>
-              <w:top w:val="single" w:sz="4" w:space="0" w:color="auto"/>
-              <w:left w:val="single" w:sz="4" w:space="0" w:color="auto"/>
+              <w:top w:val="single" w:color="auto" w:sz="4" w:space="0"/>
+              <w:left w:val="single" w:color="auto" w:sz="4" w:space="0"/>
               <w:bottom w:val="nil"/>
               <w:right w:val="nil"/>
             </w:tcBorders>
@@ -9328,10 +9464,10 @@
               <w:suppressLineNumbers w:val="0"/>
               <w:snapToGrid w:val="0"/>
               <w:spacing w:line="240" w:lineRule="auto"/>
-              <w:ind w:left="0" w:right="0" w:firstLine="0" w:leftChars="0" w:rightChars="0" w:firstLineChars="0"/>
+              <w:ind w:left="0" w:leftChars="0" w:right="0" w:rightChars="0" w:firstLine="0" w:firstLineChars="0"/>
               <w:jc w:val="center"/>
               <w:rPr>
-                <w:rFonts w:ascii="Segoe UI" w:eastAsia="Segoe UI" w:hAnsi="Segoe UI" w:cs="Segoe UI" w:hint="default"/>
+                <w:rFonts w:hint="default" w:ascii="Segoe UI" w:hAnsi="Segoe UI" w:eastAsia="Segoe UI" w:cs="Segoe UI"/>
                 <w:i w:val="0"/>
                 <w:iCs w:val="0"/>
                 <w:caps w:val="0"/>
@@ -9343,7 +9479,7 @@
             </w:pPr>
             <w:r>
               <w:rPr>
-                <w:rFonts w:ascii="Segoe UI" w:eastAsia="Segoe UI" w:hAnsi="Segoe UI" w:cs="Segoe UI" w:hint="default"/>
+                <w:rFonts w:hint="default" w:ascii="Segoe UI" w:hAnsi="Segoe UI" w:eastAsia="Segoe UI" w:cs="Segoe UI"/>
                 <w:i w:val="0"/>
                 <w:iCs w:val="0"/>
                 <w:caps w:val="0"/>
@@ -9363,10 +9499,10 @@
           <w:tcPr>
             <w:tcW w:w="2041" w:type="dxa"/>
             <w:tcBorders>
-              <w:top w:val="single" w:sz="4" w:space="0" w:color="auto"/>
-              <w:left w:val="single" w:sz="4" w:space="0" w:color="auto"/>
+              <w:top w:val="single" w:color="auto" w:sz="4" w:space="0"/>
+              <w:left w:val="single" w:color="auto" w:sz="4" w:space="0"/>
               <w:bottom w:val="nil"/>
-              <w:right w:val="single" w:sz="12" w:space="0" w:color="auto"/>
+              <w:right w:val="single" w:color="auto" w:sz="12" w:space="0"/>
             </w:tcBorders>
             <w:shd w:val="clear" w:color="auto" w:fill="auto"/>
             <w:tcMar>
@@ -9385,10 +9521,10 @@
               <w:suppressLineNumbers w:val="0"/>
               <w:snapToGrid w:val="0"/>
               <w:spacing w:line="240" w:lineRule="auto"/>
-              <w:ind w:left="0" w:right="0" w:firstLine="0" w:leftChars="0" w:rightChars="0" w:firstLineChars="0"/>
+              <w:ind w:left="0" w:leftChars="0" w:right="0" w:rightChars="0" w:firstLine="0" w:firstLineChars="0"/>
               <w:jc w:val="left"/>
               <w:rPr>
-                <w:rFonts w:ascii="Segoe UI" w:eastAsia="Segoe UI" w:hAnsi="Segoe UI" w:cs="Segoe UI" w:hint="default"/>
+                <w:rFonts w:hint="default" w:ascii="Segoe UI" w:hAnsi="Segoe UI" w:eastAsia="Segoe UI" w:cs="Segoe UI"/>
                 <w:i w:val="0"/>
                 <w:iCs w:val="0"/>
                 <w:caps w:val="0"/>
@@ -9400,7 +9536,7 @@
             </w:pPr>
             <w:r>
               <w:rPr>
-                <w:rFonts w:ascii="Segoe UI" w:eastAsia="Segoe UI" w:hAnsi="Segoe UI" w:cs="Segoe UI" w:hint="default"/>
+                <w:rFonts w:hint="default" w:ascii="Segoe UI" w:hAnsi="Segoe UI" w:eastAsia="Segoe UI" w:cs="Segoe UI"/>
                 <w:i w:val="0"/>
                 <w:iCs w:val="0"/>
                 <w:caps w:val="0"/>
@@ -9419,9 +9555,14 @@
       </w:tr>
       <w:tr>
         <w:tblPrEx>
-          <w:tblW w:w="8522" w:type="dxa"/>
-          <w:jc w:val="center"/>
-          <w:shd w:val="clear" w:color="auto" w:fill="auto"/>
+          <w:tblBorders>
+            <w:top w:val="none" w:color="auto" w:sz="0" w:space="0"/>
+            <w:left w:val="none" w:color="auto" w:sz="0" w:space="0"/>
+            <w:bottom w:val="none" w:color="auto" w:sz="0" w:space="0"/>
+            <w:right w:val="none" w:color="auto" w:sz="0" w:space="0"/>
+            <w:insideH w:val="none" w:color="auto" w:sz="0" w:space="0"/>
+            <w:insideV w:val="none" w:color="auto" w:sz="0" w:space="0"/>
+          </w:tblBorders>
           <w:tblCellMar>
             <w:top w:w="15" w:type="dxa"/>
             <w:left w:w="15" w:type="dxa"/>
@@ -9430,15 +9571,15 @@
           </w:tblCellMar>
         </w:tblPrEx>
         <w:trPr>
-          <w:trHeight w:val="0"/>
+          <w:trHeight w:val="0" w:hRule="atLeast"/>
           <w:jc w:val="center"/>
         </w:trPr>
         <w:tc>
           <w:tcPr>
             <w:tcW w:w="1147" w:type="dxa"/>
             <w:tcBorders>
-              <w:top w:val="single" w:sz="4" w:space="0" w:color="auto"/>
-              <w:left w:val="single" w:sz="12" w:space="0" w:color="auto"/>
+              <w:top w:val="single" w:color="auto" w:sz="4" w:space="0"/>
+              <w:left w:val="single" w:color="auto" w:sz="12" w:space="0"/>
               <w:bottom w:val="nil"/>
               <w:right w:val="nil"/>
             </w:tcBorders>
@@ -9459,10 +9600,10 @@
               <w:suppressLineNumbers w:val="0"/>
               <w:snapToGrid w:val="0"/>
               <w:spacing w:line="240" w:lineRule="auto"/>
-              <w:ind w:left="0" w:right="0" w:firstLine="0" w:leftChars="0" w:rightChars="0" w:firstLineChars="0"/>
+              <w:ind w:left="0" w:leftChars="0" w:right="0" w:rightChars="0" w:firstLine="0" w:firstLineChars="0"/>
               <w:jc w:val="center"/>
               <w:rPr>
-                <w:rFonts w:ascii="Segoe UI" w:eastAsia="Segoe UI" w:hAnsi="Segoe UI" w:cs="Segoe UI" w:hint="default"/>
+                <w:rFonts w:hint="default" w:ascii="Segoe UI" w:hAnsi="Segoe UI" w:eastAsia="Segoe UI" w:cs="Segoe UI"/>
                 <w:i w:val="0"/>
                 <w:iCs w:val="0"/>
                 <w:caps w:val="0"/>
@@ -9474,8 +9615,8 @@
             </w:pPr>
             <w:r>
               <w:rPr>
-                <w:rStyle w:val="Strong"/>
-                <w:rFonts w:ascii="Segoe UI" w:eastAsia="Segoe UI" w:hAnsi="Segoe UI" w:cs="Segoe UI" w:hint="default"/>
+                <w:rStyle w:val="25"/>
+                <w:rFonts w:hint="default" w:ascii="Segoe UI" w:hAnsi="Segoe UI" w:eastAsia="Segoe UI" w:cs="Segoe UI"/>
                 <w:b/>
                 <w:bCs/>
                 <w:i w:val="0"/>
@@ -9497,8 +9638,8 @@
           <w:tcPr>
             <w:tcW w:w="5334" w:type="dxa"/>
             <w:tcBorders>
-              <w:top w:val="single" w:sz="4" w:space="0" w:color="auto"/>
-              <w:left w:val="single" w:sz="4" w:space="0" w:color="auto"/>
+              <w:top w:val="single" w:color="auto" w:sz="4" w:space="0"/>
+              <w:left w:val="single" w:color="auto" w:sz="4" w:space="0"/>
               <w:bottom w:val="nil"/>
               <w:right w:val="nil"/>
             </w:tcBorders>
@@ -9519,10 +9660,10 @@
               <w:suppressLineNumbers w:val="0"/>
               <w:snapToGrid w:val="0"/>
               <w:spacing w:line="240" w:lineRule="auto"/>
-              <w:ind w:left="0" w:right="0" w:firstLine="0" w:leftChars="0" w:rightChars="0" w:firstLineChars="0"/>
+              <w:ind w:left="0" w:leftChars="0" w:right="0" w:rightChars="0" w:firstLine="0" w:firstLineChars="0"/>
               <w:jc w:val="center"/>
               <w:rPr>
-                <w:rFonts w:ascii="Segoe UI" w:eastAsia="Segoe UI" w:hAnsi="Segoe UI" w:cs="Segoe UI" w:hint="default"/>
+                <w:rFonts w:hint="default" w:ascii="Segoe UI" w:hAnsi="Segoe UI" w:eastAsia="Segoe UI" w:cs="Segoe UI"/>
                 <w:i w:val="0"/>
                 <w:iCs w:val="0"/>
                 <w:caps w:val="0"/>
@@ -9534,7 +9675,7 @@
             </w:pPr>
             <w:r>
               <w:rPr>
-                <w:rFonts w:ascii="Segoe UI" w:eastAsia="Segoe UI" w:hAnsi="Segoe UI" w:cs="Segoe UI" w:hint="default"/>
+                <w:rFonts w:hint="default" w:ascii="Segoe UI" w:hAnsi="Segoe UI" w:eastAsia="Segoe UI" w:cs="Segoe UI"/>
                 <w:i w:val="0"/>
                 <w:iCs w:val="0"/>
                 <w:caps w:val="0"/>
@@ -9554,10 +9695,10 @@
           <w:tcPr>
             <w:tcW w:w="2041" w:type="dxa"/>
             <w:tcBorders>
-              <w:top w:val="single" w:sz="4" w:space="0" w:color="auto"/>
-              <w:left w:val="single" w:sz="4" w:space="0" w:color="auto"/>
+              <w:top w:val="single" w:color="auto" w:sz="4" w:space="0"/>
+              <w:left w:val="single" w:color="auto" w:sz="4" w:space="0"/>
               <w:bottom w:val="nil"/>
-              <w:right w:val="single" w:sz="12" w:space="0" w:color="auto"/>
+              <w:right w:val="single" w:color="auto" w:sz="12" w:space="0"/>
             </w:tcBorders>
             <w:shd w:val="clear" w:color="auto" w:fill="auto"/>
             <w:tcMar>
@@ -9576,10 +9717,10 @@
               <w:suppressLineNumbers w:val="0"/>
               <w:snapToGrid w:val="0"/>
               <w:spacing w:line="240" w:lineRule="auto"/>
-              <w:ind w:left="0" w:right="0" w:firstLine="0" w:leftChars="0" w:rightChars="0" w:firstLineChars="0"/>
+              <w:ind w:left="0" w:leftChars="0" w:right="0" w:rightChars="0" w:firstLine="0" w:firstLineChars="0"/>
               <w:jc w:val="left"/>
               <w:rPr>
-                <w:rFonts w:ascii="Segoe UI" w:eastAsia="Segoe UI" w:hAnsi="Segoe UI" w:cs="Segoe UI" w:hint="default"/>
+                <w:rFonts w:hint="default" w:ascii="Segoe UI" w:hAnsi="Segoe UI" w:eastAsia="Segoe UI" w:cs="Segoe UI"/>
                 <w:i w:val="0"/>
                 <w:iCs w:val="0"/>
                 <w:caps w:val="0"/>
@@ -9591,7 +9732,7 @@
             </w:pPr>
             <w:r>
               <w:rPr>
-                <w:rFonts w:ascii="Segoe UI" w:eastAsia="Segoe UI" w:hAnsi="Segoe UI" w:cs="Segoe UI" w:hint="default"/>
+                <w:rFonts w:hint="default" w:ascii="Segoe UI" w:hAnsi="Segoe UI" w:eastAsia="Segoe UI" w:cs="Segoe UI"/>
                 <w:i w:val="0"/>
                 <w:iCs w:val="0"/>
                 <w:caps w:val="0"/>
@@ -9610,9 +9751,14 @@
       </w:tr>
       <w:tr>
         <w:tblPrEx>
-          <w:tblW w:w="8522" w:type="dxa"/>
-          <w:jc w:val="center"/>
-          <w:shd w:val="clear" w:color="auto" w:fill="auto"/>
+          <w:tblBorders>
+            <w:top w:val="none" w:color="auto" w:sz="0" w:space="0"/>
+            <w:left w:val="none" w:color="auto" w:sz="0" w:space="0"/>
+            <w:bottom w:val="none" w:color="auto" w:sz="0" w:space="0"/>
+            <w:right w:val="none" w:color="auto" w:sz="0" w:space="0"/>
+            <w:insideH w:val="none" w:color="auto" w:sz="0" w:space="0"/>
+            <w:insideV w:val="none" w:color="auto" w:sz="0" w:space="0"/>
+          </w:tblBorders>
           <w:tblCellMar>
             <w:top w:w="15" w:type="dxa"/>
             <w:left w:w="15" w:type="dxa"/>
@@ -9621,15 +9767,15 @@
           </w:tblCellMar>
         </w:tblPrEx>
         <w:trPr>
-          <w:trHeight w:val="0"/>
+          <w:trHeight w:val="0" w:hRule="atLeast"/>
           <w:jc w:val="center"/>
         </w:trPr>
         <w:tc>
           <w:tcPr>
             <w:tcW w:w="1147" w:type="dxa"/>
             <w:tcBorders>
-              <w:top w:val="single" w:sz="4" w:space="0" w:color="auto"/>
-              <w:left w:val="single" w:sz="12" w:space="0" w:color="auto"/>
+              <w:top w:val="single" w:color="auto" w:sz="4" w:space="0"/>
+              <w:left w:val="single" w:color="auto" w:sz="12" w:space="0"/>
               <w:bottom w:val="nil"/>
               <w:right w:val="nil"/>
             </w:tcBorders>
@@ -9650,10 +9796,10 @@
               <w:suppressLineNumbers w:val="0"/>
               <w:snapToGrid w:val="0"/>
               <w:spacing w:line="240" w:lineRule="auto"/>
-              <w:ind w:left="0" w:right="0" w:firstLine="0" w:leftChars="0" w:rightChars="0" w:firstLineChars="0"/>
+              <w:ind w:left="0" w:leftChars="0" w:right="0" w:rightChars="0" w:firstLine="0" w:firstLineChars="0"/>
               <w:jc w:val="center"/>
               <w:rPr>
-                <w:rFonts w:ascii="Segoe UI" w:eastAsia="Segoe UI" w:hAnsi="Segoe UI" w:cs="Segoe UI" w:hint="default"/>
+                <w:rFonts w:hint="default" w:ascii="Segoe UI" w:hAnsi="Segoe UI" w:eastAsia="Segoe UI" w:cs="Segoe UI"/>
                 <w:i w:val="0"/>
                 <w:iCs w:val="0"/>
                 <w:caps w:val="0"/>
@@ -9665,8 +9811,8 @@
             </w:pPr>
             <w:r>
               <w:rPr>
-                <w:rStyle w:val="Strong"/>
-                <w:rFonts w:ascii="Segoe UI" w:eastAsia="Segoe UI" w:hAnsi="Segoe UI" w:cs="Segoe UI" w:hint="default"/>
+                <w:rStyle w:val="25"/>
+                <w:rFonts w:hint="default" w:ascii="Segoe UI" w:hAnsi="Segoe UI" w:eastAsia="Segoe UI" w:cs="Segoe UI"/>
                 <w:b/>
                 <w:bCs/>
                 <w:i w:val="0"/>
@@ -9688,8 +9834,8 @@
           <w:tcPr>
             <w:tcW w:w="5334" w:type="dxa"/>
             <w:tcBorders>
-              <w:top w:val="single" w:sz="4" w:space="0" w:color="auto"/>
-              <w:left w:val="single" w:sz="4" w:space="0" w:color="auto"/>
+              <w:top w:val="single" w:color="auto" w:sz="4" w:space="0"/>
+              <w:left w:val="single" w:color="auto" w:sz="4" w:space="0"/>
               <w:bottom w:val="nil"/>
               <w:right w:val="nil"/>
             </w:tcBorders>
@@ -9710,10 +9856,10 @@
               <w:suppressLineNumbers w:val="0"/>
               <w:snapToGrid w:val="0"/>
               <w:spacing w:line="240" w:lineRule="auto"/>
-              <w:ind w:left="0" w:right="0" w:firstLine="0" w:leftChars="0" w:rightChars="0" w:firstLineChars="0"/>
+              <w:ind w:left="0" w:leftChars="0" w:right="0" w:rightChars="0" w:firstLine="0" w:firstLineChars="0"/>
               <w:jc w:val="center"/>
               <w:rPr>
-                <w:rFonts w:ascii="Segoe UI" w:eastAsia="Segoe UI" w:hAnsi="Segoe UI" w:cs="Segoe UI" w:hint="default"/>
+                <w:rFonts w:hint="default" w:ascii="Segoe UI" w:hAnsi="Segoe UI" w:eastAsia="Segoe UI" w:cs="Segoe UI"/>
                 <w:i w:val="0"/>
                 <w:iCs w:val="0"/>
                 <w:caps w:val="0"/>
@@ -9725,7 +9871,7 @@
             </w:pPr>
             <w:r>
               <w:rPr>
-                <w:rFonts w:ascii="Segoe UI" w:eastAsia="Segoe UI" w:hAnsi="Segoe UI" w:cs="Segoe UI" w:hint="default"/>
+                <w:rFonts w:hint="default" w:ascii="Segoe UI" w:hAnsi="Segoe UI" w:eastAsia="Segoe UI" w:cs="Segoe UI"/>
                 <w:i w:val="0"/>
                 <w:iCs w:val="0"/>
                 <w:caps w:val="0"/>
@@ -9745,10 +9891,10 @@
           <w:tcPr>
             <w:tcW w:w="2041" w:type="dxa"/>
             <w:tcBorders>
-              <w:top w:val="single" w:sz="4" w:space="0" w:color="auto"/>
-              <w:left w:val="single" w:sz="4" w:space="0" w:color="auto"/>
+              <w:top w:val="single" w:color="auto" w:sz="4" w:space="0"/>
+              <w:left w:val="single" w:color="auto" w:sz="4" w:space="0"/>
               <w:bottom w:val="nil"/>
-              <w:right w:val="single" w:sz="12" w:space="0" w:color="auto"/>
+              <w:right w:val="single" w:color="auto" w:sz="12" w:space="0"/>
             </w:tcBorders>
             <w:shd w:val="clear" w:color="auto" w:fill="auto"/>
             <w:tcMar>
@@ -9767,10 +9913,10 @@
               <w:suppressLineNumbers w:val="0"/>
               <w:snapToGrid w:val="0"/>
               <w:spacing w:line="240" w:lineRule="auto"/>
-              <w:ind w:left="0" w:right="0" w:firstLine="0" w:leftChars="0" w:rightChars="0" w:firstLineChars="0"/>
+              <w:ind w:left="0" w:leftChars="0" w:right="0" w:rightChars="0" w:firstLine="0" w:firstLineChars="0"/>
               <w:jc w:val="left"/>
               <w:rPr>
-                <w:rFonts w:ascii="Segoe UI" w:eastAsia="Segoe UI" w:hAnsi="Segoe UI" w:cs="Segoe UI" w:hint="default"/>
+                <w:rFonts w:hint="default" w:ascii="Segoe UI" w:hAnsi="Segoe UI" w:eastAsia="Segoe UI" w:cs="Segoe UI"/>
                 <w:i w:val="0"/>
                 <w:iCs w:val="0"/>
                 <w:caps w:val="0"/>
@@ -9782,7 +9928,7 @@
             </w:pPr>
             <w:r>
               <w:rPr>
-                <w:rFonts w:ascii="Segoe UI" w:eastAsia="Segoe UI" w:hAnsi="Segoe UI" w:cs="Segoe UI" w:hint="default"/>
+                <w:rFonts w:hint="default" w:ascii="Segoe UI" w:hAnsi="Segoe UI" w:eastAsia="Segoe UI" w:cs="Segoe UI"/>
                 <w:i w:val="0"/>
                 <w:iCs w:val="0"/>
                 <w:caps w:val="0"/>
@@ -9801,8 +9947,14 @@
       </w:tr>
       <w:tr>
         <w:tblPrEx>
-          <w:tblW w:w="8522" w:type="dxa"/>
-          <w:jc w:val="center"/>
+          <w:tblBorders>
+            <w:top w:val="none" w:color="auto" w:sz="0" w:space="0"/>
+            <w:left w:val="none" w:color="auto" w:sz="0" w:space="0"/>
+            <w:bottom w:val="none" w:color="auto" w:sz="0" w:space="0"/>
+            <w:right w:val="none" w:color="auto" w:sz="0" w:space="0"/>
+            <w:insideH w:val="none" w:color="auto" w:sz="0" w:space="0"/>
+            <w:insideV w:val="none" w:color="auto" w:sz="0" w:space="0"/>
+          </w:tblBorders>
           <w:shd w:val="clear" w:color="auto" w:fill="auto"/>
           <w:tblCellMar>
             <w:top w:w="15" w:type="dxa"/>
@@ -9812,15 +9964,15 @@
           </w:tblCellMar>
         </w:tblPrEx>
         <w:trPr>
-          <w:trHeight w:val="0"/>
+          <w:trHeight w:val="0" w:hRule="atLeast"/>
           <w:jc w:val="center"/>
         </w:trPr>
         <w:tc>
           <w:tcPr>
             <w:tcW w:w="1147" w:type="dxa"/>
             <w:tcBorders>
-              <w:top w:val="single" w:sz="4" w:space="0" w:color="auto"/>
-              <w:left w:val="single" w:sz="12" w:space="0" w:color="auto"/>
+              <w:top w:val="single" w:color="auto" w:sz="4" w:space="0"/>
+              <w:left w:val="single" w:color="auto" w:sz="12" w:space="0"/>
               <w:bottom w:val="nil"/>
               <w:right w:val="nil"/>
             </w:tcBorders>
@@ -9841,10 +9993,10 @@
               <w:suppressLineNumbers w:val="0"/>
               <w:snapToGrid w:val="0"/>
               <w:spacing w:line="240" w:lineRule="auto"/>
-              <w:ind w:left="0" w:right="0" w:firstLine="0" w:leftChars="0" w:rightChars="0" w:firstLineChars="0"/>
+              <w:ind w:left="0" w:leftChars="0" w:right="0" w:rightChars="0" w:firstLine="0" w:firstLineChars="0"/>
               <w:jc w:val="center"/>
               <w:rPr>
-                <w:rFonts w:ascii="Segoe UI" w:eastAsia="Segoe UI" w:hAnsi="Segoe UI" w:cs="Segoe UI" w:hint="default"/>
+                <w:rFonts w:hint="default" w:ascii="Segoe UI" w:hAnsi="Segoe UI" w:eastAsia="Segoe UI" w:cs="Segoe UI"/>
                 <w:i w:val="0"/>
                 <w:iCs w:val="0"/>
                 <w:caps w:val="0"/>
@@ -9856,8 +10008,8 @@
             </w:pPr>
             <w:r>
               <w:rPr>
-                <w:rStyle w:val="Strong"/>
-                <w:rFonts w:ascii="Segoe UI" w:eastAsia="Segoe UI" w:hAnsi="Segoe UI" w:cs="Segoe UI" w:hint="default"/>
+                <w:rStyle w:val="25"/>
+                <w:rFonts w:hint="default" w:ascii="Segoe UI" w:hAnsi="Segoe UI" w:eastAsia="Segoe UI" w:cs="Segoe UI"/>
                 <w:b/>
                 <w:bCs/>
                 <w:i w:val="0"/>
@@ -9879,8 +10031,8 @@
           <w:tcPr>
             <w:tcW w:w="5334" w:type="dxa"/>
             <w:tcBorders>
-              <w:top w:val="single" w:sz="4" w:space="0" w:color="auto"/>
-              <w:left w:val="single" w:sz="4" w:space="0" w:color="auto"/>
+              <w:top w:val="single" w:color="auto" w:sz="4" w:space="0"/>
+              <w:left w:val="single" w:color="auto" w:sz="4" w:space="0"/>
               <w:bottom w:val="nil"/>
               <w:right w:val="nil"/>
             </w:tcBorders>
@@ -9901,10 +10053,10 @@
               <w:suppressLineNumbers w:val="0"/>
               <w:snapToGrid w:val="0"/>
               <w:spacing w:line="240" w:lineRule="auto"/>
-              <w:ind w:left="0" w:right="0" w:firstLine="0" w:leftChars="0" w:rightChars="0" w:firstLineChars="0"/>
+              <w:ind w:left="0" w:leftChars="0" w:right="0" w:rightChars="0" w:firstLine="0" w:firstLineChars="0"/>
               <w:jc w:val="center"/>
               <w:rPr>
-                <w:rFonts w:ascii="Segoe UI" w:eastAsia="Segoe UI" w:hAnsi="Segoe UI" w:cs="Segoe UI" w:hint="default"/>
+                <w:rFonts w:hint="default" w:ascii="Segoe UI" w:hAnsi="Segoe UI" w:eastAsia="Segoe UI" w:cs="Segoe UI"/>
                 <w:i w:val="0"/>
                 <w:iCs w:val="0"/>
                 <w:caps w:val="0"/>
@@ -9916,7 +10068,7 @@
             </w:pPr>
             <w:r>
               <w:rPr>
-                <w:rFonts w:ascii="Segoe UI" w:eastAsia="Segoe UI" w:hAnsi="Segoe UI" w:cs="Segoe UI" w:hint="default"/>
+                <w:rFonts w:hint="default" w:ascii="Segoe UI" w:hAnsi="Segoe UI" w:eastAsia="Segoe UI" w:cs="Segoe UI"/>
                 <w:i w:val="0"/>
                 <w:iCs w:val="0"/>
                 <w:caps w:val="0"/>
@@ -9936,10 +10088,10 @@
           <w:tcPr>
             <w:tcW w:w="2041" w:type="dxa"/>
             <w:tcBorders>
-              <w:top w:val="single" w:sz="4" w:space="0" w:color="auto"/>
-              <w:left w:val="single" w:sz="4" w:space="0" w:color="auto"/>
+              <w:top w:val="single" w:color="auto" w:sz="4" w:space="0"/>
+              <w:left w:val="single" w:color="auto" w:sz="4" w:space="0"/>
               <w:bottom w:val="nil"/>
-              <w:right w:val="single" w:sz="12" w:space="0" w:color="auto"/>
+              <w:right w:val="single" w:color="auto" w:sz="12" w:space="0"/>
             </w:tcBorders>
             <w:shd w:val="clear" w:color="auto" w:fill="auto"/>
             <w:tcMar>
@@ -9958,10 +10110,10 @@
               <w:suppressLineNumbers w:val="0"/>
               <w:snapToGrid w:val="0"/>
               <w:spacing w:line="240" w:lineRule="auto"/>
-              <w:ind w:left="0" w:right="0" w:firstLine="0" w:leftChars="0" w:rightChars="0" w:firstLineChars="0"/>
+              <w:ind w:left="0" w:leftChars="0" w:right="0" w:rightChars="0" w:firstLine="0" w:firstLineChars="0"/>
               <w:jc w:val="left"/>
               <w:rPr>
-                <w:rFonts w:ascii="Segoe UI" w:eastAsia="Segoe UI" w:hAnsi="Segoe UI" w:cs="Segoe UI" w:hint="default"/>
+                <w:rFonts w:hint="default" w:ascii="Segoe UI" w:hAnsi="Segoe UI" w:eastAsia="Segoe UI" w:cs="Segoe UI"/>
                 <w:i w:val="0"/>
                 <w:iCs w:val="0"/>
                 <w:caps w:val="0"/>
@@ -9973,7 +10125,7 @@
             </w:pPr>
             <w:r>
               <w:rPr>
-                <w:rFonts w:ascii="Segoe UI" w:eastAsia="Segoe UI" w:hAnsi="Segoe UI" w:cs="Segoe UI" w:hint="default"/>
+                <w:rFonts w:hint="default" w:ascii="Segoe UI" w:hAnsi="Segoe UI" w:eastAsia="Segoe UI" w:cs="Segoe UI"/>
                 <w:i w:val="0"/>
                 <w:iCs w:val="0"/>
                 <w:caps w:val="0"/>
@@ -9992,8 +10144,14 @@
       </w:tr>
       <w:tr>
         <w:tblPrEx>
-          <w:tblW w:w="8522" w:type="dxa"/>
-          <w:jc w:val="center"/>
+          <w:tblBorders>
+            <w:top w:val="none" w:color="auto" w:sz="0" w:space="0"/>
+            <w:left w:val="none" w:color="auto" w:sz="0" w:space="0"/>
+            <w:bottom w:val="none" w:color="auto" w:sz="0" w:space="0"/>
+            <w:right w:val="none" w:color="auto" w:sz="0" w:space="0"/>
+            <w:insideH w:val="none" w:color="auto" w:sz="0" w:space="0"/>
+            <w:insideV w:val="none" w:color="auto" w:sz="0" w:space="0"/>
+          </w:tblBorders>
           <w:shd w:val="clear" w:color="auto" w:fill="auto"/>
           <w:tblCellMar>
             <w:top w:w="15" w:type="dxa"/>
@@ -10003,16 +10161,16 @@
           </w:tblCellMar>
         </w:tblPrEx>
         <w:trPr>
-          <w:trHeight w:val="0"/>
+          <w:trHeight w:val="0" w:hRule="atLeast"/>
           <w:jc w:val="center"/>
         </w:trPr>
         <w:tc>
           <w:tcPr>
             <w:tcW w:w="1147" w:type="dxa"/>
             <w:tcBorders>
-              <w:top w:val="single" w:sz="4" w:space="0" w:color="auto"/>
-              <w:left w:val="single" w:sz="12" w:space="0" w:color="auto"/>
-              <w:bottom w:val="single" w:sz="12" w:space="0" w:color="auto"/>
+              <w:top w:val="single" w:color="auto" w:sz="4" w:space="0"/>
+              <w:left w:val="single" w:color="auto" w:sz="12" w:space="0"/>
+              <w:bottom w:val="single" w:color="auto" w:sz="12" w:space="0"/>
               <w:right w:val="nil"/>
             </w:tcBorders>
             <w:shd w:val="clear" w:color="auto" w:fill="auto"/>
@@ -10032,10 +10190,10 @@
               <w:suppressLineNumbers w:val="0"/>
               <w:snapToGrid w:val="0"/>
               <w:spacing w:line="240" w:lineRule="auto"/>
-              <w:ind w:left="0" w:right="0" w:firstLine="0" w:leftChars="0" w:rightChars="0" w:firstLineChars="0"/>
+              <w:ind w:left="0" w:leftChars="0" w:right="0" w:rightChars="0" w:firstLine="0" w:firstLineChars="0"/>
               <w:jc w:val="center"/>
               <w:rPr>
-                <w:rFonts w:ascii="Segoe UI" w:eastAsia="Segoe UI" w:hAnsi="Segoe UI" w:cs="Segoe UI" w:hint="default"/>
+                <w:rFonts w:hint="default" w:ascii="Segoe UI" w:hAnsi="Segoe UI" w:eastAsia="Segoe UI" w:cs="Segoe UI"/>
                 <w:i w:val="0"/>
                 <w:iCs w:val="0"/>
                 <w:caps w:val="0"/>
@@ -10047,8 +10205,8 @@
             </w:pPr>
             <w:r>
               <w:rPr>
-                <w:rStyle w:val="Strong"/>
-                <w:rFonts w:ascii="Segoe UI" w:eastAsia="Segoe UI" w:hAnsi="Segoe UI" w:cs="Segoe UI" w:hint="default"/>
+                <w:rStyle w:val="25"/>
+                <w:rFonts w:hint="default" w:ascii="Segoe UI" w:hAnsi="Segoe UI" w:eastAsia="Segoe UI" w:cs="Segoe UI"/>
                 <w:b/>
                 <w:bCs/>
                 <w:i w:val="0"/>
@@ -10070,9 +10228,9 @@
           <w:tcPr>
             <w:tcW w:w="5334" w:type="dxa"/>
             <w:tcBorders>
-              <w:top w:val="single" w:sz="4" w:space="0" w:color="auto"/>
-              <w:left w:val="single" w:sz="4" w:space="0" w:color="auto"/>
-              <w:bottom w:val="single" w:sz="12" w:space="0" w:color="auto"/>
+              <w:top w:val="single" w:color="auto" w:sz="4" w:space="0"/>
+              <w:left w:val="single" w:color="auto" w:sz="4" w:space="0"/>
+              <w:bottom w:val="single" w:color="auto" w:sz="12" w:space="0"/>
               <w:right w:val="nil"/>
             </w:tcBorders>
             <w:shd w:val="clear" w:color="auto" w:fill="auto"/>
@@ -10092,10 +10250,10 @@
               <w:suppressLineNumbers w:val="0"/>
               <w:snapToGrid w:val="0"/>
               <w:spacing w:line="240" w:lineRule="auto"/>
-              <w:ind w:left="0" w:right="0" w:firstLine="0" w:leftChars="0" w:rightChars="0" w:firstLineChars="0"/>
+              <w:ind w:left="0" w:leftChars="0" w:right="0" w:rightChars="0" w:firstLine="0" w:firstLineChars="0"/>
               <w:jc w:val="center"/>
               <w:rPr>
-                <w:rFonts w:ascii="Segoe UI" w:eastAsia="Segoe UI" w:hAnsi="Segoe UI" w:cs="Segoe UI" w:hint="default"/>
+                <w:rFonts w:hint="default" w:ascii="Segoe UI" w:hAnsi="Segoe UI" w:eastAsia="Segoe UI" w:cs="Segoe UI"/>
                 <w:i w:val="0"/>
                 <w:iCs w:val="0"/>
                 <w:caps w:val="0"/>
@@ -10107,7 +10265,7 @@
             </w:pPr>
             <w:r>
               <w:rPr>
-                <w:rFonts w:ascii="Segoe UI" w:eastAsia="Segoe UI" w:hAnsi="Segoe UI" w:cs="Segoe UI" w:hint="default"/>
+                <w:rFonts w:hint="default" w:ascii="Segoe UI" w:hAnsi="Segoe UI" w:eastAsia="Segoe UI" w:cs="Segoe UI"/>
                 <w:i w:val="0"/>
                 <w:iCs w:val="0"/>
                 <w:caps w:val="0"/>
@@ -10127,10 +10285,10 @@
           <w:tcPr>
             <w:tcW w:w="2041" w:type="dxa"/>
             <w:tcBorders>
-              <w:top w:val="single" w:sz="4" w:space="0" w:color="auto"/>
-              <w:left w:val="single" w:sz="4" w:space="0" w:color="auto"/>
-              <w:bottom w:val="single" w:sz="12" w:space="0" w:color="auto"/>
-              <w:right w:val="single" w:sz="12" w:space="0" w:color="auto"/>
+              <w:top w:val="single" w:color="auto" w:sz="4" w:space="0"/>
+              <w:left w:val="single" w:color="auto" w:sz="4" w:space="0"/>
+              <w:bottom w:val="single" w:color="auto" w:sz="12" w:space="0"/>
+              <w:right w:val="single" w:color="auto" w:sz="12" w:space="0"/>
             </w:tcBorders>
             <w:shd w:val="clear" w:color="auto" w:fill="auto"/>
             <w:tcMar>
@@ -10149,10 +10307,10 @@
               <w:suppressLineNumbers w:val="0"/>
               <w:snapToGrid w:val="0"/>
               <w:spacing w:line="240" w:lineRule="auto"/>
-              <w:ind w:left="0" w:right="0" w:firstLine="0" w:leftChars="0" w:rightChars="0" w:firstLineChars="0"/>
+              <w:ind w:left="0" w:leftChars="0" w:right="0" w:rightChars="0" w:firstLine="0" w:firstLineChars="0"/>
               <w:jc w:val="left"/>
               <w:rPr>
-                <w:rFonts w:ascii="Segoe UI" w:eastAsia="Segoe UI" w:hAnsi="Segoe UI" w:cs="Segoe UI" w:hint="default"/>
+                <w:rFonts w:hint="default" w:ascii="Segoe UI" w:hAnsi="Segoe UI" w:eastAsia="Segoe UI" w:cs="Segoe UI"/>
                 <w:i w:val="0"/>
                 <w:iCs w:val="0"/>
                 <w:caps w:val="0"/>
@@ -10164,7 +10322,7 @@
             </w:pPr>
             <w:r>
               <w:rPr>
-                <w:rFonts w:ascii="Segoe UI" w:eastAsia="Segoe UI" w:hAnsi="Segoe UI" w:cs="Segoe UI" w:hint="default"/>
+                <w:rFonts w:hint="default" w:ascii="Segoe UI" w:hAnsi="Segoe UI" w:eastAsia="Segoe UI" w:cs="Segoe UI"/>
                 <w:i w:val="0"/>
                 <w:iCs w:val="0"/>
                 <w:caps w:val="0"/>
@@ -10184,7 +10342,7 @@
     </w:tbl>
     <w:p>
       <w:pPr>
-        <w:pStyle w:val="1"/>
+        <w:pStyle w:val="30"/>
         <w:bidi w:val="0"/>
         <w:rPr>
           <w:rFonts w:hint="default"/>
@@ -10205,15 +10363,15 @@
     </w:p>
     <w:p>
       <w:pPr>
-        <w:pStyle w:val="2"/>
+        <w:pStyle w:val="32"/>
         <w:bidi w:val="0"/>
         <w:rPr>
           <w:rFonts w:hint="default"/>
           <w:lang w:val="en-US" w:eastAsia="zh-CN"/>
         </w:rPr>
       </w:pPr>
-      <w:bookmarkStart w:id="28" w:name="_Toc26535"/>
-      <w:bookmarkStart w:id="29" w:name="_Toc8834"/>
+      <w:bookmarkStart w:id="28" w:name="_Toc8834"/>
+      <w:bookmarkStart w:id="29" w:name="_Toc26535"/>
       <w:r>
         <w:rPr>
           <w:rFonts w:hint="default"/>
@@ -10226,7 +10384,7 @@
     </w:p>
     <w:p>
       <w:pPr>
-        <w:pStyle w:val="a1"/>
+        <w:pStyle w:val="31"/>
         <w:bidi w:val="0"/>
         <w:rPr>
           <w:rFonts w:hint="default"/>
@@ -10257,7 +10415,7 @@
     </w:p>
     <w:p>
       <w:pPr>
-        <w:pStyle w:val="a1"/>
+        <w:pStyle w:val="31"/>
         <w:keepLines w:val="0"/>
         <w:pageBreakBefore w:val="0"/>
         <w:widowControl w:val="0"/>
@@ -10291,7 +10449,7 @@
     </w:p>
     <w:p>
       <w:pPr>
-        <w:pStyle w:val="a3"/>
+        <w:pStyle w:val="41"/>
         <w:numPr>
           <w:ilvl w:val="0"/>
           <w:numId w:val="2"/>
@@ -10312,7 +10470,7 @@
     </w:p>
     <w:p>
       <w:pPr>
-        <w:pStyle w:val="a3"/>
+        <w:pStyle w:val="41"/>
         <w:numPr>
           <w:ilvl w:val="0"/>
           <w:numId w:val="2"/>
@@ -10333,7 +10491,7 @@
     </w:p>
     <w:p>
       <w:pPr>
-        <w:pStyle w:val="a3"/>
+        <w:pStyle w:val="41"/>
         <w:numPr>
           <w:ilvl w:val="0"/>
           <w:numId w:val="2"/>
@@ -10354,7 +10512,7 @@
     </w:p>
     <w:p>
       <w:pPr>
-        <w:pStyle w:val="a3"/>
+        <w:pStyle w:val="41"/>
         <w:numPr>
           <w:ilvl w:val="0"/>
           <w:numId w:val="2"/>
@@ -10375,7 +10533,7 @@
     </w:p>
     <w:p>
       <w:pPr>
-        <w:pStyle w:val="a1"/>
+        <w:pStyle w:val="31"/>
         <w:keepLines w:val="0"/>
         <w:pageBreakBefore w:val="0"/>
         <w:widowControl w:val="0"/>
@@ -10409,15 +10567,15 @@
     </w:p>
     <w:p>
       <w:pPr>
-        <w:pStyle w:val="2"/>
+        <w:pStyle w:val="32"/>
         <w:bidi w:val="0"/>
         <w:rPr>
           <w:rFonts w:hint="default"/>
           <w:lang w:val="en-US" w:eastAsia="zh-CN"/>
         </w:rPr>
       </w:pPr>
-      <w:bookmarkStart w:id="30" w:name="_Toc25455"/>
-      <w:bookmarkStart w:id="31" w:name="_Toc27472"/>
+      <w:bookmarkStart w:id="30" w:name="_Toc27472"/>
+      <w:bookmarkStart w:id="31" w:name="_Toc25455"/>
       <w:r>
         <w:rPr>
           <w:rFonts w:hint="default"/>
@@ -10430,7 +10588,7 @@
     </w:p>
     <w:p>
       <w:pPr>
-        <w:pStyle w:val="a1"/>
+        <w:pStyle w:val="31"/>
         <w:bidi w:val="0"/>
         <w:rPr>
           <w:rFonts w:hint="default"/>
@@ -10447,7 +10605,7 @@
     </w:p>
     <w:p>
       <w:pPr>
-        <w:pStyle w:val="a1"/>
+        <w:pStyle w:val="31"/>
         <w:keepLines w:val="0"/>
         <w:pageBreakBefore w:val="0"/>
         <w:widowControl w:val="0"/>
@@ -10464,7 +10622,7 @@
         <w:bidi w:val="0"/>
         <w:adjustRightInd w:val="0"/>
         <w:snapToGrid w:val="0"/>
-        <w:ind w:left="425" w:hanging="425" w:leftChars="0" w:firstLineChars="0"/>
+        <w:ind w:left="425" w:leftChars="0" w:hanging="425" w:firstLineChars="0"/>
         <w:textAlignment w:val="baseline"/>
         <w:rPr>
           <w:rFonts w:hint="default"/>
@@ -10481,7 +10639,7 @@
     </w:p>
     <w:p>
       <w:pPr>
-        <w:pStyle w:val="a1"/>
+        <w:pStyle w:val="31"/>
         <w:keepLines w:val="0"/>
         <w:pageBreakBefore w:val="0"/>
         <w:widowControl w:val="0"/>
@@ -10498,7 +10656,7 @@
         <w:bidi w:val="0"/>
         <w:adjustRightInd w:val="0"/>
         <w:snapToGrid w:val="0"/>
-        <w:ind w:left="425" w:hanging="425" w:leftChars="0" w:firstLineChars="0"/>
+        <w:ind w:left="425" w:leftChars="0" w:hanging="425" w:firstLineChars="0"/>
         <w:textAlignment w:val="baseline"/>
         <w:rPr>
           <w:rFonts w:hint="default"/>
@@ -10515,7 +10673,7 @@
     </w:p>
     <w:p>
       <w:pPr>
-        <w:pStyle w:val="a1"/>
+        <w:pStyle w:val="31"/>
         <w:keepLines w:val="0"/>
         <w:pageBreakBefore w:val="0"/>
         <w:widowControl w:val="0"/>
@@ -10532,7 +10690,7 @@
         <w:bidi w:val="0"/>
         <w:adjustRightInd w:val="0"/>
         <w:snapToGrid w:val="0"/>
-        <w:ind w:left="425" w:hanging="425" w:leftChars="0" w:firstLineChars="0"/>
+        <w:ind w:left="425" w:leftChars="0" w:hanging="425" w:firstLineChars="0"/>
         <w:textAlignment w:val="baseline"/>
         <w:rPr>
           <w:rFonts w:hint="default"/>
@@ -10549,7 +10707,7 @@
     </w:p>
     <w:p>
       <w:pPr>
-        <w:pStyle w:val="a1"/>
+        <w:pStyle w:val="31"/>
         <w:keepLines w:val="0"/>
         <w:pageBreakBefore w:val="0"/>
         <w:widowControl w:val="0"/>
@@ -10566,7 +10724,7 @@
         <w:bidi w:val="0"/>
         <w:adjustRightInd w:val="0"/>
         <w:snapToGrid w:val="0"/>
-        <w:ind w:left="425" w:hanging="425" w:leftChars="0" w:firstLineChars="0"/>
+        <w:ind w:left="425" w:leftChars="0" w:hanging="425" w:firstLineChars="0"/>
         <w:textAlignment w:val="baseline"/>
         <w:rPr>
           <w:rFonts w:hint="default"/>
@@ -10583,7 +10741,7 @@
     </w:p>
     <w:p>
       <w:pPr>
-        <w:pStyle w:val="a1"/>
+        <w:pStyle w:val="31"/>
         <w:keepLines w:val="0"/>
         <w:pageBreakBefore w:val="0"/>
         <w:widowControl w:val="0"/>
@@ -10600,7 +10758,7 @@
         <w:bidi w:val="0"/>
         <w:adjustRightInd w:val="0"/>
         <w:snapToGrid w:val="0"/>
-        <w:ind w:left="425" w:hanging="425" w:leftChars="0" w:firstLineChars="0"/>
+        <w:ind w:left="425" w:leftChars="0" w:hanging="425" w:firstLineChars="0"/>
         <w:textAlignment w:val="baseline"/>
         <w:rPr>
           <w:rFonts w:hint="default"/>
@@ -10617,7 +10775,7 @@
     </w:p>
     <w:p>
       <w:pPr>
-        <w:pStyle w:val="a1"/>
+        <w:pStyle w:val="31"/>
         <w:keepLines w:val="0"/>
         <w:pageBreakBefore w:val="0"/>
         <w:widowControl w:val="0"/>
@@ -10634,7 +10792,7 @@
         <w:bidi w:val="0"/>
         <w:adjustRightInd w:val="0"/>
         <w:snapToGrid w:val="0"/>
-        <w:ind w:left="425" w:hanging="425" w:leftChars="0" w:firstLineChars="0"/>
+        <w:ind w:left="425" w:leftChars="0" w:hanging="425" w:firstLineChars="0"/>
         <w:textAlignment w:val="baseline"/>
         <w:rPr>
           <w:rFonts w:hint="default"/>
@@ -10651,7 +10809,7 @@
     </w:p>
     <w:p>
       <w:pPr>
-        <w:pStyle w:val="a1"/>
+        <w:pStyle w:val="31"/>
         <w:bidi w:val="0"/>
         <w:rPr>
           <w:rFonts w:hint="default"/>
@@ -10668,15 +10826,15 @@
     </w:p>
     <w:p>
       <w:pPr>
-        <w:pStyle w:val="2"/>
+        <w:pStyle w:val="32"/>
         <w:bidi w:val="0"/>
         <w:rPr>
           <w:rFonts w:hint="default"/>
           <w:lang w:val="en-US" w:eastAsia="zh-CN"/>
         </w:rPr>
       </w:pPr>
-      <w:bookmarkStart w:id="32" w:name="_Toc17617"/>
-      <w:bookmarkStart w:id="33" w:name="_Toc2038"/>
+      <w:bookmarkStart w:id="32" w:name="_Toc2038"/>
+      <w:bookmarkStart w:id="33" w:name="_Toc17617"/>
       <w:r>
         <w:rPr>
           <w:rFonts w:hint="default"/>
@@ -10689,7 +10847,7 @@
     </w:p>
     <w:p>
       <w:pPr>
-        <w:pStyle w:val="a1"/>
+        <w:pStyle w:val="31"/>
         <w:bidi w:val="0"/>
         <w:rPr>
           <w:rFonts w:hint="default"/>
@@ -10706,7 +10864,7 @@
     </w:p>
     <w:p>
       <w:pPr>
-        <w:pStyle w:val="a1"/>
+        <w:pStyle w:val="31"/>
         <w:bidi w:val="0"/>
         <w:rPr>
           <w:rFonts w:hint="default"/>
@@ -10723,7 +10881,7 @@
     </w:p>
     <w:p>
       <w:pPr>
-        <w:pStyle w:val="a1"/>
+        <w:pStyle w:val="31"/>
         <w:bidi w:val="0"/>
         <w:rPr>
           <w:rFonts w:hint="default"/>
@@ -10740,7 +10898,7 @@
     </w:p>
     <w:p>
       <w:pPr>
-        <w:pStyle w:val="a1"/>
+        <w:pStyle w:val="31"/>
         <w:bidi w:val="0"/>
         <w:rPr>
           <w:rFonts w:hint="default"/>
@@ -10757,7 +10915,7 @@
     </w:p>
     <w:p>
       <w:pPr>
-        <w:pStyle w:val="2"/>
+        <w:pStyle w:val="32"/>
         <w:bidi w:val="0"/>
         <w:rPr>
           <w:rFonts w:hint="default"/>
@@ -10778,7 +10936,7 @@
     </w:p>
     <w:p>
       <w:pPr>
-        <w:pStyle w:val="a3"/>
+        <w:pStyle w:val="41"/>
         <w:bidi w:val="0"/>
         <w:rPr>
           <w:rFonts w:hint="default"/>
@@ -10795,7 +10953,7 @@
     </w:p>
     <w:p>
       <w:pPr>
-        <w:pStyle w:val="a3"/>
+        <w:pStyle w:val="41"/>
         <w:bidi w:val="0"/>
         <w:rPr>
           <w:rFonts w:hint="default"/>
@@ -10812,7 +10970,7 @@
     </w:p>
     <w:p>
       <w:pPr>
-        <w:pStyle w:val="a3"/>
+        <w:pStyle w:val="41"/>
         <w:bidi w:val="0"/>
         <w:rPr>
           <w:rFonts w:hint="default"/>
@@ -10829,7 +10987,7 @@
     </w:p>
     <w:p>
       <w:pPr>
-        <w:pStyle w:val="a3"/>
+        <w:pStyle w:val="41"/>
         <w:bidi w:val="0"/>
         <w:rPr>
           <w:rFonts w:hint="default"/>
@@ -10846,7 +11004,7 @@
     </w:p>
     <w:p>
       <w:pPr>
-        <w:pStyle w:val="a3"/>
+        <w:pStyle w:val="41"/>
         <w:bidi w:val="0"/>
         <w:rPr>
           <w:rFonts w:hint="default"/>
@@ -10863,7 +11021,7 @@
     </w:p>
     <w:p>
       <w:pPr>
-        <w:pStyle w:val="2"/>
+        <w:pStyle w:val="32"/>
         <w:bidi w:val="0"/>
         <w:rPr>
           <w:rFonts w:hint="default"/>
@@ -10884,7 +11042,7 @@
     </w:p>
     <w:p>
       <w:pPr>
-        <w:pStyle w:val="a1"/>
+        <w:pStyle w:val="31"/>
         <w:bidi w:val="0"/>
         <w:rPr>
           <w:rFonts w:hint="default"/>
@@ -10901,7 +11059,7 @@
     </w:p>
     <w:p>
       <w:pPr>
-        <w:pStyle w:val="a1"/>
+        <w:pStyle w:val="31"/>
         <w:keepLines w:val="0"/>
         <w:pageBreakBefore w:val="0"/>
         <w:widowControl w:val="0"/>
@@ -10918,7 +11076,7 @@
         <w:bidi w:val="0"/>
         <w:adjustRightInd w:val="0"/>
         <w:snapToGrid w:val="0"/>
-        <w:ind w:left="425" w:hanging="425" w:leftChars="0" w:firstLineChars="0"/>
+        <w:ind w:left="425" w:leftChars="0" w:hanging="425" w:firstLineChars="0"/>
         <w:textAlignment w:val="baseline"/>
         <w:rPr>
           <w:rFonts w:hint="default"/>
@@ -10935,7 +11093,7 @@
     </w:p>
     <w:p>
       <w:pPr>
-        <w:pStyle w:val="a1"/>
+        <w:pStyle w:val="31"/>
         <w:keepLines w:val="0"/>
         <w:pageBreakBefore w:val="0"/>
         <w:widowControl w:val="0"/>
@@ -10952,7 +11110,7 @@
         <w:bidi w:val="0"/>
         <w:adjustRightInd w:val="0"/>
         <w:snapToGrid w:val="0"/>
-        <w:ind w:left="425" w:hanging="425" w:leftChars="0" w:firstLineChars="0"/>
+        <w:ind w:left="425" w:leftChars="0" w:hanging="425" w:firstLineChars="0"/>
         <w:textAlignment w:val="baseline"/>
         <w:rPr>
           <w:rFonts w:hint="default"/>
@@ -10969,7 +11127,7 @@
     </w:p>
     <w:p>
       <w:pPr>
-        <w:pStyle w:val="a1"/>
+        <w:pStyle w:val="31"/>
         <w:keepLines w:val="0"/>
         <w:pageBreakBefore w:val="0"/>
         <w:widowControl w:val="0"/>
@@ -10986,7 +11144,7 @@
         <w:bidi w:val="0"/>
         <w:adjustRightInd w:val="0"/>
         <w:snapToGrid w:val="0"/>
-        <w:ind w:left="425" w:hanging="425" w:leftChars="0" w:firstLineChars="0"/>
+        <w:ind w:left="425" w:leftChars="0" w:hanging="425" w:firstLineChars="0"/>
         <w:textAlignment w:val="baseline"/>
         <w:rPr>
           <w:rFonts w:hint="default"/>
@@ -11003,7 +11161,7 @@
     </w:p>
     <w:p>
       <w:pPr>
-        <w:pStyle w:val="a1"/>
+        <w:pStyle w:val="31"/>
         <w:keepLines w:val="0"/>
         <w:pageBreakBefore w:val="0"/>
         <w:widowControl w:val="0"/>
@@ -11020,7 +11178,7 @@
         <w:bidi w:val="0"/>
         <w:adjustRightInd w:val="0"/>
         <w:snapToGrid w:val="0"/>
-        <w:ind w:left="425" w:hanging="425" w:leftChars="0" w:firstLineChars="0"/>
+        <w:ind w:left="425" w:leftChars="0" w:hanging="425" w:firstLineChars="0"/>
         <w:textAlignment w:val="baseline"/>
         <w:rPr>
           <w:rFonts w:hint="default"/>
@@ -11034,12 +11192,10 @@
         </w:rPr>
         <w:t>沟通记录不完整</w:t>
       </w:r>
-      <w:bookmarkStart w:id="38" w:name="_GoBack"/>
-      <w:bookmarkEnd w:id="38"/>
     </w:p>
     <w:p>
       <w:pPr>
-        <w:pStyle w:val="a1"/>
+        <w:pStyle w:val="31"/>
         <w:bidi w:val="0"/>
         <w:rPr>
           <w:rFonts w:hint="default"/>
@@ -11056,15 +11212,15 @@
     </w:p>
     <w:p>
       <w:pPr>
-        <w:pStyle w:val="1"/>
+        <w:pStyle w:val="30"/>
         <w:bidi w:val="0"/>
         <w:rPr>
           <w:rFonts w:hint="default"/>
           <w:lang w:val="en-US" w:eastAsia="zh-CN"/>
         </w:rPr>
       </w:pPr>
-      <w:bookmarkStart w:id="39" w:name="_Toc20116"/>
-      <w:bookmarkStart w:id="40" w:name="_Toc25596"/>
+      <w:bookmarkStart w:id="38" w:name="_Toc20116"/>
+      <w:bookmarkStart w:id="39" w:name="_Toc25596"/>
       <w:r>
         <w:rPr>
           <w:rFonts w:hint="default"/>
@@ -11072,12 +11228,12 @@
         </w:rPr>
         <w:t>输出的文件和记录</w:t>
       </w:r>
+      <w:bookmarkEnd w:id="38"/>
       <w:bookmarkEnd w:id="39"/>
-      <w:bookmarkEnd w:id="40"/>
     </w:p>
     <w:p>
       <w:pPr>
-        <w:pStyle w:val="a1"/>
+        <w:pStyle w:val="31"/>
         <w:bidi w:val="0"/>
         <w:rPr>
           <w:rFonts w:hint="default"/>
@@ -11115,22 +11271,7 @@
     </w:p>
     <w:p>
       <w:pPr>
-        <w:rPr>
-          <w:rFonts w:hint="default"/>
-          <w:lang w:val="en-US" w:eastAsia="zh-CN"/>
-        </w:rPr>
-      </w:pPr>
-      <w:r>
-        <w:rPr>
-          <w:rFonts w:hint="default"/>
-          <w:lang w:val="en-US" w:eastAsia="zh-CN"/>
-        </w:rPr>
-        <w:br w:type="page"/>
-      </w:r>
-    </w:p>
-    <w:p>
-      <w:pPr>
-        <w:pStyle w:val="a1"/>
+        <w:pStyle w:val="31"/>
         <w:keepNext w:val="0"/>
         <w:keepLines w:val="0"/>
         <w:pageBreakBefore w:val="0"/>
@@ -11151,6 +11292,8 @@
           <w:lang w:val="en-US" w:eastAsia="zh-CN"/>
         </w:rPr>
       </w:pPr>
+      <w:bookmarkStart w:id="41" w:name="_GoBack"/>
+      <w:bookmarkEnd w:id="41"/>
       <w:r>
         <w:rPr>
           <w:rFonts w:hint="eastAsia"/>
@@ -11180,7 +11323,7 @@
           <w:rFonts w:hint="eastAsia"/>
           <w:lang w:val="en-US" w:eastAsia="zh-CN"/>
         </w:rPr>
-        <w:instrText>"柴_标题1"\n</w:instrText>
+        <w:instrText xml:space="preserve">"柴_标题1"\n</w:instrText>
       </w:r>
       <w:r>
         <w:instrText xml:space="preserve"> \s</w:instrText>
@@ -11197,7 +11340,7 @@
           <w:rFonts w:hint="eastAsia"/>
           <w:lang w:val="en-US" w:eastAsia="zh-CN"/>
         </w:rPr>
-        <w:instrText>* Charformat</w:instrText>
+        <w:instrText xml:space="preserve">* Charformat</w:instrText>
       </w:r>
       <w:r>
         <w:rPr>
@@ -11262,7 +11405,7 @@
         </w:rPr>
         <w:fldChar w:fldCharType="end"/>
       </w:r>
-      <w:bookmarkStart w:id="41" w:name="_Toc11188"/>
+      <w:bookmarkStart w:id="40" w:name="_Toc11188"/>
       <w:r>
         <w:rPr>
           <w:rFonts w:hint="eastAsia"/>
@@ -11277,22 +11420,23 @@
         </w:rPr>
         <w:t>输出文件和记录表</w:t>
       </w:r>
-      <w:bookmarkEnd w:id="41"/>
+      <w:bookmarkEnd w:id="40"/>
     </w:p>
     <w:tbl>
       <w:tblPr>
-        <w:tblStyle w:val="TableNormal"/>
+        <w:tblStyle w:val="22"/>
         <w:tblW w:w="8522" w:type="dxa"/>
         <w:jc w:val="center"/>
         <w:tblBorders>
-          <w:top w:val="nil"/>
-          <w:left w:val="nil"/>
-          <w:bottom w:val="nil"/>
-          <w:right w:val="nil"/>
-          <w:insideH w:val="nil"/>
-          <w:insideV w:val="nil"/>
+          <w:top w:val="none" w:color="auto" w:sz="0" w:space="0"/>
+          <w:left w:val="none" w:color="auto" w:sz="0" w:space="0"/>
+          <w:bottom w:val="none" w:color="auto" w:sz="0" w:space="0"/>
+          <w:right w:val="none" w:color="auto" w:sz="0" w:space="0"/>
+          <w:insideH w:val="none" w:color="auto" w:sz="0" w:space="0"/>
+          <w:insideV w:val="none" w:color="auto" w:sz="0" w:space="0"/>
         </w:tblBorders>
         <w:shd w:val="clear" w:color="auto" w:fill="auto"/>
+        <w:tblLayout w:type="autofit"/>
         <w:tblCellMar>
           <w:top w:w="15" w:type="dxa"/>
           <w:left w:w="15" w:type="dxa"/>
@@ -11307,15 +11451,13 @@
       </w:tblGrid>
       <w:tr>
         <w:tblPrEx>
-          <w:tblW w:w="8522" w:type="dxa"/>
-          <w:jc w:val="center"/>
           <w:tblBorders>
-            <w:top w:val="nil"/>
-            <w:left w:val="nil"/>
-            <w:bottom w:val="nil"/>
-            <w:right w:val="nil"/>
-            <w:insideH w:val="nil"/>
-            <w:insideV w:val="nil"/>
+            <w:top w:val="none" w:color="auto" w:sz="0" w:space="0"/>
+            <w:left w:val="none" w:color="auto" w:sz="0" w:space="0"/>
+            <w:bottom w:val="none" w:color="auto" w:sz="0" w:space="0"/>
+            <w:right w:val="none" w:color="auto" w:sz="0" w:space="0"/>
+            <w:insideH w:val="none" w:color="auto" w:sz="0" w:space="0"/>
+            <w:insideV w:val="none" w:color="auto" w:sz="0" w:space="0"/>
           </w:tblBorders>
           <w:shd w:val="clear" w:color="auto" w:fill="auto"/>
           <w:tblCellMar>
@@ -11326,7 +11468,7 @@
           </w:tblCellMar>
         </w:tblPrEx>
         <w:trPr>
-          <w:trHeight w:val="0"/>
+          <w:trHeight w:val="0" w:hRule="atLeast"/>
           <w:tblHeader/>
           <w:jc w:val="center"/>
         </w:trPr>
@@ -11334,8 +11476,8 @@
           <w:tcPr>
             <w:tcW w:w="4127" w:type="dxa"/>
             <w:tcBorders>
-              <w:top w:val="single" w:sz="12" w:space="0" w:color="auto"/>
-              <w:left w:val="single" w:sz="12" w:space="0" w:color="auto"/>
+              <w:top w:val="single" w:color="auto" w:sz="12" w:space="0"/>
+              <w:left w:val="single" w:color="auto" w:sz="12" w:space="0"/>
               <w:bottom w:val="nil"/>
               <w:right w:val="nil"/>
             </w:tcBorders>
@@ -11356,10 +11498,10 @@
               <w:suppressLineNumbers w:val="0"/>
               <w:snapToGrid w:val="0"/>
               <w:spacing w:line="240" w:lineRule="auto"/>
-              <w:ind w:left="0" w:right="0" w:firstLine="0" w:leftChars="0" w:rightChars="0" w:firstLineChars="0"/>
+              <w:ind w:left="0" w:leftChars="0" w:right="0" w:rightChars="0" w:firstLine="0" w:firstLineChars="0"/>
               <w:jc w:val="center"/>
               <w:rPr>
-                <w:rFonts w:ascii="Segoe UI" w:eastAsia="Segoe UI" w:hAnsi="Segoe UI" w:cs="Segoe UI"/>
+                <w:rFonts w:ascii="Segoe UI" w:hAnsi="Segoe UI" w:eastAsia="Segoe UI" w:cs="Segoe UI"/>
                 <w:b/>
                 <w:i w:val="0"/>
                 <w:iCs w:val="0"/>
@@ -11372,7 +11514,7 @@
             </w:pPr>
             <w:r>
               <w:rPr>
-                <w:rFonts w:ascii="Segoe UI" w:eastAsia="Segoe UI" w:hAnsi="Segoe UI" w:cs="Segoe UI" w:hint="default"/>
+                <w:rFonts w:hint="default" w:ascii="Segoe UI" w:hAnsi="Segoe UI" w:eastAsia="Segoe UI" w:cs="Segoe UI"/>
                 <w:b/>
                 <w:i w:val="0"/>
                 <w:iCs w:val="0"/>
@@ -11393,8 +11535,8 @@
           <w:tcPr>
             <w:tcW w:w="2504" w:type="dxa"/>
             <w:tcBorders>
-              <w:top w:val="single" w:sz="12" w:space="0" w:color="auto"/>
-              <w:left w:val="single" w:sz="4" w:space="0" w:color="auto"/>
+              <w:top w:val="single" w:color="auto" w:sz="12" w:space="0"/>
+              <w:left w:val="single" w:color="auto" w:sz="4" w:space="0"/>
               <w:bottom w:val="nil"/>
               <w:right w:val="nil"/>
             </w:tcBorders>
@@ -11415,10 +11557,10 @@
               <w:suppressLineNumbers w:val="0"/>
               <w:snapToGrid w:val="0"/>
               <w:spacing w:line="240" w:lineRule="auto"/>
-              <w:ind w:left="0" w:right="0" w:firstLine="0" w:leftChars="0" w:rightChars="0" w:firstLineChars="0"/>
+              <w:ind w:left="0" w:leftChars="0" w:right="0" w:rightChars="0" w:firstLine="0" w:firstLineChars="0"/>
               <w:jc w:val="center"/>
               <w:rPr>
-                <w:rFonts w:ascii="Segoe UI" w:eastAsia="Segoe UI" w:hAnsi="Segoe UI" w:cs="Segoe UI" w:hint="default"/>
+                <w:rFonts w:hint="default" w:ascii="Segoe UI" w:hAnsi="Segoe UI" w:eastAsia="Segoe UI" w:cs="Segoe UI"/>
                 <w:b/>
                 <w:i w:val="0"/>
                 <w:iCs w:val="0"/>
@@ -11431,7 +11573,7 @@
             </w:pPr>
             <w:r>
               <w:rPr>
-                <w:rFonts w:ascii="Segoe UI" w:eastAsia="Segoe UI" w:hAnsi="Segoe UI" w:cs="Segoe UI" w:hint="default"/>
+                <w:rFonts w:hint="default" w:ascii="Segoe UI" w:hAnsi="Segoe UI" w:eastAsia="Segoe UI" w:cs="Segoe UI"/>
                 <w:b/>
                 <w:i w:val="0"/>
                 <w:iCs w:val="0"/>
@@ -11452,10 +11594,10 @@
           <w:tcPr>
             <w:tcW w:w="1891" w:type="dxa"/>
             <w:tcBorders>
-              <w:top w:val="single" w:sz="12" w:space="0" w:color="auto"/>
-              <w:left w:val="single" w:sz="4" w:space="0" w:color="auto"/>
+              <w:top w:val="single" w:color="auto" w:sz="12" w:space="0"/>
+              <w:left w:val="single" w:color="auto" w:sz="4" w:space="0"/>
               <w:bottom w:val="nil"/>
-              <w:right w:val="single" w:sz="12" w:space="0" w:color="auto"/>
+              <w:right w:val="single" w:color="auto" w:sz="12" w:space="0"/>
             </w:tcBorders>
             <w:shd w:val="clear" w:color="auto" w:fill="auto"/>
             <w:tcMar>
@@ -11474,10 +11616,10 @@
               <w:suppressLineNumbers w:val="0"/>
               <w:snapToGrid w:val="0"/>
               <w:spacing w:line="240" w:lineRule="auto"/>
-              <w:ind w:left="0" w:right="0" w:firstLine="0" w:leftChars="0" w:rightChars="0" w:firstLineChars="0"/>
+              <w:ind w:left="0" w:leftChars="0" w:right="0" w:rightChars="0" w:firstLine="0" w:firstLineChars="0"/>
               <w:jc w:val="center"/>
               <w:rPr>
-                <w:rFonts w:ascii="Segoe UI" w:eastAsia="Segoe UI" w:hAnsi="Segoe UI" w:cs="Segoe UI" w:hint="default"/>
+                <w:rFonts w:hint="default" w:ascii="Segoe UI" w:hAnsi="Segoe UI" w:eastAsia="Segoe UI" w:cs="Segoe UI"/>
                 <w:b/>
                 <w:i w:val="0"/>
                 <w:iCs w:val="0"/>
@@ -11490,7 +11632,7 @@
             </w:pPr>
             <w:r>
               <w:rPr>
-                <w:rFonts w:ascii="Segoe UI" w:eastAsia="Segoe UI" w:hAnsi="Segoe UI" w:cs="Segoe UI" w:hint="default"/>
+                <w:rFonts w:hint="default" w:ascii="Segoe UI" w:hAnsi="Segoe UI" w:eastAsia="Segoe UI" w:cs="Segoe UI"/>
                 <w:b/>
                 <w:i w:val="0"/>
                 <w:iCs w:val="0"/>
@@ -11510,8 +11652,14 @@
       </w:tr>
       <w:tr>
         <w:tblPrEx>
-          <w:tblW w:w="8522" w:type="dxa"/>
-          <w:jc w:val="center"/>
+          <w:tblBorders>
+            <w:top w:val="none" w:color="auto" w:sz="0" w:space="0"/>
+            <w:left w:val="none" w:color="auto" w:sz="0" w:space="0"/>
+            <w:bottom w:val="none" w:color="auto" w:sz="0" w:space="0"/>
+            <w:right w:val="none" w:color="auto" w:sz="0" w:space="0"/>
+            <w:insideH w:val="none" w:color="auto" w:sz="0" w:space="0"/>
+            <w:insideV w:val="none" w:color="auto" w:sz="0" w:space="0"/>
+          </w:tblBorders>
           <w:shd w:val="clear" w:color="auto" w:fill="auto"/>
           <w:tblCellMar>
             <w:top w:w="15" w:type="dxa"/>
@@ -11521,15 +11669,15 @@
           </w:tblCellMar>
         </w:tblPrEx>
         <w:trPr>
-          <w:trHeight w:val="0"/>
+          <w:trHeight w:val="0" w:hRule="atLeast"/>
           <w:jc w:val="center"/>
         </w:trPr>
         <w:tc>
           <w:tcPr>
             <w:tcW w:w="4127" w:type="dxa"/>
             <w:tcBorders>
-              <w:top w:val="single" w:sz="4" w:space="0" w:color="auto"/>
-              <w:left w:val="single" w:sz="12" w:space="0" w:color="auto"/>
+              <w:top w:val="single" w:color="auto" w:sz="4" w:space="0"/>
+              <w:left w:val="single" w:color="auto" w:sz="12" w:space="0"/>
               <w:bottom w:val="nil"/>
               <w:right w:val="nil"/>
             </w:tcBorders>
@@ -11550,10 +11698,10 @@
               <w:suppressLineNumbers w:val="0"/>
               <w:snapToGrid w:val="0"/>
               <w:spacing w:line="240" w:lineRule="auto"/>
-              <w:ind w:left="0" w:right="0" w:firstLine="0" w:leftChars="0" w:rightChars="0" w:firstLineChars="0"/>
+              <w:ind w:left="0" w:leftChars="0" w:right="0" w:rightChars="0" w:firstLine="0" w:firstLineChars="0"/>
               <w:jc w:val="center"/>
               <w:rPr>
-                <w:rFonts w:ascii="Segoe UI" w:eastAsia="Segoe UI" w:hAnsi="Segoe UI" w:cs="Segoe UI" w:hint="default"/>
+                <w:rFonts w:hint="default" w:ascii="Segoe UI" w:hAnsi="Segoe UI" w:eastAsia="Segoe UI" w:cs="Segoe UI"/>
                 <w:i w:val="0"/>
                 <w:iCs w:val="0"/>
                 <w:caps w:val="0"/>
@@ -11565,7 +11713,7 @@
             </w:pPr>
             <w:r>
               <w:rPr>
-                <w:rFonts w:ascii="Segoe UI" w:eastAsia="Segoe UI" w:hAnsi="Segoe UI" w:cs="Segoe UI" w:hint="default"/>
+                <w:rFonts w:hint="default" w:ascii="Segoe UI" w:hAnsi="Segoe UI" w:eastAsia="Segoe UI" w:cs="Segoe UI"/>
                 <w:i w:val="0"/>
                 <w:iCs w:val="0"/>
                 <w:caps w:val="0"/>
@@ -11585,8 +11733,8 @@
           <w:tcPr>
             <w:tcW w:w="2504" w:type="dxa"/>
             <w:tcBorders>
-              <w:top w:val="single" w:sz="4" w:space="0" w:color="auto"/>
-              <w:left w:val="single" w:sz="4" w:space="0" w:color="auto"/>
+              <w:top w:val="single" w:color="auto" w:sz="4" w:space="0"/>
+              <w:left w:val="single" w:color="auto" w:sz="4" w:space="0"/>
               <w:bottom w:val="nil"/>
               <w:right w:val="nil"/>
             </w:tcBorders>
@@ -11607,10 +11755,10 @@
               <w:suppressLineNumbers w:val="0"/>
               <w:snapToGrid w:val="0"/>
               <w:spacing w:line="240" w:lineRule="auto"/>
-              <w:ind w:left="0" w:right="0" w:firstLine="0" w:leftChars="0" w:rightChars="0" w:firstLineChars="0"/>
+              <w:ind w:left="0" w:leftChars="0" w:right="0" w:rightChars="0" w:firstLine="0" w:firstLineChars="0"/>
               <w:jc w:val="left"/>
               <w:rPr>
-                <w:rFonts w:ascii="Segoe UI" w:eastAsia="Segoe UI" w:hAnsi="Segoe UI" w:cs="Segoe UI" w:hint="default"/>
+                <w:rFonts w:hint="default" w:ascii="Segoe UI" w:hAnsi="Segoe UI" w:eastAsia="Segoe UI" w:cs="Segoe UI"/>
                 <w:i w:val="0"/>
                 <w:iCs w:val="0"/>
                 <w:caps w:val="0"/>
@@ -11622,7 +11770,7 @@
             </w:pPr>
             <w:r>
               <w:rPr>
-                <w:rFonts w:ascii="Segoe UI" w:eastAsia="Segoe UI" w:hAnsi="Segoe UI" w:cs="Segoe UI" w:hint="default"/>
+                <w:rFonts w:hint="default" w:ascii="Segoe UI" w:hAnsi="Segoe UI" w:eastAsia="Segoe UI" w:cs="Segoe UI"/>
                 <w:i w:val="0"/>
                 <w:iCs w:val="0"/>
                 <w:caps w:val="0"/>
@@ -11642,10 +11790,10 @@
           <w:tcPr>
             <w:tcW w:w="1891" w:type="dxa"/>
             <w:tcBorders>
-              <w:top w:val="single" w:sz="4" w:space="0" w:color="auto"/>
-              <w:left w:val="single" w:sz="4" w:space="0" w:color="auto"/>
+              <w:top w:val="single" w:color="auto" w:sz="4" w:space="0"/>
+              <w:left w:val="single" w:color="auto" w:sz="4" w:space="0"/>
               <w:bottom w:val="nil"/>
-              <w:right w:val="single" w:sz="12" w:space="0" w:color="auto"/>
+              <w:right w:val="single" w:color="auto" w:sz="12" w:space="0"/>
             </w:tcBorders>
             <w:shd w:val="clear" w:color="auto" w:fill="auto"/>
             <w:tcMar>
@@ -11664,10 +11812,10 @@
               <w:suppressLineNumbers w:val="0"/>
               <w:snapToGrid w:val="0"/>
               <w:spacing w:line="240" w:lineRule="auto"/>
-              <w:ind w:left="0" w:right="0" w:firstLine="0" w:leftChars="0" w:rightChars="0" w:firstLineChars="0"/>
+              <w:ind w:left="0" w:leftChars="0" w:right="0" w:rightChars="0" w:firstLine="0" w:firstLineChars="0"/>
               <w:jc w:val="left"/>
               <w:rPr>
-                <w:rFonts w:ascii="Segoe UI" w:eastAsia="Segoe UI" w:hAnsi="Segoe UI" w:cs="Segoe UI" w:hint="default"/>
+                <w:rFonts w:hint="default" w:ascii="Segoe UI" w:hAnsi="Segoe UI" w:eastAsia="Segoe UI" w:cs="Segoe UI"/>
                 <w:i w:val="0"/>
                 <w:iCs w:val="0"/>
                 <w:caps w:val="0"/>
@@ -11679,7 +11827,7 @@
             </w:pPr>
             <w:r>
               <w:rPr>
-                <w:rFonts w:ascii="Segoe UI" w:eastAsia="Segoe UI" w:hAnsi="Segoe UI" w:cs="Segoe UI" w:hint="default"/>
+                <w:rFonts w:hint="default" w:ascii="Segoe UI" w:hAnsi="Segoe UI" w:eastAsia="Segoe UI" w:cs="Segoe UI"/>
                 <w:i w:val="0"/>
                 <w:iCs w:val="0"/>
                 <w:caps w:val="0"/>
@@ -11698,8 +11846,14 @@
       </w:tr>
       <w:tr>
         <w:tblPrEx>
-          <w:tblW w:w="8522" w:type="dxa"/>
-          <w:jc w:val="center"/>
+          <w:tblBorders>
+            <w:top w:val="none" w:color="auto" w:sz="0" w:space="0"/>
+            <w:left w:val="none" w:color="auto" w:sz="0" w:space="0"/>
+            <w:bottom w:val="none" w:color="auto" w:sz="0" w:space="0"/>
+            <w:right w:val="none" w:color="auto" w:sz="0" w:space="0"/>
+            <w:insideH w:val="none" w:color="auto" w:sz="0" w:space="0"/>
+            <w:insideV w:val="none" w:color="auto" w:sz="0" w:space="0"/>
+          </w:tblBorders>
           <w:shd w:val="clear" w:color="auto" w:fill="auto"/>
           <w:tblCellMar>
             <w:top w:w="15" w:type="dxa"/>
@@ -11709,15 +11863,15 @@
           </w:tblCellMar>
         </w:tblPrEx>
         <w:trPr>
-          <w:trHeight w:val="0"/>
+          <w:trHeight w:val="0" w:hRule="atLeast"/>
           <w:jc w:val="center"/>
         </w:trPr>
         <w:tc>
           <w:tcPr>
             <w:tcW w:w="4127" w:type="dxa"/>
             <w:tcBorders>
-              <w:top w:val="single" w:sz="4" w:space="0" w:color="auto"/>
-              <w:left w:val="single" w:sz="12" w:space="0" w:color="auto"/>
+              <w:top w:val="single" w:color="auto" w:sz="4" w:space="0"/>
+              <w:left w:val="single" w:color="auto" w:sz="12" w:space="0"/>
               <w:bottom w:val="nil"/>
               <w:right w:val="nil"/>
             </w:tcBorders>
@@ -11738,10 +11892,10 @@
               <w:suppressLineNumbers w:val="0"/>
               <w:snapToGrid w:val="0"/>
               <w:spacing w:line="240" w:lineRule="auto"/>
-              <w:ind w:left="0" w:right="0" w:firstLine="0" w:leftChars="0" w:rightChars="0" w:firstLineChars="0"/>
+              <w:ind w:left="0" w:leftChars="0" w:right="0" w:rightChars="0" w:firstLine="0" w:firstLineChars="0"/>
               <w:jc w:val="center"/>
               <w:rPr>
-                <w:rFonts w:ascii="Segoe UI" w:eastAsia="Segoe UI" w:hAnsi="Segoe UI" w:cs="Segoe UI" w:hint="default"/>
+                <w:rFonts w:hint="default" w:ascii="Segoe UI" w:hAnsi="Segoe UI" w:eastAsia="Segoe UI" w:cs="Segoe UI"/>
                 <w:i w:val="0"/>
                 <w:iCs w:val="0"/>
                 <w:caps w:val="0"/>
@@ -11753,7 +11907,7 @@
             </w:pPr>
             <w:r>
               <w:rPr>
-                <w:rFonts w:ascii="Segoe UI" w:eastAsia="Segoe UI" w:hAnsi="Segoe UI" w:cs="Segoe UI" w:hint="default"/>
+                <w:rFonts w:hint="default" w:ascii="Segoe UI" w:hAnsi="Segoe UI" w:eastAsia="Segoe UI" w:cs="Segoe UI"/>
                 <w:i w:val="0"/>
                 <w:iCs w:val="0"/>
                 <w:caps w:val="0"/>
@@ -11773,8 +11927,8 @@
           <w:tcPr>
             <w:tcW w:w="2504" w:type="dxa"/>
             <w:tcBorders>
-              <w:top w:val="single" w:sz="4" w:space="0" w:color="auto"/>
-              <w:left w:val="single" w:sz="4" w:space="0" w:color="auto"/>
+              <w:top w:val="single" w:color="auto" w:sz="4" w:space="0"/>
+              <w:left w:val="single" w:color="auto" w:sz="4" w:space="0"/>
               <w:bottom w:val="nil"/>
               <w:right w:val="nil"/>
             </w:tcBorders>
@@ -11795,10 +11949,10 @@
               <w:suppressLineNumbers w:val="0"/>
               <w:snapToGrid w:val="0"/>
               <w:spacing w:line="240" w:lineRule="auto"/>
-              <w:ind w:left="0" w:right="0" w:firstLine="0" w:leftChars="0" w:rightChars="0" w:firstLineChars="0"/>
+              <w:ind w:left="0" w:leftChars="0" w:right="0" w:rightChars="0" w:firstLine="0" w:firstLineChars="0"/>
               <w:jc w:val="left"/>
               <w:rPr>
-                <w:rFonts w:ascii="Segoe UI" w:eastAsia="Segoe UI" w:hAnsi="Segoe UI" w:cs="Segoe UI" w:hint="default"/>
+                <w:rFonts w:hint="default" w:ascii="Segoe UI" w:hAnsi="Segoe UI" w:eastAsia="Segoe UI" w:cs="Segoe UI"/>
                 <w:i w:val="0"/>
                 <w:iCs w:val="0"/>
                 <w:caps w:val="0"/>
@@ -11810,7 +11964,7 @@
             </w:pPr>
             <w:r>
               <w:rPr>
-                <w:rFonts w:ascii="Segoe UI" w:eastAsia="Segoe UI" w:hAnsi="Segoe UI" w:cs="Segoe UI" w:hint="default"/>
+                <w:rFonts w:hint="default" w:ascii="Segoe UI" w:hAnsi="Segoe UI" w:eastAsia="Segoe UI" w:cs="Segoe UI"/>
                 <w:i w:val="0"/>
                 <w:iCs w:val="0"/>
                 <w:caps w:val="0"/>
@@ -11830,10 +11984,10 @@
           <w:tcPr>
             <w:tcW w:w="1891" w:type="dxa"/>
             <w:tcBorders>
-              <w:top w:val="single" w:sz="4" w:space="0" w:color="auto"/>
-              <w:left w:val="single" w:sz="4" w:space="0" w:color="auto"/>
+              <w:top w:val="single" w:color="auto" w:sz="4" w:space="0"/>
+              <w:left w:val="single" w:color="auto" w:sz="4" w:space="0"/>
               <w:bottom w:val="nil"/>
-              <w:right w:val="single" w:sz="12" w:space="0" w:color="auto"/>
+              <w:right w:val="single" w:color="auto" w:sz="12" w:space="0"/>
             </w:tcBorders>
             <w:shd w:val="clear" w:color="auto" w:fill="auto"/>
             <w:tcMar>
@@ -11852,10 +12006,10 @@
               <w:suppressLineNumbers w:val="0"/>
               <w:snapToGrid w:val="0"/>
               <w:spacing w:line="240" w:lineRule="auto"/>
-              <w:ind w:left="0" w:right="0" w:firstLine="0" w:leftChars="0" w:rightChars="0" w:firstLineChars="0"/>
+              <w:ind w:left="0" w:leftChars="0" w:right="0" w:rightChars="0" w:firstLine="0" w:firstLineChars="0"/>
               <w:jc w:val="left"/>
               <w:rPr>
-                <w:rFonts w:ascii="Segoe UI" w:eastAsia="Segoe UI" w:hAnsi="Segoe UI" w:cs="Segoe UI" w:hint="default"/>
+                <w:rFonts w:hint="default" w:ascii="Segoe UI" w:hAnsi="Segoe UI" w:eastAsia="Segoe UI" w:cs="Segoe UI"/>
                 <w:i w:val="0"/>
                 <w:iCs w:val="0"/>
                 <w:caps w:val="0"/>
@@ -11867,7 +12021,7 @@
             </w:pPr>
             <w:r>
               <w:rPr>
-                <w:rFonts w:ascii="Segoe UI" w:eastAsia="Segoe UI" w:hAnsi="Segoe UI" w:cs="Segoe UI" w:hint="default"/>
+                <w:rFonts w:hint="default" w:ascii="Segoe UI" w:hAnsi="Segoe UI" w:eastAsia="Segoe UI" w:cs="Segoe UI"/>
                 <w:i w:val="0"/>
                 <w:iCs w:val="0"/>
                 <w:caps w:val="0"/>
@@ -11886,8 +12040,14 @@
       </w:tr>
       <w:tr>
         <w:tblPrEx>
-          <w:tblW w:w="8522" w:type="dxa"/>
-          <w:jc w:val="center"/>
+          <w:tblBorders>
+            <w:top w:val="none" w:color="auto" w:sz="0" w:space="0"/>
+            <w:left w:val="none" w:color="auto" w:sz="0" w:space="0"/>
+            <w:bottom w:val="none" w:color="auto" w:sz="0" w:space="0"/>
+            <w:right w:val="none" w:color="auto" w:sz="0" w:space="0"/>
+            <w:insideH w:val="none" w:color="auto" w:sz="0" w:space="0"/>
+            <w:insideV w:val="none" w:color="auto" w:sz="0" w:space="0"/>
+          </w:tblBorders>
           <w:shd w:val="clear" w:color="auto" w:fill="auto"/>
           <w:tblCellMar>
             <w:top w:w="15" w:type="dxa"/>
@@ -11897,15 +12057,15 @@
           </w:tblCellMar>
         </w:tblPrEx>
         <w:trPr>
-          <w:trHeight w:val="0"/>
+          <w:trHeight w:val="0" w:hRule="atLeast"/>
           <w:jc w:val="center"/>
         </w:trPr>
         <w:tc>
           <w:tcPr>
             <w:tcW w:w="4127" w:type="dxa"/>
             <w:tcBorders>
-              <w:top w:val="single" w:sz="4" w:space="0" w:color="auto"/>
-              <w:left w:val="single" w:sz="12" w:space="0" w:color="auto"/>
+              <w:top w:val="single" w:color="auto" w:sz="4" w:space="0"/>
+              <w:left w:val="single" w:color="auto" w:sz="12" w:space="0"/>
               <w:bottom w:val="nil"/>
               <w:right w:val="nil"/>
             </w:tcBorders>
@@ -11926,10 +12086,10 @@
               <w:suppressLineNumbers w:val="0"/>
               <w:snapToGrid w:val="0"/>
               <w:spacing w:line="240" w:lineRule="auto"/>
-              <w:ind w:left="0" w:right="0" w:firstLine="0" w:leftChars="0" w:rightChars="0" w:firstLineChars="0"/>
+              <w:ind w:left="0" w:leftChars="0" w:right="0" w:rightChars="0" w:firstLine="0" w:firstLineChars="0"/>
               <w:jc w:val="center"/>
               <w:rPr>
-                <w:rFonts w:ascii="Segoe UI" w:eastAsia="Segoe UI" w:hAnsi="Segoe UI" w:cs="Segoe UI" w:hint="default"/>
+                <w:rFonts w:hint="default" w:ascii="Segoe UI" w:hAnsi="Segoe UI" w:eastAsia="Segoe UI" w:cs="Segoe UI"/>
                 <w:i w:val="0"/>
                 <w:iCs w:val="0"/>
                 <w:caps w:val="0"/>
@@ -11941,7 +12101,7 @@
             </w:pPr>
             <w:r>
               <w:rPr>
-                <w:rFonts w:ascii="Segoe UI" w:eastAsia="Segoe UI" w:hAnsi="Segoe UI" w:cs="Segoe UI" w:hint="default"/>
+                <w:rFonts w:hint="default" w:ascii="Segoe UI" w:hAnsi="Segoe UI" w:eastAsia="Segoe UI" w:cs="Segoe UI"/>
                 <w:i w:val="0"/>
                 <w:iCs w:val="0"/>
                 <w:caps w:val="0"/>
@@ -11961,8 +12121,8 @@
           <w:tcPr>
             <w:tcW w:w="2504" w:type="dxa"/>
             <w:tcBorders>
-              <w:top w:val="single" w:sz="4" w:space="0" w:color="auto"/>
-              <w:left w:val="single" w:sz="4" w:space="0" w:color="auto"/>
+              <w:top w:val="single" w:color="auto" w:sz="4" w:space="0"/>
+              <w:left w:val="single" w:color="auto" w:sz="4" w:space="0"/>
               <w:bottom w:val="nil"/>
               <w:right w:val="nil"/>
             </w:tcBorders>
@@ -11983,10 +12143,10 @@
               <w:suppressLineNumbers w:val="0"/>
               <w:snapToGrid w:val="0"/>
               <w:spacing w:line="240" w:lineRule="auto"/>
-              <w:ind w:left="0" w:right="0" w:firstLine="0" w:leftChars="0" w:rightChars="0" w:firstLineChars="0"/>
+              <w:ind w:left="0" w:leftChars="0" w:right="0" w:rightChars="0" w:firstLine="0" w:firstLineChars="0"/>
               <w:jc w:val="left"/>
               <w:rPr>
-                <w:rFonts w:ascii="Segoe UI" w:eastAsia="Segoe UI" w:hAnsi="Segoe UI" w:cs="Segoe UI" w:hint="default"/>
+                <w:rFonts w:hint="default" w:ascii="Segoe UI" w:hAnsi="Segoe UI" w:eastAsia="Segoe UI" w:cs="Segoe UI"/>
                 <w:i w:val="0"/>
                 <w:iCs w:val="0"/>
                 <w:caps w:val="0"/>
@@ -11998,7 +12158,7 @@
             </w:pPr>
             <w:r>
               <w:rPr>
-                <w:rFonts w:ascii="Segoe UI" w:eastAsia="Segoe UI" w:hAnsi="Segoe UI" w:cs="Segoe UI" w:hint="default"/>
+                <w:rFonts w:hint="default" w:ascii="Segoe UI" w:hAnsi="Segoe UI" w:eastAsia="Segoe UI" w:cs="Segoe UI"/>
                 <w:i w:val="0"/>
                 <w:iCs w:val="0"/>
                 <w:caps w:val="0"/>
@@ -12018,10 +12178,10 @@
           <w:tcPr>
             <w:tcW w:w="1891" w:type="dxa"/>
             <w:tcBorders>
-              <w:top w:val="single" w:sz="4" w:space="0" w:color="auto"/>
-              <w:left w:val="single" w:sz="4" w:space="0" w:color="auto"/>
+              <w:top w:val="single" w:color="auto" w:sz="4" w:space="0"/>
+              <w:left w:val="single" w:color="auto" w:sz="4" w:space="0"/>
               <w:bottom w:val="nil"/>
-              <w:right w:val="single" w:sz="12" w:space="0" w:color="auto"/>
+              <w:right w:val="single" w:color="auto" w:sz="12" w:space="0"/>
             </w:tcBorders>
             <w:shd w:val="clear" w:color="auto" w:fill="auto"/>
             <w:tcMar>
@@ -12040,10 +12200,10 @@
               <w:suppressLineNumbers w:val="0"/>
               <w:snapToGrid w:val="0"/>
               <w:spacing w:line="240" w:lineRule="auto"/>
-              <w:ind w:left="0" w:right="0" w:firstLine="0" w:leftChars="0" w:rightChars="0" w:firstLineChars="0"/>
+              <w:ind w:left="0" w:leftChars="0" w:right="0" w:rightChars="0" w:firstLine="0" w:firstLineChars="0"/>
               <w:jc w:val="left"/>
               <w:rPr>
-                <w:rFonts w:ascii="Segoe UI" w:eastAsia="Segoe UI" w:hAnsi="Segoe UI" w:cs="Segoe UI" w:hint="default"/>
+                <w:rFonts w:hint="default" w:ascii="Segoe UI" w:hAnsi="Segoe UI" w:eastAsia="Segoe UI" w:cs="Segoe UI"/>
                 <w:i w:val="0"/>
                 <w:iCs w:val="0"/>
                 <w:caps w:val="0"/>
@@ -12055,7 +12215,7 @@
             </w:pPr>
             <w:r>
               <w:rPr>
-                <w:rFonts w:ascii="Segoe UI" w:eastAsia="Segoe UI" w:hAnsi="Segoe UI" w:cs="Segoe UI" w:hint="default"/>
+                <w:rFonts w:hint="default" w:ascii="Segoe UI" w:hAnsi="Segoe UI" w:eastAsia="Segoe UI" w:cs="Segoe UI"/>
                 <w:i w:val="0"/>
                 <w:iCs w:val="0"/>
                 <w:caps w:val="0"/>
@@ -12074,8 +12234,14 @@
       </w:tr>
       <w:tr>
         <w:tblPrEx>
-          <w:tblW w:w="8522" w:type="dxa"/>
-          <w:jc w:val="center"/>
+          <w:tblBorders>
+            <w:top w:val="none" w:color="auto" w:sz="0" w:space="0"/>
+            <w:left w:val="none" w:color="auto" w:sz="0" w:space="0"/>
+            <w:bottom w:val="none" w:color="auto" w:sz="0" w:space="0"/>
+            <w:right w:val="none" w:color="auto" w:sz="0" w:space="0"/>
+            <w:insideH w:val="none" w:color="auto" w:sz="0" w:space="0"/>
+            <w:insideV w:val="none" w:color="auto" w:sz="0" w:space="0"/>
+          </w:tblBorders>
           <w:shd w:val="clear" w:color="auto" w:fill="auto"/>
           <w:tblCellMar>
             <w:top w:w="15" w:type="dxa"/>
@@ -12085,15 +12251,15 @@
           </w:tblCellMar>
         </w:tblPrEx>
         <w:trPr>
-          <w:trHeight w:val="0"/>
+          <w:trHeight w:val="0" w:hRule="atLeast"/>
           <w:jc w:val="center"/>
         </w:trPr>
         <w:tc>
           <w:tcPr>
             <w:tcW w:w="4127" w:type="dxa"/>
             <w:tcBorders>
-              <w:top w:val="single" w:sz="4" w:space="0" w:color="auto"/>
-              <w:left w:val="single" w:sz="12" w:space="0" w:color="auto"/>
+              <w:top w:val="single" w:color="auto" w:sz="4" w:space="0"/>
+              <w:left w:val="single" w:color="auto" w:sz="12" w:space="0"/>
               <w:bottom w:val="nil"/>
               <w:right w:val="nil"/>
             </w:tcBorders>
@@ -12114,10 +12280,10 @@
               <w:suppressLineNumbers w:val="0"/>
               <w:snapToGrid w:val="0"/>
               <w:spacing w:line="240" w:lineRule="auto"/>
-              <w:ind w:left="0" w:right="0" w:firstLine="0" w:leftChars="0" w:rightChars="0" w:firstLineChars="0"/>
+              <w:ind w:left="0" w:leftChars="0" w:right="0" w:rightChars="0" w:firstLine="0" w:firstLineChars="0"/>
               <w:jc w:val="center"/>
               <w:rPr>
-                <w:rFonts w:ascii="Segoe UI" w:eastAsia="Segoe UI" w:hAnsi="Segoe UI" w:cs="Segoe UI" w:hint="default"/>
+                <w:rFonts w:hint="default" w:ascii="Segoe UI" w:hAnsi="Segoe UI" w:eastAsia="Segoe UI" w:cs="Segoe UI"/>
                 <w:i w:val="0"/>
                 <w:iCs w:val="0"/>
                 <w:caps w:val="0"/>
@@ -12129,7 +12295,7 @@
             </w:pPr>
             <w:r>
               <w:rPr>
-                <w:rFonts w:ascii="Segoe UI" w:eastAsia="Segoe UI" w:hAnsi="Segoe UI" w:cs="Segoe UI" w:hint="default"/>
+                <w:rFonts w:hint="default" w:ascii="Segoe UI" w:hAnsi="Segoe UI" w:eastAsia="Segoe UI" w:cs="Segoe UI"/>
                 <w:i w:val="0"/>
                 <w:iCs w:val="0"/>
                 <w:caps w:val="0"/>
@@ -12149,8 +12315,8 @@
           <w:tcPr>
             <w:tcW w:w="2504" w:type="dxa"/>
             <w:tcBorders>
-              <w:top w:val="single" w:sz="4" w:space="0" w:color="auto"/>
-              <w:left w:val="single" w:sz="4" w:space="0" w:color="auto"/>
+              <w:top w:val="single" w:color="auto" w:sz="4" w:space="0"/>
+              <w:left w:val="single" w:color="auto" w:sz="4" w:space="0"/>
               <w:bottom w:val="nil"/>
               <w:right w:val="nil"/>
             </w:tcBorders>
@@ -12171,10 +12337,10 @@
               <w:suppressLineNumbers w:val="0"/>
               <w:snapToGrid w:val="0"/>
               <w:spacing w:line="240" w:lineRule="auto"/>
-              <w:ind w:left="0" w:right="0" w:firstLine="0" w:leftChars="0" w:rightChars="0" w:firstLineChars="0"/>
+              <w:ind w:left="0" w:leftChars="0" w:right="0" w:rightChars="0" w:firstLine="0" w:firstLineChars="0"/>
               <w:jc w:val="left"/>
               <w:rPr>
-                <w:rFonts w:ascii="Segoe UI" w:eastAsia="Segoe UI" w:hAnsi="Segoe UI" w:cs="Segoe UI" w:hint="default"/>
+                <w:rFonts w:hint="default" w:ascii="Segoe UI" w:hAnsi="Segoe UI" w:eastAsia="Segoe UI" w:cs="Segoe UI"/>
                 <w:i w:val="0"/>
                 <w:iCs w:val="0"/>
                 <w:caps w:val="0"/>
@@ -12186,7 +12352,7 @@
             </w:pPr>
             <w:r>
               <w:rPr>
-                <w:rFonts w:ascii="Segoe UI" w:eastAsia="Segoe UI" w:hAnsi="Segoe UI" w:cs="Segoe UI" w:hint="default"/>
+                <w:rFonts w:hint="default" w:ascii="Segoe UI" w:hAnsi="Segoe UI" w:eastAsia="Segoe UI" w:cs="Segoe UI"/>
                 <w:i w:val="0"/>
                 <w:iCs w:val="0"/>
                 <w:caps w:val="0"/>
@@ -12206,10 +12372,10 @@
           <w:tcPr>
             <w:tcW w:w="1891" w:type="dxa"/>
             <w:tcBorders>
-              <w:top w:val="single" w:sz="4" w:space="0" w:color="auto"/>
-              <w:left w:val="single" w:sz="4" w:space="0" w:color="auto"/>
+              <w:top w:val="single" w:color="auto" w:sz="4" w:space="0"/>
+              <w:left w:val="single" w:color="auto" w:sz="4" w:space="0"/>
               <w:bottom w:val="nil"/>
-              <w:right w:val="single" w:sz="12" w:space="0" w:color="auto"/>
+              <w:right w:val="single" w:color="auto" w:sz="12" w:space="0"/>
             </w:tcBorders>
             <w:shd w:val="clear" w:color="auto" w:fill="auto"/>
             <w:tcMar>
@@ -12228,10 +12394,10 @@
               <w:suppressLineNumbers w:val="0"/>
               <w:snapToGrid w:val="0"/>
               <w:spacing w:line="240" w:lineRule="auto"/>
-              <w:ind w:left="0" w:right="0" w:firstLine="0" w:leftChars="0" w:rightChars="0" w:firstLineChars="0"/>
+              <w:ind w:left="0" w:leftChars="0" w:right="0" w:rightChars="0" w:firstLine="0" w:firstLineChars="0"/>
               <w:jc w:val="left"/>
               <w:rPr>
-                <w:rFonts w:ascii="Segoe UI" w:eastAsia="Segoe UI" w:hAnsi="Segoe UI" w:cs="Segoe UI" w:hint="default"/>
+                <w:rFonts w:hint="default" w:ascii="Segoe UI" w:hAnsi="Segoe UI" w:eastAsia="Segoe UI" w:cs="Segoe UI"/>
                 <w:i w:val="0"/>
                 <w:iCs w:val="0"/>
                 <w:caps w:val="0"/>
@@ -12243,7 +12409,7 @@
             </w:pPr>
             <w:r>
               <w:rPr>
-                <w:rFonts w:ascii="Segoe UI" w:eastAsia="Segoe UI" w:hAnsi="Segoe UI" w:cs="Segoe UI" w:hint="default"/>
+                <w:rFonts w:hint="default" w:ascii="Segoe UI" w:hAnsi="Segoe UI" w:eastAsia="Segoe UI" w:cs="Segoe UI"/>
                 <w:i w:val="0"/>
                 <w:iCs w:val="0"/>
                 <w:caps w:val="0"/>
@@ -12262,8 +12428,14 @@
       </w:tr>
       <w:tr>
         <w:tblPrEx>
-          <w:tblW w:w="8522" w:type="dxa"/>
-          <w:jc w:val="center"/>
+          <w:tblBorders>
+            <w:top w:val="none" w:color="auto" w:sz="0" w:space="0"/>
+            <w:left w:val="none" w:color="auto" w:sz="0" w:space="0"/>
+            <w:bottom w:val="none" w:color="auto" w:sz="0" w:space="0"/>
+            <w:right w:val="none" w:color="auto" w:sz="0" w:space="0"/>
+            <w:insideH w:val="none" w:color="auto" w:sz="0" w:space="0"/>
+            <w:insideV w:val="none" w:color="auto" w:sz="0" w:space="0"/>
+          </w:tblBorders>
           <w:shd w:val="clear" w:color="auto" w:fill="auto"/>
           <w:tblCellMar>
             <w:top w:w="15" w:type="dxa"/>
@@ -12273,15 +12445,15 @@
           </w:tblCellMar>
         </w:tblPrEx>
         <w:trPr>
-          <w:trHeight w:val="0"/>
+          <w:trHeight w:val="0" w:hRule="atLeast"/>
           <w:jc w:val="center"/>
         </w:trPr>
         <w:tc>
           <w:tcPr>
             <w:tcW w:w="4127" w:type="dxa"/>
             <w:tcBorders>
-              <w:top w:val="single" w:sz="4" w:space="0" w:color="auto"/>
-              <w:left w:val="single" w:sz="12" w:space="0" w:color="auto"/>
+              <w:top w:val="single" w:color="auto" w:sz="4" w:space="0"/>
+              <w:left w:val="single" w:color="auto" w:sz="12" w:space="0"/>
               <w:bottom w:val="nil"/>
               <w:right w:val="nil"/>
             </w:tcBorders>
@@ -12302,10 +12474,10 @@
               <w:suppressLineNumbers w:val="0"/>
               <w:snapToGrid w:val="0"/>
               <w:spacing w:line="240" w:lineRule="auto"/>
-              <w:ind w:left="0" w:right="0" w:firstLine="0" w:leftChars="0" w:rightChars="0" w:firstLineChars="0"/>
+              <w:ind w:left="0" w:leftChars="0" w:right="0" w:rightChars="0" w:firstLine="0" w:firstLineChars="0"/>
               <w:jc w:val="center"/>
               <w:rPr>
-                <w:rFonts w:ascii="Segoe UI" w:eastAsia="Segoe UI" w:hAnsi="Segoe UI" w:cs="Segoe UI" w:hint="default"/>
+                <w:rFonts w:hint="default" w:ascii="Segoe UI" w:hAnsi="Segoe UI" w:eastAsia="Segoe UI" w:cs="Segoe UI"/>
                 <w:i w:val="0"/>
                 <w:iCs w:val="0"/>
                 <w:caps w:val="0"/>
@@ -12317,7 +12489,7 @@
             </w:pPr>
             <w:r>
               <w:rPr>
-                <w:rFonts w:ascii="Segoe UI" w:eastAsia="Segoe UI" w:hAnsi="Segoe UI" w:cs="Segoe UI" w:hint="default"/>
+                <w:rFonts w:hint="default" w:ascii="Segoe UI" w:hAnsi="Segoe UI" w:eastAsia="Segoe UI" w:cs="Segoe UI"/>
                 <w:i w:val="0"/>
                 <w:iCs w:val="0"/>
                 <w:caps w:val="0"/>
@@ -12337,8 +12509,8 @@
           <w:tcPr>
             <w:tcW w:w="2504" w:type="dxa"/>
             <w:tcBorders>
-              <w:top w:val="single" w:sz="4" w:space="0" w:color="auto"/>
-              <w:left w:val="single" w:sz="4" w:space="0" w:color="auto"/>
+              <w:top w:val="single" w:color="auto" w:sz="4" w:space="0"/>
+              <w:left w:val="single" w:color="auto" w:sz="4" w:space="0"/>
               <w:bottom w:val="nil"/>
               <w:right w:val="nil"/>
             </w:tcBorders>
@@ -12359,10 +12531,10 @@
               <w:suppressLineNumbers w:val="0"/>
               <w:snapToGrid w:val="0"/>
               <w:spacing w:line="240" w:lineRule="auto"/>
-              <w:ind w:left="0" w:right="0" w:firstLine="0" w:leftChars="0" w:rightChars="0" w:firstLineChars="0"/>
+              <w:ind w:left="0" w:leftChars="0" w:right="0" w:rightChars="0" w:firstLine="0" w:firstLineChars="0"/>
               <w:jc w:val="left"/>
               <w:rPr>
-                <w:rFonts w:ascii="Segoe UI" w:eastAsia="Segoe UI" w:hAnsi="Segoe UI" w:cs="Segoe UI" w:hint="default"/>
+                <w:rFonts w:hint="default" w:ascii="Segoe UI" w:hAnsi="Segoe UI" w:eastAsia="Segoe UI" w:cs="Segoe UI"/>
                 <w:i w:val="0"/>
                 <w:iCs w:val="0"/>
                 <w:caps w:val="0"/>
@@ -12374,7 +12546,7 @@
             </w:pPr>
             <w:r>
               <w:rPr>
-                <w:rFonts w:ascii="Segoe UI" w:eastAsia="Segoe UI" w:hAnsi="Segoe UI" w:cs="Segoe UI" w:hint="default"/>
+                <w:rFonts w:hint="default" w:ascii="Segoe UI" w:hAnsi="Segoe UI" w:eastAsia="Segoe UI" w:cs="Segoe UI"/>
                 <w:i w:val="0"/>
                 <w:iCs w:val="0"/>
                 <w:caps w:val="0"/>
@@ -12394,10 +12566,10 @@
           <w:tcPr>
             <w:tcW w:w="1891" w:type="dxa"/>
             <w:tcBorders>
-              <w:top w:val="single" w:sz="4" w:space="0" w:color="auto"/>
-              <w:left w:val="single" w:sz="4" w:space="0" w:color="auto"/>
+              <w:top w:val="single" w:color="auto" w:sz="4" w:space="0"/>
+              <w:left w:val="single" w:color="auto" w:sz="4" w:space="0"/>
               <w:bottom w:val="nil"/>
-              <w:right w:val="single" w:sz="12" w:space="0" w:color="auto"/>
+              <w:right w:val="single" w:color="auto" w:sz="12" w:space="0"/>
             </w:tcBorders>
             <w:shd w:val="clear" w:color="auto" w:fill="auto"/>
             <w:tcMar>
@@ -12416,10 +12588,10 @@
               <w:suppressLineNumbers w:val="0"/>
               <w:snapToGrid w:val="0"/>
               <w:spacing w:line="240" w:lineRule="auto"/>
-              <w:ind w:left="0" w:right="0" w:firstLine="0" w:leftChars="0" w:rightChars="0" w:firstLineChars="0"/>
+              <w:ind w:left="0" w:leftChars="0" w:right="0" w:rightChars="0" w:firstLine="0" w:firstLineChars="0"/>
               <w:jc w:val="left"/>
               <w:rPr>
-                <w:rFonts w:ascii="Segoe UI" w:eastAsia="Segoe UI" w:hAnsi="Segoe UI" w:cs="Segoe UI" w:hint="default"/>
+                <w:rFonts w:hint="default" w:ascii="Segoe UI" w:hAnsi="Segoe UI" w:eastAsia="Segoe UI" w:cs="Segoe UI"/>
                 <w:i w:val="0"/>
                 <w:iCs w:val="0"/>
                 <w:caps w:val="0"/>
@@ -12431,7 +12603,7 @@
             </w:pPr>
             <w:r>
               <w:rPr>
-                <w:rFonts w:ascii="Segoe UI" w:eastAsia="Segoe UI" w:hAnsi="Segoe UI" w:cs="Segoe UI" w:hint="default"/>
+                <w:rFonts w:hint="default" w:ascii="Segoe UI" w:hAnsi="Segoe UI" w:eastAsia="Segoe UI" w:cs="Segoe UI"/>
                 <w:i w:val="0"/>
                 <w:iCs w:val="0"/>
                 <w:caps w:val="0"/>
@@ -12450,8 +12622,14 @@
       </w:tr>
       <w:tr>
         <w:tblPrEx>
-          <w:tblW w:w="8522" w:type="dxa"/>
-          <w:jc w:val="center"/>
+          <w:tblBorders>
+            <w:top w:val="none" w:color="auto" w:sz="0" w:space="0"/>
+            <w:left w:val="none" w:color="auto" w:sz="0" w:space="0"/>
+            <w:bottom w:val="none" w:color="auto" w:sz="0" w:space="0"/>
+            <w:right w:val="none" w:color="auto" w:sz="0" w:space="0"/>
+            <w:insideH w:val="none" w:color="auto" w:sz="0" w:space="0"/>
+            <w:insideV w:val="none" w:color="auto" w:sz="0" w:space="0"/>
+          </w:tblBorders>
           <w:shd w:val="clear" w:color="auto" w:fill="auto"/>
           <w:tblCellMar>
             <w:top w:w="15" w:type="dxa"/>
@@ -12461,15 +12639,15 @@
           </w:tblCellMar>
         </w:tblPrEx>
         <w:trPr>
-          <w:trHeight w:val="0"/>
+          <w:trHeight w:val="0" w:hRule="atLeast"/>
           <w:jc w:val="center"/>
         </w:trPr>
         <w:tc>
           <w:tcPr>
             <w:tcW w:w="4127" w:type="dxa"/>
             <w:tcBorders>
-              <w:top w:val="single" w:sz="4" w:space="0" w:color="auto"/>
-              <w:left w:val="single" w:sz="12" w:space="0" w:color="auto"/>
+              <w:top w:val="single" w:color="auto" w:sz="4" w:space="0"/>
+              <w:left w:val="single" w:color="auto" w:sz="12" w:space="0"/>
               <w:bottom w:val="nil"/>
               <w:right w:val="nil"/>
             </w:tcBorders>
@@ -12490,10 +12668,10 @@
               <w:suppressLineNumbers w:val="0"/>
               <w:snapToGrid w:val="0"/>
               <w:spacing w:line="240" w:lineRule="auto"/>
-              <w:ind w:left="0" w:right="0" w:firstLine="0" w:leftChars="0" w:rightChars="0" w:firstLineChars="0"/>
+              <w:ind w:left="0" w:leftChars="0" w:right="0" w:rightChars="0" w:firstLine="0" w:firstLineChars="0"/>
               <w:jc w:val="center"/>
               <w:rPr>
-                <w:rFonts w:ascii="Segoe UI" w:eastAsia="Segoe UI" w:hAnsi="Segoe UI" w:cs="Segoe UI" w:hint="default"/>
+                <w:rFonts w:hint="default" w:ascii="Segoe UI" w:hAnsi="Segoe UI" w:eastAsia="Segoe UI" w:cs="Segoe UI"/>
                 <w:i w:val="0"/>
                 <w:iCs w:val="0"/>
                 <w:caps w:val="0"/>
@@ -12505,7 +12683,7 @@
             </w:pPr>
             <w:r>
               <w:rPr>
-                <w:rFonts w:ascii="Segoe UI" w:eastAsia="Segoe UI" w:hAnsi="Segoe UI" w:cs="Segoe UI" w:hint="default"/>
+                <w:rFonts w:hint="default" w:ascii="Segoe UI" w:hAnsi="Segoe UI" w:eastAsia="Segoe UI" w:cs="Segoe UI"/>
                 <w:i w:val="0"/>
                 <w:iCs w:val="0"/>
                 <w:caps w:val="0"/>
@@ -12525,8 +12703,8 @@
           <w:tcPr>
             <w:tcW w:w="2504" w:type="dxa"/>
             <w:tcBorders>
-              <w:top w:val="single" w:sz="4" w:space="0" w:color="auto"/>
-              <w:left w:val="single" w:sz="4" w:space="0" w:color="auto"/>
+              <w:top w:val="single" w:color="auto" w:sz="4" w:space="0"/>
+              <w:left w:val="single" w:color="auto" w:sz="4" w:space="0"/>
               <w:bottom w:val="nil"/>
               <w:right w:val="nil"/>
             </w:tcBorders>
@@ -12547,10 +12725,10 @@
               <w:suppressLineNumbers w:val="0"/>
               <w:snapToGrid w:val="0"/>
               <w:spacing w:line="240" w:lineRule="auto"/>
-              <w:ind w:left="0" w:right="0" w:firstLine="0" w:leftChars="0" w:rightChars="0" w:firstLineChars="0"/>
+              <w:ind w:left="0" w:leftChars="0" w:right="0" w:rightChars="0" w:firstLine="0" w:firstLineChars="0"/>
               <w:jc w:val="left"/>
               <w:rPr>
-                <w:rFonts w:ascii="Segoe UI" w:eastAsia="Segoe UI" w:hAnsi="Segoe UI" w:cs="Segoe UI" w:hint="default"/>
+                <w:rFonts w:hint="default" w:ascii="Segoe UI" w:hAnsi="Segoe UI" w:eastAsia="Segoe UI" w:cs="Segoe UI"/>
                 <w:i w:val="0"/>
                 <w:iCs w:val="0"/>
                 <w:caps w:val="0"/>
@@ -12562,7 +12740,7 @@
             </w:pPr>
             <w:r>
               <w:rPr>
-                <w:rFonts w:ascii="Segoe UI" w:eastAsia="Segoe UI" w:hAnsi="Segoe UI" w:cs="Segoe UI" w:hint="default"/>
+                <w:rFonts w:hint="default" w:ascii="Segoe UI" w:hAnsi="Segoe UI" w:eastAsia="Segoe UI" w:cs="Segoe UI"/>
                 <w:i w:val="0"/>
                 <w:iCs w:val="0"/>
                 <w:caps w:val="0"/>
@@ -12582,10 +12760,10 @@
           <w:tcPr>
             <w:tcW w:w="1891" w:type="dxa"/>
             <w:tcBorders>
-              <w:top w:val="single" w:sz="4" w:space="0" w:color="auto"/>
-              <w:left w:val="single" w:sz="4" w:space="0" w:color="auto"/>
+              <w:top w:val="single" w:color="auto" w:sz="4" w:space="0"/>
+              <w:left w:val="single" w:color="auto" w:sz="4" w:space="0"/>
               <w:bottom w:val="nil"/>
-              <w:right w:val="single" w:sz="12" w:space="0" w:color="auto"/>
+              <w:right w:val="single" w:color="auto" w:sz="12" w:space="0"/>
             </w:tcBorders>
             <w:shd w:val="clear" w:color="auto" w:fill="auto"/>
             <w:tcMar>
@@ -12604,10 +12782,10 @@
               <w:suppressLineNumbers w:val="0"/>
               <w:snapToGrid w:val="0"/>
               <w:spacing w:line="240" w:lineRule="auto"/>
-              <w:ind w:left="0" w:right="0" w:firstLine="0" w:leftChars="0" w:rightChars="0" w:firstLineChars="0"/>
+              <w:ind w:left="0" w:leftChars="0" w:right="0" w:rightChars="0" w:firstLine="0" w:firstLineChars="0"/>
               <w:jc w:val="left"/>
               <w:rPr>
-                <w:rFonts w:ascii="Segoe UI" w:eastAsia="Segoe UI" w:hAnsi="Segoe UI" w:cs="Segoe UI" w:hint="default"/>
+                <w:rFonts w:hint="default" w:ascii="Segoe UI" w:hAnsi="Segoe UI" w:eastAsia="Segoe UI" w:cs="Segoe UI"/>
                 <w:i w:val="0"/>
                 <w:iCs w:val="0"/>
                 <w:caps w:val="0"/>
@@ -12619,7 +12797,7 @@
             </w:pPr>
             <w:r>
               <w:rPr>
-                <w:rFonts w:ascii="Segoe UI" w:eastAsia="Segoe UI" w:hAnsi="Segoe UI" w:cs="Segoe UI" w:hint="default"/>
+                <w:rFonts w:hint="default" w:ascii="Segoe UI" w:hAnsi="Segoe UI" w:eastAsia="Segoe UI" w:cs="Segoe UI"/>
                 <w:i w:val="0"/>
                 <w:iCs w:val="0"/>
                 <w:caps w:val="0"/>
@@ -12638,8 +12816,14 @@
       </w:tr>
       <w:tr>
         <w:tblPrEx>
-          <w:tblW w:w="8522" w:type="dxa"/>
-          <w:jc w:val="center"/>
+          <w:tblBorders>
+            <w:top w:val="none" w:color="auto" w:sz="0" w:space="0"/>
+            <w:left w:val="none" w:color="auto" w:sz="0" w:space="0"/>
+            <w:bottom w:val="none" w:color="auto" w:sz="0" w:space="0"/>
+            <w:right w:val="none" w:color="auto" w:sz="0" w:space="0"/>
+            <w:insideH w:val="none" w:color="auto" w:sz="0" w:space="0"/>
+            <w:insideV w:val="none" w:color="auto" w:sz="0" w:space="0"/>
+          </w:tblBorders>
           <w:shd w:val="clear" w:color="auto" w:fill="auto"/>
           <w:tblCellMar>
             <w:top w:w="15" w:type="dxa"/>
@@ -12649,16 +12833,16 @@
           </w:tblCellMar>
         </w:tblPrEx>
         <w:trPr>
-          <w:trHeight w:val="0"/>
+          <w:trHeight w:val="0" w:hRule="atLeast"/>
           <w:jc w:val="center"/>
         </w:trPr>
         <w:tc>
           <w:tcPr>
             <w:tcW w:w="4127" w:type="dxa"/>
             <w:tcBorders>
-              <w:top w:val="single" w:sz="4" w:space="0" w:color="auto"/>
-              <w:left w:val="single" w:sz="12" w:space="0" w:color="auto"/>
-              <w:bottom w:val="single" w:sz="12" w:space="0" w:color="auto"/>
+              <w:top w:val="single" w:color="auto" w:sz="4" w:space="0"/>
+              <w:left w:val="single" w:color="auto" w:sz="12" w:space="0"/>
+              <w:bottom w:val="single" w:color="auto" w:sz="12" w:space="0"/>
               <w:right w:val="nil"/>
             </w:tcBorders>
             <w:shd w:val="clear" w:color="auto" w:fill="auto"/>
@@ -12678,10 +12862,10 @@
               <w:suppressLineNumbers w:val="0"/>
               <w:snapToGrid w:val="0"/>
               <w:spacing w:line="240" w:lineRule="auto"/>
-              <w:ind w:left="0" w:right="0" w:firstLine="0" w:leftChars="0" w:rightChars="0" w:firstLineChars="0"/>
+              <w:ind w:left="0" w:leftChars="0" w:right="0" w:rightChars="0" w:firstLine="0" w:firstLineChars="0"/>
               <w:jc w:val="center"/>
               <w:rPr>
-                <w:rFonts w:ascii="Segoe UI" w:eastAsia="Segoe UI" w:hAnsi="Segoe UI" w:cs="Segoe UI" w:hint="default"/>
+                <w:rFonts w:hint="default" w:ascii="Segoe UI" w:hAnsi="Segoe UI" w:eastAsia="Segoe UI" w:cs="Segoe UI"/>
                 <w:i w:val="0"/>
                 <w:iCs w:val="0"/>
                 <w:caps w:val="0"/>
@@ -12693,7 +12877,7 @@
             </w:pPr>
             <w:r>
               <w:rPr>
-                <w:rFonts w:ascii="Segoe UI" w:eastAsia="Segoe UI" w:hAnsi="Segoe UI" w:cs="Segoe UI" w:hint="default"/>
+                <w:rFonts w:hint="default" w:ascii="Segoe UI" w:hAnsi="Segoe UI" w:eastAsia="Segoe UI" w:cs="Segoe UI"/>
                 <w:i w:val="0"/>
                 <w:iCs w:val="0"/>
                 <w:caps w:val="0"/>
@@ -12713,9 +12897,9 @@
           <w:tcPr>
             <w:tcW w:w="2504" w:type="dxa"/>
             <w:tcBorders>
-              <w:top w:val="single" w:sz="4" w:space="0" w:color="auto"/>
-              <w:left w:val="single" w:sz="4" w:space="0" w:color="auto"/>
-              <w:bottom w:val="single" w:sz="12" w:space="0" w:color="auto"/>
+              <w:top w:val="single" w:color="auto" w:sz="4" w:space="0"/>
+              <w:left w:val="single" w:color="auto" w:sz="4" w:space="0"/>
+              <w:bottom w:val="single" w:color="auto" w:sz="12" w:space="0"/>
               <w:right w:val="nil"/>
             </w:tcBorders>
             <w:shd w:val="clear" w:color="auto" w:fill="auto"/>
@@ -12735,10 +12919,10 @@
               <w:suppressLineNumbers w:val="0"/>
               <w:snapToGrid w:val="0"/>
               <w:spacing w:line="240" w:lineRule="auto"/>
-              <w:ind w:left="0" w:right="0" w:firstLine="0" w:leftChars="0" w:rightChars="0" w:firstLineChars="0"/>
+              <w:ind w:left="0" w:leftChars="0" w:right="0" w:rightChars="0" w:firstLine="0" w:firstLineChars="0"/>
               <w:jc w:val="left"/>
               <w:rPr>
-                <w:rFonts w:ascii="Segoe UI" w:eastAsia="Segoe UI" w:hAnsi="Segoe UI" w:cs="Segoe UI" w:hint="default"/>
+                <w:rFonts w:hint="default" w:ascii="Segoe UI" w:hAnsi="Segoe UI" w:eastAsia="Segoe UI" w:cs="Segoe UI"/>
                 <w:i w:val="0"/>
                 <w:iCs w:val="0"/>
                 <w:caps w:val="0"/>
@@ -12750,7 +12934,7 @@
             </w:pPr>
             <w:r>
               <w:rPr>
-                <w:rFonts w:ascii="Segoe UI" w:eastAsia="Segoe UI" w:hAnsi="Segoe UI" w:cs="Segoe UI" w:hint="default"/>
+                <w:rFonts w:hint="default" w:ascii="Segoe UI" w:hAnsi="Segoe UI" w:eastAsia="Segoe UI" w:cs="Segoe UI"/>
                 <w:i w:val="0"/>
                 <w:iCs w:val="0"/>
                 <w:caps w:val="0"/>
@@ -12770,10 +12954,10 @@
           <w:tcPr>
             <w:tcW w:w="1891" w:type="dxa"/>
             <w:tcBorders>
-              <w:top w:val="single" w:sz="4" w:space="0" w:color="auto"/>
-              <w:left w:val="single" w:sz="4" w:space="0" w:color="auto"/>
-              <w:bottom w:val="single" w:sz="12" w:space="0" w:color="auto"/>
-              <w:right w:val="single" w:sz="12" w:space="0" w:color="auto"/>
+              <w:top w:val="single" w:color="auto" w:sz="4" w:space="0"/>
+              <w:left w:val="single" w:color="auto" w:sz="4" w:space="0"/>
+              <w:bottom w:val="single" w:color="auto" w:sz="12" w:space="0"/>
+              <w:right w:val="single" w:color="auto" w:sz="12" w:space="0"/>
             </w:tcBorders>
             <w:shd w:val="clear" w:color="auto" w:fill="auto"/>
             <w:tcMar>
@@ -12792,10 +12976,10 @@
               <w:suppressLineNumbers w:val="0"/>
               <w:snapToGrid w:val="0"/>
               <w:spacing w:line="240" w:lineRule="auto"/>
-              <w:ind w:left="0" w:right="0" w:firstLine="0" w:leftChars="0" w:rightChars="0" w:firstLineChars="0"/>
+              <w:ind w:left="0" w:leftChars="0" w:right="0" w:rightChars="0" w:firstLine="0" w:firstLineChars="0"/>
               <w:jc w:val="left"/>
               <w:rPr>
-                <w:rFonts w:ascii="Segoe UI" w:eastAsia="Segoe UI" w:hAnsi="Segoe UI" w:cs="Segoe UI" w:hint="default"/>
+                <w:rFonts w:hint="default" w:ascii="Segoe UI" w:hAnsi="Segoe UI" w:eastAsia="Segoe UI" w:cs="Segoe UI"/>
                 <w:i w:val="0"/>
                 <w:iCs w:val="0"/>
                 <w:caps w:val="0"/>
@@ -12807,7 +12991,7 @@
             </w:pPr>
             <w:r>
               <w:rPr>
-                <w:rFonts w:ascii="Segoe UI" w:eastAsia="Segoe UI" w:hAnsi="Segoe UI" w:cs="Segoe UI" w:hint="default"/>
+                <w:rFonts w:hint="default" w:ascii="Segoe UI" w:hAnsi="Segoe UI" w:eastAsia="Segoe UI" w:cs="Segoe UI"/>
                 <w:i w:val="0"/>
                 <w:iCs w:val="0"/>
                 <w:caps w:val="0"/>
@@ -12827,7 +13011,7 @@
     </w:tbl>
     <w:p>
       <w:pPr>
-        <w:pStyle w:val="a1"/>
+        <w:pStyle w:val="31"/>
         <w:keepLines w:val="0"/>
         <w:pageBreakBefore w:val="0"/>
         <w:widowControl w:val="0"/>
@@ -12855,20 +13039,70 @@
     <w:sectPr>
       <w:pgSz w:w="11906" w:h="16838"/>
       <w:pgMar w:top="1440" w:right="1800" w:bottom="1440" w:left="1800" w:header="851" w:footer="992" w:gutter="0"/>
-      <w:cols w:num="1" w:space="425"/>
+      <w:cols w:space="425" w:num="1"/>
       <w:docGrid w:type="lines" w:linePitch="312" w:charSpace="0"/>
     </w:sectPr>
   </w:body>
 </w:document>
 </file>
 
+<file path=word/endnotes.xml><?xml version="1.0" encoding="utf-8"?>
+<w:endnotes xmlns:wpc="http://schemas.microsoft.com/office/word/2010/wordprocessingCanvas" xmlns:mc="http://schemas.openxmlformats.org/markup-compatibility/2006" xmlns:o="urn:schemas-microsoft-com:office:office" xmlns:r="http://schemas.openxmlformats.org/officeDocument/2006/relationships" xmlns:m="http://schemas.openxmlformats.org/officeDocument/2006/math" xmlns:v="urn:schemas-microsoft-com:vml" xmlns:wp14="http://schemas.microsoft.com/office/word/2010/wordprocessingDrawing" xmlns:wp="http://schemas.openxmlformats.org/drawingml/2006/wordprocessingDrawing" xmlns:w="http://schemas.openxmlformats.org/wordprocessingml/2006/main" xmlns:w14="http://schemas.microsoft.com/office/word/2010/wordml" xmlns:w15="http://schemas.microsoft.com/office/word/2012/wordml" xmlns:w10="urn:schemas-microsoft-com:office:word" xmlns:wpg="http://schemas.microsoft.com/office/word/2010/wordprocessingGroup" xmlns:wpi="http://schemas.microsoft.com/office/word/2010/wordprocessingInk" xmlns:wne="http://schemas.microsoft.com/office/word/2006/wordml" xmlns:wps="http://schemas.microsoft.com/office/word/2010/wordprocessingShape" xmlns:wpsCustomData="http://www.wps.cn/officeDocument/2013/wpsCustomData" mc:Ignorable="w14 w15 wp14">
+  <w:endnote w:type="separator" w:id="0">
+    <w:p>
+      <w:pPr>
+        <w:spacing w:line="240" w:lineRule="auto"/>
+      </w:pPr>
+      <w:r>
+        <w:separator/>
+      </w:r>
+    </w:p>
+  </w:endnote>
+  <w:endnote w:type="continuationSeparator" w:id="1">
+    <w:p>
+      <w:pPr>
+        <w:spacing w:line="240" w:lineRule="auto"/>
+      </w:pPr>
+      <w:r>
+        <w:continuationSeparator/>
+      </w:r>
+    </w:p>
+  </w:endnote>
+</w:endnotes>
+</file>
+
+<file path=word/footnotes.xml><?xml version="1.0" encoding="utf-8"?>
+<w:footnotes xmlns:wpc="http://schemas.microsoft.com/office/word/2010/wordprocessingCanvas" xmlns:mc="http://schemas.openxmlformats.org/markup-compatibility/2006" xmlns:o="urn:schemas-microsoft-com:office:office" xmlns:r="http://schemas.openxmlformats.org/officeDocument/2006/relationships" xmlns:m="http://schemas.openxmlformats.org/officeDocument/2006/math" xmlns:v="urn:schemas-microsoft-com:vml" xmlns:wp14="http://schemas.microsoft.com/office/word/2010/wordprocessingDrawing" xmlns:wp="http://schemas.openxmlformats.org/drawingml/2006/wordprocessingDrawing" xmlns:w="http://schemas.openxmlformats.org/wordprocessingml/2006/main" xmlns:w14="http://schemas.microsoft.com/office/word/2010/wordml" xmlns:w15="http://schemas.microsoft.com/office/word/2012/wordml" xmlns:w10="urn:schemas-microsoft-com:office:word" xmlns:wpg="http://schemas.microsoft.com/office/word/2010/wordprocessingGroup" xmlns:wpi="http://schemas.microsoft.com/office/word/2010/wordprocessingInk" xmlns:wne="http://schemas.microsoft.com/office/word/2006/wordml" xmlns:wps="http://schemas.microsoft.com/office/word/2010/wordprocessingShape" xmlns:wpsCustomData="http://www.wps.cn/officeDocument/2013/wpsCustomData" mc:Ignorable="w14 w15 wp14">
+  <w:footnote w:type="separator" w:id="0">
+    <w:p>
+      <w:pPr>
+        <w:spacing w:line="360" w:lineRule="auto"/>
+      </w:pPr>
+      <w:r>
+        <w:separator/>
+      </w:r>
+    </w:p>
+  </w:footnote>
+  <w:footnote w:type="continuationSeparator" w:id="1">
+    <w:p>
+      <w:pPr>
+        <w:spacing w:line="360" w:lineRule="auto"/>
+      </w:pPr>
+      <w:r>
+        <w:continuationSeparator/>
+      </w:r>
+    </w:p>
+  </w:footnote>
+</w:footnotes>
+</file>
+
 <file path=word/numbering.xml><?xml version="1.0" encoding="utf-8"?>
-<w:numbering xmlns:wpc="http://schemas.microsoft.com/office/word/2010/wordprocessingCanvas" xmlns:mc="http://schemas.openxmlformats.org/markup-compatibility/2006" xmlns:o="urn:schemas-microsoft-com:office:office" xmlns:r="http://schemas.openxmlformats.org/officeDocument/2006/relationships" xmlns:m="http://schemas.openxmlformats.org/officeDocument/2006/math" xmlns:v="urn:schemas-microsoft-com:vml" xmlns:wp14="http://schemas.microsoft.com/office/word/2010/wordprocessingDrawing" xmlns:wp="http://schemas.openxmlformats.org/drawingml/2006/wordprocessingDrawing" xmlns:w10="urn:schemas-microsoft-com:office:word" xmlns:w="http://schemas.openxmlformats.org/wordprocessingml/2006/main" xmlns:w14="http://schemas.microsoft.com/office/word/2010/wordml" xmlns:w15="http://schemas.microsoft.com/office/word/2012/wordml" xmlns:wne="http://schemas.microsoft.com/office/word/2006/wordml" xmlns:wpg="http://schemas.microsoft.com/office/word/2010/wordprocessingGroup" xmlns:wpi="http://schemas.microsoft.com/office/word/2010/wordprocessingInk" xmlns:wps="http://schemas.microsoft.com/office/word/2010/wordprocessingShape" mc:Ignorable="w14 w15 wp14">
+<w:numbering xmlns:wpc="http://schemas.microsoft.com/office/word/2010/wordprocessingCanvas" xmlns:mc="http://schemas.openxmlformats.org/markup-compatibility/2006" xmlns:o="urn:schemas-microsoft-com:office:office" xmlns:r="http://schemas.openxmlformats.org/officeDocument/2006/relationships" xmlns:m="http://schemas.openxmlformats.org/officeDocument/2006/math" xmlns:v="urn:schemas-microsoft-com:vml" xmlns:wp14="http://schemas.microsoft.com/office/word/2010/wordprocessingDrawing" xmlns:wp="http://schemas.openxmlformats.org/drawingml/2006/wordprocessingDrawing" xmlns:w10="urn:schemas-microsoft-com:office:word" xmlns:w="http://schemas.openxmlformats.org/wordprocessingml/2006/main" xmlns:w14="http://schemas.microsoft.com/office/word/2010/wordml" xmlns:wpg="http://schemas.microsoft.com/office/word/2010/wordprocessingGroup" xmlns:wpi="http://schemas.microsoft.com/office/word/2010/wordprocessingInk" xmlns:wne="http://schemas.microsoft.com/office/word/2006/wordml" xmlns:wps="http://schemas.microsoft.com/office/word/2010/wordprocessingShape" xmlns:wpsCustomData="http://www.wps.cn/officeDocument/2013/wpsCustomData" mc:Ignorable="w14 wp14">
   <w:abstractNum w:abstractNumId="0">
     <w:nsid w:val="841348BA"/>
     <w:multiLevelType w:val="singleLevel"/>
     <w:tmpl w:val="841348BA"/>
-    <w:lvl w:ilvl="0">
+    <w:lvl w:ilvl="0" w:tentative="0">
       <w:start w:val="1"/>
       <w:numFmt w:val="decimal"/>
       <w:lvlText w:val="%1."/>
@@ -12885,10 +13119,10 @@
     <w:nsid w:val="8E964DCE"/>
     <w:multiLevelType w:val="multilevel"/>
     <w:tmpl w:val="8E964DCE"/>
-    <w:lvl w:ilvl="0">
+    <w:lvl w:ilvl="0" w:tentative="0">
       <w:start w:val="1"/>
       <w:numFmt w:val="decimal"/>
-      <w:pStyle w:val="Heading1"/>
+      <w:pStyle w:val="2"/>
       <w:lvlText w:val="%1."/>
       <w:lvlJc w:val="left"/>
       <w:pPr>
@@ -12898,10 +13132,10 @@
         <w:rFonts w:hint="default"/>
       </w:rPr>
     </w:lvl>
-    <w:lvl w:ilvl="1">
+    <w:lvl w:ilvl="1" w:tentative="0">
       <w:start w:val="1"/>
       <w:numFmt w:val="decimal"/>
-      <w:pStyle w:val="Heading2"/>
+      <w:pStyle w:val="3"/>
       <w:lvlText w:val="%1.%2."/>
       <w:lvlJc w:val="left"/>
       <w:pPr>
@@ -12911,10 +13145,10 @@
         <w:rFonts w:hint="default"/>
       </w:rPr>
     </w:lvl>
-    <w:lvl w:ilvl="2">
+    <w:lvl w:ilvl="2" w:tentative="0">
       <w:start w:val="1"/>
       <w:numFmt w:val="decimal"/>
-      <w:pStyle w:val="Heading3"/>
+      <w:pStyle w:val="4"/>
       <w:lvlText w:val="%1.%2.%3."/>
       <w:lvlJc w:val="left"/>
       <w:pPr>
@@ -12924,10 +13158,10 @@
         <w:rFonts w:hint="default"/>
       </w:rPr>
     </w:lvl>
-    <w:lvl w:ilvl="3">
+    <w:lvl w:ilvl="3" w:tentative="0">
       <w:start w:val="1"/>
       <w:numFmt w:val="decimal"/>
-      <w:pStyle w:val="Heading4"/>
+      <w:pStyle w:val="5"/>
       <w:lvlText w:val="%1.%2.%3.%4."/>
       <w:lvlJc w:val="left"/>
       <w:pPr>
@@ -12937,10 +13171,10 @@
         <w:rFonts w:hint="default"/>
       </w:rPr>
     </w:lvl>
-    <w:lvl w:ilvl="4">
+    <w:lvl w:ilvl="4" w:tentative="0">
       <w:start w:val="1"/>
       <w:numFmt w:val="decimal"/>
-      <w:pStyle w:val="Heading5"/>
+      <w:pStyle w:val="6"/>
       <w:lvlText w:val="%1.%2.%3.%4.%5."/>
       <w:lvlJc w:val="left"/>
       <w:pPr>
@@ -12950,10 +13184,10 @@
         <w:rFonts w:hint="default"/>
       </w:rPr>
     </w:lvl>
-    <w:lvl w:ilvl="5">
+    <w:lvl w:ilvl="5" w:tentative="0">
       <w:start w:val="1"/>
       <w:numFmt w:val="decimal"/>
-      <w:pStyle w:val="Heading6"/>
+      <w:pStyle w:val="7"/>
       <w:lvlText w:val="%1.%2.%3.%4.%5.%6."/>
       <w:lvlJc w:val="left"/>
       <w:pPr>
@@ -12963,10 +13197,10 @@
         <w:rFonts w:hint="default"/>
       </w:rPr>
     </w:lvl>
-    <w:lvl w:ilvl="6">
+    <w:lvl w:ilvl="6" w:tentative="0">
       <w:start w:val="1"/>
       <w:numFmt w:val="decimal"/>
-      <w:pStyle w:val="Heading7"/>
+      <w:pStyle w:val="8"/>
       <w:lvlText w:val="%1.%2.%3.%4.%5.%6.%7."/>
       <w:lvlJc w:val="left"/>
       <w:pPr>
@@ -12976,10 +13210,10 @@
         <w:rFonts w:hint="default"/>
       </w:rPr>
     </w:lvl>
-    <w:lvl w:ilvl="7">
+    <w:lvl w:ilvl="7" w:tentative="0">
       <w:start w:val="1"/>
       <w:numFmt w:val="decimal"/>
-      <w:pStyle w:val="Heading8"/>
+      <w:pStyle w:val="9"/>
       <w:lvlText w:val="%1.%2.%3.%4.%5.%6.%7.%8."/>
       <w:lvlJc w:val="left"/>
       <w:pPr>
@@ -12989,10 +13223,10 @@
         <w:rFonts w:hint="default"/>
       </w:rPr>
     </w:lvl>
-    <w:lvl w:ilvl="8">
+    <w:lvl w:ilvl="8" w:tentative="0">
       <w:start w:val="1"/>
       <w:numFmt w:val="decimal"/>
-      <w:pStyle w:val="Heading9"/>
+      <w:pStyle w:val="10"/>
       <w:lvlText w:val="%1.%2.%3.%4.%5.%6.%7.%8.%9."/>
       <w:lvlJc w:val="left"/>
       <w:pPr>
@@ -13007,7 +13241,7 @@
     <w:nsid w:val="2F48315E"/>
     <w:multiLevelType w:val="singleLevel"/>
     <w:tmpl w:val="2F48315E"/>
-    <w:lvl w:ilvl="0">
+    <w:lvl w:ilvl="0" w:tentative="0">
       <w:start w:val="1"/>
       <w:numFmt w:val="decimal"/>
       <w:lvlText w:val="%1."/>
@@ -13024,7 +13258,7 @@
     <w:nsid w:val="33CFCD94"/>
     <w:multiLevelType w:val="singleLevel"/>
     <w:tmpl w:val="33CFCD94"/>
-    <w:lvl w:ilvl="0">
+    <w:lvl w:ilvl="0" w:tentative="0">
       <w:start w:val="1"/>
       <w:numFmt w:val="decimal"/>
       <w:lvlText w:val="%1."/>
@@ -13053,267 +13287,269 @@
 </file>
 
 <file path=word/styles.xml><?xml version="1.0" encoding="utf-8"?>
-<w:styles xmlns:mc="http://schemas.openxmlformats.org/markup-compatibility/2006" xmlns:r="http://schemas.openxmlformats.org/officeDocument/2006/relationships" xmlns:w="http://schemas.openxmlformats.org/wordprocessingml/2006/main" xmlns:w14="http://schemas.microsoft.com/office/word/2010/wordml" xmlns:w15="http://schemas.microsoft.com/office/word/2012/wordml" mc:Ignorable="w14 w15">
+<w:styles xmlns:mc="http://schemas.openxmlformats.org/markup-compatibility/2006" xmlns:o="urn:schemas-microsoft-com:office:office" xmlns:r="http://schemas.openxmlformats.org/officeDocument/2006/relationships" xmlns:m="http://schemas.openxmlformats.org/officeDocument/2006/math" xmlns:v="urn:schemas-microsoft-com:vml" xmlns:w="http://schemas.openxmlformats.org/wordprocessingml/2006/main" xmlns:w14="http://schemas.microsoft.com/office/word/2010/wordml" xmlns:w10="urn:schemas-microsoft-com:office:word" xmlns:sl="http://schemas.openxmlformats.org/schemaLibrary/2006/main" xmlns:wpsCustomData="http://www.wps.cn/officeDocument/2013/wpsCustomData" mc:Ignorable="w14">
   <w:docDefaults>
     <w:rPrDefault>
       <w:rPr>
-        <w:rFonts w:ascii="Times New Roman" w:eastAsia="宋体" w:hAnsi="Times New Roman" w:cs="Times New Roman"/>
+        <w:rFonts w:ascii="Times New Roman" w:hAnsi="Times New Roman" w:eastAsia="宋体" w:cs="Times New Roman"/>
       </w:rPr>
     </w:rPrDefault>
     <w:pPrDefault/>
   </w:docDefaults>
-  <w:latentStyles w:defLockedState="0" w:defUIPriority="99" w:defSemiHidden="1" w:defUnhideWhenUsed="1" w:defQFormat="0" w:count="260">
-    <w:lsdException w:name="Normal" w:semiHidden="0" w:uiPriority="0" w:unhideWhenUsed="0" w:qFormat="1"/>
-    <w:lsdException w:name="heading 1" w:semiHidden="0" w:uiPriority="0" w:unhideWhenUsed="0" w:qFormat="1"/>
-    <w:lsdException w:name="heading 2" w:semiHidden="0" w:uiPriority="0" w:qFormat="1"/>
-    <w:lsdException w:name="heading 3" w:uiPriority="0" w:qFormat="1"/>
-    <w:lsdException w:name="heading 4" w:semiHidden="0" w:uiPriority="0" w:qFormat="1"/>
-    <w:lsdException w:name="heading 5" w:uiPriority="0" w:qFormat="1"/>
-    <w:lsdException w:name="heading 6" w:uiPriority="0" w:qFormat="1"/>
-    <w:lsdException w:name="heading 7" w:uiPriority="0" w:qFormat="1"/>
-    <w:lsdException w:name="heading 8" w:uiPriority="0" w:qFormat="1"/>
-    <w:lsdException w:name="heading 9" w:uiPriority="0" w:qFormat="1"/>
-    <w:lsdException w:name="index 1" w:semiHidden="0" w:uiPriority="0" w:unhideWhenUsed="0"/>
-    <w:lsdException w:name="index 2" w:semiHidden="0" w:uiPriority="0" w:unhideWhenUsed="0"/>
-    <w:lsdException w:name="index 3" w:semiHidden="0" w:uiPriority="0" w:unhideWhenUsed="0"/>
-    <w:lsdException w:name="index 4" w:semiHidden="0" w:uiPriority="0" w:unhideWhenUsed="0"/>
-    <w:lsdException w:name="index 5" w:semiHidden="0" w:uiPriority="0" w:unhideWhenUsed="0"/>
-    <w:lsdException w:name="index 6" w:semiHidden="0" w:uiPriority="0" w:unhideWhenUsed="0"/>
-    <w:lsdException w:name="index 7" w:semiHidden="0" w:uiPriority="0" w:unhideWhenUsed="0"/>
-    <w:lsdException w:name="index 8" w:semiHidden="0" w:uiPriority="0" w:unhideWhenUsed="0"/>
-    <w:lsdException w:name="index 9" w:semiHidden="0" w:uiPriority="0" w:unhideWhenUsed="0"/>
-    <w:lsdException w:name="toc 1" w:semiHidden="0" w:uiPriority="0" w:unhideWhenUsed="0" w:qFormat="1"/>
-    <w:lsdException w:name="toc 2" w:semiHidden="0" w:uiPriority="0" w:unhideWhenUsed="0" w:qFormat="1"/>
-    <w:lsdException w:name="toc 3" w:semiHidden="0" w:uiPriority="0" w:unhideWhenUsed="0" w:qFormat="1"/>
-    <w:lsdException w:name="toc 4" w:semiHidden="0" w:uiPriority="0" w:unhideWhenUsed="0"/>
-    <w:lsdException w:name="toc 5" w:semiHidden="0" w:uiPriority="0" w:unhideWhenUsed="0"/>
-    <w:lsdException w:name="toc 6" w:semiHidden="0" w:uiPriority="0" w:unhideWhenUsed="0"/>
-    <w:lsdException w:name="toc 7" w:semiHidden="0" w:uiPriority="0" w:unhideWhenUsed="0"/>
-    <w:lsdException w:name="toc 8" w:semiHidden="0" w:uiPriority="0" w:unhideWhenUsed="0"/>
-    <w:lsdException w:name="toc 9" w:semiHidden="0" w:uiPriority="0" w:unhideWhenUsed="0"/>
-    <w:lsdException w:name="Normal Indent" w:semiHidden="0" w:uiPriority="0" w:unhideWhenUsed="0"/>
-    <w:lsdException w:name="footnote text" w:semiHidden="0" w:uiPriority="0" w:unhideWhenUsed="0"/>
-    <w:lsdException w:name="annotation text" w:semiHidden="0" w:uiPriority="0" w:unhideWhenUsed="0" w:qFormat="1"/>
-    <w:lsdException w:name="header" w:semiHidden="0" w:uiPriority="0" w:unhideWhenUsed="0" w:qFormat="1"/>
-    <w:lsdException w:name="footer" w:semiHidden="0" w:uiPriority="0" w:unhideWhenUsed="0" w:qFormat="1"/>
-    <w:lsdException w:name="index heading" w:semiHidden="0" w:uiPriority="0" w:unhideWhenUsed="0"/>
-    <w:lsdException w:name="caption" w:uiPriority="0" w:qFormat="1"/>
-    <w:lsdException w:name="table of figures" w:semiHidden="0" w:uiPriority="0" w:unhideWhenUsed="0" w:qFormat="1"/>
-    <w:lsdException w:name="envelope address" w:semiHidden="0" w:uiPriority="0" w:unhideWhenUsed="0"/>
-    <w:lsdException w:name="envelope return" w:semiHidden="0" w:uiPriority="0" w:unhideWhenUsed="0"/>
-    <w:lsdException w:name="footnote reference" w:semiHidden="0" w:uiPriority="0" w:unhideWhenUsed="0"/>
-    <w:lsdException w:name="annotation reference" w:semiHidden="0" w:uiPriority="0" w:unhideWhenUsed="0"/>
-    <w:lsdException w:name="line number" w:semiHidden="0" w:uiPriority="0" w:unhideWhenUsed="0"/>
-    <w:lsdException w:name="page number" w:semiHidden="0" w:uiPriority="0" w:unhideWhenUsed="0"/>
-    <w:lsdException w:name="endnote reference" w:semiHidden="0" w:uiPriority="0" w:unhideWhenUsed="0"/>
-    <w:lsdException w:name="endnote text" w:semiHidden="0" w:uiPriority="0" w:unhideWhenUsed="0"/>
-    <w:lsdException w:name="table of authorities" w:semiHidden="0" w:uiPriority="0" w:unhideWhenUsed="0"/>
-    <w:lsdException w:name="macro" w:semiHidden="0" w:uiPriority="0" w:unhideWhenUsed="0"/>
-    <w:lsdException w:name="toa heading" w:semiHidden="0" w:uiPriority="0" w:unhideWhenUsed="0"/>
-    <w:lsdException w:name="List" w:semiHidden="0" w:uiPriority="0" w:unhideWhenUsed="0"/>
-    <w:lsdException w:name="List Bullet" w:semiHidden="0" w:uiPriority="0" w:unhideWhenUsed="0"/>
-    <w:lsdException w:name="List Number" w:semiHidden="0" w:uiPriority="0" w:unhideWhenUsed="0"/>
-    <w:lsdException w:name="List 2" w:semiHidden="0" w:uiPriority="0" w:unhideWhenUsed="0"/>
-    <w:lsdException w:name="List 3" w:semiHidden="0" w:uiPriority="0" w:unhideWhenUsed="0"/>
-    <w:lsdException w:name="List 4" w:semiHidden="0" w:uiPriority="0" w:unhideWhenUsed="0"/>
-    <w:lsdException w:name="List 5" w:semiHidden="0" w:uiPriority="0" w:unhideWhenUsed="0"/>
-    <w:lsdException w:name="List Bullet 2" w:semiHidden="0" w:uiPriority="0" w:unhideWhenUsed="0"/>
-    <w:lsdException w:name="List Bullet 3" w:semiHidden="0" w:uiPriority="0" w:unhideWhenUsed="0"/>
-    <w:lsdException w:name="List Bullet 4" w:semiHidden="0" w:uiPriority="0" w:unhideWhenUsed="0"/>
-    <w:lsdException w:name="List Bullet 5" w:semiHidden="0" w:uiPriority="0" w:unhideWhenUsed="0"/>
-    <w:lsdException w:name="List Number 2" w:semiHidden="0" w:uiPriority="0" w:unhideWhenUsed="0"/>
-    <w:lsdException w:name="List Number 3" w:semiHidden="0" w:uiPriority="0" w:unhideWhenUsed="0"/>
-    <w:lsdException w:name="List Number 4" w:semiHidden="0" w:uiPriority="0" w:unhideWhenUsed="0"/>
-    <w:lsdException w:name="List Number 5" w:semiHidden="0" w:uiPriority="0" w:unhideWhenUsed="0"/>
-    <w:lsdException w:name="Title" w:semiHidden="0" w:uiPriority="0" w:unhideWhenUsed="0" w:qFormat="1"/>
-    <w:lsdException w:name="Closing" w:semiHidden="0" w:uiPriority="0" w:unhideWhenUsed="0"/>
-    <w:lsdException w:name="Signature" w:semiHidden="0" w:uiPriority="0" w:unhideWhenUsed="0"/>
-    <w:lsdException w:name="Default Paragraph Font" w:uiPriority="0" w:unhideWhenUsed="0" w:qFormat="1"/>
-    <w:lsdException w:name="Body Text" w:uiPriority="0" w:unhideWhenUsed="0" w:qFormat="1"/>
-    <w:lsdException w:name="Body Text Indent" w:semiHidden="0" w:uiPriority="0" w:unhideWhenUsed="0"/>
-    <w:lsdException w:name="List Continue" w:semiHidden="0" w:uiPriority="0" w:unhideWhenUsed="0"/>
-    <w:lsdException w:name="List Continue 2" w:semiHidden="0" w:uiPriority="0" w:unhideWhenUsed="0"/>
-    <w:lsdException w:name="List Continue 3" w:semiHidden="0" w:uiPriority="0" w:unhideWhenUsed="0"/>
-    <w:lsdException w:name="List Continue 4" w:semiHidden="0" w:uiPriority="0" w:unhideWhenUsed="0"/>
-    <w:lsdException w:name="List Continue 5" w:semiHidden="0" w:uiPriority="0" w:unhideWhenUsed="0"/>
-    <w:lsdException w:name="Message Header" w:semiHidden="0" w:uiPriority="0" w:unhideWhenUsed="0"/>
-    <w:lsdException w:name="Subtitle" w:semiHidden="0" w:uiPriority="0" w:unhideWhenUsed="0" w:qFormat="1"/>
-    <w:lsdException w:name="Salutation" w:semiHidden="0" w:uiPriority="0" w:unhideWhenUsed="0"/>
-    <w:lsdException w:name="Date" w:semiHidden="0" w:uiPriority="0" w:unhideWhenUsed="0"/>
-    <w:lsdException w:name="Body Text First Indent" w:semiHidden="0" w:uiPriority="0" w:unhideWhenUsed="0"/>
-    <w:lsdException w:name="Body Text First Indent 2" w:semiHidden="0" w:uiPriority="0" w:unhideWhenUsed="0"/>
-    <w:lsdException w:name="Body Text 2" w:semiHidden="0" w:uiPriority="0" w:unhideWhenUsed="0"/>
-    <w:lsdException w:name="Body Text 3" w:semiHidden="0" w:uiPriority="0" w:unhideWhenUsed="0"/>
-    <w:lsdException w:name="Body Text Indent 2" w:semiHidden="0" w:uiPriority="0" w:unhideWhenUsed="0"/>
-    <w:lsdException w:name="Body Text Indent 3" w:semiHidden="0" w:uiPriority="0" w:unhideWhenUsed="0"/>
-    <w:lsdException w:name="Block Text" w:semiHidden="0" w:uiPriority="0" w:unhideWhenUsed="0"/>
-    <w:lsdException w:name="Hyperlink" w:semiHidden="0" w:uiPriority="0" w:unhideWhenUsed="0"/>
-    <w:lsdException w:name="FollowedHyperlink" w:semiHidden="0" w:uiPriority="0" w:unhideWhenUsed="0"/>
-    <w:lsdException w:name="Strong" w:semiHidden="0" w:uiPriority="0" w:unhideWhenUsed="0" w:qFormat="1"/>
-    <w:lsdException w:name="Emphasis" w:semiHidden="0" w:uiPriority="0" w:unhideWhenUsed="0" w:qFormat="1"/>
-    <w:lsdException w:name="Document Map" w:semiHidden="0" w:uiPriority="0" w:unhideWhenUsed="0"/>
-    <w:lsdException w:name="Plain Text" w:semiHidden="0" w:uiPriority="0" w:unhideWhenUsed="0"/>
-    <w:lsdException w:name="E-mail Signature" w:semiHidden="0" w:uiPriority="0" w:unhideWhenUsed="0"/>
-    <w:lsdException w:name="Normal (Web)" w:semiHidden="0" w:uiPriority="0" w:unhideWhenUsed="0" w:qFormat="1"/>
-    <w:lsdException w:name="HTML Acronym" w:semiHidden="0" w:uiPriority="0" w:unhideWhenUsed="0"/>
-    <w:lsdException w:name="HTML Address" w:semiHidden="0" w:uiPriority="0" w:unhideWhenUsed="0"/>
-    <w:lsdException w:name="HTML Cite" w:semiHidden="0" w:uiPriority="0" w:unhideWhenUsed="0"/>
-    <w:lsdException w:name="HTML Code" w:semiHidden="0" w:uiPriority="0" w:unhideWhenUsed="0"/>
-    <w:lsdException w:name="HTML Definition" w:semiHidden="0" w:uiPriority="0" w:unhideWhenUsed="0"/>
-    <w:lsdException w:name="HTML Keyboard" w:semiHidden="0" w:uiPriority="0" w:unhideWhenUsed="0"/>
-    <w:lsdException w:name="HTML Preformatted" w:semiHidden="0" w:uiPriority="0" w:unhideWhenUsed="0" w:qFormat="1"/>
-    <w:lsdException w:name="HTML Sample" w:semiHidden="0" w:uiPriority="0" w:unhideWhenUsed="0"/>
-    <w:lsdException w:name="HTML Typewriter" w:semiHidden="0" w:uiPriority="0" w:unhideWhenUsed="0"/>
-    <w:lsdException w:name="HTML Variable" w:semiHidden="0" w:uiPriority="0" w:unhideWhenUsed="0"/>
-    <w:lsdException w:name="Normal Table" w:uiPriority="0" w:unhideWhenUsed="0" w:qFormat="1"/>
-    <w:lsdException w:name="annotation subject" w:semiHidden="0" w:uiPriority="0" w:unhideWhenUsed="0"/>
-    <w:lsdException w:name="Table Simple 1" w:semiHidden="0" w:uiPriority="0" w:unhideWhenUsed="0"/>
-    <w:lsdException w:name="Table Simple 2" w:semiHidden="0" w:uiPriority="0" w:unhideWhenUsed="0"/>
-    <w:lsdException w:name="Table Simple 3" w:semiHidden="0" w:uiPriority="0" w:unhideWhenUsed="0"/>
-    <w:lsdException w:name="Table Classic 1" w:semiHidden="0" w:uiPriority="0" w:unhideWhenUsed="0"/>
-    <w:lsdException w:name="Table Classic 2" w:semiHidden="0" w:uiPriority="0" w:unhideWhenUsed="0"/>
-    <w:lsdException w:name="Table Classic 3" w:semiHidden="0" w:uiPriority="0" w:unhideWhenUsed="0"/>
-    <w:lsdException w:name="Table Classic 4" w:semiHidden="0" w:uiPriority="0" w:unhideWhenUsed="0"/>
-    <w:lsdException w:name="Table Colorful 1" w:semiHidden="0" w:uiPriority="0" w:unhideWhenUsed="0"/>
-    <w:lsdException w:name="Table Colorful 2" w:semiHidden="0" w:uiPriority="0" w:unhideWhenUsed="0"/>
-    <w:lsdException w:name="Table Colorful 3" w:semiHidden="0" w:uiPriority="0" w:unhideWhenUsed="0"/>
-    <w:lsdException w:name="Table Columns 1" w:semiHidden="0" w:uiPriority="0" w:unhideWhenUsed="0"/>
-    <w:lsdException w:name="Table Columns 2" w:semiHidden="0" w:uiPriority="0" w:unhideWhenUsed="0"/>
-    <w:lsdException w:name="Table Columns 3" w:semiHidden="0" w:uiPriority="0" w:unhideWhenUsed="0"/>
-    <w:lsdException w:name="Table Columns 4" w:semiHidden="0" w:uiPriority="0" w:unhideWhenUsed="0"/>
-    <w:lsdException w:name="Table Columns 5" w:semiHidden="0" w:uiPriority="0" w:unhideWhenUsed="0"/>
-    <w:lsdException w:name="Table Grid 1" w:semiHidden="0" w:uiPriority="0" w:unhideWhenUsed="0"/>
-    <w:lsdException w:name="Table Grid 2" w:semiHidden="0" w:uiPriority="0" w:unhideWhenUsed="0"/>
-    <w:lsdException w:name="Table Grid 3" w:semiHidden="0" w:uiPriority="0" w:unhideWhenUsed="0"/>
-    <w:lsdException w:name="Table Grid 4" w:semiHidden="0" w:uiPriority="0" w:unhideWhenUsed="0"/>
-    <w:lsdException w:name="Table Grid 5" w:semiHidden="0" w:uiPriority="0" w:unhideWhenUsed="0"/>
-    <w:lsdException w:name="Table Grid 6" w:semiHidden="0" w:uiPriority="0" w:unhideWhenUsed="0"/>
-    <w:lsdException w:name="Table Grid 7" w:semiHidden="0" w:uiPriority="0" w:unhideWhenUsed="0"/>
-    <w:lsdException w:name="Table Grid 8" w:semiHidden="0" w:uiPriority="0" w:unhideWhenUsed="0"/>
-    <w:lsdException w:name="Table List 1" w:semiHidden="0" w:uiPriority="0" w:unhideWhenUsed="0"/>
-    <w:lsdException w:name="Table List 2" w:semiHidden="0" w:uiPriority="0" w:unhideWhenUsed="0"/>
-    <w:lsdException w:name="Table List 3" w:semiHidden="0" w:uiPriority="0" w:unhideWhenUsed="0"/>
-    <w:lsdException w:name="Table List 4" w:semiHidden="0" w:uiPriority="0" w:unhideWhenUsed="0"/>
-    <w:lsdException w:name="Table List 5" w:semiHidden="0" w:uiPriority="0" w:unhideWhenUsed="0"/>
-    <w:lsdException w:name="Table List 6" w:semiHidden="0" w:uiPriority="0" w:unhideWhenUsed="0"/>
-    <w:lsdException w:name="Table List 7" w:semiHidden="0" w:uiPriority="0" w:unhideWhenUsed="0"/>
-    <w:lsdException w:name="Table List 8" w:semiHidden="0" w:uiPriority="0" w:unhideWhenUsed="0"/>
-    <w:lsdException w:name="Table 3D effects 1" w:semiHidden="0" w:uiPriority="0" w:unhideWhenUsed="0"/>
-    <w:lsdException w:name="Table 3D effects 2" w:semiHidden="0" w:uiPriority="0" w:unhideWhenUsed="0"/>
-    <w:lsdException w:name="Table 3D effects 3" w:semiHidden="0" w:uiPriority="0" w:unhideWhenUsed="0"/>
-    <w:lsdException w:name="Table Contemporary" w:semiHidden="0" w:uiPriority="0" w:unhideWhenUsed="0"/>
-    <w:lsdException w:name="Table Elegant" w:semiHidden="0" w:uiPriority="0" w:unhideWhenUsed="0"/>
-    <w:lsdException w:name="Table Professional" w:semiHidden="0" w:uiPriority="0" w:unhideWhenUsed="0"/>
-    <w:lsdException w:name="Table Subtle 1" w:semiHidden="0" w:uiPriority="0" w:unhideWhenUsed="0"/>
-    <w:lsdException w:name="Table Subtle 2" w:semiHidden="0" w:uiPriority="0" w:unhideWhenUsed="0"/>
-    <w:lsdException w:name="Table Web 1" w:semiHidden="0" w:uiPriority="0" w:unhideWhenUsed="0"/>
-    <w:lsdException w:name="Table Web 2" w:semiHidden="0" w:uiPriority="0" w:unhideWhenUsed="0"/>
-    <w:lsdException w:name="Table Web 3" w:semiHidden="0" w:uiPriority="0" w:unhideWhenUsed="0"/>
-    <w:lsdException w:name="Balloon Text" w:semiHidden="0" w:uiPriority="0" w:unhideWhenUsed="0"/>
-    <w:lsdException w:name="Table Grid" w:semiHidden="0" w:uiPriority="0" w:unhideWhenUsed="0" w:qFormat="1"/>
-    <w:lsdException w:name="Table Theme" w:semiHidden="0" w:uiPriority="0" w:unhideWhenUsed="0"/>
-    <w:lsdException w:name="Light Shading" w:semiHidden="0" w:uiPriority="60" w:unhideWhenUsed="0"/>
-    <w:lsdException w:name="Light List" w:semiHidden="0" w:uiPriority="61" w:unhideWhenUsed="0"/>
-    <w:lsdException w:name="Light Grid" w:semiHidden="0" w:uiPriority="62" w:unhideWhenUsed="0"/>
-    <w:lsdException w:name="Medium Shading 1" w:semiHidden="0" w:uiPriority="63" w:unhideWhenUsed="0"/>
-    <w:lsdException w:name="Medium Shading 2" w:semiHidden="0" w:uiPriority="64" w:unhideWhenUsed="0"/>
-    <w:lsdException w:name="Medium List 1" w:semiHidden="0" w:uiPriority="65" w:unhideWhenUsed="0"/>
-    <w:lsdException w:name="Medium List 2" w:semiHidden="0" w:uiPriority="66" w:unhideWhenUsed="0"/>
-    <w:lsdException w:name="Medium Grid 1" w:semiHidden="0" w:uiPriority="67" w:unhideWhenUsed="0"/>
-    <w:lsdException w:name="Medium Grid 2" w:semiHidden="0" w:uiPriority="68" w:unhideWhenUsed="0"/>
-    <w:lsdException w:name="Medium Grid 3" w:semiHidden="0" w:uiPriority="69" w:unhideWhenUsed="0"/>
-    <w:lsdException w:name="Dark List" w:semiHidden="0" w:uiPriority="70" w:unhideWhenUsed="0"/>
-    <w:lsdException w:name="Colorful Shading" w:semiHidden="0" w:uiPriority="71" w:unhideWhenUsed="0"/>
-    <w:lsdException w:name="Colorful List" w:semiHidden="0" w:uiPriority="72" w:unhideWhenUsed="0"/>
-    <w:lsdException w:name="Colorful Grid" w:semiHidden="0" w:uiPriority="73" w:unhideWhenUsed="0"/>
-    <w:lsdException w:name="Light Shading Accent 1" w:semiHidden="0" w:uiPriority="60" w:unhideWhenUsed="0"/>
-    <w:lsdException w:name="Light List Accent 1" w:semiHidden="0" w:uiPriority="61" w:unhideWhenUsed="0"/>
-    <w:lsdException w:name="Light Grid Accent 1" w:semiHidden="0" w:uiPriority="62" w:unhideWhenUsed="0"/>
-    <w:lsdException w:name="Medium Shading 1 Accent 1" w:semiHidden="0" w:uiPriority="63" w:unhideWhenUsed="0"/>
-    <w:lsdException w:name="Medium Shading 2 Accent 1" w:semiHidden="0" w:uiPriority="64" w:unhideWhenUsed="0"/>
-    <w:lsdException w:name="Medium List 1 Accent 1" w:semiHidden="0" w:uiPriority="65" w:unhideWhenUsed="0"/>
-    <w:lsdException w:name="Medium List 2 Accent 1" w:semiHidden="0" w:uiPriority="66" w:unhideWhenUsed="0"/>
-    <w:lsdException w:name="Medium Grid 1 Accent 1" w:semiHidden="0" w:uiPriority="67" w:unhideWhenUsed="0"/>
-    <w:lsdException w:name="Medium Grid 2 Accent 1" w:semiHidden="0" w:uiPriority="68" w:unhideWhenUsed="0"/>
-    <w:lsdException w:name="Medium Grid 3 Accent 1" w:semiHidden="0" w:uiPriority="69" w:unhideWhenUsed="0"/>
-    <w:lsdException w:name="Dark List Accent 1" w:semiHidden="0" w:uiPriority="70" w:unhideWhenUsed="0"/>
-    <w:lsdException w:name="Colorful Shading Accent 1" w:semiHidden="0" w:uiPriority="71" w:unhideWhenUsed="0"/>
-    <w:lsdException w:name="Colorful List Accent 1" w:semiHidden="0" w:uiPriority="72" w:unhideWhenUsed="0"/>
-    <w:lsdException w:name="Colorful Grid Accent 1" w:semiHidden="0" w:uiPriority="73" w:unhideWhenUsed="0"/>
-    <w:lsdException w:name="Light Shading Accent 2" w:semiHidden="0" w:uiPriority="60" w:unhideWhenUsed="0"/>
-    <w:lsdException w:name="Light List Accent 2" w:semiHidden="0" w:uiPriority="61" w:unhideWhenUsed="0"/>
-    <w:lsdException w:name="Light Grid Accent 2" w:semiHidden="0" w:uiPriority="62" w:unhideWhenUsed="0"/>
-    <w:lsdException w:name="Medium Shading 1 Accent 2" w:semiHidden="0" w:uiPriority="63" w:unhideWhenUsed="0"/>
-    <w:lsdException w:name="Medium Shading 2 Accent 2" w:semiHidden="0" w:uiPriority="64" w:unhideWhenUsed="0"/>
-    <w:lsdException w:name="Medium List 1 Accent 2" w:semiHidden="0" w:uiPriority="65" w:unhideWhenUsed="0"/>
-    <w:lsdException w:name="Medium List 2 Accent 2" w:semiHidden="0" w:uiPriority="66" w:unhideWhenUsed="0"/>
-    <w:lsdException w:name="Medium Grid 1 Accent 2" w:semiHidden="0" w:uiPriority="67" w:unhideWhenUsed="0"/>
-    <w:lsdException w:name="Medium Grid 2 Accent 2" w:semiHidden="0" w:uiPriority="68" w:unhideWhenUsed="0"/>
-    <w:lsdException w:name="Medium Grid 3 Accent 2" w:semiHidden="0" w:uiPriority="69" w:unhideWhenUsed="0"/>
-    <w:lsdException w:name="Dark List Accent 2" w:semiHidden="0" w:uiPriority="70" w:unhideWhenUsed="0"/>
-    <w:lsdException w:name="Colorful Shading Accent 2" w:semiHidden="0" w:uiPriority="71" w:unhideWhenUsed="0"/>
-    <w:lsdException w:name="Colorful List Accent 2" w:semiHidden="0" w:uiPriority="72" w:unhideWhenUsed="0"/>
-    <w:lsdException w:name="Colorful Grid Accent 2" w:semiHidden="0" w:uiPriority="73" w:unhideWhenUsed="0"/>
-    <w:lsdException w:name="Light Shading Accent 3" w:semiHidden="0" w:uiPriority="60" w:unhideWhenUsed="0"/>
-    <w:lsdException w:name="Light List Accent 3" w:semiHidden="0" w:uiPriority="61" w:unhideWhenUsed="0"/>
-    <w:lsdException w:name="Light Grid Accent 3" w:semiHidden="0" w:uiPriority="62" w:unhideWhenUsed="0"/>
-    <w:lsdException w:name="Medium Shading 1 Accent 3" w:semiHidden="0" w:uiPriority="63" w:unhideWhenUsed="0"/>
-    <w:lsdException w:name="Medium Shading 2 Accent 3" w:semiHidden="0" w:uiPriority="64" w:unhideWhenUsed="0"/>
-    <w:lsdException w:name="Medium List 1 Accent 3" w:semiHidden="0" w:uiPriority="65" w:unhideWhenUsed="0"/>
-    <w:lsdException w:name="Medium List 2 Accent 3" w:semiHidden="0" w:uiPriority="66" w:unhideWhenUsed="0"/>
-    <w:lsdException w:name="Medium Grid 1 Accent 3" w:semiHidden="0" w:uiPriority="67" w:unhideWhenUsed="0"/>
-    <w:lsdException w:name="Medium Grid 2 Accent 3" w:semiHidden="0" w:uiPriority="68" w:unhideWhenUsed="0"/>
-    <w:lsdException w:name="Medium Grid 3 Accent 3" w:semiHidden="0" w:uiPriority="69" w:unhideWhenUsed="0"/>
-    <w:lsdException w:name="Dark List Accent 3" w:semiHidden="0" w:uiPriority="70" w:unhideWhenUsed="0"/>
-    <w:lsdException w:name="Colorful Shading Accent 3" w:semiHidden="0" w:uiPriority="71" w:unhideWhenUsed="0"/>
-    <w:lsdException w:name="Colorful List Accent 3" w:semiHidden="0" w:uiPriority="72" w:unhideWhenUsed="0"/>
-    <w:lsdException w:name="Colorful Grid Accent 3" w:semiHidden="0" w:uiPriority="73" w:unhideWhenUsed="0"/>
-    <w:lsdException w:name="Light Shading Accent 4" w:semiHidden="0" w:uiPriority="60" w:unhideWhenUsed="0"/>
-    <w:lsdException w:name="Light List Accent 4" w:semiHidden="0" w:uiPriority="61" w:unhideWhenUsed="0"/>
-    <w:lsdException w:name="Light Grid Accent 4" w:semiHidden="0" w:uiPriority="62" w:unhideWhenUsed="0"/>
-    <w:lsdException w:name="Medium Shading 1 Accent 4" w:semiHidden="0" w:uiPriority="63" w:unhideWhenUsed="0"/>
-    <w:lsdException w:name="Medium Shading 2 Accent 4" w:semiHidden="0" w:uiPriority="64" w:unhideWhenUsed="0"/>
-    <w:lsdException w:name="Medium List 1 Accent 4" w:semiHidden="0" w:uiPriority="65" w:unhideWhenUsed="0"/>
-    <w:lsdException w:name="Medium List 2 Accent 4" w:semiHidden="0" w:uiPriority="66" w:unhideWhenUsed="0"/>
-    <w:lsdException w:name="Medium Grid 1 Accent 4" w:semiHidden="0" w:uiPriority="67" w:unhideWhenUsed="0"/>
-    <w:lsdException w:name="Medium Grid 2 Accent 4" w:semiHidden="0" w:uiPriority="68" w:unhideWhenUsed="0"/>
-    <w:lsdException w:name="Medium Grid 3 Accent 4" w:semiHidden="0" w:uiPriority="69" w:unhideWhenUsed="0"/>
-    <w:lsdException w:name="Dark List Accent 4" w:semiHidden="0" w:uiPriority="70" w:unhideWhenUsed="0"/>
-    <w:lsdException w:name="Colorful Shading Accent 4" w:semiHidden="0" w:uiPriority="71" w:unhideWhenUsed="0"/>
-    <w:lsdException w:name="Colorful List Accent 4" w:semiHidden="0" w:uiPriority="72" w:unhideWhenUsed="0"/>
-    <w:lsdException w:name="Colorful Grid Accent 4" w:semiHidden="0" w:uiPriority="73" w:unhideWhenUsed="0"/>
-    <w:lsdException w:name="Light Shading Accent 5" w:semiHidden="0" w:uiPriority="60" w:unhideWhenUsed="0"/>
-    <w:lsdException w:name="Light List Accent 5" w:semiHidden="0" w:uiPriority="61" w:unhideWhenUsed="0"/>
-    <w:lsdException w:name="Light Grid Accent 5" w:semiHidden="0" w:uiPriority="62" w:unhideWhenUsed="0"/>
-    <w:lsdException w:name="Medium Shading 1 Accent 5" w:semiHidden="0" w:uiPriority="63" w:unhideWhenUsed="0"/>
-    <w:lsdException w:name="Medium Shading 2 Accent 5" w:semiHidden="0" w:uiPriority="64" w:unhideWhenUsed="0"/>
-    <w:lsdException w:name="Medium List 1 Accent 5" w:semiHidden="0" w:uiPriority="65" w:unhideWhenUsed="0"/>
-    <w:lsdException w:name="Medium List 2 Accent 5" w:semiHidden="0" w:uiPriority="66" w:unhideWhenUsed="0"/>
-    <w:lsdException w:name="Medium Grid 1 Accent 5" w:semiHidden="0" w:uiPriority="67" w:unhideWhenUsed="0"/>
-    <w:lsdException w:name="Medium Grid 2 Accent 5" w:semiHidden="0" w:uiPriority="68" w:unhideWhenUsed="0"/>
-    <w:lsdException w:name="Medium Grid 3 Accent 5" w:semiHidden="0" w:uiPriority="69" w:unhideWhenUsed="0"/>
-    <w:lsdException w:name="Dark List Accent 5" w:semiHidden="0" w:uiPriority="70" w:unhideWhenUsed="0"/>
-    <w:lsdException w:name="Colorful Shading Accent 5" w:semiHidden="0" w:uiPriority="71" w:unhideWhenUsed="0"/>
-    <w:lsdException w:name="Colorful List Accent 5" w:semiHidden="0" w:uiPriority="72" w:unhideWhenUsed="0"/>
-    <w:lsdException w:name="Colorful Grid Accent 5" w:semiHidden="0" w:uiPriority="73" w:unhideWhenUsed="0"/>
-    <w:lsdException w:name="Light Shading Accent 6" w:semiHidden="0" w:uiPriority="60" w:unhideWhenUsed="0"/>
-    <w:lsdException w:name="Light List Accent 6" w:semiHidden="0" w:uiPriority="61" w:unhideWhenUsed="0"/>
-    <w:lsdException w:name="Light Grid Accent 6" w:semiHidden="0" w:uiPriority="62" w:unhideWhenUsed="0"/>
-    <w:lsdException w:name="Medium Shading 1 Accent 6" w:semiHidden="0" w:uiPriority="63" w:unhideWhenUsed="0"/>
-    <w:lsdException w:name="Medium Shading 2 Accent 6" w:semiHidden="0" w:uiPriority="64" w:unhideWhenUsed="0"/>
-    <w:lsdException w:name="Medium List 1 Accent 6" w:semiHidden="0" w:uiPriority="65" w:unhideWhenUsed="0"/>
-    <w:lsdException w:name="Medium List 2 Accent 6" w:semiHidden="0" w:uiPriority="66" w:unhideWhenUsed="0"/>
-    <w:lsdException w:name="Medium Grid 1 Accent 6" w:semiHidden="0" w:uiPriority="67" w:unhideWhenUsed="0"/>
-    <w:lsdException w:name="Medium Grid 2 Accent 6" w:semiHidden="0" w:uiPriority="68" w:unhideWhenUsed="0"/>
-    <w:lsdException w:name="Medium Grid 3 Accent 6" w:semiHidden="0" w:uiPriority="69" w:unhideWhenUsed="0"/>
-    <w:lsdException w:name="Dark List Accent 6" w:semiHidden="0" w:uiPriority="70" w:unhideWhenUsed="0"/>
-    <w:lsdException w:name="Colorful Shading Accent 6" w:semiHidden="0" w:uiPriority="71" w:unhideWhenUsed="0"/>
-    <w:lsdException w:name="Colorful List Accent 6" w:semiHidden="0" w:uiPriority="72" w:unhideWhenUsed="0"/>
-    <w:lsdException w:name="Colorful Grid Accent 6" w:semiHidden="0" w:uiPriority="73" w:unhideWhenUsed="0"/>
+  <w:latentStyles w:count="260" w:defQFormat="0" w:defUnhideWhenUsed="1" w:defSemiHidden="1" w:defUIPriority="99" w:defLockedState="0">
+    <w:lsdException w:qFormat="1" w:unhideWhenUsed="0" w:uiPriority="0" w:semiHidden="0" w:name="Normal"/>
+    <w:lsdException w:qFormat="1" w:unhideWhenUsed="0" w:uiPriority="0" w:semiHidden="0" w:name="heading 1"/>
+    <w:lsdException w:qFormat="1" w:uiPriority="0" w:semiHidden="0" w:name="heading 2"/>
+    <w:lsdException w:qFormat="1" w:uiPriority="0" w:name="heading 3"/>
+    <w:lsdException w:qFormat="1" w:uiPriority="0" w:semiHidden="0" w:name="heading 4"/>
+    <w:lsdException w:qFormat="1" w:uiPriority="0" w:name="heading 5"/>
+    <w:lsdException w:qFormat="1" w:uiPriority="0" w:name="heading 6"/>
+    <w:lsdException w:qFormat="1" w:uiPriority="0" w:name="heading 7"/>
+    <w:lsdException w:qFormat="1" w:uiPriority="0" w:name="heading 8"/>
+    <w:lsdException w:qFormat="1" w:uiPriority="0" w:name="heading 9"/>
+    <w:lsdException w:unhideWhenUsed="0" w:uiPriority="0" w:semiHidden="0" w:name="index 1"/>
+    <w:lsdException w:unhideWhenUsed="0" w:uiPriority="0" w:semiHidden="0" w:name="index 2"/>
+    <w:lsdException w:unhideWhenUsed="0" w:uiPriority="0" w:semiHidden="0" w:name="index 3"/>
+    <w:lsdException w:unhideWhenUsed="0" w:uiPriority="0" w:semiHidden="0" w:name="index 4"/>
+    <w:lsdException w:unhideWhenUsed="0" w:uiPriority="0" w:semiHidden="0" w:name="index 5"/>
+    <w:lsdException w:unhideWhenUsed="0" w:uiPriority="0" w:semiHidden="0" w:name="index 6"/>
+    <w:lsdException w:unhideWhenUsed="0" w:uiPriority="0" w:semiHidden="0" w:name="index 7"/>
+    <w:lsdException w:unhideWhenUsed="0" w:uiPriority="0" w:semiHidden="0" w:name="index 8"/>
+    <w:lsdException w:unhideWhenUsed="0" w:uiPriority="0" w:semiHidden="0" w:name="index 9"/>
+    <w:lsdException w:qFormat="1" w:unhideWhenUsed="0" w:uiPriority="0" w:semiHidden="0" w:name="toc 1"/>
+    <w:lsdException w:qFormat="1" w:unhideWhenUsed="0" w:uiPriority="0" w:semiHidden="0" w:name="toc 2"/>
+    <w:lsdException w:qFormat="1" w:unhideWhenUsed="0" w:uiPriority="0" w:semiHidden="0" w:name="toc 3"/>
+    <w:lsdException w:unhideWhenUsed="0" w:uiPriority="0" w:semiHidden="0" w:name="toc 4"/>
+    <w:lsdException w:unhideWhenUsed="0" w:uiPriority="0" w:semiHidden="0" w:name="toc 5"/>
+    <w:lsdException w:unhideWhenUsed="0" w:uiPriority="0" w:semiHidden="0" w:name="toc 6"/>
+    <w:lsdException w:unhideWhenUsed="0" w:uiPriority="0" w:semiHidden="0" w:name="toc 7"/>
+    <w:lsdException w:unhideWhenUsed="0" w:uiPriority="0" w:semiHidden="0" w:name="toc 8"/>
+    <w:lsdException w:unhideWhenUsed="0" w:uiPriority="0" w:semiHidden="0" w:name="toc 9"/>
+    <w:lsdException w:unhideWhenUsed="0" w:uiPriority="0" w:semiHidden="0" w:name="Normal Indent"/>
+    <w:lsdException w:unhideWhenUsed="0" w:uiPriority="0" w:semiHidden="0" w:name="footnote text"/>
+    <w:lsdException w:qFormat="1" w:unhideWhenUsed="0" w:uiPriority="0" w:semiHidden="0" w:name="annotation text"/>
+    <w:lsdException w:qFormat="1" w:unhideWhenUsed="0" w:uiPriority="0" w:semiHidden="0" w:name="header"/>
+    <w:lsdException w:qFormat="1" w:unhideWhenUsed="0" w:uiPriority="0" w:semiHidden="0" w:name="footer"/>
+    <w:lsdException w:unhideWhenUsed="0" w:uiPriority="0" w:semiHidden="0" w:name="index heading"/>
+    <w:lsdException w:qFormat="1" w:uiPriority="0" w:name="caption"/>
+    <w:lsdException w:qFormat="1" w:unhideWhenUsed="0" w:uiPriority="0" w:semiHidden="0" w:name="table of figures"/>
+    <w:lsdException w:unhideWhenUsed="0" w:uiPriority="0" w:semiHidden="0" w:name="envelope address"/>
+    <w:lsdException w:unhideWhenUsed="0" w:uiPriority="0" w:semiHidden="0" w:name="envelope return"/>
+    <w:lsdException w:unhideWhenUsed="0" w:uiPriority="0" w:semiHidden="0" w:name="footnote reference"/>
+    <w:lsdException w:unhideWhenUsed="0" w:uiPriority="0" w:semiHidden="0" w:name="annotation reference"/>
+    <w:lsdException w:unhideWhenUsed="0" w:uiPriority="0" w:semiHidden="0" w:name="line number"/>
+    <w:lsdException w:unhideWhenUsed="0" w:uiPriority="0" w:semiHidden="0" w:name="page number"/>
+    <w:lsdException w:unhideWhenUsed="0" w:uiPriority="0" w:semiHidden="0" w:name="endnote reference"/>
+    <w:lsdException w:unhideWhenUsed="0" w:uiPriority="0" w:semiHidden="0" w:name="endnote text"/>
+    <w:lsdException w:unhideWhenUsed="0" w:uiPriority="0" w:semiHidden="0" w:name="table of authorities"/>
+    <w:lsdException w:unhideWhenUsed="0" w:uiPriority="0" w:semiHidden="0" w:name="macro"/>
+    <w:lsdException w:unhideWhenUsed="0" w:uiPriority="0" w:semiHidden="0" w:name="toa heading"/>
+    <w:lsdException w:unhideWhenUsed="0" w:uiPriority="0" w:semiHidden="0" w:name="List"/>
+    <w:lsdException w:unhideWhenUsed="0" w:uiPriority="0" w:semiHidden="0" w:name="List Bullet"/>
+    <w:lsdException w:unhideWhenUsed="0" w:uiPriority="0" w:semiHidden="0" w:name="List Number"/>
+    <w:lsdException w:unhideWhenUsed="0" w:uiPriority="0" w:semiHidden="0" w:name="List 2"/>
+    <w:lsdException w:unhideWhenUsed="0" w:uiPriority="0" w:semiHidden="0" w:name="List 3"/>
+    <w:lsdException w:unhideWhenUsed="0" w:uiPriority="0" w:semiHidden="0" w:name="List 4"/>
+    <w:lsdException w:unhideWhenUsed="0" w:uiPriority="0" w:semiHidden="0" w:name="List 5"/>
+    <w:lsdException w:unhideWhenUsed="0" w:uiPriority="0" w:semiHidden="0" w:name="List Bullet 2"/>
+    <w:lsdException w:unhideWhenUsed="0" w:uiPriority="0" w:semiHidden="0" w:name="List Bullet 3"/>
+    <w:lsdException w:unhideWhenUsed="0" w:uiPriority="0" w:semiHidden="0" w:name="List Bullet 4"/>
+    <w:lsdException w:unhideWhenUsed="0" w:uiPriority="0" w:semiHidden="0" w:name="List Bullet 5"/>
+    <w:lsdException w:unhideWhenUsed="0" w:uiPriority="0" w:semiHidden="0" w:name="List Number 2"/>
+    <w:lsdException w:unhideWhenUsed="0" w:uiPriority="0" w:semiHidden="0" w:name="List Number 3"/>
+    <w:lsdException w:unhideWhenUsed="0" w:uiPriority="0" w:semiHidden="0" w:name="List Number 4"/>
+    <w:lsdException w:unhideWhenUsed="0" w:uiPriority="0" w:semiHidden="0" w:name="List Number 5"/>
+    <w:lsdException w:qFormat="1" w:unhideWhenUsed="0" w:uiPriority="0" w:semiHidden="0" w:name="Title"/>
+    <w:lsdException w:unhideWhenUsed="0" w:uiPriority="0" w:semiHidden="0" w:name="Closing"/>
+    <w:lsdException w:unhideWhenUsed="0" w:uiPriority="0" w:semiHidden="0" w:name="Signature"/>
+    <w:lsdException w:qFormat="1" w:unhideWhenUsed="0" w:uiPriority="0" w:name="Default Paragraph Font"/>
+    <w:lsdException w:qFormat="1" w:unhideWhenUsed="0" w:uiPriority="0" w:name="Body Text"/>
+    <w:lsdException w:unhideWhenUsed="0" w:uiPriority="0" w:semiHidden="0" w:name="Body Text Indent"/>
+    <w:lsdException w:unhideWhenUsed="0" w:uiPriority="0" w:semiHidden="0" w:name="List Continue"/>
+    <w:lsdException w:unhideWhenUsed="0" w:uiPriority="0" w:semiHidden="0" w:name="List Continue 2"/>
+    <w:lsdException w:unhideWhenUsed="0" w:uiPriority="0" w:semiHidden="0" w:name="List Continue 3"/>
+    <w:lsdException w:unhideWhenUsed="0" w:uiPriority="0" w:semiHidden="0" w:name="List Continue 4"/>
+    <w:lsdException w:unhideWhenUsed="0" w:uiPriority="0" w:semiHidden="0" w:name="List Continue 5"/>
+    <w:lsdException w:unhideWhenUsed="0" w:uiPriority="0" w:semiHidden="0" w:name="Message Header"/>
+    <w:lsdException w:qFormat="1" w:unhideWhenUsed="0" w:uiPriority="0" w:semiHidden="0" w:name="Subtitle"/>
+    <w:lsdException w:unhideWhenUsed="0" w:uiPriority="0" w:semiHidden="0" w:name="Salutation"/>
+    <w:lsdException w:unhideWhenUsed="0" w:uiPriority="0" w:semiHidden="0" w:name="Date"/>
+    <w:lsdException w:unhideWhenUsed="0" w:uiPriority="0" w:semiHidden="0" w:name="Body Text First Indent"/>
+    <w:lsdException w:unhideWhenUsed="0" w:uiPriority="0" w:semiHidden="0" w:name="Body Text First Indent 2"/>
+    <w:lsdException w:uiPriority="99" w:name="Note Heading"/>
+    <w:lsdException w:unhideWhenUsed="0" w:uiPriority="0" w:semiHidden="0" w:name="Body Text 2"/>
+    <w:lsdException w:unhideWhenUsed="0" w:uiPriority="0" w:semiHidden="0" w:name="Body Text 3"/>
+    <w:lsdException w:unhideWhenUsed="0" w:uiPriority="0" w:semiHidden="0" w:name="Body Text Indent 2"/>
+    <w:lsdException w:unhideWhenUsed="0" w:uiPriority="0" w:semiHidden="0" w:name="Body Text Indent 3"/>
+    <w:lsdException w:unhideWhenUsed="0" w:uiPriority="0" w:semiHidden="0" w:name="Block Text"/>
+    <w:lsdException w:unhideWhenUsed="0" w:uiPriority="0" w:semiHidden="0" w:name="Hyperlink"/>
+    <w:lsdException w:unhideWhenUsed="0" w:uiPriority="0" w:semiHidden="0" w:name="FollowedHyperlink"/>
+    <w:lsdException w:qFormat="1" w:unhideWhenUsed="0" w:uiPriority="0" w:semiHidden="0" w:name="Strong"/>
+    <w:lsdException w:qFormat="1" w:unhideWhenUsed="0" w:uiPriority="0" w:semiHidden="0" w:name="Emphasis"/>
+    <w:lsdException w:unhideWhenUsed="0" w:uiPriority="0" w:semiHidden="0" w:name="Document Map"/>
+    <w:lsdException w:unhideWhenUsed="0" w:uiPriority="0" w:semiHidden="0" w:name="Plain Text"/>
+    <w:lsdException w:unhideWhenUsed="0" w:uiPriority="0" w:semiHidden="0" w:name="E-mail Signature"/>
+    <w:lsdException w:qFormat="1" w:unhideWhenUsed="0" w:uiPriority="0" w:semiHidden="0" w:name="Normal (Web)"/>
+    <w:lsdException w:unhideWhenUsed="0" w:uiPriority="0" w:semiHidden="0" w:name="HTML Acronym"/>
+    <w:lsdException w:unhideWhenUsed="0" w:uiPriority="0" w:semiHidden="0" w:name="HTML Address"/>
+    <w:lsdException w:unhideWhenUsed="0" w:uiPriority="0" w:semiHidden="0" w:name="HTML Cite"/>
+    <w:lsdException w:unhideWhenUsed="0" w:uiPriority="0" w:semiHidden="0" w:name="HTML Code"/>
+    <w:lsdException w:unhideWhenUsed="0" w:uiPriority="0" w:semiHidden="0" w:name="HTML Definition"/>
+    <w:lsdException w:unhideWhenUsed="0" w:uiPriority="0" w:semiHidden="0" w:name="HTML Keyboard"/>
+    <w:lsdException w:qFormat="1" w:unhideWhenUsed="0" w:uiPriority="0" w:semiHidden="0" w:name="HTML Preformatted"/>
+    <w:lsdException w:unhideWhenUsed="0" w:uiPriority="0" w:semiHidden="0" w:name="HTML Sample"/>
+    <w:lsdException w:unhideWhenUsed="0" w:uiPriority="0" w:semiHidden="0" w:name="HTML Typewriter"/>
+    <w:lsdException w:unhideWhenUsed="0" w:uiPriority="0" w:semiHidden="0" w:name="HTML Variable"/>
+    <w:lsdException w:qFormat="1" w:unhideWhenUsed="0" w:uiPriority="0" w:name="Normal Table"/>
+    <w:lsdException w:unhideWhenUsed="0" w:uiPriority="0" w:semiHidden="0" w:name="annotation subject"/>
+    <w:lsdException w:unhideWhenUsed="0" w:uiPriority="0" w:semiHidden="0" w:name="Table Simple 1"/>
+    <w:lsdException w:unhideWhenUsed="0" w:uiPriority="0" w:semiHidden="0" w:name="Table Simple 2"/>
+    <w:lsdException w:unhideWhenUsed="0" w:uiPriority="0" w:semiHidden="0" w:name="Table Simple 3"/>
+    <w:lsdException w:unhideWhenUsed="0" w:uiPriority="0" w:semiHidden="0" w:name="Table Classic 1"/>
+    <w:lsdException w:unhideWhenUsed="0" w:uiPriority="0" w:semiHidden="0" w:name="Table Classic 2"/>
+    <w:lsdException w:unhideWhenUsed="0" w:uiPriority="0" w:semiHidden="0" w:name="Table Classic 3"/>
+    <w:lsdException w:unhideWhenUsed="0" w:uiPriority="0" w:semiHidden="0" w:name="Table Classic 4"/>
+    <w:lsdException w:unhideWhenUsed="0" w:uiPriority="0" w:semiHidden="0" w:name="Table Colorful 1"/>
+    <w:lsdException w:unhideWhenUsed="0" w:uiPriority="0" w:semiHidden="0" w:name="Table Colorful 2"/>
+    <w:lsdException w:unhideWhenUsed="0" w:uiPriority="0" w:semiHidden="0" w:name="Table Colorful 3"/>
+    <w:lsdException w:unhideWhenUsed="0" w:uiPriority="0" w:semiHidden="0" w:name="Table Columns 1"/>
+    <w:lsdException w:unhideWhenUsed="0" w:uiPriority="0" w:semiHidden="0" w:name="Table Columns 2"/>
+    <w:lsdException w:unhideWhenUsed="0" w:uiPriority="0" w:semiHidden="0" w:name="Table Columns 3"/>
+    <w:lsdException w:unhideWhenUsed="0" w:uiPriority="0" w:semiHidden="0" w:name="Table Columns 4"/>
+    <w:lsdException w:unhideWhenUsed="0" w:uiPriority="0" w:semiHidden="0" w:name="Table Columns 5"/>
+    <w:lsdException w:unhideWhenUsed="0" w:uiPriority="0" w:semiHidden="0" w:name="Table Grid 1"/>
+    <w:lsdException w:unhideWhenUsed="0" w:uiPriority="0" w:semiHidden="0" w:name="Table Grid 2"/>
+    <w:lsdException w:unhideWhenUsed="0" w:uiPriority="0" w:semiHidden="0" w:name="Table Grid 3"/>
+    <w:lsdException w:unhideWhenUsed="0" w:uiPriority="0" w:semiHidden="0" w:name="Table Grid 4"/>
+    <w:lsdException w:unhideWhenUsed="0" w:uiPriority="0" w:semiHidden="0" w:name="Table Grid 5"/>
+    <w:lsdException w:unhideWhenUsed="0" w:uiPriority="0" w:semiHidden="0" w:name="Table Grid 6"/>
+    <w:lsdException w:unhideWhenUsed="0" w:uiPriority="0" w:semiHidden="0" w:name="Table Grid 7"/>
+    <w:lsdException w:unhideWhenUsed="0" w:uiPriority="0" w:semiHidden="0" w:name="Table Grid 8"/>
+    <w:lsdException w:unhideWhenUsed="0" w:uiPriority="0" w:semiHidden="0" w:name="Table List 1"/>
+    <w:lsdException w:unhideWhenUsed="0" w:uiPriority="0" w:semiHidden="0" w:name="Table List 2"/>
+    <w:lsdException w:unhideWhenUsed="0" w:uiPriority="0" w:semiHidden="0" w:name="Table List 3"/>
+    <w:lsdException w:unhideWhenUsed="0" w:uiPriority="0" w:semiHidden="0" w:name="Table List 4"/>
+    <w:lsdException w:unhideWhenUsed="0" w:uiPriority="0" w:semiHidden="0" w:name="Table List 5"/>
+    <w:lsdException w:unhideWhenUsed="0" w:uiPriority="0" w:semiHidden="0" w:name="Table List 6"/>
+    <w:lsdException w:unhideWhenUsed="0" w:uiPriority="0" w:semiHidden="0" w:name="Table List 7"/>
+    <w:lsdException w:unhideWhenUsed="0" w:uiPriority="0" w:semiHidden="0" w:name="Table List 8"/>
+    <w:lsdException w:unhideWhenUsed="0" w:uiPriority="0" w:semiHidden="0" w:name="Table 3D effects 1"/>
+    <w:lsdException w:unhideWhenUsed="0" w:uiPriority="0" w:semiHidden="0" w:name="Table 3D effects 2"/>
+    <w:lsdException w:unhideWhenUsed="0" w:uiPriority="0" w:semiHidden="0" w:name="Table 3D effects 3"/>
+    <w:lsdException w:unhideWhenUsed="0" w:uiPriority="0" w:semiHidden="0" w:name="Table Contemporary"/>
+    <w:lsdException w:unhideWhenUsed="0" w:uiPriority="0" w:semiHidden="0" w:name="Table Elegant"/>
+    <w:lsdException w:unhideWhenUsed="0" w:uiPriority="0" w:semiHidden="0" w:name="Table Professional"/>
+    <w:lsdException w:unhideWhenUsed="0" w:uiPriority="0" w:semiHidden="0" w:name="Table Subtle 1"/>
+    <w:lsdException w:unhideWhenUsed="0" w:uiPriority="0" w:semiHidden="0" w:name="Table Subtle 2"/>
+    <w:lsdException w:unhideWhenUsed="0" w:uiPriority="0" w:semiHidden="0" w:name="Table Web 1"/>
+    <w:lsdException w:unhideWhenUsed="0" w:uiPriority="0" w:semiHidden="0" w:name="Table Web 2"/>
+    <w:lsdException w:unhideWhenUsed="0" w:uiPriority="0" w:semiHidden="0" w:name="Table Web 3"/>
+    <w:lsdException w:unhideWhenUsed="0" w:uiPriority="0" w:semiHidden="0" w:name="Balloon Text"/>
+    <w:lsdException w:qFormat="1" w:unhideWhenUsed="0" w:uiPriority="0" w:semiHidden="0" w:name="Table Grid"/>
+    <w:lsdException w:unhideWhenUsed="0" w:uiPriority="0" w:semiHidden="0" w:name="Table Theme"/>
+    <w:lsdException w:unhideWhenUsed="0" w:uiPriority="60" w:semiHidden="0" w:name="Light Shading"/>
+    <w:lsdException w:unhideWhenUsed="0" w:uiPriority="61" w:semiHidden="0" w:name="Light List"/>
+    <w:lsdException w:unhideWhenUsed="0" w:uiPriority="62" w:semiHidden="0" w:name="Light Grid"/>
+    <w:lsdException w:unhideWhenUsed="0" w:uiPriority="63" w:semiHidden="0" w:name="Medium Shading 1"/>
+    <w:lsdException w:unhideWhenUsed="0" w:uiPriority="64" w:semiHidden="0" w:name="Medium Shading 2"/>
+    <w:lsdException w:unhideWhenUsed="0" w:uiPriority="65" w:semiHidden="0" w:name="Medium List 1"/>
+    <w:lsdException w:unhideWhenUsed="0" w:uiPriority="66" w:semiHidden="0" w:name="Medium List 2"/>
+    <w:lsdException w:unhideWhenUsed="0" w:uiPriority="67" w:semiHidden="0" w:name="Medium Grid 1"/>
+    <w:lsdException w:unhideWhenUsed="0" w:uiPriority="68" w:semiHidden="0" w:name="Medium Grid 2"/>
+    <w:lsdException w:unhideWhenUsed="0" w:uiPriority="69" w:semiHidden="0" w:name="Medium Grid 3"/>
+    <w:lsdException w:unhideWhenUsed="0" w:uiPriority="70" w:semiHidden="0" w:name="Dark List"/>
+    <w:lsdException w:unhideWhenUsed="0" w:uiPriority="71" w:semiHidden="0" w:name="Colorful Shading"/>
+    <w:lsdException w:unhideWhenUsed="0" w:uiPriority="72" w:semiHidden="0" w:name="Colorful List"/>
+    <w:lsdException w:unhideWhenUsed="0" w:uiPriority="73" w:semiHidden="0" w:name="Colorful Grid"/>
+    <w:lsdException w:unhideWhenUsed="0" w:uiPriority="60" w:semiHidden="0" w:name="Light Shading Accent 1"/>
+    <w:lsdException w:unhideWhenUsed="0" w:uiPriority="61" w:semiHidden="0" w:name="Light List Accent 1"/>
+    <w:lsdException w:unhideWhenUsed="0" w:uiPriority="62" w:semiHidden="0" w:name="Light Grid Accent 1"/>
+    <w:lsdException w:unhideWhenUsed="0" w:uiPriority="63" w:semiHidden="0" w:name="Medium Shading 1 Accent 1"/>
+    <w:lsdException w:unhideWhenUsed="0" w:uiPriority="64" w:semiHidden="0" w:name="Medium Shading 2 Accent 1"/>
+    <w:lsdException w:unhideWhenUsed="0" w:uiPriority="65" w:semiHidden="0" w:name="Medium List 1 Accent 1"/>
+    <w:lsdException w:unhideWhenUsed="0" w:uiPriority="66" w:semiHidden="0" w:name="Medium List 2 Accent 1"/>
+    <w:lsdException w:unhideWhenUsed="0" w:uiPriority="67" w:semiHidden="0" w:name="Medium Grid 1 Accent 1"/>
+    <w:lsdException w:unhideWhenUsed="0" w:uiPriority="68" w:semiHidden="0" w:name="Medium Grid 2 Accent 1"/>
+    <w:lsdException w:unhideWhenUsed="0" w:uiPriority="69" w:semiHidden="0" w:name="Medium Grid 3 Accent 1"/>
+    <w:lsdException w:unhideWhenUsed="0" w:uiPriority="70" w:semiHidden="0" w:name="Dark List Accent 1"/>
+    <w:lsdException w:unhideWhenUsed="0" w:uiPriority="71" w:semiHidden="0" w:name="Colorful Shading Accent 1"/>
+    <w:lsdException w:unhideWhenUsed="0" w:uiPriority="72" w:semiHidden="0" w:name="Colorful List Accent 1"/>
+    <w:lsdException w:unhideWhenUsed="0" w:uiPriority="73" w:semiHidden="0" w:name="Colorful Grid Accent 1"/>
+    <w:lsdException w:unhideWhenUsed="0" w:uiPriority="60" w:semiHidden="0" w:name="Light Shading Accent 2"/>
+    <w:lsdException w:unhideWhenUsed="0" w:uiPriority="61" w:semiHidden="0" w:name="Light List Accent 2"/>
+    <w:lsdException w:unhideWhenUsed="0" w:uiPriority="62" w:semiHidden="0" w:name="Light Grid Accent 2"/>
+    <w:lsdException w:unhideWhenUsed="0" w:uiPriority="63" w:semiHidden="0" w:name="Medium Shading 1 Accent 2"/>
+    <w:lsdException w:unhideWhenUsed="0" w:uiPriority="64" w:semiHidden="0" w:name="Medium Shading 2 Accent 2"/>
+    <w:lsdException w:unhideWhenUsed="0" w:uiPriority="65" w:semiHidden="0" w:name="Medium List 1 Accent 2"/>
+    <w:lsdException w:unhideWhenUsed="0" w:uiPriority="66" w:semiHidden="0" w:name="Medium List 2 Accent 2"/>
+    <w:lsdException w:unhideWhenUsed="0" w:uiPriority="67" w:semiHidden="0" w:name="Medium Grid 1 Accent 2"/>
+    <w:lsdException w:unhideWhenUsed="0" w:uiPriority="68" w:semiHidden="0" w:name="Medium Grid 2 Accent 2"/>
+    <w:lsdException w:unhideWhenUsed="0" w:uiPriority="69" w:semiHidden="0" w:name="Medium Grid 3 Accent 2"/>
+    <w:lsdException w:unhideWhenUsed="0" w:uiPriority="70" w:semiHidden="0" w:name="Dark List Accent 2"/>
+    <w:lsdException w:unhideWhenUsed="0" w:uiPriority="71" w:semiHidden="0" w:name="Colorful Shading Accent 2"/>
+    <w:lsdException w:unhideWhenUsed="0" w:uiPriority="72" w:semiHidden="0" w:name="Colorful List Accent 2"/>
+    <w:lsdException w:unhideWhenUsed="0" w:uiPriority="73" w:semiHidden="0" w:name="Colorful Grid Accent 2"/>
+    <w:lsdException w:unhideWhenUsed="0" w:uiPriority="60" w:semiHidden="0" w:name="Light Shading Accent 3"/>
+    <w:lsdException w:unhideWhenUsed="0" w:uiPriority="61" w:semiHidden="0" w:name="Light List Accent 3"/>
+    <w:lsdException w:unhideWhenUsed="0" w:uiPriority="62" w:semiHidden="0" w:name="Light Grid Accent 3"/>
+    <w:lsdException w:unhideWhenUsed="0" w:uiPriority="63" w:semiHidden="0" w:name="Medium Shading 1 Accent 3"/>
+    <w:lsdException w:unhideWhenUsed="0" w:uiPriority="64" w:semiHidden="0" w:name="Medium Shading 2 Accent 3"/>
+    <w:lsdException w:unhideWhenUsed="0" w:uiPriority="65" w:semiHidden="0" w:name="Medium List 1 Accent 3"/>
+    <w:lsdException w:unhideWhenUsed="0" w:uiPriority="66" w:semiHidden="0" w:name="Medium List 2 Accent 3"/>
+    <w:lsdException w:unhideWhenUsed="0" w:uiPriority="67" w:semiHidden="0" w:name="Medium Grid 1 Accent 3"/>
+    <w:lsdException w:unhideWhenUsed="0" w:uiPriority="68" w:semiHidden="0" w:name="Medium Grid 2 Accent 3"/>
+    <w:lsdException w:unhideWhenUsed="0" w:uiPriority="69" w:semiHidden="0" w:name="Medium Grid 3 Accent 3"/>
+    <w:lsdException w:unhideWhenUsed="0" w:uiPriority="70" w:semiHidden="0" w:name="Dark List Accent 3"/>
+    <w:lsdException w:unhideWhenUsed="0" w:uiPriority="71" w:semiHidden="0" w:name="Colorful Shading Accent 3"/>
+    <w:lsdException w:unhideWhenUsed="0" w:uiPriority="72" w:semiHidden="0" w:name="Colorful List Accent 3"/>
+    <w:lsdException w:unhideWhenUsed="0" w:uiPriority="73" w:semiHidden="0" w:name="Colorful Grid Accent 3"/>
+    <w:lsdException w:unhideWhenUsed="0" w:uiPriority="60" w:semiHidden="0" w:name="Light Shading Accent 4"/>
+    <w:lsdException w:unhideWhenUsed="0" w:uiPriority="61" w:semiHidden="0" w:name="Light List Accent 4"/>
+    <w:lsdException w:unhideWhenUsed="0" w:uiPriority="62" w:semiHidden="0" w:name="Light Grid Accent 4"/>
+    <w:lsdException w:unhideWhenUsed="0" w:uiPriority="63" w:semiHidden="0" w:name="Medium Shading 1 Accent 4"/>
+    <w:lsdException w:unhideWhenUsed="0" w:uiPriority="64" w:semiHidden="0" w:name="Medium Shading 2 Accent 4"/>
+    <w:lsdException w:unhideWhenUsed="0" w:uiPriority="65" w:semiHidden="0" w:name="Medium List 1 Accent 4"/>
+    <w:lsdException w:unhideWhenUsed="0" w:uiPriority="66" w:semiHidden="0" w:name="Medium List 2 Accent 4"/>
+    <w:lsdException w:unhideWhenUsed="0" w:uiPriority="67" w:semiHidden="0" w:name="Medium Grid 1 Accent 4"/>
+    <w:lsdException w:unhideWhenUsed="0" w:uiPriority="68" w:semiHidden="0" w:name="Medium Grid 2 Accent 4"/>
+    <w:lsdException w:unhideWhenUsed="0" w:uiPriority="69" w:semiHidden="0" w:name="Medium Grid 3 Accent 4"/>
+    <w:lsdException w:unhideWhenUsed="0" w:uiPriority="70" w:semiHidden="0" w:name="Dark List Accent 4"/>
+    <w:lsdException w:unhideWhenUsed="0" w:uiPriority="71" w:semiHidden="0" w:name="Colorful Shading Accent 4"/>
+    <w:lsdException w:unhideWhenUsed="0" w:uiPriority="72" w:semiHidden="0" w:name="Colorful List Accent 4"/>
+    <w:lsdException w:unhideWhenUsed="0" w:uiPriority="73" w:semiHidden="0" w:name="Colorful Grid Accent 4"/>
+    <w:lsdException w:unhideWhenUsed="0" w:uiPriority="60" w:semiHidden="0" w:name="Light Shading Accent 5"/>
+    <w:lsdException w:unhideWhenUsed="0" w:uiPriority="61" w:semiHidden="0" w:name="Light List Accent 5"/>
+    <w:lsdException w:unhideWhenUsed="0" w:uiPriority="62" w:semiHidden="0" w:name="Light Grid Accent 5"/>
+    <w:lsdException w:unhideWhenUsed="0" w:uiPriority="63" w:semiHidden="0" w:name="Medium Shading 1 Accent 5"/>
+    <w:lsdException w:unhideWhenUsed="0" w:uiPriority="64" w:semiHidden="0" w:name="Medium Shading 2 Accent 5"/>
+    <w:lsdException w:unhideWhenUsed="0" w:uiPriority="65" w:semiHidden="0" w:name="Medium List 1 Accent 5"/>
+    <w:lsdException w:unhideWhenUsed="0" w:uiPriority="66" w:semiHidden="0" w:name="Medium List 2 Accent 5"/>
+    <w:lsdException w:unhideWhenUsed="0" w:uiPriority="67" w:semiHidden="0" w:name="Medium Grid 1 Accent 5"/>
+    <w:lsdException w:unhideWhenUsed="0" w:uiPriority="68" w:semiHidden="0" w:name="Medium Grid 2 Accent 5"/>
+    <w:lsdException w:unhideWhenUsed="0" w:uiPriority="69" w:semiHidden="0" w:name="Medium Grid 3 Accent 5"/>
+    <w:lsdException w:unhideWhenUsed="0" w:uiPriority="70" w:semiHidden="0" w:name="Dark List Accent 5"/>
+    <w:lsdException w:unhideWhenUsed="0" w:uiPriority="71" w:semiHidden="0" w:name="Colorful Shading Accent 5"/>
+    <w:lsdException w:unhideWhenUsed="0" w:uiPriority="72" w:semiHidden="0" w:name="Colorful List Accent 5"/>
+    <w:lsdException w:unhideWhenUsed="0" w:uiPriority="73" w:semiHidden="0" w:name="Colorful Grid Accent 5"/>
+    <w:lsdException w:unhideWhenUsed="0" w:uiPriority="60" w:semiHidden="0" w:name="Light Shading Accent 6"/>
+    <w:lsdException w:unhideWhenUsed="0" w:uiPriority="61" w:semiHidden="0" w:name="Light List Accent 6"/>
+    <w:lsdException w:unhideWhenUsed="0" w:uiPriority="62" w:semiHidden="0" w:name="Light Grid Accent 6"/>
+    <w:lsdException w:unhideWhenUsed="0" w:uiPriority="63" w:semiHidden="0" w:name="Medium Shading 1 Accent 6"/>
+    <w:lsdException w:unhideWhenUsed="0" w:uiPriority="64" w:semiHidden="0" w:name="Medium Shading 2 Accent 6"/>
+    <w:lsdException w:unhideWhenUsed="0" w:uiPriority="65" w:semiHidden="0" w:name="Medium List 1 Accent 6"/>
+    <w:lsdException w:unhideWhenUsed="0" w:uiPriority="66" w:semiHidden="0" w:name="Medium List 2 Accent 6"/>
+    <w:lsdException w:unhideWhenUsed="0" w:uiPriority="67" w:semiHidden="0" w:name="Medium Grid 1 Accent 6"/>
+    <w:lsdException w:unhideWhenUsed="0" w:uiPriority="68" w:semiHidden="0" w:name="Medium Grid 2 Accent 6"/>
+    <w:lsdException w:unhideWhenUsed="0" w:uiPriority="69" w:semiHidden="0" w:name="Medium Grid 3 Accent 6"/>
+    <w:lsdException w:unhideWhenUsed="0" w:uiPriority="70" w:semiHidden="0" w:name="Dark List Accent 6"/>
+    <w:lsdException w:unhideWhenUsed="0" w:uiPriority="71" w:semiHidden="0" w:name="Colorful Shading Accent 6"/>
+    <w:lsdException w:unhideWhenUsed="0" w:uiPriority="72" w:semiHidden="0" w:name="Colorful List Accent 6"/>
+    <w:lsdException w:unhideWhenUsed="0" w:uiPriority="73" w:semiHidden="0" w:name="Colorful Grid Accent 6"/>
   </w:latentStyles>
-  <w:style w:type="paragraph" w:default="1" w:styleId="Normal">
+  <w:style w:type="paragraph" w:default="1" w:styleId="1">
     <w:name w:val="Normal"/>
     <w:qFormat/>
+    <w:uiPriority w:val="0"/>
     <w:pPr>
       <w:kinsoku w:val="0"/>
       <w:autoSpaceDE w:val="0"/>
@@ -13325,7 +13561,7 @@
       <w:textAlignment w:val="baseline"/>
     </w:pPr>
     <w:rPr>
-      <w:rFonts w:ascii="Arial" w:eastAsia="宋体" w:hAnsi="Arial" w:cs="Arial"/>
+      <w:rFonts w:ascii="Arial" w:hAnsi="Arial" w:eastAsia="宋体" w:cs="Arial"/>
       <w:snapToGrid w:val="0"/>
       <w:color w:val="000000"/>
       <w:kern w:val="0"/>
@@ -13334,11 +13570,12 @@
       <w:lang w:val="en-US" w:eastAsia="en-US" w:bidi="ar-SA"/>
     </w:rPr>
   </w:style>
-  <w:style w:type="paragraph" w:styleId="Heading1">
+  <w:style w:type="paragraph" w:styleId="2">
     <w:name w:val="heading 1"/>
-    <w:basedOn w:val="Normal"/>
-    <w:next w:val="Normal"/>
+    <w:basedOn w:val="1"/>
+    <w:next w:val="1"/>
     <w:qFormat/>
+    <w:uiPriority w:val="0"/>
     <w:pPr>
       <w:keepNext/>
       <w:keepLines/>
@@ -13356,12 +13593,13 @@
       <w:sz w:val="44"/>
     </w:rPr>
   </w:style>
-  <w:style w:type="paragraph" w:styleId="Heading2">
+  <w:style w:type="paragraph" w:styleId="3">
     <w:name w:val="heading 2"/>
-    <w:basedOn w:val="Normal"/>
-    <w:next w:val="Normal"/>
+    <w:basedOn w:val="1"/>
+    <w:next w:val="1"/>
     <w:unhideWhenUsed/>
     <w:qFormat/>
+    <w:uiPriority w:val="0"/>
     <w:pPr>
       <w:keepNext/>
       <w:keepLines/>
@@ -13374,18 +13612,19 @@
       <w:outlineLvl w:val="1"/>
     </w:pPr>
     <w:rPr>
-      <w:rFonts w:ascii="Arial" w:eastAsia="黑体" w:hAnsi="Arial"/>
+      <w:rFonts w:ascii="Arial" w:hAnsi="Arial" w:eastAsia="黑体"/>
       <w:b/>
       <w:sz w:val="32"/>
     </w:rPr>
   </w:style>
-  <w:style w:type="paragraph" w:styleId="Heading3">
+  <w:style w:type="paragraph" w:styleId="4">
     <w:name w:val="heading 3"/>
-    <w:basedOn w:val="Normal"/>
-    <w:next w:val="Normal"/>
+    <w:basedOn w:val="1"/>
+    <w:next w:val="1"/>
     <w:semiHidden/>
     <w:unhideWhenUsed/>
     <w:qFormat/>
+    <w:uiPriority w:val="0"/>
     <w:pPr>
       <w:keepNext/>
       <w:keepLines/>
@@ -13402,12 +13641,13 @@
       <w:sz w:val="32"/>
     </w:rPr>
   </w:style>
-  <w:style w:type="paragraph" w:styleId="Heading4">
+  <w:style w:type="paragraph" w:styleId="5">
     <w:name w:val="heading 4"/>
-    <w:basedOn w:val="Normal"/>
-    <w:next w:val="Normal"/>
+    <w:basedOn w:val="1"/>
+    <w:next w:val="1"/>
     <w:unhideWhenUsed/>
     <w:qFormat/>
+    <w:uiPriority w:val="0"/>
     <w:pPr>
       <w:keepNext/>
       <w:keepLines/>
@@ -13420,18 +13660,19 @@
       <w:outlineLvl w:val="3"/>
     </w:pPr>
     <w:rPr>
-      <w:rFonts w:ascii="Arial" w:eastAsia="黑体" w:hAnsi="Arial"/>
+      <w:rFonts w:ascii="Arial" w:hAnsi="Arial" w:eastAsia="黑体"/>
       <w:b/>
       <w:sz w:val="28"/>
     </w:rPr>
   </w:style>
-  <w:style w:type="paragraph" w:styleId="Heading5">
+  <w:style w:type="paragraph" w:styleId="6">
     <w:name w:val="heading 5"/>
-    <w:basedOn w:val="Normal"/>
-    <w:next w:val="Normal"/>
+    <w:basedOn w:val="1"/>
+    <w:next w:val="1"/>
     <w:semiHidden/>
     <w:unhideWhenUsed/>
     <w:qFormat/>
+    <w:uiPriority w:val="0"/>
     <w:pPr>
       <w:keepNext/>
       <w:keepLines/>
@@ -13448,13 +13689,14 @@
       <w:sz w:val="28"/>
     </w:rPr>
   </w:style>
-  <w:style w:type="paragraph" w:styleId="Heading6">
+  <w:style w:type="paragraph" w:styleId="7">
     <w:name w:val="heading 6"/>
-    <w:basedOn w:val="Normal"/>
-    <w:next w:val="Normal"/>
+    <w:basedOn w:val="1"/>
+    <w:next w:val="1"/>
     <w:semiHidden/>
     <w:unhideWhenUsed/>
     <w:qFormat/>
+    <w:uiPriority w:val="0"/>
     <w:pPr>
       <w:keepNext/>
       <w:keepLines/>
@@ -13467,18 +13709,19 @@
       <w:outlineLvl w:val="5"/>
     </w:pPr>
     <w:rPr>
-      <w:rFonts w:ascii="Arial" w:eastAsia="黑体" w:hAnsi="Arial"/>
+      <w:rFonts w:ascii="Arial" w:hAnsi="Arial" w:eastAsia="黑体"/>
       <w:b/>
       <w:sz w:val="24"/>
     </w:rPr>
   </w:style>
-  <w:style w:type="paragraph" w:styleId="Heading7">
+  <w:style w:type="paragraph" w:styleId="8">
     <w:name w:val="heading 7"/>
-    <w:basedOn w:val="Normal"/>
-    <w:next w:val="Normal"/>
+    <w:basedOn w:val="1"/>
+    <w:next w:val="1"/>
     <w:semiHidden/>
     <w:unhideWhenUsed/>
     <w:qFormat/>
+    <w:uiPriority w:val="0"/>
     <w:pPr>
       <w:keepNext/>
       <w:keepLines/>
@@ -13495,13 +13738,14 @@
       <w:sz w:val="24"/>
     </w:rPr>
   </w:style>
-  <w:style w:type="paragraph" w:styleId="Heading8">
+  <w:style w:type="paragraph" w:styleId="9">
     <w:name w:val="heading 8"/>
-    <w:basedOn w:val="Normal"/>
-    <w:next w:val="Normal"/>
+    <w:basedOn w:val="1"/>
+    <w:next w:val="1"/>
     <w:semiHidden/>
     <w:unhideWhenUsed/>
     <w:qFormat/>
+    <w:uiPriority w:val="0"/>
     <w:pPr>
       <w:keepNext/>
       <w:keepLines/>
@@ -13514,17 +13758,18 @@
       <w:outlineLvl w:val="7"/>
     </w:pPr>
     <w:rPr>
-      <w:rFonts w:ascii="Arial" w:eastAsia="黑体" w:hAnsi="Arial"/>
+      <w:rFonts w:ascii="Arial" w:hAnsi="Arial" w:eastAsia="黑体"/>
       <w:sz w:val="24"/>
     </w:rPr>
   </w:style>
-  <w:style w:type="paragraph" w:styleId="Heading9">
+  <w:style w:type="paragraph" w:styleId="10">
     <w:name w:val="heading 9"/>
-    <w:basedOn w:val="Normal"/>
-    <w:next w:val="Normal"/>
+    <w:basedOn w:val="1"/>
+    <w:next w:val="1"/>
     <w:semiHidden/>
     <w:unhideWhenUsed/>
     <w:qFormat/>
+    <w:uiPriority w:val="0"/>
     <w:pPr>
       <w:keepNext/>
       <w:keepLines/>
@@ -13537,19 +13782,21 @@
       <w:outlineLvl w:val="8"/>
     </w:pPr>
     <w:rPr>
-      <w:rFonts w:ascii="Arial" w:eastAsia="黑体" w:hAnsi="Arial"/>
+      <w:rFonts w:ascii="Arial" w:hAnsi="Arial" w:eastAsia="黑体"/>
       <w:sz w:val="21"/>
     </w:rPr>
   </w:style>
-  <w:style w:type="character" w:default="1" w:styleId="DefaultParagraphFont">
+  <w:style w:type="character" w:default="1" w:styleId="24">
     <w:name w:val="Default Paragraph Font"/>
     <w:semiHidden/>
     <w:qFormat/>
+    <w:uiPriority w:val="0"/>
   </w:style>
-  <w:style w:type="table" w:default="1" w:styleId="TableNormal">
+  <w:style w:type="table" w:default="1" w:styleId="22">
     <w:name w:val="Normal Table"/>
     <w:semiHidden/>
     <w:qFormat/>
+    <w:uiPriority w:val="0"/>
     <w:tblPr>
       <w:tblCellMar>
         <w:top w:w="0" w:type="dxa"/>
@@ -13559,39 +13806,43 @@
       </w:tblCellMar>
     </w:tblPr>
   </w:style>
-  <w:style w:type="paragraph" w:styleId="CommentText">
+  <w:style w:type="paragraph" w:styleId="11">
     <w:name w:val="annotation text"/>
-    <w:basedOn w:val="Normal"/>
+    <w:basedOn w:val="1"/>
     <w:qFormat/>
+    <w:uiPriority w:val="0"/>
     <w:pPr>
       <w:jc w:val="left"/>
     </w:pPr>
   </w:style>
-  <w:style w:type="paragraph" w:styleId="BodyText">
+  <w:style w:type="paragraph" w:styleId="12">
     <w:name w:val="Body Text"/>
-    <w:basedOn w:val="Normal"/>
+    <w:basedOn w:val="1"/>
     <w:semiHidden/>
     <w:qFormat/>
+    <w:uiPriority w:val="0"/>
     <w:rPr>
-      <w:rFonts w:ascii="Arial" w:eastAsia="Arial" w:hAnsi="Arial" w:cs="Arial"/>
+      <w:rFonts w:ascii="Arial" w:hAnsi="Arial" w:eastAsia="Arial" w:cs="Arial"/>
       <w:sz w:val="21"/>
       <w:szCs w:val="21"/>
       <w:lang w:val="en-US" w:eastAsia="en-US" w:bidi="ar-SA"/>
     </w:rPr>
   </w:style>
-  <w:style w:type="paragraph" w:styleId="TOC3">
+  <w:style w:type="paragraph" w:styleId="13">
     <w:name w:val="toc 3"/>
-    <w:basedOn w:val="Normal"/>
-    <w:next w:val="Normal"/>
+    <w:basedOn w:val="1"/>
+    <w:next w:val="1"/>
     <w:qFormat/>
+    <w:uiPriority w:val="0"/>
     <w:pPr>
       <w:ind w:left="840" w:leftChars="400"/>
     </w:pPr>
   </w:style>
-  <w:style w:type="paragraph" w:styleId="Footer">
+  <w:style w:type="paragraph" w:styleId="14">
     <w:name w:val="footer"/>
-    <w:basedOn w:val="Normal"/>
+    <w:basedOn w:val="1"/>
     <w:qFormat/>
+    <w:uiPriority w:val="0"/>
     <w:pPr>
       <w:tabs>
         <w:tab w:val="center" w:pos="4153"/>
@@ -13604,16 +13855,17 @@
       <w:sz w:val="18"/>
     </w:rPr>
   </w:style>
-  <w:style w:type="paragraph" w:styleId="Header">
+  <w:style w:type="paragraph" w:styleId="15">
     <w:name w:val="header"/>
-    <w:basedOn w:val="Normal"/>
+    <w:basedOn w:val="1"/>
     <w:qFormat/>
+    <w:uiPriority w:val="0"/>
     <w:pPr>
       <w:pBdr>
-        <w:top w:val="nil"/>
-        <w:left w:val="nil"/>
-        <w:bottom w:val="nil"/>
-        <w:right w:val="nil"/>
+        <w:top w:val="none" w:color="auto" w:sz="0" w:space="0"/>
+        <w:left w:val="none" w:color="auto" w:sz="0" w:space="0"/>
+        <w:bottom w:val="none" w:color="auto" w:sz="0" w:space="0"/>
+        <w:right w:val="none" w:color="auto" w:sz="0" w:space="0"/>
       </w:pBdr>
       <w:tabs>
         <w:tab w:val="center" w:pos="4153"/>
@@ -13628,37 +13880,41 @@
       <w:sz w:val="18"/>
     </w:rPr>
   </w:style>
-  <w:style w:type="paragraph" w:styleId="TOC1">
+  <w:style w:type="paragraph" w:styleId="16">
     <w:name w:val="toc 1"/>
-    <w:basedOn w:val="Normal"/>
-    <w:next w:val="Normal"/>
+    <w:basedOn w:val="1"/>
+    <w:next w:val="1"/>
     <w:qFormat/>
+    <w:uiPriority w:val="0"/>
     <w:rPr>
-      <w:rFonts w:ascii="Arial" w:eastAsia="Microsoft JhengHei" w:hAnsi="Arial"/>
+      <w:rFonts w:ascii="Arial" w:hAnsi="Arial" w:eastAsia="Microsoft JhengHei"/>
       <w:sz w:val="24"/>
     </w:rPr>
   </w:style>
-  <w:style w:type="paragraph" w:styleId="TableofFigures">
+  <w:style w:type="paragraph" w:styleId="17">
     <w:name w:val="table of figures"/>
-    <w:basedOn w:val="Normal"/>
-    <w:next w:val="Normal"/>
+    <w:basedOn w:val="1"/>
+    <w:next w:val="1"/>
     <w:qFormat/>
+    <w:uiPriority w:val="0"/>
     <w:pPr>
-      <w:ind w:hanging="200" w:leftChars="200" w:hangingChars="200"/>
+      <w:ind w:leftChars="200" w:hanging="200" w:hangingChars="200"/>
     </w:pPr>
   </w:style>
-  <w:style w:type="paragraph" w:styleId="TOC2">
+  <w:style w:type="paragraph" w:styleId="18">
     <w:name w:val="toc 2"/>
-    <w:basedOn w:val="Normal"/>
-    <w:next w:val="Normal"/>
+    <w:basedOn w:val="1"/>
+    <w:next w:val="1"/>
     <w:qFormat/>
+    <w:uiPriority w:val="0"/>
     <w:pPr>
       <w:ind w:left="420" w:leftChars="200"/>
     </w:pPr>
   </w:style>
-  <w:style w:type="paragraph" w:styleId="HTMLPreformatted">
+  <w:style w:type="paragraph" w:styleId="19">
     <w:name w:val="HTML Preformatted"/>
     <w:qFormat/>
+    <w:uiPriority w:val="0"/>
     <w:pPr>
       <w:tabs>
         <w:tab w:val="left" w:pos="916"/>
@@ -13681,25 +13937,27 @@
       <w:jc w:val="left"/>
     </w:pPr>
     <w:rPr>
-      <w:rFonts w:ascii="宋体" w:eastAsia="宋体" w:hAnsi="宋体" w:cs="宋体" w:hint="eastAsia"/>
+      <w:rFonts w:hint="eastAsia" w:ascii="宋体" w:hAnsi="宋体" w:eastAsia="宋体" w:cs="宋体"/>
       <w:kern w:val="0"/>
       <w:sz w:val="24"/>
       <w:szCs w:val="24"/>
       <w:lang w:val="en-US" w:eastAsia="zh-CN"/>
     </w:rPr>
   </w:style>
-  <w:style w:type="paragraph" w:styleId="NormalWeb">
+  <w:style w:type="paragraph" w:styleId="20">
     <w:name w:val="Normal (Web)"/>
-    <w:basedOn w:val="Normal"/>
+    <w:basedOn w:val="1"/>
     <w:qFormat/>
+    <w:uiPriority w:val="0"/>
     <w:rPr>
       <w:sz w:val="24"/>
     </w:rPr>
   </w:style>
-  <w:style w:type="paragraph" w:styleId="Title">
+  <w:style w:type="paragraph" w:styleId="21">
     <w:name w:val="Title"/>
-    <w:basedOn w:val="Normal"/>
+    <w:basedOn w:val="1"/>
     <w:qFormat/>
+    <w:uiPriority w:val="0"/>
     <w:pPr>
       <w:spacing w:before="240" w:beforeLines="0" w:beforeAutospacing="0" w:after="60" w:afterLines="0" w:afterAutospacing="0"/>
       <w:jc w:val="center"/>
@@ -13711,68 +13969,73 @@
       <w:sz w:val="32"/>
     </w:rPr>
   </w:style>
-  <w:style w:type="table" w:styleId="TableGrid">
+  <w:style w:type="table" w:styleId="23">
     <w:name w:val="Table Grid"/>
-    <w:basedOn w:val="TableNormal"/>
+    <w:basedOn w:val="22"/>
     <w:qFormat/>
+    <w:uiPriority w:val="0"/>
     <w:pPr>
       <w:widowControl w:val="0"/>
       <w:jc w:val="both"/>
     </w:pPr>
     <w:tblPr>
       <w:tblBorders>
-        <w:top w:val="single" w:sz="4" w:space="0" w:color="auto"/>
-        <w:left w:val="single" w:sz="4" w:space="0" w:color="auto"/>
-        <w:bottom w:val="single" w:sz="4" w:space="0" w:color="auto"/>
-        <w:right w:val="single" w:sz="4" w:space="0" w:color="auto"/>
-        <w:insideH w:val="single" w:sz="4" w:space="0" w:color="auto"/>
-        <w:insideV w:val="single" w:sz="4" w:space="0" w:color="auto"/>
+        <w:top w:val="single" w:color="auto" w:sz="4" w:space="0"/>
+        <w:left w:val="single" w:color="auto" w:sz="4" w:space="0"/>
+        <w:bottom w:val="single" w:color="auto" w:sz="4" w:space="0"/>
+        <w:right w:val="single" w:color="auto" w:sz="4" w:space="0"/>
+        <w:insideH w:val="single" w:color="auto" w:sz="4" w:space="0"/>
+        <w:insideV w:val="single" w:color="auto" w:sz="4" w:space="0"/>
       </w:tblBorders>
     </w:tblPr>
   </w:style>
-  <w:style w:type="character" w:styleId="Strong">
+  <w:style w:type="character" w:styleId="25">
     <w:name w:val="Strong"/>
-    <w:basedOn w:val="DefaultParagraphFont"/>
+    <w:basedOn w:val="24"/>
     <w:qFormat/>
+    <w:uiPriority w:val="0"/>
     <w:rPr>
       <w:b/>
     </w:rPr>
   </w:style>
-  <w:style w:type="paragraph" w:customStyle="1" w:styleId="a">
+  <w:style w:type="paragraph" w:customStyle="1" w:styleId="26">
     <w:name w:val="柴_公司名"/>
-    <w:basedOn w:val="Title"/>
+    <w:basedOn w:val="21"/>
     <w:qFormat/>
+    <w:uiPriority w:val="0"/>
     <w:pPr>
       <w:spacing w:after="600" w:afterLines="600"/>
     </w:pPr>
     <w:rPr>
-      <w:rFonts w:ascii="宋体" w:eastAsia="宋体" w:hAnsi="宋体" w:cs="宋体" w:hint="eastAsia"/>
+      <w:rFonts w:hint="eastAsia" w:ascii="宋体" w:hAnsi="宋体" w:eastAsia="宋体" w:cs="宋体"/>
       <w:bCs/>
       <w:spacing w:val="-6"/>
       <w:sz w:val="52"/>
       <w:szCs w:val="52"/>
     </w:rPr>
   </w:style>
-  <w:style w:type="paragraph" w:customStyle="1" w:styleId="a0">
+  <w:style w:type="paragraph" w:customStyle="1" w:styleId="27">
     <w:name w:val="柴_文档名"/>
-    <w:basedOn w:val="Title"/>
+    <w:basedOn w:val="21"/>
     <w:qFormat/>
+    <w:uiPriority w:val="0"/>
     <w:pPr>
       <w:spacing w:after="900" w:afterLines="900"/>
     </w:pPr>
     <w:rPr>
-      <w:rFonts w:ascii="黑体" w:eastAsia="黑体" w:hAnsi="黑体" w:cs="黑体"/>
+      <w:rFonts w:ascii="黑体" w:hAnsi="黑体" w:eastAsia="黑体" w:cs="黑体"/>
       <w:bCs/>
       <w:spacing w:val="-7"/>
       <w:sz w:val="52"/>
       <w:szCs w:val="52"/>
     </w:rPr>
   </w:style>
-  <w:style w:type="table" w:customStyle="1" w:styleId="TableNormal0">
+  <w:style w:type="table" w:customStyle="1" w:styleId="28">
     <w:name w:val="Table Normal_0"/>
     <w:semiHidden/>
     <w:unhideWhenUsed/>
     <w:qFormat/>
+    <w:uiPriority w:val="0"/>
     <w:tblPr>
       <w:tblCellMar>
         <w:top w:w="0" w:type="dxa"/>
@@ -13782,82 +14045,88 @@
       </w:tblCellMar>
     </w:tblPr>
   </w:style>
-  <w:style w:type="paragraph" w:customStyle="1" w:styleId="TableText">
+  <w:style w:type="paragraph" w:customStyle="1" w:styleId="29">
     <w:name w:val="Table Text"/>
-    <w:basedOn w:val="Normal"/>
+    <w:basedOn w:val="1"/>
     <w:semiHidden/>
     <w:qFormat/>
+    <w:uiPriority w:val="0"/>
     <w:rPr>
-      <w:rFonts w:ascii="宋体" w:eastAsia="宋体" w:hAnsi="宋体" w:cs="宋体"/>
+      <w:rFonts w:ascii="宋体" w:hAnsi="宋体" w:eastAsia="宋体" w:cs="宋体"/>
       <w:sz w:val="21"/>
       <w:szCs w:val="21"/>
       <w:lang w:val="en-US" w:eastAsia="en-US" w:bidi="ar-SA"/>
     </w:rPr>
   </w:style>
-  <w:style w:type="paragraph" w:customStyle="1" w:styleId="1">
+  <w:style w:type="paragraph" w:customStyle="1" w:styleId="30">
     <w:name w:val="柴_标题1"/>
-    <w:basedOn w:val="Heading1"/>
-    <w:next w:val="a1"/>
-    <w:link w:val="1Char"/>
+    <w:basedOn w:val="2"/>
+    <w:next w:val="31"/>
+    <w:link w:val="40"/>
     <w:qFormat/>
+    <w:uiPriority w:val="0"/>
     <w:pPr>
       <w:spacing w:before="100" w:after="90" w:line="360" w:lineRule="auto"/>
     </w:pPr>
     <w:rPr>
-      <w:rFonts w:ascii="Arial" w:eastAsia="宋体" w:hAnsi="Arial"/>
+      <w:rFonts w:ascii="Arial" w:hAnsi="Arial" w:eastAsia="宋体"/>
       <w:sz w:val="32"/>
     </w:rPr>
   </w:style>
-  <w:style w:type="paragraph" w:customStyle="1" w:styleId="a1">
+  <w:style w:type="paragraph" w:customStyle="1" w:styleId="31">
     <w:name w:val="柴_正文"/>
-    <w:basedOn w:val="BodyText"/>
-    <w:link w:val="Char"/>
+    <w:basedOn w:val="12"/>
+    <w:link w:val="43"/>
     <w:qFormat/>
+    <w:uiPriority w:val="0"/>
     <w:pPr>
       <w:spacing w:line="360" w:lineRule="auto"/>
       <w:ind w:firstLine="470" w:firstLineChars="200"/>
     </w:pPr>
     <w:rPr>
-      <w:rFonts w:ascii="Arial" w:eastAsia="宋体" w:hAnsi="Arial"/>
+      <w:rFonts w:ascii="Arial" w:hAnsi="Arial" w:eastAsia="宋体"/>
       <w:sz w:val="24"/>
       <w:lang w:eastAsia="zh-CN"/>
     </w:rPr>
   </w:style>
-  <w:style w:type="paragraph" w:customStyle="1" w:styleId="2">
+  <w:style w:type="paragraph" w:customStyle="1" w:styleId="32">
     <w:name w:val="柴_标题2"/>
-    <w:basedOn w:val="Heading2"/>
-    <w:next w:val="a1"/>
-    <w:link w:val="2Char"/>
+    <w:basedOn w:val="3"/>
+    <w:next w:val="31"/>
+    <w:link w:val="46"/>
     <w:qFormat/>
+    <w:uiPriority w:val="0"/>
     <w:pPr>
       <w:spacing w:line="360" w:lineRule="auto"/>
     </w:pPr>
     <w:rPr>
-      <w:rFonts w:ascii="Arial" w:eastAsia="宋体" w:hAnsi="Arial"/>
+      <w:rFonts w:ascii="Arial" w:hAnsi="Arial" w:eastAsia="宋体"/>
       <w:sz w:val="28"/>
     </w:rPr>
   </w:style>
-  <w:style w:type="paragraph" w:customStyle="1" w:styleId="3">
+  <w:style w:type="paragraph" w:customStyle="1" w:styleId="33">
     <w:name w:val="柴_标题3"/>
-    <w:basedOn w:val="Heading3"/>
-    <w:next w:val="a1"/>
+    <w:basedOn w:val="4"/>
+    <w:next w:val="31"/>
     <w:qFormat/>
+    <w:uiPriority w:val="0"/>
     <w:pPr>
       <w:spacing w:line="360" w:lineRule="auto"/>
       <w:ind w:left="0" w:firstLine="472" w:firstLineChars="200"/>
     </w:pPr>
     <w:rPr>
-      <w:rFonts w:ascii="宋体" w:eastAsia="宋体" w:hAnsi="宋体" w:cs="宋体"/>
+      <w:rFonts w:ascii="宋体" w:hAnsi="宋体" w:eastAsia="宋体" w:cs="宋体"/>
       <w:spacing w:val="-2"/>
       <w:sz w:val="24"/>
       <w:szCs w:val="24"/>
     </w:rPr>
   </w:style>
-  <w:style w:type="paragraph" w:customStyle="1" w:styleId="a2">
+  <w:style w:type="paragraph" w:customStyle="1" w:styleId="34">
     <w:name w:val="柴_目录"/>
-    <w:basedOn w:val="Normal"/>
-    <w:next w:val="BodyText"/>
+    <w:basedOn w:val="1"/>
+    <w:next w:val="12"/>
     <w:qFormat/>
+    <w:uiPriority w:val="0"/>
     <w:pPr>
       <w:tabs>
         <w:tab w:val="right" w:leader="dot" w:pos="8442"/>
@@ -13865,59 +14134,64 @@
       <w:ind w:left="0" w:leftChars="0"/>
     </w:pPr>
     <w:rPr>
-      <w:rFonts w:ascii="Arial" w:eastAsia="Microsoft JhengHei" w:hAnsi="Arial"/>
+      <w:rFonts w:ascii="Arial" w:hAnsi="Arial" w:eastAsia="Microsoft JhengHei"/>
       <w:sz w:val="24"/>
     </w:rPr>
   </w:style>
-  <w:style w:type="paragraph" w:customStyle="1" w:styleId="WPSOffice1">
+  <w:style w:type="paragraph" w:customStyle="1" w:styleId="35">
     <w:name w:val="WPSOffice手动目录 1"/>
     <w:qFormat/>
+    <w:uiPriority w:val="0"/>
     <w:pPr>
       <w:ind w:leftChars="0"/>
     </w:pPr>
     <w:rPr>
-      <w:rFonts w:ascii="Times New Roman" w:eastAsia="宋体" w:hAnsi="Times New Roman" w:cs="Times New Roman"/>
+      <w:rFonts w:ascii="Times New Roman" w:hAnsi="Times New Roman" w:eastAsia="宋体" w:cs="Times New Roman"/>
       <w:sz w:val="20"/>
       <w:szCs w:val="20"/>
     </w:rPr>
   </w:style>
-  <w:style w:type="paragraph" w:customStyle="1" w:styleId="WPSOffice2">
+  <w:style w:type="paragraph" w:customStyle="1" w:styleId="36">
     <w:name w:val="WPSOffice手动目录 2"/>
     <w:qFormat/>
+    <w:uiPriority w:val="0"/>
     <w:pPr>
       <w:ind w:leftChars="200"/>
     </w:pPr>
     <w:rPr>
-      <w:rFonts w:ascii="Times New Roman" w:eastAsia="宋体" w:hAnsi="Times New Roman" w:cs="Times New Roman"/>
+      <w:rFonts w:ascii="Times New Roman" w:hAnsi="Times New Roman" w:eastAsia="宋体" w:cs="Times New Roman"/>
       <w:sz w:val="20"/>
       <w:szCs w:val="20"/>
     </w:rPr>
   </w:style>
-  <w:style w:type="paragraph" w:customStyle="1" w:styleId="WPSOffice3">
+  <w:style w:type="paragraph" w:customStyle="1" w:styleId="37">
     <w:name w:val="WPSOffice手动目录 3"/>
     <w:qFormat/>
+    <w:uiPriority w:val="0"/>
     <w:pPr>
       <w:ind w:leftChars="400"/>
     </w:pPr>
     <w:rPr>
-      <w:rFonts w:ascii="Times New Roman" w:eastAsia="宋体" w:hAnsi="Times New Roman" w:cs="Times New Roman"/>
+      <w:rFonts w:ascii="Times New Roman" w:hAnsi="Times New Roman" w:eastAsia="宋体" w:cs="Times New Roman"/>
       <w:sz w:val="20"/>
       <w:szCs w:val="20"/>
     </w:rPr>
   </w:style>
-  <w:style w:type="paragraph" w:customStyle="1" w:styleId="Compact">
+  <w:style w:type="paragraph" w:customStyle="1" w:styleId="38">
     <w:name w:val="Compact"/>
-    <w:basedOn w:val="BodyText"/>
+    <w:basedOn w:val="12"/>
     <w:qFormat/>
+    <w:uiPriority w:val="0"/>
     <w:pPr>
       <w:spacing w:before="36" w:after="36"/>
     </w:pPr>
   </w:style>
-  <w:style w:type="table" w:customStyle="1" w:styleId="Table">
+  <w:style w:type="table" w:customStyle="1" w:styleId="39">
     <w:name w:val="Table"/>
     <w:semiHidden/>
     <w:unhideWhenUsed/>
     <w:qFormat/>
+    <w:uiPriority w:val="0"/>
     <w:tblPr>
       <w:tblCellMar>
         <w:top w:w="0" w:type="dxa"/>
@@ -13929,26 +14203,28 @@
     <w:tblStylePr w:type="firstRow">
       <w:tcPr>
         <w:tcBorders>
-          <w:bottom w:val="single" w:sz="0" w:space="0" w:color="auto"/>
+          <w:bottom w:val="single" w:color="auto" w:sz="0" w:space="0"/>
         </w:tcBorders>
         <w:vAlign w:val="bottom"/>
       </w:tcPr>
     </w:tblStylePr>
   </w:style>
-  <w:style w:type="character" w:customStyle="1" w:styleId="1Char">
+  <w:style w:type="character" w:customStyle="1" w:styleId="40">
     <w:name w:val="柴_标题1 Char"/>
-    <w:link w:val="1"/>
+    <w:link w:val="30"/>
     <w:qFormat/>
+    <w:uiPriority w:val="0"/>
     <w:rPr>
-      <w:rFonts w:ascii="Arial" w:eastAsia="宋体" w:hAnsi="Arial"/>
+      <w:rFonts w:ascii="Arial" w:hAnsi="Arial" w:eastAsia="宋体"/>
       <w:sz w:val="32"/>
     </w:rPr>
   </w:style>
-  <w:style w:type="paragraph" w:customStyle="1" w:styleId="a3">
+  <w:style w:type="paragraph" w:customStyle="1" w:styleId="41">
     <w:name w:val="柴_正文_无缩进"/>
-    <w:basedOn w:val="Normal"/>
-    <w:link w:val="Char0"/>
+    <w:basedOn w:val="1"/>
+    <w:link w:val="45"/>
     <w:qFormat/>
+    <w:uiPriority w:val="0"/>
     <w:pPr>
       <w:ind w:firstLine="0" w:firstLineChars="0"/>
     </w:pPr>
@@ -13958,38 +14234,41 @@
       <w:lang w:eastAsia="zh-CN"/>
     </w:rPr>
   </w:style>
-  <w:style w:type="paragraph" w:customStyle="1" w:styleId="4">
+  <w:style w:type="paragraph" w:customStyle="1" w:styleId="42">
     <w:name w:val="柴_标题4"/>
-    <w:basedOn w:val="Heading4"/>
-    <w:next w:val="Normal"/>
+    <w:basedOn w:val="5"/>
+    <w:next w:val="1"/>
     <w:qFormat/>
+    <w:uiPriority w:val="0"/>
     <w:pPr>
       <w:widowControl w:val="0"/>
       <w:spacing w:before="160" w:line="360" w:lineRule="auto"/>
-      <w:ind w:left="981" w:hanging="862" w:leftChars="300"/>
+      <w:ind w:left="981" w:leftChars="300" w:hanging="862"/>
     </w:pPr>
     <w:rPr>
-      <w:rFonts w:ascii="Calibri" w:eastAsia="宋体" w:hAnsi="Calibri" w:cs="宋体" w:hint="eastAsia"/>
+      <w:rFonts w:hint="eastAsia" w:ascii="Calibri" w:hAnsi="Calibri" w:eastAsia="宋体" w:cs="宋体"/>
       <w:sz w:val="24"/>
       <w:szCs w:val="24"/>
       <w:lang w:eastAsia="zh-CN" w:bidi="zh-CN"/>
     </w:rPr>
   </w:style>
-  <w:style w:type="character" w:customStyle="1" w:styleId="Char">
+  <w:style w:type="character" w:customStyle="1" w:styleId="43">
     <w:name w:val="柴_正文 Char"/>
-    <w:link w:val="a1"/>
+    <w:link w:val="31"/>
     <w:qFormat/>
+    <w:uiPriority w:val="0"/>
     <w:rPr>
-      <w:rFonts w:ascii="Arial" w:eastAsia="宋体" w:hAnsi="Arial"/>
+      <w:rFonts w:ascii="Arial" w:hAnsi="Arial" w:eastAsia="宋体"/>
       <w:sz w:val="24"/>
       <w:lang w:eastAsia="zh-CN"/>
     </w:rPr>
   </w:style>
-  <w:style w:type="table" w:customStyle="1" w:styleId="TableNormal00">
+  <w:style w:type="table" w:customStyle="1" w:styleId="44">
     <w:name w:val="Table Normal_0_0"/>
     <w:semiHidden/>
     <w:unhideWhenUsed/>
     <w:qFormat/>
+    <w:uiPriority w:val="0"/>
     <w:tblPr>
       <w:tblCellMar>
         <w:top w:w="0" w:type="dxa"/>
@@ -13999,41 +14278,45 @@
       </w:tblCellMar>
     </w:tblPr>
   </w:style>
-  <w:style w:type="character" w:customStyle="1" w:styleId="Char0">
+  <w:style w:type="character" w:customStyle="1" w:styleId="45">
     <w:name w:val="柴_正文_无缩进 Char"/>
-    <w:link w:val="a3"/>
+    <w:link w:val="41"/>
     <w:qFormat/>
+    <w:uiPriority w:val="0"/>
     <w:rPr>
       <w:rFonts w:ascii="Arial" w:hAnsi="Arial"/>
       <w:sz w:val="24"/>
       <w:lang w:eastAsia="zh-CN"/>
     </w:rPr>
   </w:style>
-  <w:style w:type="character" w:customStyle="1" w:styleId="2Char">
+  <w:style w:type="character" w:customStyle="1" w:styleId="46">
     <w:name w:val="柴_标题2 Char"/>
-    <w:link w:val="2"/>
+    <w:link w:val="32"/>
     <w:qFormat/>
+    <w:uiPriority w:val="0"/>
     <w:rPr>
-      <w:rFonts w:ascii="Arial" w:eastAsia="宋体" w:hAnsi="Arial"/>
+      <w:rFonts w:ascii="Arial" w:hAnsi="Arial" w:eastAsia="宋体"/>
       <w:sz w:val="28"/>
     </w:rPr>
   </w:style>
-  <w:style w:type="character" w:customStyle="1" w:styleId="Char1">
+  <w:style w:type="character" w:customStyle="1" w:styleId="47">
     <w:name w:val="柴_题注 Char"/>
-    <w:link w:val="a4"/>
+    <w:link w:val="48"/>
     <w:qFormat/>
+    <w:uiPriority w:val="0"/>
   </w:style>
-  <w:style w:type="paragraph" w:customStyle="1" w:styleId="a4">
+  <w:style w:type="paragraph" w:customStyle="1" w:styleId="48">
     <w:name w:val="柴_题注"/>
-    <w:basedOn w:val="HTMLPreformatted"/>
-    <w:link w:val="Char1"/>
+    <w:basedOn w:val="19"/>
+    <w:link w:val="47"/>
     <w:qFormat/>
+    <w:uiPriority w:val="0"/>
     <w:pPr>
       <w:pBdr>
-        <w:top w:val="nil"/>
-        <w:left w:val="nil"/>
-        <w:bottom w:val="nil"/>
-        <w:right w:val="nil"/>
+        <w:top w:val="none" w:color="auto" w:sz="0" w:space="0"/>
+        <w:left w:val="none" w:color="auto" w:sz="0" w:space="0"/>
+        <w:bottom w:val="none" w:color="auto" w:sz="0" w:space="0"/>
+        <w:right w:val="none" w:color="auto" w:sz="0" w:space="0"/>
       </w:pBdr>
       <w:wordWrap w:val="0"/>
       <w:spacing w:line="264" w:lineRule="atLeast"/>
